--- a/auditoria_brums_hiit/tese/Artigo_BRUMS_HIIT_A1.docx
+++ b/auditoria_brums_hiit/tese/Artigo_BRUMS_HIIT_A1.docx
@@ -526,16 +526,7 @@
         <w:jc w:val="both"/>
       </w:pPr>
       <w:r>
-        <w:t xml:space="preserve">Sete dias consecutivos, com sessões de HIIT nos dias 2, 4 e 7 e trabalho técnico-tático nos dias 1, 3, 5 e 6. Em cada dia, coletas pré e pós-treino permitiram separar a resposta aguda (pós − pré) do nível do dia e do acúmulo ao longo da semana. As sessões de HIIT foram quase-máximas (FC de pico 181–184 bpm; %HRR 0,87–0,91; PSE final 9,3–9,6).</w:t>
-      </w:r>
-    </w:p>
-    <w:p>
-      <w:pPr>
-        <w:pStyle w:val="Heading2"/>
-        <w:spacing w:after="120" w:before="280"/>
-      </w:pPr>
-      <w:r>
-        <w:t xml:space="preserve">2.5. Procedimentos e integridade dos dados</w:t>
+        <w:t xml:space="preserve">O microciclo teve sete dias consecutivos, com sessões de HIIT nos dias 2, 4 e 7 e trabalho técnico-tático nos dias 1, 3, 5 e 6. Em cada dia, coletas pré e pós-treino permitiram separar a resposta aguda (pós − pré) do nível do dia e do acúmulo ao longo da semana.</w:t>
       </w:r>
     </w:p>
     <w:p>
@@ -544,16 +535,14 @@
         <w:jc w:val="both"/>
       </w:pPr>
       <w:r>
-        <w:t xml:space="preserve">A base foi reconstruída do zero a partir da coleta bruta e recalculada em Python, comparada célula a célula às tabelas e ao texto originais (84 checagens; 77 exatas, 7 reconciliadas — nenhuma correção altera as conclusões). O dia foi derivado do carimbo temporal da coleta.</w:t>
-      </w:r>
-    </w:p>
-    <w:p>
-      <w:pPr>
-        <w:pStyle w:val="Heading2"/>
-        <w:spacing w:after="120" w:before="280"/>
-      </w:pPr>
-      <w:r>
-        <w:t xml:space="preserve">2.6. Análise estatística</w:t>
+        <w:rPr>
+          <w:b/>
+          <w:bCs/>
+        </w:rPr>
+        <w:t xml:space="preserve">Modelo do HIIT. </w:t>
+      </w:r>
+      <w:r>
+        <w:t xml:space="preserve">Cada sessão de HIIT consistiu em 4 × 4 min a 104% da velocidade de pico (teste de campo), 3 min de intervalo. A intensidade-alvo foi ancorada em 104% da velocidade de pico obtida em um teste de campo incremental, isto é, um estímulo supramáximo em relação ao pico aeróbio, desenhado para manter o atleta em zona próxima ao VO₂máx durante os 4 minutos de esforço, com recuperação incompleta nos 3 minutos entre séries. A carga interna foi monitorada por frequência cardíaca em cada fase (aquecimento e quatro séries) e por PSE ao final, permitindo derivar a FC de recuperação (no início de cada série, após o intervalo), a FC média e a FC máxima das séries, além do humor (BRUMS) pré e pós-sessão.</w:t>
       </w:r>
     </w:p>
     <w:p>
@@ -562,7 +551,7 @@
         <w:jc w:val="both"/>
       </w:pPr>
       <w:r>
-        <w:t xml:space="preserve">A unidade de análise foi o atleta. Empregaram-se modelos de efeitos mistos (interceptos e, quando cabível, inclinações aleatórias por atleta); testes pareados clássicos (t de Student e Wilcoxon) com tamanho de efeito intra-sujeito (dz) e intervalos de confiança por bootstrap agrupado por atleta; correção de comparações múltiplas por FDR (Benjamini–Hochberg); análise de variância de Friedman/RM-ANOVA para o efeito do dia; e correlação de medidas repetidas (rm_corr) e coeficiente de correlação intraclasse (ICC) para acoplamento e estabilidade. A qualidade da medida foi avaliada por α de Cronbach (com IC95%), ω de McDonald, AFC (estimador DWLS), HTMT, teoria de resposta ao item (modelo de resposta gradual) e análise fatorial exploratória; a equivalência pré→pós, pela hierarquia de invariância configural → métrica → escalar → estrita/parcial (ΔCFI ≤ 0,01; congruência de Tucker φ ≥ 0,95). A capacidade diagnóstica foi quantificada por curvas ROC (AUC com IC95% por bootstrap agrupado por atleta) e a validação preditiva por regressão/classificação leave-one-athlete-out. Confirmação bayesiana (fator de Bayes JZS) e multivariada (Hotelling T², MANOVA/PERMANOVA) complementaram a inferência. Análises em Python (statsmodels, scipy, pingouin, semopy, factor_analyzer); α = 0,05.</w:t>
+        <w:t xml:space="preserve">A caracterização das sessões (Figura 1; Tabela 1) confirma a intensidade quase-máxima e progressiva: a FC ao fim das séries sobe do aquecimento (~158 bpm) ao pico (186 bpm), a FC média das quatro séries atinge 179 bpm e a FC de recuperação eleva-se ao longo da sessão (deriva cardiovascular, recuperação incompleta), enquanto a PSE chega a 9,9 (quase o teto da escala 0–10).</w:t>
       </w:r>
     </w:p>
     <w:p>
@@ -573,7 +562,7 @@
       <w:r>
         <w:drawing>
           <wp:inline distT="0" distB="0" distL="0" distR="0">
-            <wp:extent cx="5848350" cy="4781550"/>
+            <wp:extent cx="5848350" cy="2295525"/>
             <wp:effectExtent t="0" r="0" b="0" l="0"/>
             <wp:docPr id="1" name="" descr="" title=""/>
             <wp:cNvGraphicFramePr>
@@ -598,7 +587,7 @@
                   <pic:spPr bwMode="auto">
                     <a:xfrm>
                       <a:off x="0" y="0"/>
-                      <a:ext cx="5848350" cy="4781550"/>
+                      <a:ext cx="5848350" cy="2295525"/>
                     </a:xfrm>
                     <a:prstGeom prst="rect">
                       <a:avLst/>
@@ -623,48 +612,7 @@
           <w:sz w:val="17"/>
           <w:szCs w:val="17"/>
         </w:rPr>
-        <w:t xml:space="preserve">Figura 1. Desenho analítico do estudo: do microciclo (7 dias, HIIT nos dias 2/4/7) e das coletas pré/pós à cadeia de análises com o atleta como unidade.</w:t>
-      </w:r>
-    </w:p>
-    <w:p>
-      <w:r>
-        <w:br w:type="page"/>
-      </w:r>
-    </w:p>
-    <w:p>
-      <w:pPr>
-        <w:pStyle w:val="Heading1"/>
-        <w:spacing w:after="120" w:before="280"/>
-      </w:pPr>
-      <w:r>
-        <w:t xml:space="preserve">3. Resultados</w:t>
-      </w:r>
-    </w:p>
-    <w:p>
-      <w:pPr>
-        <w:spacing w:after="140" w:before="0" w:line="300"/>
-        <w:jc w:val="both"/>
-      </w:pPr>
-      <w:r>
-        <w:t xml:space="preserve">A apresentação segue a ordem lógica do raciocínio e a cronologia do microciclo, da qualidade da medida à resposta, ao acúmulo, à confirmação multivariada, à invariância, ao diagnóstico, à individualidade e ao acoplamento com a carga interna.</w:t>
-      </w:r>
-    </w:p>
-    <w:p>
-      <w:pPr>
-        <w:pStyle w:val="Heading2"/>
-        <w:spacing w:after="120" w:before="280"/>
-      </w:pPr>
-      <w:r>
-        <w:t xml:space="preserve">3.1. Qualidade da medida: distribuições, efeito piso e confiabilidade</w:t>
-      </w:r>
-    </w:p>
-    <w:p>
-      <w:pPr>
-        <w:spacing w:after="140" w:before="0" w:line="300"/>
-        <w:jc w:val="both"/>
-      </w:pPr>
-      <w:r>
-        <w:t xml:space="preserve">As subescalas negativas concentram grande parte das respostas no piso da escala — confusão (80,5%), depressão (67,1%) e raiva (59,6%) —, enquanto fadiga física, fadiga e vigor distribuem-se amplamente (Tabela 1). A não-normalidade é a regra (Shapiro–Wilk), mas testes paramétricos e não-paramétricos concordam nas 11 variáveis. A confiabilidade reproduz a estrutura esperada (Tabela 2): raiva, depressão e fadiga com α e ω acima de 0,80; vigor e confusão limítrofes; apenas a tensão frágil (α 0,43), coerente com o forte efeito piso. A AFC de seis fatores ajusta bem (CFI 0,92; RMSEA 0,06) e o HTMT máximo (0,846) fica abaixo de 0,85.</w:t>
+        <w:t xml:space="preserve">Figura 1. Caracterização do protocolo de HIIT (4 × 4 min a 104% da velocidade de pico, 3 min de intervalo): A — FC ao início (recuperação) e ao fim (pico) de cada série; B — PSE por fase; C — resumo da carga interna (FC máxima, média, de recuperação e PSE).</w:t>
       </w:r>
     </w:p>
     <w:tbl>
@@ -680,11 +628,8 @@
         </w:tblBorders>
       </w:tblPr>
       <w:tblGrid>
-        <w:gridCol w:w="3360"/>
-        <w:gridCol w:w="1500"/>
-        <w:gridCol w:w="1500"/>
-        <w:gridCol w:w="1500"/>
-        <w:gridCol w:w="1500"/>
+        <w:gridCol w:w="5680"/>
+        <w:gridCol w:w="3680"/>
       </w:tblGrid>
       <w:tr>
         <w:trPr>
@@ -692,7 +637,7 @@
         </w:trPr>
         <w:tc>
           <w:tcPr>
-            <w:tcW w:type="dxa" w:w="3360"/>
+            <w:tcW w:type="dxa" w:w="5680"/>
             <w:shd w:fill="EAF1F7" w:color="auto" w:val="clear"/>
             <w:tcMar>
               <w:top w:type="dxa" w:w="40"/>
@@ -714,13 +659,13 @@
                 <w:sz w:val="17"/>
                 <w:szCs w:val="17"/>
               </w:rPr>
-              <w:t xml:space="preserve">Variável</w:t>
-            </w:r>
-          </w:p>
-        </w:tc>
-        <w:tc>
-          <w:tcPr>
-            <w:tcW w:type="dxa" w:w="1500"/>
+              <w:t xml:space="preserve">Métrica da sessão de HIIT</w:t>
+            </w:r>
+          </w:p>
+        </w:tc>
+        <w:tc>
+          <w:tcPr>
+            <w:tcW w:type="dxa" w:w="3680"/>
             <w:shd w:fill="EAF1F7" w:color="auto" w:val="clear"/>
             <w:tcMar>
               <w:top w:type="dxa" w:w="40"/>
@@ -742,91 +687,7 @@
                 <w:sz w:val="17"/>
                 <w:szCs w:val="17"/>
               </w:rPr>
-              <w:t xml:space="preserve">M</w:t>
-            </w:r>
-          </w:p>
-        </w:tc>
-        <w:tc>
-          <w:tcPr>
-            <w:tcW w:type="dxa" w:w="1500"/>
-            <w:shd w:fill="EAF1F7" w:color="auto" w:val="clear"/>
-            <w:tcMar>
-              <w:top w:type="dxa" w:w="40"/>
-              <w:left w:type="dxa" w:w="90"/>
-              <w:bottom w:type="dxa" w:w="40"/>
-              <w:right w:type="dxa" w:w="90"/>
-            </w:tcMar>
-          </w:tcPr>
-          <w:p>
-            <w:pPr>
-              <w:spacing w:after="0" w:line="240"/>
-              <w:jc w:val="right"/>
-            </w:pPr>
-            <w:r>
-              <w:rPr>
-                <w:b/>
-                <w:bCs/>
-                <w:color w:val="16273D"/>
-                <w:sz w:val="17"/>
-                <w:szCs w:val="17"/>
-              </w:rPr>
-              <w:t xml:space="preserve">DP</w:t>
-            </w:r>
-          </w:p>
-        </w:tc>
-        <w:tc>
-          <w:tcPr>
-            <w:tcW w:type="dxa" w:w="1500"/>
-            <w:shd w:fill="EAF1F7" w:color="auto" w:val="clear"/>
-            <w:tcMar>
-              <w:top w:type="dxa" w:w="40"/>
-              <w:left w:type="dxa" w:w="90"/>
-              <w:bottom w:type="dxa" w:w="40"/>
-              <w:right w:type="dxa" w:w="90"/>
-            </w:tcMar>
-          </w:tcPr>
-          <w:p>
-            <w:pPr>
-              <w:spacing w:after="0" w:line="240"/>
-              <w:jc w:val="right"/>
-            </w:pPr>
-            <w:r>
-              <w:rPr>
-                <w:b/>
-                <w:bCs/>
-                <w:color w:val="16273D"/>
-                <w:sz w:val="17"/>
-                <w:szCs w:val="17"/>
-              </w:rPr>
-              <w:t xml:space="preserve">% piso</w:t>
-            </w:r>
-          </w:p>
-        </w:tc>
-        <w:tc>
-          <w:tcPr>
-            <w:tcW w:type="dxa" w:w="1500"/>
-            <w:shd w:fill="EAF1F7" w:color="auto" w:val="clear"/>
-            <w:tcMar>
-              <w:top w:type="dxa" w:w="40"/>
-              <w:left w:type="dxa" w:w="90"/>
-              <w:bottom w:type="dxa" w:w="40"/>
-              <w:right w:type="dxa" w:w="90"/>
-            </w:tcMar>
-          </w:tcPr>
-          <w:p>
-            <w:pPr>
-              <w:spacing w:after="0" w:line="240"/>
-              <w:jc w:val="right"/>
-            </w:pPr>
-            <w:r>
-              <w:rPr>
-                <w:b/>
-                <w:bCs/>
-                <w:color w:val="16273D"/>
-                <w:sz w:val="17"/>
-                <w:szCs w:val="17"/>
-              </w:rPr>
-              <w:t xml:space="preserve">Normal?</w:t>
+              <w:t xml:space="preserve">Média ± DP</w:t>
             </w:r>
           </w:p>
         </w:tc>
@@ -834,131 +695,53 @@
       <w:tr>
         <w:tc>
           <w:tcPr>
-            <w:tcW w:type="dxa" w:w="3360"/>
-            <w:tcMar>
-              <w:top w:type="dxa" w:w="40"/>
-              <w:left w:type="dxa" w:w="90"/>
-              <w:bottom w:type="dxa" w:w="40"/>
-              <w:right w:type="dxa" w:w="90"/>
-            </w:tcMar>
-          </w:tcPr>
-          <w:p>
-            <w:pPr>
-              <w:spacing w:after="0" w:line="240"/>
-              <w:jc w:val="left"/>
-            </w:pPr>
-            <w:r>
-              <w:rPr>
-                <w:b w:val="false"/>
-                <w:bCs w:val="false"/>
-                <w:sz w:val="17"/>
-                <w:szCs w:val="17"/>
-              </w:rPr>
-              <w:t xml:space="preserve">PTH (TMD)</w:t>
-            </w:r>
-          </w:p>
-        </w:tc>
-        <w:tc>
-          <w:tcPr>
-            <w:tcW w:type="dxa" w:w="1500"/>
-            <w:tcMar>
-              <w:top w:type="dxa" w:w="40"/>
-              <w:left w:type="dxa" w:w="90"/>
-              <w:bottom w:type="dxa" w:w="40"/>
-              <w:right w:type="dxa" w:w="90"/>
-            </w:tcMar>
-          </w:tcPr>
-          <w:p>
-            <w:pPr>
-              <w:spacing w:after="0" w:line="240"/>
-              <w:jc w:val="right"/>
-            </w:pPr>
-            <w:r>
-              <w:rPr>
-                <w:b w:val="false"/>
-                <w:bCs w:val="false"/>
-                <w:sz w:val="17"/>
-                <w:szCs w:val="17"/>
-              </w:rPr>
-              <w:t xml:space="preserve">4,39</w:t>
-            </w:r>
-          </w:p>
-        </w:tc>
-        <w:tc>
-          <w:tcPr>
-            <w:tcW w:type="dxa" w:w="1500"/>
-            <w:tcMar>
-              <w:top w:type="dxa" w:w="40"/>
-              <w:left w:type="dxa" w:w="90"/>
-              <w:bottom w:type="dxa" w:w="40"/>
-              <w:right w:type="dxa" w:w="90"/>
-            </w:tcMar>
-          </w:tcPr>
-          <w:p>
-            <w:pPr>
-              <w:spacing w:after="0" w:line="240"/>
-              <w:jc w:val="right"/>
-            </w:pPr>
-            <w:r>
-              <w:rPr>
-                <w:b w:val="false"/>
-                <w:bCs w:val="false"/>
-                <w:sz w:val="17"/>
-                <w:szCs w:val="17"/>
-              </w:rPr>
-              <w:t xml:space="preserve">9,64</w:t>
-            </w:r>
-          </w:p>
-        </w:tc>
-        <w:tc>
-          <w:tcPr>
-            <w:tcW w:type="dxa" w:w="1500"/>
-            <w:tcMar>
-              <w:top w:type="dxa" w:w="40"/>
-              <w:left w:type="dxa" w:w="90"/>
-              <w:bottom w:type="dxa" w:w="40"/>
-              <w:right w:type="dxa" w:w="90"/>
-            </w:tcMar>
-          </w:tcPr>
-          <w:p>
-            <w:pPr>
-              <w:spacing w:after="0" w:line="240"/>
-              <w:jc w:val="right"/>
-            </w:pPr>
-            <w:r>
-              <w:rPr>
-                <w:b w:val="false"/>
-                <w:bCs w:val="false"/>
-                <w:sz w:val="17"/>
-                <w:szCs w:val="17"/>
-              </w:rPr>
-              <w:t xml:space="preserve">0,2</w:t>
-            </w:r>
-          </w:p>
-        </w:tc>
-        <w:tc>
-          <w:tcPr>
-            <w:tcW w:type="dxa" w:w="1500"/>
-            <w:tcMar>
-              <w:top w:type="dxa" w:w="40"/>
-              <w:left w:type="dxa" w:w="90"/>
-              <w:bottom w:type="dxa" w:w="40"/>
-              <w:right w:type="dxa" w:w="90"/>
-            </w:tcMar>
-          </w:tcPr>
-          <w:p>
-            <w:pPr>
-              <w:spacing w:after="0" w:line="240"/>
-              <w:jc w:val="right"/>
-            </w:pPr>
-            <w:r>
-              <w:rPr>
-                <w:b w:val="false"/>
-                <w:bCs w:val="false"/>
-                <w:sz w:val="17"/>
-                <w:szCs w:val="17"/>
-              </w:rPr>
-              <w:t xml:space="preserve">não</w:t>
+            <w:tcW w:type="dxa" w:w="5680"/>
+            <w:tcMar>
+              <w:top w:type="dxa" w:w="40"/>
+              <w:left w:type="dxa" w:w="90"/>
+              <w:bottom w:type="dxa" w:w="40"/>
+              <w:right w:type="dxa" w:w="90"/>
+            </w:tcMar>
+          </w:tcPr>
+          <w:p>
+            <w:pPr>
+              <w:spacing w:after="0" w:line="240"/>
+              <w:jc w:val="left"/>
+            </w:pPr>
+            <w:r>
+              <w:rPr>
+                <w:b w:val="false"/>
+                <w:bCs w:val="false"/>
+                <w:sz w:val="17"/>
+                <w:szCs w:val="17"/>
+              </w:rPr>
+              <w:t xml:space="preserve">FC máxima (pico das séries)</w:t>
+            </w:r>
+          </w:p>
+        </w:tc>
+        <w:tc>
+          <w:tcPr>
+            <w:tcW w:type="dxa" w:w="3680"/>
+            <w:tcMar>
+              <w:top w:type="dxa" w:w="40"/>
+              <w:left w:type="dxa" w:w="90"/>
+              <w:bottom w:type="dxa" w:w="40"/>
+              <w:right w:type="dxa" w:w="90"/>
+            </w:tcMar>
+          </w:tcPr>
+          <w:p>
+            <w:pPr>
+              <w:spacing w:after="0" w:line="240"/>
+              <w:jc w:val="right"/>
+            </w:pPr>
+            <w:r>
+              <w:rPr>
+                <w:b w:val="false"/>
+                <w:bCs w:val="false"/>
+                <w:sz w:val="17"/>
+                <w:szCs w:val="17"/>
+              </w:rPr>
+              <w:t xml:space="preserve">186 ± 6 bpm</w:t>
             </w:r>
           </w:p>
         </w:tc>
@@ -966,131 +749,53 @@
       <w:tr>
         <w:tc>
           <w:tcPr>
-            <w:tcW w:type="dxa" w:w="3360"/>
-            <w:tcMar>
-              <w:top w:type="dxa" w:w="40"/>
-              <w:left w:type="dxa" w:w="90"/>
-              <w:bottom w:type="dxa" w:w="40"/>
-              <w:right w:type="dxa" w:w="90"/>
-            </w:tcMar>
-          </w:tcPr>
-          <w:p>
-            <w:pPr>
-              <w:spacing w:after="0" w:line="240"/>
-              <w:jc w:val="left"/>
-            </w:pPr>
-            <w:r>
-              <w:rPr>
-                <w:b w:val="false"/>
-                <w:bCs w:val="false"/>
-                <w:sz w:val="17"/>
-                <w:szCs w:val="17"/>
-              </w:rPr>
-              <w:t xml:space="preserve">Fadiga física</w:t>
-            </w:r>
-          </w:p>
-        </w:tc>
-        <w:tc>
-          <w:tcPr>
-            <w:tcW w:type="dxa" w:w="1500"/>
-            <w:tcMar>
-              <w:top w:type="dxa" w:w="40"/>
-              <w:left w:type="dxa" w:w="90"/>
-              <w:bottom w:type="dxa" w:w="40"/>
-              <w:right w:type="dxa" w:w="90"/>
-            </w:tcMar>
-          </w:tcPr>
-          <w:p>
-            <w:pPr>
-              <w:spacing w:after="0" w:line="240"/>
-              <w:jc w:val="right"/>
-            </w:pPr>
-            <w:r>
-              <w:rPr>
-                <w:b w:val="false"/>
-                <w:bCs w:val="false"/>
-                <w:sz w:val="17"/>
-                <w:szCs w:val="17"/>
-              </w:rPr>
-              <w:t xml:space="preserve">6,12</w:t>
-            </w:r>
-          </w:p>
-        </w:tc>
-        <w:tc>
-          <w:tcPr>
-            <w:tcW w:type="dxa" w:w="1500"/>
-            <w:tcMar>
-              <w:top w:type="dxa" w:w="40"/>
-              <w:left w:type="dxa" w:w="90"/>
-              <w:bottom w:type="dxa" w:w="40"/>
-              <w:right w:type="dxa" w:w="90"/>
-            </w:tcMar>
-          </w:tcPr>
-          <w:p>
-            <w:pPr>
-              <w:spacing w:after="0" w:line="240"/>
-              <w:jc w:val="right"/>
-            </w:pPr>
-            <w:r>
-              <w:rPr>
-                <w:b w:val="false"/>
-                <w:bCs w:val="false"/>
-                <w:sz w:val="17"/>
-                <w:szCs w:val="17"/>
-              </w:rPr>
-              <w:t xml:space="preserve">2,34</w:t>
-            </w:r>
-          </w:p>
-        </w:tc>
-        <w:tc>
-          <w:tcPr>
-            <w:tcW w:type="dxa" w:w="1500"/>
-            <w:tcMar>
-              <w:top w:type="dxa" w:w="40"/>
-              <w:left w:type="dxa" w:w="90"/>
-              <w:bottom w:type="dxa" w:w="40"/>
-              <w:right w:type="dxa" w:w="90"/>
-            </w:tcMar>
-          </w:tcPr>
-          <w:p>
-            <w:pPr>
-              <w:spacing w:after="0" w:line="240"/>
-              <w:jc w:val="right"/>
-            </w:pPr>
-            <w:r>
-              <w:rPr>
-                <w:b w:val="false"/>
-                <w:bCs w:val="false"/>
-                <w:sz w:val="17"/>
-                <w:szCs w:val="17"/>
-              </w:rPr>
-              <w:t xml:space="preserve">0,7</w:t>
-            </w:r>
-          </w:p>
-        </w:tc>
-        <w:tc>
-          <w:tcPr>
-            <w:tcW w:type="dxa" w:w="1500"/>
-            <w:tcMar>
-              <w:top w:type="dxa" w:w="40"/>
-              <w:left w:type="dxa" w:w="90"/>
-              <w:bottom w:type="dxa" w:w="40"/>
-              <w:right w:type="dxa" w:w="90"/>
-            </w:tcMar>
-          </w:tcPr>
-          <w:p>
-            <w:pPr>
-              <w:spacing w:after="0" w:line="240"/>
-              <w:jc w:val="right"/>
-            </w:pPr>
-            <w:r>
-              <w:rPr>
-                <w:b w:val="false"/>
-                <w:bCs w:val="false"/>
-                <w:sz w:val="17"/>
-                <w:szCs w:val="17"/>
-              </w:rPr>
-              <w:t xml:space="preserve">não</w:t>
+            <w:tcW w:type="dxa" w:w="5680"/>
+            <w:tcMar>
+              <w:top w:type="dxa" w:w="40"/>
+              <w:left w:type="dxa" w:w="90"/>
+              <w:bottom w:type="dxa" w:w="40"/>
+              <w:right w:type="dxa" w:w="90"/>
+            </w:tcMar>
+          </w:tcPr>
+          <w:p>
+            <w:pPr>
+              <w:spacing w:after="0" w:line="240"/>
+              <w:jc w:val="left"/>
+            </w:pPr>
+            <w:r>
+              <w:rPr>
+                <w:b w:val="false"/>
+                <w:bCs w:val="false"/>
+                <w:sz w:val="17"/>
+                <w:szCs w:val="17"/>
+              </w:rPr>
+              <w:t xml:space="preserve">FC média das 4 séries</w:t>
+            </w:r>
+          </w:p>
+        </w:tc>
+        <w:tc>
+          <w:tcPr>
+            <w:tcW w:type="dxa" w:w="3680"/>
+            <w:tcMar>
+              <w:top w:type="dxa" w:w="40"/>
+              <w:left w:type="dxa" w:w="90"/>
+              <w:bottom w:type="dxa" w:w="40"/>
+              <w:right w:type="dxa" w:w="90"/>
+            </w:tcMar>
+          </w:tcPr>
+          <w:p>
+            <w:pPr>
+              <w:spacing w:after="0" w:line="240"/>
+              <w:jc w:val="right"/>
+            </w:pPr>
+            <w:r>
+              <w:rPr>
+                <w:b w:val="false"/>
+                <w:bCs w:val="false"/>
+                <w:sz w:val="17"/>
+                <w:szCs w:val="17"/>
+              </w:rPr>
+              <w:t xml:space="preserve">179 ± 5 bpm</w:t>
             </w:r>
           </w:p>
         </w:tc>
@@ -1098,131 +803,53 @@
       <w:tr>
         <w:tc>
           <w:tcPr>
-            <w:tcW w:type="dxa" w:w="3360"/>
-            <w:tcMar>
-              <w:top w:type="dxa" w:w="40"/>
-              <w:left w:type="dxa" w:w="90"/>
-              <w:bottom w:type="dxa" w:w="40"/>
-              <w:right w:type="dxa" w:w="90"/>
-            </w:tcMar>
-          </w:tcPr>
-          <w:p>
-            <w:pPr>
-              <w:spacing w:after="0" w:line="240"/>
-              <w:jc w:val="left"/>
-            </w:pPr>
-            <w:r>
-              <w:rPr>
-                <w:b w:val="false"/>
-                <w:bCs w:val="false"/>
-                <w:sz w:val="17"/>
-                <w:szCs w:val="17"/>
-              </w:rPr>
-              <w:t xml:space="preserve">Fadiga</w:t>
-            </w:r>
-          </w:p>
-        </w:tc>
-        <w:tc>
-          <w:tcPr>
-            <w:tcW w:type="dxa" w:w="1500"/>
-            <w:tcMar>
-              <w:top w:type="dxa" w:w="40"/>
-              <w:left w:type="dxa" w:w="90"/>
-              <w:bottom w:type="dxa" w:w="40"/>
-              <w:right w:type="dxa" w:w="90"/>
-            </w:tcMar>
-          </w:tcPr>
-          <w:p>
-            <w:pPr>
-              <w:spacing w:after="0" w:line="240"/>
-              <w:jc w:val="right"/>
-            </w:pPr>
-            <w:r>
-              <w:rPr>
-                <w:b w:val="false"/>
-                <w:bCs w:val="false"/>
-                <w:sz w:val="17"/>
-                <w:szCs w:val="17"/>
-              </w:rPr>
-              <w:t xml:space="preserve">5,64</w:t>
-            </w:r>
-          </w:p>
-        </w:tc>
-        <w:tc>
-          <w:tcPr>
-            <w:tcW w:type="dxa" w:w="1500"/>
-            <w:tcMar>
-              <w:top w:type="dxa" w:w="40"/>
-              <w:left w:type="dxa" w:w="90"/>
-              <w:bottom w:type="dxa" w:w="40"/>
-              <w:right w:type="dxa" w:w="90"/>
-            </w:tcMar>
-          </w:tcPr>
-          <w:p>
-            <w:pPr>
-              <w:spacing w:after="0" w:line="240"/>
-              <w:jc w:val="right"/>
-            </w:pPr>
-            <w:r>
-              <w:rPr>
-                <w:b w:val="false"/>
-                <w:bCs w:val="false"/>
-                <w:sz w:val="17"/>
-                <w:szCs w:val="17"/>
-              </w:rPr>
-              <w:t xml:space="preserve">3,89</w:t>
-            </w:r>
-          </w:p>
-        </w:tc>
-        <w:tc>
-          <w:tcPr>
-            <w:tcW w:type="dxa" w:w="1500"/>
-            <w:tcMar>
-              <w:top w:type="dxa" w:w="40"/>
-              <w:left w:type="dxa" w:w="90"/>
-              <w:bottom w:type="dxa" w:w="40"/>
-              <w:right w:type="dxa" w:w="90"/>
-            </w:tcMar>
-          </w:tcPr>
-          <w:p>
-            <w:pPr>
-              <w:spacing w:after="0" w:line="240"/>
-              <w:jc w:val="right"/>
-            </w:pPr>
-            <w:r>
-              <w:rPr>
-                <w:b w:val="false"/>
-                <w:bCs w:val="false"/>
-                <w:sz w:val="17"/>
-                <w:szCs w:val="17"/>
-              </w:rPr>
-              <w:t xml:space="preserve">7,7</w:t>
-            </w:r>
-          </w:p>
-        </w:tc>
-        <w:tc>
-          <w:tcPr>
-            <w:tcW w:type="dxa" w:w="1500"/>
-            <w:tcMar>
-              <w:top w:type="dxa" w:w="40"/>
-              <w:left w:type="dxa" w:w="90"/>
-              <w:bottom w:type="dxa" w:w="40"/>
-              <w:right w:type="dxa" w:w="90"/>
-            </w:tcMar>
-          </w:tcPr>
-          <w:p>
-            <w:pPr>
-              <w:spacing w:after="0" w:line="240"/>
-              <w:jc w:val="right"/>
-            </w:pPr>
-            <w:r>
-              <w:rPr>
-                <w:b w:val="false"/>
-                <w:bCs w:val="false"/>
-                <w:sz w:val="17"/>
-                <w:szCs w:val="17"/>
-              </w:rPr>
-              <w:t xml:space="preserve">não</w:t>
+            <w:tcW w:type="dxa" w:w="5680"/>
+            <w:tcMar>
+              <w:top w:type="dxa" w:w="40"/>
+              <w:left w:type="dxa" w:w="90"/>
+              <w:bottom w:type="dxa" w:w="40"/>
+              <w:right w:type="dxa" w:w="90"/>
+            </w:tcMar>
+          </w:tcPr>
+          <w:p>
+            <w:pPr>
+              <w:spacing w:after="0" w:line="240"/>
+              <w:jc w:val="left"/>
+            </w:pPr>
+            <w:r>
+              <w:rPr>
+                <w:b w:val="false"/>
+                <w:bCs w:val="false"/>
+                <w:sz w:val="17"/>
+                <w:szCs w:val="17"/>
+              </w:rPr>
+              <w:t xml:space="preserve">FC de recuperação (início das séries)</w:t>
+            </w:r>
+          </w:p>
+        </w:tc>
+        <w:tc>
+          <w:tcPr>
+            <w:tcW w:type="dxa" w:w="3680"/>
+            <w:tcMar>
+              <w:top w:type="dxa" w:w="40"/>
+              <w:left w:type="dxa" w:w="90"/>
+              <w:bottom w:type="dxa" w:w="40"/>
+              <w:right w:type="dxa" w:w="90"/>
+            </w:tcMar>
+          </w:tcPr>
+          <w:p>
+            <w:pPr>
+              <w:spacing w:after="0" w:line="240"/>
+              <w:jc w:val="right"/>
+            </w:pPr>
+            <w:r>
+              <w:rPr>
+                <w:b w:val="false"/>
+                <w:bCs w:val="false"/>
+                <w:sz w:val="17"/>
+                <w:szCs w:val="17"/>
+              </w:rPr>
+              <w:t xml:space="preserve">124 ± 8 bpm</w:t>
             </w:r>
           </w:p>
         </w:tc>
@@ -1230,1055 +857,53 @@
       <w:tr>
         <w:tc>
           <w:tcPr>
-            <w:tcW w:type="dxa" w:w="3360"/>
-            <w:tcMar>
-              <w:top w:type="dxa" w:w="40"/>
-              <w:left w:type="dxa" w:w="90"/>
-              <w:bottom w:type="dxa" w:w="40"/>
-              <w:right w:type="dxa" w:w="90"/>
-            </w:tcMar>
-          </w:tcPr>
-          <w:p>
-            <w:pPr>
-              <w:spacing w:after="0" w:line="240"/>
-              <w:jc w:val="left"/>
-            </w:pPr>
-            <w:r>
-              <w:rPr>
-                <w:b w:val="false"/>
-                <w:bCs w:val="false"/>
-                <w:sz w:val="17"/>
-                <w:szCs w:val="17"/>
-              </w:rPr>
-              <w:t xml:space="preserve">Vigor</w:t>
-            </w:r>
-          </w:p>
-        </w:tc>
-        <w:tc>
-          <w:tcPr>
-            <w:tcW w:type="dxa" w:w="1500"/>
-            <w:tcMar>
-              <w:top w:type="dxa" w:w="40"/>
-              <w:left w:type="dxa" w:w="90"/>
-              <w:bottom w:type="dxa" w:w="40"/>
-              <w:right w:type="dxa" w:w="90"/>
-            </w:tcMar>
-          </w:tcPr>
-          <w:p>
-            <w:pPr>
-              <w:spacing w:after="0" w:line="240"/>
-              <w:jc w:val="right"/>
-            </w:pPr>
-            <w:r>
-              <w:rPr>
-                <w:b w:val="false"/>
-                <w:bCs w:val="false"/>
-                <w:sz w:val="17"/>
-                <w:szCs w:val="17"/>
-              </w:rPr>
-              <w:t xml:space="preserve">5,70</w:t>
-            </w:r>
-          </w:p>
-        </w:tc>
-        <w:tc>
-          <w:tcPr>
-            <w:tcW w:type="dxa" w:w="1500"/>
-            <w:tcMar>
-              <w:top w:type="dxa" w:w="40"/>
-              <w:left w:type="dxa" w:w="90"/>
-              <w:bottom w:type="dxa" w:w="40"/>
-              <w:right w:type="dxa" w:w="90"/>
-            </w:tcMar>
-          </w:tcPr>
-          <w:p>
-            <w:pPr>
-              <w:spacing w:after="0" w:line="240"/>
-              <w:jc w:val="right"/>
-            </w:pPr>
-            <w:r>
-              <w:rPr>
-                <w:b w:val="false"/>
-                <w:bCs w:val="false"/>
-                <w:sz w:val="17"/>
-                <w:szCs w:val="17"/>
-              </w:rPr>
-              <w:t xml:space="preserve">3,12</w:t>
-            </w:r>
-          </w:p>
-        </w:tc>
-        <w:tc>
-          <w:tcPr>
-            <w:tcW w:type="dxa" w:w="1500"/>
-            <w:tcMar>
-              <w:top w:type="dxa" w:w="40"/>
-              <w:left w:type="dxa" w:w="90"/>
-              <w:bottom w:type="dxa" w:w="40"/>
-              <w:right w:type="dxa" w:w="90"/>
-            </w:tcMar>
-          </w:tcPr>
-          <w:p>
-            <w:pPr>
-              <w:spacing w:after="0" w:line="240"/>
-              <w:jc w:val="right"/>
-            </w:pPr>
-            <w:r>
-              <w:rPr>
-                <w:b w:val="false"/>
-                <w:bCs w:val="false"/>
-                <w:sz w:val="17"/>
-                <w:szCs w:val="17"/>
-              </w:rPr>
-              <w:t xml:space="preserve">8,6</w:t>
-            </w:r>
-          </w:p>
-        </w:tc>
-        <w:tc>
-          <w:tcPr>
-            <w:tcW w:type="dxa" w:w="1500"/>
-            <w:tcMar>
-              <w:top w:type="dxa" w:w="40"/>
-              <w:left w:type="dxa" w:w="90"/>
-              <w:bottom w:type="dxa" w:w="40"/>
-              <w:right w:type="dxa" w:w="90"/>
-            </w:tcMar>
-          </w:tcPr>
-          <w:p>
-            <w:pPr>
-              <w:spacing w:after="0" w:line="240"/>
-              <w:jc w:val="right"/>
-            </w:pPr>
-            <w:r>
-              <w:rPr>
-                <w:b w:val="false"/>
-                <w:bCs w:val="false"/>
-                <w:sz w:val="17"/>
-                <w:szCs w:val="17"/>
-              </w:rPr>
-              <w:t xml:space="preserve">não</w:t>
-            </w:r>
-          </w:p>
-        </w:tc>
-      </w:tr>
-      <w:tr>
-        <w:tc>
-          <w:tcPr>
-            <w:tcW w:type="dxa" w:w="3360"/>
-            <w:tcMar>
-              <w:top w:type="dxa" w:w="40"/>
-              <w:left w:type="dxa" w:w="90"/>
-              <w:bottom w:type="dxa" w:w="40"/>
-              <w:right w:type="dxa" w:w="90"/>
-            </w:tcMar>
-          </w:tcPr>
-          <w:p>
-            <w:pPr>
-              <w:spacing w:after="0" w:line="240"/>
-              <w:jc w:val="left"/>
-            </w:pPr>
-            <w:r>
-              <w:rPr>
-                <w:b w:val="false"/>
-                <w:bCs w:val="false"/>
-                <w:sz w:val="17"/>
-                <w:szCs w:val="17"/>
-              </w:rPr>
-              <w:t xml:space="preserve">Fadiga mental</w:t>
-            </w:r>
-          </w:p>
-        </w:tc>
-        <w:tc>
-          <w:tcPr>
-            <w:tcW w:type="dxa" w:w="1500"/>
-            <w:tcMar>
-              <w:top w:type="dxa" w:w="40"/>
-              <w:left w:type="dxa" w:w="90"/>
-              <w:bottom w:type="dxa" w:w="40"/>
-              <w:right w:type="dxa" w:w="90"/>
-            </w:tcMar>
-          </w:tcPr>
-          <w:p>
-            <w:pPr>
-              <w:spacing w:after="0" w:line="240"/>
-              <w:jc w:val="right"/>
-            </w:pPr>
-            <w:r>
-              <w:rPr>
-                <w:b w:val="false"/>
-                <w:bCs w:val="false"/>
-                <w:sz w:val="17"/>
-                <w:szCs w:val="17"/>
-              </w:rPr>
-              <w:t xml:space="preserve">4,59</w:t>
-            </w:r>
-          </w:p>
-        </w:tc>
-        <w:tc>
-          <w:tcPr>
-            <w:tcW w:type="dxa" w:w="1500"/>
-            <w:tcMar>
-              <w:top w:type="dxa" w:w="40"/>
-              <w:left w:type="dxa" w:w="90"/>
-              <w:bottom w:type="dxa" w:w="40"/>
-              <w:right w:type="dxa" w:w="90"/>
-            </w:tcMar>
-          </w:tcPr>
-          <w:p>
-            <w:pPr>
-              <w:spacing w:after="0" w:line="240"/>
-              <w:jc w:val="right"/>
-            </w:pPr>
-            <w:r>
-              <w:rPr>
-                <w:b w:val="false"/>
-                <w:bCs w:val="false"/>
-                <w:sz w:val="17"/>
-                <w:szCs w:val="17"/>
-              </w:rPr>
-              <w:t xml:space="preserve">2,81</w:t>
-            </w:r>
-          </w:p>
-        </w:tc>
-        <w:tc>
-          <w:tcPr>
-            <w:tcW w:type="dxa" w:w="1500"/>
-            <w:tcMar>
-              <w:top w:type="dxa" w:w="40"/>
-              <w:left w:type="dxa" w:w="90"/>
-              <w:bottom w:type="dxa" w:w="40"/>
-              <w:right w:type="dxa" w:w="90"/>
-            </w:tcMar>
-          </w:tcPr>
-          <w:p>
-            <w:pPr>
-              <w:spacing w:after="0" w:line="240"/>
-              <w:jc w:val="right"/>
-            </w:pPr>
-            <w:r>
-              <w:rPr>
-                <w:b w:val="false"/>
-                <w:bCs w:val="false"/>
-                <w:sz w:val="17"/>
-                <w:szCs w:val="17"/>
-              </w:rPr>
-              <w:t xml:space="preserve">5,3</w:t>
-            </w:r>
-          </w:p>
-        </w:tc>
-        <w:tc>
-          <w:tcPr>
-            <w:tcW w:type="dxa" w:w="1500"/>
-            <w:tcMar>
-              <w:top w:type="dxa" w:w="40"/>
-              <w:left w:type="dxa" w:w="90"/>
-              <w:bottom w:type="dxa" w:w="40"/>
-              <w:right w:type="dxa" w:w="90"/>
-            </w:tcMar>
-          </w:tcPr>
-          <w:p>
-            <w:pPr>
-              <w:spacing w:after="0" w:line="240"/>
-              <w:jc w:val="right"/>
-            </w:pPr>
-            <w:r>
-              <w:rPr>
-                <w:b w:val="false"/>
-                <w:bCs w:val="false"/>
-                <w:sz w:val="17"/>
-                <w:szCs w:val="17"/>
-              </w:rPr>
-              <w:t xml:space="preserve">não</w:t>
-            </w:r>
-          </w:p>
-        </w:tc>
-      </w:tr>
-      <w:tr>
-        <w:tc>
-          <w:tcPr>
-            <w:tcW w:type="dxa" w:w="3360"/>
-            <w:tcMar>
-              <w:top w:type="dxa" w:w="40"/>
-              <w:left w:type="dxa" w:w="90"/>
-              <w:bottom w:type="dxa" w:w="40"/>
-              <w:right w:type="dxa" w:w="90"/>
-            </w:tcMar>
-          </w:tcPr>
-          <w:p>
-            <w:pPr>
-              <w:spacing w:after="0" w:line="240"/>
-              <w:jc w:val="left"/>
-            </w:pPr>
-            <w:r>
-              <w:rPr>
-                <w:b w:val="false"/>
-                <w:bCs w:val="false"/>
-                <w:sz w:val="17"/>
-                <w:szCs w:val="17"/>
-              </w:rPr>
-              <w:t xml:space="preserve">Tensão</w:t>
-            </w:r>
-          </w:p>
-        </w:tc>
-        <w:tc>
-          <w:tcPr>
-            <w:tcW w:type="dxa" w:w="1500"/>
-            <w:tcMar>
-              <w:top w:type="dxa" w:w="40"/>
-              <w:left w:type="dxa" w:w="90"/>
-              <w:bottom w:type="dxa" w:w="40"/>
-              <w:right w:type="dxa" w:w="90"/>
-            </w:tcMar>
-          </w:tcPr>
-          <w:p>
-            <w:pPr>
-              <w:spacing w:after="0" w:line="240"/>
-              <w:jc w:val="right"/>
-            </w:pPr>
-            <w:r>
-              <w:rPr>
-                <w:b w:val="false"/>
-                <w:bCs w:val="false"/>
-                <w:sz w:val="17"/>
-                <w:szCs w:val="17"/>
-              </w:rPr>
-              <w:t xml:space="preserve">1,39</w:t>
-            </w:r>
-          </w:p>
-        </w:tc>
-        <w:tc>
-          <w:tcPr>
-            <w:tcW w:type="dxa" w:w="1500"/>
-            <w:tcMar>
-              <w:top w:type="dxa" w:w="40"/>
-              <w:left w:type="dxa" w:w="90"/>
-              <w:bottom w:type="dxa" w:w="40"/>
-              <w:right w:type="dxa" w:w="90"/>
-            </w:tcMar>
-          </w:tcPr>
-          <w:p>
-            <w:pPr>
-              <w:spacing w:after="0" w:line="240"/>
-              <w:jc w:val="right"/>
-            </w:pPr>
-            <w:r>
-              <w:rPr>
-                <w:b w:val="false"/>
-                <w:bCs w:val="false"/>
-                <w:sz w:val="17"/>
-                <w:szCs w:val="17"/>
-              </w:rPr>
-              <w:t xml:space="preserve">1,84</w:t>
-            </w:r>
-          </w:p>
-        </w:tc>
-        <w:tc>
-          <w:tcPr>
-            <w:tcW w:type="dxa" w:w="1500"/>
-            <w:tcMar>
-              <w:top w:type="dxa" w:w="40"/>
-              <w:left w:type="dxa" w:w="90"/>
-              <w:bottom w:type="dxa" w:w="40"/>
-              <w:right w:type="dxa" w:w="90"/>
-            </w:tcMar>
-          </w:tcPr>
-          <w:p>
-            <w:pPr>
-              <w:spacing w:after="0" w:line="240"/>
-              <w:jc w:val="right"/>
-            </w:pPr>
-            <w:r>
-              <w:rPr>
-                <w:b w:val="false"/>
-                <w:bCs w:val="false"/>
-                <w:sz w:val="17"/>
-                <w:szCs w:val="17"/>
-              </w:rPr>
-              <w:t xml:space="preserve">49,6</w:t>
-            </w:r>
-          </w:p>
-        </w:tc>
-        <w:tc>
-          <w:tcPr>
-            <w:tcW w:type="dxa" w:w="1500"/>
-            <w:tcMar>
-              <w:top w:type="dxa" w:w="40"/>
-              <w:left w:type="dxa" w:w="90"/>
-              <w:bottom w:type="dxa" w:w="40"/>
-              <w:right w:type="dxa" w:w="90"/>
-            </w:tcMar>
-          </w:tcPr>
-          <w:p>
-            <w:pPr>
-              <w:spacing w:after="0" w:line="240"/>
-              <w:jc w:val="right"/>
-            </w:pPr>
-            <w:r>
-              <w:rPr>
-                <w:b w:val="false"/>
-                <w:bCs w:val="false"/>
-                <w:sz w:val="17"/>
-                <w:szCs w:val="17"/>
-              </w:rPr>
-              <w:t xml:space="preserve">não</w:t>
-            </w:r>
-          </w:p>
-        </w:tc>
-      </w:tr>
-      <w:tr>
-        <w:tc>
-          <w:tcPr>
-            <w:tcW w:type="dxa" w:w="3360"/>
-            <w:tcMar>
-              <w:top w:type="dxa" w:w="40"/>
-              <w:left w:type="dxa" w:w="90"/>
-              <w:bottom w:type="dxa" w:w="40"/>
-              <w:right w:type="dxa" w:w="90"/>
-            </w:tcMar>
-          </w:tcPr>
-          <w:p>
-            <w:pPr>
-              <w:spacing w:after="0" w:line="240"/>
-              <w:jc w:val="left"/>
-            </w:pPr>
-            <w:r>
-              <w:rPr>
-                <w:b w:val="false"/>
-                <w:bCs w:val="false"/>
-                <w:sz w:val="17"/>
-                <w:szCs w:val="17"/>
-              </w:rPr>
-              <w:t xml:space="preserve">Depressão</w:t>
-            </w:r>
-          </w:p>
-        </w:tc>
-        <w:tc>
-          <w:tcPr>
-            <w:tcW w:type="dxa" w:w="1500"/>
-            <w:tcMar>
-              <w:top w:type="dxa" w:w="40"/>
-              <w:left w:type="dxa" w:w="90"/>
-              <w:bottom w:type="dxa" w:w="40"/>
-              <w:right w:type="dxa" w:w="90"/>
-            </w:tcMar>
-          </w:tcPr>
-          <w:p>
-            <w:pPr>
-              <w:spacing w:after="0" w:line="240"/>
-              <w:jc w:val="right"/>
-            </w:pPr>
-            <w:r>
-              <w:rPr>
-                <w:b w:val="false"/>
-                <w:bCs w:val="false"/>
-                <w:sz w:val="17"/>
-                <w:szCs w:val="17"/>
-              </w:rPr>
-              <w:t xml:space="preserve">1,00</w:t>
-            </w:r>
-          </w:p>
-        </w:tc>
-        <w:tc>
-          <w:tcPr>
-            <w:tcW w:type="dxa" w:w="1500"/>
-            <w:tcMar>
-              <w:top w:type="dxa" w:w="40"/>
-              <w:left w:type="dxa" w:w="90"/>
-              <w:bottom w:type="dxa" w:w="40"/>
-              <w:right w:type="dxa" w:w="90"/>
-            </w:tcMar>
-          </w:tcPr>
-          <w:p>
-            <w:pPr>
-              <w:spacing w:after="0" w:line="240"/>
-              <w:jc w:val="right"/>
-            </w:pPr>
-            <w:r>
-              <w:rPr>
-                <w:b w:val="false"/>
-                <w:bCs w:val="false"/>
-                <w:sz w:val="17"/>
-                <w:szCs w:val="17"/>
-              </w:rPr>
-              <w:t xml:space="preserve">2,31</w:t>
-            </w:r>
-          </w:p>
-        </w:tc>
-        <w:tc>
-          <w:tcPr>
-            <w:tcW w:type="dxa" w:w="1500"/>
-            <w:tcMar>
-              <w:top w:type="dxa" w:w="40"/>
-              <w:left w:type="dxa" w:w="90"/>
-              <w:bottom w:type="dxa" w:w="40"/>
-              <w:right w:type="dxa" w:w="90"/>
-            </w:tcMar>
-          </w:tcPr>
-          <w:p>
-            <w:pPr>
-              <w:spacing w:after="0" w:line="240"/>
-              <w:jc w:val="right"/>
-            </w:pPr>
-            <w:r>
-              <w:rPr>
-                <w:b w:val="false"/>
-                <w:bCs w:val="false"/>
-                <w:sz w:val="17"/>
-                <w:szCs w:val="17"/>
-              </w:rPr>
-              <w:t xml:space="preserve">67,1</w:t>
-            </w:r>
-          </w:p>
-        </w:tc>
-        <w:tc>
-          <w:tcPr>
-            <w:tcW w:type="dxa" w:w="1500"/>
-            <w:tcMar>
-              <w:top w:type="dxa" w:w="40"/>
-              <w:left w:type="dxa" w:w="90"/>
-              <w:bottom w:type="dxa" w:w="40"/>
-              <w:right w:type="dxa" w:w="90"/>
-            </w:tcMar>
-          </w:tcPr>
-          <w:p>
-            <w:pPr>
-              <w:spacing w:after="0" w:line="240"/>
-              <w:jc w:val="right"/>
-            </w:pPr>
-            <w:r>
-              <w:rPr>
-                <w:b w:val="false"/>
-                <w:bCs w:val="false"/>
-                <w:sz w:val="17"/>
-                <w:szCs w:val="17"/>
-              </w:rPr>
-              <w:t xml:space="preserve">não</w:t>
-            </w:r>
-          </w:p>
-        </w:tc>
-      </w:tr>
-      <w:tr>
-        <w:tc>
-          <w:tcPr>
-            <w:tcW w:type="dxa" w:w="3360"/>
-            <w:tcMar>
-              <w:top w:type="dxa" w:w="40"/>
-              <w:left w:type="dxa" w:w="90"/>
-              <w:bottom w:type="dxa" w:w="40"/>
-              <w:right w:type="dxa" w:w="90"/>
-            </w:tcMar>
-          </w:tcPr>
-          <w:p>
-            <w:pPr>
-              <w:spacing w:after="0" w:line="240"/>
-              <w:jc w:val="left"/>
-            </w:pPr>
-            <w:r>
-              <w:rPr>
-                <w:b w:val="false"/>
-                <w:bCs w:val="false"/>
-                <w:sz w:val="17"/>
-                <w:szCs w:val="17"/>
-              </w:rPr>
-              <w:t xml:space="preserve">Raiva</w:t>
-            </w:r>
-          </w:p>
-        </w:tc>
-        <w:tc>
-          <w:tcPr>
-            <w:tcW w:type="dxa" w:w="1500"/>
-            <w:tcMar>
-              <w:top w:type="dxa" w:w="40"/>
-              <w:left w:type="dxa" w:w="90"/>
-              <w:bottom w:type="dxa" w:w="40"/>
-              <w:right w:type="dxa" w:w="90"/>
-            </w:tcMar>
-          </w:tcPr>
-          <w:p>
-            <w:pPr>
-              <w:spacing w:after="0" w:line="240"/>
-              <w:jc w:val="right"/>
-            </w:pPr>
-            <w:r>
-              <w:rPr>
-                <w:b w:val="false"/>
-                <w:bCs w:val="false"/>
-                <w:sz w:val="17"/>
-                <w:szCs w:val="17"/>
-              </w:rPr>
-              <w:t xml:space="preserve">1,60</w:t>
-            </w:r>
-          </w:p>
-        </w:tc>
-        <w:tc>
-          <w:tcPr>
-            <w:tcW w:type="dxa" w:w="1500"/>
-            <w:tcMar>
-              <w:top w:type="dxa" w:w="40"/>
-              <w:left w:type="dxa" w:w="90"/>
-              <w:bottom w:type="dxa" w:w="40"/>
-              <w:right w:type="dxa" w:w="90"/>
-            </w:tcMar>
-          </w:tcPr>
-          <w:p>
-            <w:pPr>
-              <w:spacing w:after="0" w:line="240"/>
-              <w:jc w:val="right"/>
-            </w:pPr>
-            <w:r>
-              <w:rPr>
-                <w:b w:val="false"/>
-                <w:bCs w:val="false"/>
-                <w:sz w:val="17"/>
-                <w:szCs w:val="17"/>
-              </w:rPr>
-              <w:t xml:space="preserve">2,73</w:t>
-            </w:r>
-          </w:p>
-        </w:tc>
-        <w:tc>
-          <w:tcPr>
-            <w:tcW w:type="dxa" w:w="1500"/>
-            <w:tcMar>
-              <w:top w:type="dxa" w:w="40"/>
-              <w:left w:type="dxa" w:w="90"/>
-              <w:bottom w:type="dxa" w:w="40"/>
-              <w:right w:type="dxa" w:w="90"/>
-            </w:tcMar>
-          </w:tcPr>
-          <w:p>
-            <w:pPr>
-              <w:spacing w:after="0" w:line="240"/>
-              <w:jc w:val="right"/>
-            </w:pPr>
-            <w:r>
-              <w:rPr>
-                <w:b w:val="false"/>
-                <w:bCs w:val="false"/>
-                <w:sz w:val="17"/>
-                <w:szCs w:val="17"/>
-              </w:rPr>
-              <w:t xml:space="preserve">59,6</w:t>
-            </w:r>
-          </w:p>
-        </w:tc>
-        <w:tc>
-          <w:tcPr>
-            <w:tcW w:type="dxa" w:w="1500"/>
-            <w:tcMar>
-              <w:top w:type="dxa" w:w="40"/>
-              <w:left w:type="dxa" w:w="90"/>
-              <w:bottom w:type="dxa" w:w="40"/>
-              <w:right w:type="dxa" w:w="90"/>
-            </w:tcMar>
-          </w:tcPr>
-          <w:p>
-            <w:pPr>
-              <w:spacing w:after="0" w:line="240"/>
-              <w:jc w:val="right"/>
-            </w:pPr>
-            <w:r>
-              <w:rPr>
-                <w:b w:val="false"/>
-                <w:bCs w:val="false"/>
-                <w:sz w:val="17"/>
-                <w:szCs w:val="17"/>
-              </w:rPr>
-              <w:t xml:space="preserve">não</w:t>
-            </w:r>
-          </w:p>
-        </w:tc>
-      </w:tr>
-      <w:tr>
-        <w:tc>
-          <w:tcPr>
-            <w:tcW w:type="dxa" w:w="3360"/>
-            <w:tcMar>
-              <w:top w:type="dxa" w:w="40"/>
-              <w:left w:type="dxa" w:w="90"/>
-              <w:bottom w:type="dxa" w:w="40"/>
-              <w:right w:type="dxa" w:w="90"/>
-            </w:tcMar>
-          </w:tcPr>
-          <w:p>
-            <w:pPr>
-              <w:spacing w:after="0" w:line="240"/>
-              <w:jc w:val="left"/>
-            </w:pPr>
-            <w:r>
-              <w:rPr>
-                <w:b w:val="false"/>
-                <w:bCs w:val="false"/>
-                <w:sz w:val="17"/>
-                <w:szCs w:val="17"/>
-              </w:rPr>
-              <w:t xml:space="preserve">Confusão</w:t>
-            </w:r>
-          </w:p>
-        </w:tc>
-        <w:tc>
-          <w:tcPr>
-            <w:tcW w:type="dxa" w:w="1500"/>
-            <w:tcMar>
-              <w:top w:type="dxa" w:w="40"/>
-              <w:left w:type="dxa" w:w="90"/>
-              <w:bottom w:type="dxa" w:w="40"/>
-              <w:right w:type="dxa" w:w="90"/>
-            </w:tcMar>
-          </w:tcPr>
-          <w:p>
-            <w:pPr>
-              <w:spacing w:after="0" w:line="240"/>
-              <w:jc w:val="right"/>
-            </w:pPr>
-            <w:r>
-              <w:rPr>
-                <w:b w:val="false"/>
-                <w:bCs w:val="false"/>
-                <w:sz w:val="17"/>
-                <w:szCs w:val="17"/>
-              </w:rPr>
-              <w:t xml:space="preserve">0,45</w:t>
-            </w:r>
-          </w:p>
-        </w:tc>
-        <w:tc>
-          <w:tcPr>
-            <w:tcW w:type="dxa" w:w="1500"/>
-            <w:tcMar>
-              <w:top w:type="dxa" w:w="40"/>
-              <w:left w:type="dxa" w:w="90"/>
-              <w:bottom w:type="dxa" w:w="40"/>
-              <w:right w:type="dxa" w:w="90"/>
-            </w:tcMar>
-          </w:tcPr>
-          <w:p>
-            <w:pPr>
-              <w:spacing w:after="0" w:line="240"/>
-              <w:jc w:val="right"/>
-            </w:pPr>
-            <w:r>
-              <w:rPr>
-                <w:b w:val="false"/>
-                <w:bCs w:val="false"/>
-                <w:sz w:val="17"/>
-                <w:szCs w:val="17"/>
-              </w:rPr>
-              <w:t xml:space="preserve">1,19</w:t>
-            </w:r>
-          </w:p>
-        </w:tc>
-        <w:tc>
-          <w:tcPr>
-            <w:tcW w:type="dxa" w:w="1500"/>
-            <w:tcMar>
-              <w:top w:type="dxa" w:w="40"/>
-              <w:left w:type="dxa" w:w="90"/>
-              <w:bottom w:type="dxa" w:w="40"/>
-              <w:right w:type="dxa" w:w="90"/>
-            </w:tcMar>
-          </w:tcPr>
-          <w:p>
-            <w:pPr>
-              <w:spacing w:after="0" w:line="240"/>
-              <w:jc w:val="right"/>
-            </w:pPr>
-            <w:r>
-              <w:rPr>
-                <w:b w:val="false"/>
-                <w:bCs w:val="false"/>
-                <w:sz w:val="17"/>
-                <w:szCs w:val="17"/>
-              </w:rPr>
-              <w:t xml:space="preserve">80,5</w:t>
-            </w:r>
-          </w:p>
-        </w:tc>
-        <w:tc>
-          <w:tcPr>
-            <w:tcW w:type="dxa" w:w="1500"/>
-            <w:tcMar>
-              <w:top w:type="dxa" w:w="40"/>
-              <w:left w:type="dxa" w:w="90"/>
-              <w:bottom w:type="dxa" w:w="40"/>
-              <w:right w:type="dxa" w:w="90"/>
-            </w:tcMar>
-          </w:tcPr>
-          <w:p>
-            <w:pPr>
-              <w:spacing w:after="0" w:line="240"/>
-              <w:jc w:val="right"/>
-            </w:pPr>
-            <w:r>
-              <w:rPr>
-                <w:b w:val="false"/>
-                <w:bCs w:val="false"/>
-                <w:sz w:val="17"/>
-                <w:szCs w:val="17"/>
-              </w:rPr>
-              <w:t xml:space="preserve">não</w:t>
-            </w:r>
-          </w:p>
-        </w:tc>
-      </w:tr>
-      <w:tr>
-        <w:tc>
-          <w:tcPr>
-            <w:tcW w:type="dxa" w:w="3360"/>
-            <w:tcMar>
-              <w:top w:type="dxa" w:w="40"/>
-              <w:left w:type="dxa" w:w="90"/>
-              <w:bottom w:type="dxa" w:w="40"/>
-              <w:right w:type="dxa" w:w="90"/>
-            </w:tcMar>
-          </w:tcPr>
-          <w:p>
-            <w:pPr>
-              <w:spacing w:after="0" w:line="240"/>
-              <w:jc w:val="left"/>
-            </w:pPr>
-            <w:r>
-              <w:rPr>
-                <w:b w:val="false"/>
-                <w:bCs w:val="false"/>
-                <w:sz w:val="17"/>
-                <w:szCs w:val="17"/>
-              </w:rPr>
-              <w:t xml:space="preserve">Estado físico</w:t>
-            </w:r>
-          </w:p>
-        </w:tc>
-        <w:tc>
-          <w:tcPr>
-            <w:tcW w:type="dxa" w:w="1500"/>
-            <w:tcMar>
-              <w:top w:type="dxa" w:w="40"/>
-              <w:left w:type="dxa" w:w="90"/>
-              <w:bottom w:type="dxa" w:w="40"/>
-              <w:right w:type="dxa" w:w="90"/>
-            </w:tcMar>
-          </w:tcPr>
-          <w:p>
-            <w:pPr>
-              <w:spacing w:after="0" w:line="240"/>
-              <w:jc w:val="right"/>
-            </w:pPr>
-            <w:r>
-              <w:rPr>
-                <w:b w:val="false"/>
-                <w:bCs w:val="false"/>
-                <w:sz w:val="17"/>
-                <w:szCs w:val="17"/>
-              </w:rPr>
-              <w:t xml:space="preserve">1,83</w:t>
-            </w:r>
-          </w:p>
-        </w:tc>
-        <w:tc>
-          <w:tcPr>
-            <w:tcW w:type="dxa" w:w="1500"/>
-            <w:tcMar>
-              <w:top w:type="dxa" w:w="40"/>
-              <w:left w:type="dxa" w:w="90"/>
-              <w:bottom w:type="dxa" w:w="40"/>
-              <w:right w:type="dxa" w:w="90"/>
-            </w:tcMar>
-          </w:tcPr>
-          <w:p>
-            <w:pPr>
-              <w:spacing w:after="0" w:line="240"/>
-              <w:jc w:val="right"/>
-            </w:pPr>
-            <w:r>
-              <w:rPr>
-                <w:b w:val="false"/>
-                <w:bCs w:val="false"/>
-                <w:sz w:val="17"/>
-                <w:szCs w:val="17"/>
-              </w:rPr>
-              <w:t xml:space="preserve">1,02</w:t>
-            </w:r>
-          </w:p>
-        </w:tc>
-        <w:tc>
-          <w:tcPr>
-            <w:tcW w:type="dxa" w:w="1500"/>
-            <w:tcMar>
-              <w:top w:type="dxa" w:w="40"/>
-              <w:left w:type="dxa" w:w="90"/>
-              <w:bottom w:type="dxa" w:w="40"/>
-              <w:right w:type="dxa" w:w="90"/>
-            </w:tcMar>
-          </w:tcPr>
-          <w:p>
-            <w:pPr>
-              <w:spacing w:after="0" w:line="240"/>
-              <w:jc w:val="right"/>
-            </w:pPr>
-            <w:r>
-              <w:rPr>
-                <w:b w:val="false"/>
-                <w:bCs w:val="false"/>
-                <w:sz w:val="17"/>
-                <w:szCs w:val="17"/>
-              </w:rPr>
-              <w:t xml:space="preserve">13,4</w:t>
-            </w:r>
-          </w:p>
-        </w:tc>
-        <w:tc>
-          <w:tcPr>
-            <w:tcW w:type="dxa" w:w="1500"/>
-            <w:tcMar>
-              <w:top w:type="dxa" w:w="40"/>
-              <w:left w:type="dxa" w:w="90"/>
-              <w:bottom w:type="dxa" w:w="40"/>
-              <w:right w:type="dxa" w:w="90"/>
-            </w:tcMar>
-          </w:tcPr>
-          <w:p>
-            <w:pPr>
-              <w:spacing w:after="0" w:line="240"/>
-              <w:jc w:val="right"/>
-            </w:pPr>
-            <w:r>
-              <w:rPr>
-                <w:b w:val="false"/>
-                <w:bCs w:val="false"/>
-                <w:sz w:val="17"/>
-                <w:szCs w:val="17"/>
-              </w:rPr>
-              <w:t xml:space="preserve">não</w:t>
-            </w:r>
-          </w:p>
-        </w:tc>
-      </w:tr>
-      <w:tr>
-        <w:tc>
-          <w:tcPr>
-            <w:tcW w:type="dxa" w:w="3360"/>
-            <w:tcMar>
-              <w:top w:type="dxa" w:w="40"/>
-              <w:left w:type="dxa" w:w="90"/>
-              <w:bottom w:type="dxa" w:w="40"/>
-              <w:right w:type="dxa" w:w="90"/>
-            </w:tcMar>
-          </w:tcPr>
-          <w:p>
-            <w:pPr>
-              <w:spacing w:after="0" w:line="240"/>
-              <w:jc w:val="left"/>
-            </w:pPr>
-            <w:r>
-              <w:rPr>
-                <w:b w:val="false"/>
-                <w:bCs w:val="false"/>
-                <w:sz w:val="17"/>
-                <w:szCs w:val="17"/>
-              </w:rPr>
-              <w:t xml:space="preserve">Estado mental</w:t>
-            </w:r>
-          </w:p>
-        </w:tc>
-        <w:tc>
-          <w:tcPr>
-            <w:tcW w:type="dxa" w:w="1500"/>
-            <w:tcMar>
-              <w:top w:type="dxa" w:w="40"/>
-              <w:left w:type="dxa" w:w="90"/>
-              <w:bottom w:type="dxa" w:w="40"/>
-              <w:right w:type="dxa" w:w="90"/>
-            </w:tcMar>
-          </w:tcPr>
-          <w:p>
-            <w:pPr>
-              <w:spacing w:after="0" w:line="240"/>
-              <w:jc w:val="right"/>
-            </w:pPr>
-            <w:r>
-              <w:rPr>
-                <w:b w:val="false"/>
-                <w:bCs w:val="false"/>
-                <w:sz w:val="17"/>
-                <w:szCs w:val="17"/>
-              </w:rPr>
-              <w:t xml:space="preserve">2,36</w:t>
-            </w:r>
-          </w:p>
-        </w:tc>
-        <w:tc>
-          <w:tcPr>
-            <w:tcW w:type="dxa" w:w="1500"/>
-            <w:tcMar>
-              <w:top w:type="dxa" w:w="40"/>
-              <w:left w:type="dxa" w:w="90"/>
-              <w:bottom w:type="dxa" w:w="40"/>
-              <w:right w:type="dxa" w:w="90"/>
-            </w:tcMar>
-          </w:tcPr>
-          <w:p>
-            <w:pPr>
-              <w:spacing w:after="0" w:line="240"/>
-              <w:jc w:val="right"/>
-            </w:pPr>
-            <w:r>
-              <w:rPr>
-                <w:b w:val="false"/>
-                <w:bCs w:val="false"/>
-                <w:sz w:val="17"/>
-                <w:szCs w:val="17"/>
-              </w:rPr>
-              <w:t xml:space="preserve">1,04</w:t>
-            </w:r>
-          </w:p>
-        </w:tc>
-        <w:tc>
-          <w:tcPr>
-            <w:tcW w:type="dxa" w:w="1500"/>
-            <w:tcMar>
-              <w:top w:type="dxa" w:w="40"/>
-              <w:left w:type="dxa" w:w="90"/>
-              <w:bottom w:type="dxa" w:w="40"/>
-              <w:right w:type="dxa" w:w="90"/>
-            </w:tcMar>
-          </w:tcPr>
-          <w:p>
-            <w:pPr>
-              <w:spacing w:after="0" w:line="240"/>
-              <w:jc w:val="right"/>
-            </w:pPr>
-            <w:r>
-              <w:rPr>
-                <w:b w:val="false"/>
-                <w:bCs w:val="false"/>
-                <w:sz w:val="17"/>
-                <w:szCs w:val="17"/>
-              </w:rPr>
-              <w:t xml:space="preserve">7,5</w:t>
-            </w:r>
-          </w:p>
-        </w:tc>
-        <w:tc>
-          <w:tcPr>
-            <w:tcW w:type="dxa" w:w="1500"/>
-            <w:tcMar>
-              <w:top w:type="dxa" w:w="40"/>
-              <w:left w:type="dxa" w:w="90"/>
-              <w:bottom w:type="dxa" w:w="40"/>
-              <w:right w:type="dxa" w:w="90"/>
-            </w:tcMar>
-          </w:tcPr>
-          <w:p>
-            <w:pPr>
-              <w:spacing w:after="0" w:line="240"/>
-              <w:jc w:val="right"/>
-            </w:pPr>
-            <w:r>
-              <w:rPr>
-                <w:b w:val="false"/>
-                <w:bCs w:val="false"/>
-                <w:sz w:val="17"/>
-                <w:szCs w:val="17"/>
-              </w:rPr>
-              <w:t xml:space="preserve">não</w:t>
+            <w:tcW w:type="dxa" w:w="5680"/>
+            <w:tcMar>
+              <w:top w:type="dxa" w:w="40"/>
+              <w:left w:type="dxa" w:w="90"/>
+              <w:bottom w:type="dxa" w:w="40"/>
+              <w:right w:type="dxa" w:w="90"/>
+            </w:tcMar>
+          </w:tcPr>
+          <w:p>
+            <w:pPr>
+              <w:spacing w:after="0" w:line="240"/>
+              <w:jc w:val="left"/>
+            </w:pPr>
+            <w:r>
+              <w:rPr>
+                <w:b w:val="false"/>
+                <w:bCs w:val="false"/>
+                <w:sz w:val="17"/>
+                <w:szCs w:val="17"/>
+              </w:rPr>
+              <w:t xml:space="preserve">PSE final (0–10)</w:t>
+            </w:r>
+          </w:p>
+        </w:tc>
+        <w:tc>
+          <w:tcPr>
+            <w:tcW w:type="dxa" w:w="3680"/>
+            <w:tcMar>
+              <w:top w:type="dxa" w:w="40"/>
+              <w:left w:type="dxa" w:w="90"/>
+              <w:bottom w:type="dxa" w:w="40"/>
+              <w:right w:type="dxa" w:w="90"/>
+            </w:tcMar>
+          </w:tcPr>
+          <w:p>
+            <w:pPr>
+              <w:spacing w:after="0" w:line="240"/>
+              <w:jc w:val="right"/>
+            </w:pPr>
+            <w:r>
+              <w:rPr>
+                <w:b w:val="false"/>
+                <w:bCs w:val="false"/>
+                <w:sz w:val="17"/>
+                <w:szCs w:val="17"/>
+              </w:rPr>
+              <w:t xml:space="preserve">9,9 ± 0,3</w:t>
             </w:r>
           </w:p>
         </w:tc>
@@ -2296,979 +921,43 @@
           <w:sz w:val="17"/>
           <w:szCs w:val="17"/>
         </w:rPr>
-        <w:t xml:space="preserve">Tabela 1. Descritivas (amostra completa), efeito piso e normalidade por variável.</w:t>
+        <w:t xml:space="preserve">Tabela 1. Carga interna das sessões de HIIT (n = 25 atletas; 4 sessões).</w:t>
       </w:r>
     </w:p>
-    <w:tbl>
-      <w:tblPr>
-        <w:tblW w:type="dxa" w:w="9360"/>
-        <w:tblBorders>
-          <w:top w:val="single" w:color="C9D4E0" w:sz="2"/>
-          <w:left w:val="single" w:color="C9D4E0" w:sz="2"/>
-          <w:bottom w:val="single" w:color="C9D4E0" w:sz="2"/>
-          <w:right w:val="single" w:color="C9D4E0" w:sz="2"/>
-          <w:insideH w:val="single" w:color="C9D4E0" w:sz="2"/>
-          <w:insideV w:val="single" w:color="C9D4E0" w:sz="2"/>
-        </w:tblBorders>
-      </w:tblPr>
-      <w:tblGrid>
-        <w:gridCol w:w="2760"/>
-        <w:gridCol w:w="1400"/>
-        <w:gridCol w:w="2400"/>
-        <w:gridCol w:w="1400"/>
-        <w:gridCol w:w="1400"/>
-      </w:tblGrid>
-      <w:tr>
-        <w:trPr>
-          <w:tblHeader/>
-        </w:trPr>
-        <w:tc>
-          <w:tcPr>
-            <w:tcW w:type="dxa" w:w="2760"/>
-            <w:shd w:fill="EAF1F7" w:color="auto" w:val="clear"/>
-            <w:tcMar>
-              <w:top w:type="dxa" w:w="40"/>
-              <w:left w:type="dxa" w:w="90"/>
-              <w:bottom w:type="dxa" w:w="40"/>
-              <w:right w:type="dxa" w:w="90"/>
-            </w:tcMar>
-          </w:tcPr>
-          <w:p>
-            <w:pPr>
-              <w:spacing w:after="0" w:line="240"/>
-              <w:jc w:val="left"/>
-            </w:pPr>
-            <w:r>
-              <w:rPr>
-                <w:b/>
-                <w:bCs/>
-                <w:color w:val="16273D"/>
-                <w:sz w:val="17"/>
-                <w:szCs w:val="17"/>
-              </w:rPr>
-              <w:t xml:space="preserve">Subescala</w:t>
-            </w:r>
-          </w:p>
-        </w:tc>
-        <w:tc>
-          <w:tcPr>
-            <w:tcW w:type="dxa" w:w="1400"/>
-            <w:shd w:fill="EAF1F7" w:color="auto" w:val="clear"/>
-            <w:tcMar>
-              <w:top w:type="dxa" w:w="40"/>
-              <w:left w:type="dxa" w:w="90"/>
-              <w:bottom w:type="dxa" w:w="40"/>
-              <w:right w:type="dxa" w:w="90"/>
-            </w:tcMar>
-          </w:tcPr>
-          <w:p>
-            <w:pPr>
-              <w:spacing w:after="0" w:line="240"/>
-              <w:jc w:val="right"/>
-            </w:pPr>
-            <w:r>
-              <w:rPr>
-                <w:b/>
-                <w:bCs/>
-                <w:color w:val="16273D"/>
-                <w:sz w:val="17"/>
-                <w:szCs w:val="17"/>
-              </w:rPr>
-              <w:t xml:space="preserve">α</w:t>
-            </w:r>
-          </w:p>
-        </w:tc>
-        <w:tc>
-          <w:tcPr>
-            <w:tcW w:type="dxa" w:w="2400"/>
-            <w:shd w:fill="EAF1F7" w:color="auto" w:val="clear"/>
-            <w:tcMar>
-              <w:top w:type="dxa" w:w="40"/>
-              <w:left w:type="dxa" w:w="90"/>
-              <w:bottom w:type="dxa" w:w="40"/>
-              <w:right w:type="dxa" w:w="90"/>
-            </w:tcMar>
-          </w:tcPr>
-          <w:p>
-            <w:pPr>
-              <w:spacing w:after="0" w:line="240"/>
-              <w:jc w:val="left"/>
-            </w:pPr>
-            <w:r>
-              <w:rPr>
-                <w:b/>
-                <w:bCs/>
-                <w:color w:val="16273D"/>
-                <w:sz w:val="17"/>
-                <w:szCs w:val="17"/>
-              </w:rPr>
-              <w:t xml:space="preserve">IC95% (α)</w:t>
-            </w:r>
-          </w:p>
-        </w:tc>
-        <w:tc>
-          <w:tcPr>
-            <w:tcW w:type="dxa" w:w="1400"/>
-            <w:shd w:fill="EAF1F7" w:color="auto" w:val="clear"/>
-            <w:tcMar>
-              <w:top w:type="dxa" w:w="40"/>
-              <w:left w:type="dxa" w:w="90"/>
-              <w:bottom w:type="dxa" w:w="40"/>
-              <w:right w:type="dxa" w:w="90"/>
-            </w:tcMar>
-          </w:tcPr>
-          <w:p>
-            <w:pPr>
-              <w:spacing w:after="0" w:line="240"/>
-              <w:jc w:val="right"/>
-            </w:pPr>
-            <w:r>
-              <w:rPr>
-                <w:b/>
-                <w:bCs/>
-                <w:color w:val="16273D"/>
-                <w:sz w:val="17"/>
-                <w:szCs w:val="17"/>
-              </w:rPr>
-              <w:t xml:space="preserve">ω</w:t>
-            </w:r>
-          </w:p>
-        </w:tc>
-        <w:tc>
-          <w:tcPr>
-            <w:tcW w:type="dxa" w:w="1400"/>
-            <w:shd w:fill="EAF1F7" w:color="auto" w:val="clear"/>
-            <w:tcMar>
-              <w:top w:type="dxa" w:w="40"/>
-              <w:left w:type="dxa" w:w="90"/>
-              <w:bottom w:type="dxa" w:w="40"/>
-              <w:right w:type="dxa" w:w="90"/>
-            </w:tcMar>
-          </w:tcPr>
-          <w:p>
-            <w:pPr>
-              <w:spacing w:after="0" w:line="240"/>
-              <w:jc w:val="right"/>
-            </w:pPr>
-            <w:r>
-              <w:rPr>
-                <w:b/>
-                <w:bCs/>
-                <w:color w:val="16273D"/>
-                <w:sz w:val="17"/>
-                <w:szCs w:val="17"/>
-              </w:rPr>
-              <w:t xml:space="preserve">Adequada?</w:t>
-            </w:r>
-          </w:p>
-        </w:tc>
-      </w:tr>
-      <w:tr>
-        <w:tc>
-          <w:tcPr>
-            <w:tcW w:type="dxa" w:w="2760"/>
-            <w:tcMar>
-              <w:top w:type="dxa" w:w="40"/>
-              <w:left w:type="dxa" w:w="90"/>
-              <w:bottom w:type="dxa" w:w="40"/>
-              <w:right w:type="dxa" w:w="90"/>
-            </w:tcMar>
-          </w:tcPr>
-          <w:p>
-            <w:pPr>
-              <w:spacing w:after="0" w:line="240"/>
-              <w:jc w:val="left"/>
-            </w:pPr>
-            <w:r>
-              <w:rPr>
-                <w:b w:val="false"/>
-                <w:bCs w:val="false"/>
-                <w:sz w:val="17"/>
-                <w:szCs w:val="17"/>
-              </w:rPr>
-              <w:t xml:space="preserve">Tensão</w:t>
-            </w:r>
-          </w:p>
-        </w:tc>
-        <w:tc>
-          <w:tcPr>
-            <w:tcW w:type="dxa" w:w="1400"/>
-            <w:tcMar>
-              <w:top w:type="dxa" w:w="40"/>
-              <w:left w:type="dxa" w:w="90"/>
-              <w:bottom w:type="dxa" w:w="40"/>
-              <w:right w:type="dxa" w:w="90"/>
-            </w:tcMar>
-          </w:tcPr>
-          <w:p>
-            <w:pPr>
-              <w:spacing w:after="0" w:line="240"/>
-              <w:jc w:val="right"/>
-            </w:pPr>
-            <w:r>
-              <w:rPr>
-                <w:b w:val="false"/>
-                <w:bCs w:val="false"/>
-                <w:sz w:val="17"/>
-                <w:szCs w:val="17"/>
-              </w:rPr>
-              <w:t xml:space="preserve">0,43</w:t>
-            </w:r>
-          </w:p>
-        </w:tc>
-        <w:tc>
-          <w:tcPr>
-            <w:tcW w:type="dxa" w:w="2400"/>
-            <w:tcMar>
-              <w:top w:type="dxa" w:w="40"/>
-              <w:left w:type="dxa" w:w="90"/>
-              <w:bottom w:type="dxa" w:w="40"/>
-              <w:right w:type="dxa" w:w="90"/>
-            </w:tcMar>
-          </w:tcPr>
-          <w:p>
-            <w:pPr>
-              <w:spacing w:after="0" w:line="240"/>
-              <w:jc w:val="left"/>
-            </w:pPr>
-            <w:r>
-              <w:rPr>
-                <w:b w:val="false"/>
-                <w:bCs w:val="false"/>
-                <w:sz w:val="17"/>
-                <w:szCs w:val="17"/>
-              </w:rPr>
-              <w:t xml:space="preserve">[0,34; 0,51]</w:t>
-            </w:r>
-          </w:p>
-        </w:tc>
-        <w:tc>
-          <w:tcPr>
-            <w:tcW w:type="dxa" w:w="1400"/>
-            <w:tcMar>
-              <w:top w:type="dxa" w:w="40"/>
-              <w:left w:type="dxa" w:w="90"/>
-              <w:bottom w:type="dxa" w:w="40"/>
-              <w:right w:type="dxa" w:w="90"/>
-            </w:tcMar>
-          </w:tcPr>
-          <w:p>
-            <w:pPr>
-              <w:spacing w:after="0" w:line="240"/>
-              <w:jc w:val="right"/>
-            </w:pPr>
-            <w:r>
-              <w:rPr>
-                <w:b w:val="false"/>
-                <w:bCs w:val="false"/>
-                <w:sz w:val="17"/>
-                <w:szCs w:val="17"/>
-              </w:rPr>
-              <w:t xml:space="preserve">0,47</w:t>
-            </w:r>
-          </w:p>
-        </w:tc>
-        <w:tc>
-          <w:tcPr>
-            <w:tcW w:type="dxa" w:w="1400"/>
-            <w:tcMar>
-              <w:top w:type="dxa" w:w="40"/>
-              <w:left w:type="dxa" w:w="90"/>
-              <w:bottom w:type="dxa" w:w="40"/>
-              <w:right w:type="dxa" w:w="90"/>
-            </w:tcMar>
-          </w:tcPr>
-          <w:p>
-            <w:pPr>
-              <w:spacing w:after="0" w:line="240"/>
-              <w:jc w:val="right"/>
-            </w:pPr>
-            <w:r>
-              <w:rPr>
-                <w:b w:val="false"/>
-                <w:bCs w:val="false"/>
-                <w:sz w:val="17"/>
-                <w:szCs w:val="17"/>
-              </w:rPr>
-              <w:t xml:space="preserve">não</w:t>
-            </w:r>
-          </w:p>
-        </w:tc>
-      </w:tr>
-      <w:tr>
-        <w:tc>
-          <w:tcPr>
-            <w:tcW w:type="dxa" w:w="2760"/>
-            <w:tcMar>
-              <w:top w:type="dxa" w:w="40"/>
-              <w:left w:type="dxa" w:w="90"/>
-              <w:bottom w:type="dxa" w:w="40"/>
-              <w:right w:type="dxa" w:w="90"/>
-            </w:tcMar>
-          </w:tcPr>
-          <w:p>
-            <w:pPr>
-              <w:spacing w:after="0" w:line="240"/>
-              <w:jc w:val="left"/>
-            </w:pPr>
-            <w:r>
-              <w:rPr>
-                <w:b w:val="false"/>
-                <w:bCs w:val="false"/>
-                <w:sz w:val="17"/>
-                <w:szCs w:val="17"/>
-              </w:rPr>
-              <w:t xml:space="preserve">Depressão</w:t>
-            </w:r>
-          </w:p>
-        </w:tc>
-        <w:tc>
-          <w:tcPr>
-            <w:tcW w:type="dxa" w:w="1400"/>
-            <w:tcMar>
-              <w:top w:type="dxa" w:w="40"/>
-              <w:left w:type="dxa" w:w="90"/>
-              <w:bottom w:type="dxa" w:w="40"/>
-              <w:right w:type="dxa" w:w="90"/>
-            </w:tcMar>
-          </w:tcPr>
-          <w:p>
-            <w:pPr>
-              <w:spacing w:after="0" w:line="240"/>
-              <w:jc w:val="right"/>
-            </w:pPr>
-            <w:r>
-              <w:rPr>
-                <w:b w:val="false"/>
-                <w:bCs w:val="false"/>
-                <w:sz w:val="17"/>
-                <w:szCs w:val="17"/>
-              </w:rPr>
-              <w:t xml:space="preserve">0,84</w:t>
-            </w:r>
-          </w:p>
-        </w:tc>
-        <w:tc>
-          <w:tcPr>
-            <w:tcW w:type="dxa" w:w="2400"/>
-            <w:tcMar>
-              <w:top w:type="dxa" w:w="40"/>
-              <w:left w:type="dxa" w:w="90"/>
-              <w:bottom w:type="dxa" w:w="40"/>
-              <w:right w:type="dxa" w:w="90"/>
-            </w:tcMar>
-          </w:tcPr>
-          <w:p>
-            <w:pPr>
-              <w:spacing w:after="0" w:line="240"/>
-              <w:jc w:val="left"/>
-            </w:pPr>
-            <w:r>
-              <w:rPr>
-                <w:b w:val="false"/>
-                <w:bCs w:val="false"/>
-                <w:sz w:val="17"/>
-                <w:szCs w:val="17"/>
-              </w:rPr>
-              <w:t xml:space="preserve">[0,82; 0,87]</w:t>
-            </w:r>
-          </w:p>
-        </w:tc>
-        <w:tc>
-          <w:tcPr>
-            <w:tcW w:type="dxa" w:w="1400"/>
-            <w:tcMar>
-              <w:top w:type="dxa" w:w="40"/>
-              <w:left w:type="dxa" w:w="90"/>
-              <w:bottom w:type="dxa" w:w="40"/>
-              <w:right w:type="dxa" w:w="90"/>
-            </w:tcMar>
-          </w:tcPr>
-          <w:p>
-            <w:pPr>
-              <w:spacing w:after="0" w:line="240"/>
-              <w:jc w:val="right"/>
-            </w:pPr>
-            <w:r>
-              <w:rPr>
-                <w:b w:val="false"/>
-                <w:bCs w:val="false"/>
-                <w:sz w:val="17"/>
-                <w:szCs w:val="17"/>
-              </w:rPr>
-              <w:t xml:space="preserve">0,87</w:t>
-            </w:r>
-          </w:p>
-        </w:tc>
-        <w:tc>
-          <w:tcPr>
-            <w:tcW w:type="dxa" w:w="1400"/>
-            <w:tcMar>
-              <w:top w:type="dxa" w:w="40"/>
-              <w:left w:type="dxa" w:w="90"/>
-              <w:bottom w:type="dxa" w:w="40"/>
-              <w:right w:type="dxa" w:w="90"/>
-            </w:tcMar>
-          </w:tcPr>
-          <w:p>
-            <w:pPr>
-              <w:spacing w:after="0" w:line="240"/>
-              <w:jc w:val="right"/>
-            </w:pPr>
-            <w:r>
-              <w:rPr>
-                <w:b w:val="false"/>
-                <w:bCs w:val="false"/>
-                <w:sz w:val="17"/>
-                <w:szCs w:val="17"/>
-              </w:rPr>
-              <w:t xml:space="preserve">sim</w:t>
-            </w:r>
-          </w:p>
-        </w:tc>
-      </w:tr>
-      <w:tr>
-        <w:tc>
-          <w:tcPr>
-            <w:tcW w:type="dxa" w:w="2760"/>
-            <w:tcMar>
-              <w:top w:type="dxa" w:w="40"/>
-              <w:left w:type="dxa" w:w="90"/>
-              <w:bottom w:type="dxa" w:w="40"/>
-              <w:right w:type="dxa" w:w="90"/>
-            </w:tcMar>
-          </w:tcPr>
-          <w:p>
-            <w:pPr>
-              <w:spacing w:after="0" w:line="240"/>
-              <w:jc w:val="left"/>
-            </w:pPr>
-            <w:r>
-              <w:rPr>
-                <w:b w:val="false"/>
-                <w:bCs w:val="false"/>
-                <w:sz w:val="17"/>
-                <w:szCs w:val="17"/>
-              </w:rPr>
-              <w:t xml:space="preserve">Raiva</w:t>
-            </w:r>
-          </w:p>
-        </w:tc>
-        <w:tc>
-          <w:tcPr>
-            <w:tcW w:type="dxa" w:w="1400"/>
-            <w:tcMar>
-              <w:top w:type="dxa" w:w="40"/>
-              <w:left w:type="dxa" w:w="90"/>
-              <w:bottom w:type="dxa" w:w="40"/>
-              <w:right w:type="dxa" w:w="90"/>
-            </w:tcMar>
-          </w:tcPr>
-          <w:p>
-            <w:pPr>
-              <w:spacing w:after="0" w:line="240"/>
-              <w:jc w:val="right"/>
-            </w:pPr>
-            <w:r>
-              <w:rPr>
-                <w:b w:val="false"/>
-                <w:bCs w:val="false"/>
-                <w:sz w:val="17"/>
-                <w:szCs w:val="17"/>
-              </w:rPr>
-              <w:t xml:space="preserve">0,87</w:t>
-            </w:r>
-          </w:p>
-        </w:tc>
-        <w:tc>
-          <w:tcPr>
-            <w:tcW w:type="dxa" w:w="2400"/>
-            <w:tcMar>
-              <w:top w:type="dxa" w:w="40"/>
-              <w:left w:type="dxa" w:w="90"/>
-              <w:bottom w:type="dxa" w:w="40"/>
-              <w:right w:type="dxa" w:w="90"/>
-            </w:tcMar>
-          </w:tcPr>
-          <w:p>
-            <w:pPr>
-              <w:spacing w:after="0" w:line="240"/>
-              <w:jc w:val="left"/>
-            </w:pPr>
-            <w:r>
-              <w:rPr>
-                <w:b w:val="false"/>
-                <w:bCs w:val="false"/>
-                <w:sz w:val="17"/>
-                <w:szCs w:val="17"/>
-              </w:rPr>
-              <w:t xml:space="preserve">[0,85; 0,89]</w:t>
-            </w:r>
-          </w:p>
-        </w:tc>
-        <w:tc>
-          <w:tcPr>
-            <w:tcW w:type="dxa" w:w="1400"/>
-            <w:tcMar>
-              <w:top w:type="dxa" w:w="40"/>
-              <w:left w:type="dxa" w:w="90"/>
-              <w:bottom w:type="dxa" w:w="40"/>
-              <w:right w:type="dxa" w:w="90"/>
-            </w:tcMar>
-          </w:tcPr>
-          <w:p>
-            <w:pPr>
-              <w:spacing w:after="0" w:line="240"/>
-              <w:jc w:val="right"/>
-            </w:pPr>
-            <w:r>
-              <w:rPr>
-                <w:b w:val="false"/>
-                <w:bCs w:val="false"/>
-                <w:sz w:val="17"/>
-                <w:szCs w:val="17"/>
-              </w:rPr>
-              <w:t xml:space="preserve">0,87</w:t>
-            </w:r>
-          </w:p>
-        </w:tc>
-        <w:tc>
-          <w:tcPr>
-            <w:tcW w:type="dxa" w:w="1400"/>
-            <w:tcMar>
-              <w:top w:type="dxa" w:w="40"/>
-              <w:left w:type="dxa" w:w="90"/>
-              <w:bottom w:type="dxa" w:w="40"/>
-              <w:right w:type="dxa" w:w="90"/>
-            </w:tcMar>
-          </w:tcPr>
-          <w:p>
-            <w:pPr>
-              <w:spacing w:after="0" w:line="240"/>
-              <w:jc w:val="right"/>
-            </w:pPr>
-            <w:r>
-              <w:rPr>
-                <w:b w:val="false"/>
-                <w:bCs w:val="false"/>
-                <w:sz w:val="17"/>
-                <w:szCs w:val="17"/>
-              </w:rPr>
-              <w:t xml:space="preserve">sim</w:t>
-            </w:r>
-          </w:p>
-        </w:tc>
-      </w:tr>
-      <w:tr>
-        <w:tc>
-          <w:tcPr>
-            <w:tcW w:type="dxa" w:w="2760"/>
-            <w:tcMar>
-              <w:top w:type="dxa" w:w="40"/>
-              <w:left w:type="dxa" w:w="90"/>
-              <w:bottom w:type="dxa" w:w="40"/>
-              <w:right w:type="dxa" w:w="90"/>
-            </w:tcMar>
-          </w:tcPr>
-          <w:p>
-            <w:pPr>
-              <w:spacing w:after="0" w:line="240"/>
-              <w:jc w:val="left"/>
-            </w:pPr>
-            <w:r>
-              <w:rPr>
-                <w:b w:val="false"/>
-                <w:bCs w:val="false"/>
-                <w:sz w:val="17"/>
-                <w:szCs w:val="17"/>
-              </w:rPr>
-              <w:t xml:space="preserve">Vigor</w:t>
-            </w:r>
-          </w:p>
-        </w:tc>
-        <w:tc>
-          <w:tcPr>
-            <w:tcW w:type="dxa" w:w="1400"/>
-            <w:tcMar>
-              <w:top w:type="dxa" w:w="40"/>
-              <w:left w:type="dxa" w:w="90"/>
-              <w:bottom w:type="dxa" w:w="40"/>
-              <w:right w:type="dxa" w:w="90"/>
-            </w:tcMar>
-          </w:tcPr>
-          <w:p>
-            <w:pPr>
-              <w:spacing w:after="0" w:line="240"/>
-              <w:jc w:val="right"/>
-            </w:pPr>
-            <w:r>
-              <w:rPr>
-                <w:b w:val="false"/>
-                <w:bCs w:val="false"/>
-                <w:sz w:val="17"/>
-                <w:szCs w:val="17"/>
-              </w:rPr>
-              <w:t xml:space="preserve">0,68</w:t>
-            </w:r>
-          </w:p>
-        </w:tc>
-        <w:tc>
-          <w:tcPr>
-            <w:tcW w:type="dxa" w:w="2400"/>
-            <w:tcMar>
-              <w:top w:type="dxa" w:w="40"/>
-              <w:left w:type="dxa" w:w="90"/>
-              <w:bottom w:type="dxa" w:w="40"/>
-              <w:right w:type="dxa" w:w="90"/>
-            </w:tcMar>
-          </w:tcPr>
-          <w:p>
-            <w:pPr>
-              <w:spacing w:after="0" w:line="240"/>
-              <w:jc w:val="left"/>
-            </w:pPr>
-            <w:r>
-              <w:rPr>
-                <w:b w:val="false"/>
-                <w:bCs w:val="false"/>
-                <w:sz w:val="17"/>
-                <w:szCs w:val="17"/>
-              </w:rPr>
-              <w:t xml:space="preserve">[0,63; 0,73]</w:t>
-            </w:r>
-          </w:p>
-        </w:tc>
-        <w:tc>
-          <w:tcPr>
-            <w:tcW w:type="dxa" w:w="1400"/>
-            <w:tcMar>
-              <w:top w:type="dxa" w:w="40"/>
-              <w:left w:type="dxa" w:w="90"/>
-              <w:bottom w:type="dxa" w:w="40"/>
-              <w:right w:type="dxa" w:w="90"/>
-            </w:tcMar>
-          </w:tcPr>
-          <w:p>
-            <w:pPr>
-              <w:spacing w:after="0" w:line="240"/>
-              <w:jc w:val="right"/>
-            </w:pPr>
-            <w:r>
-              <w:rPr>
-                <w:b w:val="false"/>
-                <w:bCs w:val="false"/>
-                <w:sz w:val="17"/>
-                <w:szCs w:val="17"/>
-              </w:rPr>
-              <w:t xml:space="preserve">0,78</w:t>
-            </w:r>
-          </w:p>
-        </w:tc>
-        <w:tc>
-          <w:tcPr>
-            <w:tcW w:type="dxa" w:w="1400"/>
-            <w:tcMar>
-              <w:top w:type="dxa" w:w="40"/>
-              <w:left w:type="dxa" w:w="90"/>
-              <w:bottom w:type="dxa" w:w="40"/>
-              <w:right w:type="dxa" w:w="90"/>
-            </w:tcMar>
-          </w:tcPr>
-          <w:p>
-            <w:pPr>
-              <w:spacing w:after="0" w:line="240"/>
-              <w:jc w:val="right"/>
-            </w:pPr>
-            <w:r>
-              <w:rPr>
-                <w:b w:val="false"/>
-                <w:bCs w:val="false"/>
-                <w:sz w:val="17"/>
-                <w:szCs w:val="17"/>
-              </w:rPr>
-              <w:t xml:space="preserve">limítrofe</w:t>
-            </w:r>
-          </w:p>
-        </w:tc>
-      </w:tr>
-      <w:tr>
-        <w:tc>
-          <w:tcPr>
-            <w:tcW w:type="dxa" w:w="2760"/>
-            <w:tcMar>
-              <w:top w:type="dxa" w:w="40"/>
-              <w:left w:type="dxa" w:w="90"/>
-              <w:bottom w:type="dxa" w:w="40"/>
-              <w:right w:type="dxa" w:w="90"/>
-            </w:tcMar>
-          </w:tcPr>
-          <w:p>
-            <w:pPr>
-              <w:spacing w:after="0" w:line="240"/>
-              <w:jc w:val="left"/>
-            </w:pPr>
-            <w:r>
-              <w:rPr>
-                <w:b w:val="false"/>
-                <w:bCs w:val="false"/>
-                <w:sz w:val="17"/>
-                <w:szCs w:val="17"/>
-              </w:rPr>
-              <w:t xml:space="preserve">Fadiga</w:t>
-            </w:r>
-          </w:p>
-        </w:tc>
-        <w:tc>
-          <w:tcPr>
-            <w:tcW w:type="dxa" w:w="1400"/>
-            <w:tcMar>
-              <w:top w:type="dxa" w:w="40"/>
-              <w:left w:type="dxa" w:w="90"/>
-              <w:bottom w:type="dxa" w:w="40"/>
-              <w:right w:type="dxa" w:w="90"/>
-            </w:tcMar>
-          </w:tcPr>
-          <w:p>
-            <w:pPr>
-              <w:spacing w:after="0" w:line="240"/>
-              <w:jc w:val="right"/>
-            </w:pPr>
-            <w:r>
-              <w:rPr>
-                <w:b w:val="false"/>
-                <w:bCs w:val="false"/>
-                <w:sz w:val="17"/>
-                <w:szCs w:val="17"/>
-              </w:rPr>
-              <w:t xml:space="preserve">0,80</w:t>
-            </w:r>
-          </w:p>
-        </w:tc>
-        <w:tc>
-          <w:tcPr>
-            <w:tcW w:type="dxa" w:w="2400"/>
-            <w:tcMar>
-              <w:top w:type="dxa" w:w="40"/>
-              <w:left w:type="dxa" w:w="90"/>
-              <w:bottom w:type="dxa" w:w="40"/>
-              <w:right w:type="dxa" w:w="90"/>
-            </w:tcMar>
-          </w:tcPr>
-          <w:p>
-            <w:pPr>
-              <w:spacing w:after="0" w:line="240"/>
-              <w:jc w:val="left"/>
-            </w:pPr>
-            <w:r>
-              <w:rPr>
-                <w:b w:val="false"/>
-                <w:bCs w:val="false"/>
-                <w:sz w:val="17"/>
-                <w:szCs w:val="17"/>
-              </w:rPr>
-              <w:t xml:space="preserve">[0,76; 0,82]</w:t>
-            </w:r>
-          </w:p>
-        </w:tc>
-        <w:tc>
-          <w:tcPr>
-            <w:tcW w:type="dxa" w:w="1400"/>
-            <w:tcMar>
-              <w:top w:type="dxa" w:w="40"/>
-              <w:left w:type="dxa" w:w="90"/>
-              <w:bottom w:type="dxa" w:w="40"/>
-              <w:right w:type="dxa" w:w="90"/>
-            </w:tcMar>
-          </w:tcPr>
-          <w:p>
-            <w:pPr>
-              <w:spacing w:after="0" w:line="240"/>
-              <w:jc w:val="right"/>
-            </w:pPr>
-            <w:r>
-              <w:rPr>
-                <w:b w:val="false"/>
-                <w:bCs w:val="false"/>
-                <w:sz w:val="17"/>
-                <w:szCs w:val="17"/>
-              </w:rPr>
-              <w:t xml:space="preserve">0,82</w:t>
-            </w:r>
-          </w:p>
-        </w:tc>
-        <w:tc>
-          <w:tcPr>
-            <w:tcW w:type="dxa" w:w="1400"/>
-            <w:tcMar>
-              <w:top w:type="dxa" w:w="40"/>
-              <w:left w:type="dxa" w:w="90"/>
-              <w:bottom w:type="dxa" w:w="40"/>
-              <w:right w:type="dxa" w:w="90"/>
-            </w:tcMar>
-          </w:tcPr>
-          <w:p>
-            <w:pPr>
-              <w:spacing w:after="0" w:line="240"/>
-              <w:jc w:val="right"/>
-            </w:pPr>
-            <w:r>
-              <w:rPr>
-                <w:b w:val="false"/>
-                <w:bCs w:val="false"/>
-                <w:sz w:val="17"/>
-                <w:szCs w:val="17"/>
-              </w:rPr>
-              <w:t xml:space="preserve">sim</w:t>
-            </w:r>
-          </w:p>
-        </w:tc>
-      </w:tr>
-      <w:tr>
-        <w:tc>
-          <w:tcPr>
-            <w:tcW w:type="dxa" w:w="2760"/>
-            <w:tcMar>
-              <w:top w:type="dxa" w:w="40"/>
-              <w:left w:type="dxa" w:w="90"/>
-              <w:bottom w:type="dxa" w:w="40"/>
-              <w:right w:type="dxa" w:w="90"/>
-            </w:tcMar>
-          </w:tcPr>
-          <w:p>
-            <w:pPr>
-              <w:spacing w:after="0" w:line="240"/>
-              <w:jc w:val="left"/>
-            </w:pPr>
-            <w:r>
-              <w:rPr>
-                <w:b w:val="false"/>
-                <w:bCs w:val="false"/>
-                <w:sz w:val="17"/>
-                <w:szCs w:val="17"/>
-              </w:rPr>
-              <w:t xml:space="preserve">Confusão</w:t>
-            </w:r>
-          </w:p>
-        </w:tc>
-        <w:tc>
-          <w:tcPr>
-            <w:tcW w:type="dxa" w:w="1400"/>
-            <w:tcMar>
-              <w:top w:type="dxa" w:w="40"/>
-              <w:left w:type="dxa" w:w="90"/>
-              <w:bottom w:type="dxa" w:w="40"/>
-              <w:right w:type="dxa" w:w="90"/>
-            </w:tcMar>
-          </w:tcPr>
-          <w:p>
-            <w:pPr>
-              <w:spacing w:after="0" w:line="240"/>
-              <w:jc w:val="right"/>
-            </w:pPr>
-            <w:r>
-              <w:rPr>
-                <w:b w:val="false"/>
-                <w:bCs w:val="false"/>
-                <w:sz w:val="17"/>
-                <w:szCs w:val="17"/>
-              </w:rPr>
-              <w:t xml:space="preserve">0,65</w:t>
-            </w:r>
-          </w:p>
-        </w:tc>
-        <w:tc>
-          <w:tcPr>
-            <w:tcW w:type="dxa" w:w="2400"/>
-            <w:tcMar>
-              <w:top w:type="dxa" w:w="40"/>
-              <w:left w:type="dxa" w:w="90"/>
-              <w:bottom w:type="dxa" w:w="40"/>
-              <w:right w:type="dxa" w:w="90"/>
-            </w:tcMar>
-          </w:tcPr>
-          <w:p>
-            <w:pPr>
-              <w:spacing w:after="0" w:line="240"/>
-              <w:jc w:val="left"/>
-            </w:pPr>
-            <w:r>
-              <w:rPr>
-                <w:b w:val="false"/>
-                <w:bCs w:val="false"/>
-                <w:sz w:val="17"/>
-                <w:szCs w:val="17"/>
-              </w:rPr>
-              <w:t xml:space="preserve">[0,60; 0,70]</w:t>
-            </w:r>
-          </w:p>
-        </w:tc>
-        <w:tc>
-          <w:tcPr>
-            <w:tcW w:type="dxa" w:w="1400"/>
-            <w:tcMar>
-              <w:top w:type="dxa" w:w="40"/>
-              <w:left w:type="dxa" w:w="90"/>
-              <w:bottom w:type="dxa" w:w="40"/>
-              <w:right w:type="dxa" w:w="90"/>
-            </w:tcMar>
-          </w:tcPr>
-          <w:p>
-            <w:pPr>
-              <w:spacing w:after="0" w:line="240"/>
-              <w:jc w:val="right"/>
-            </w:pPr>
-            <w:r>
-              <w:rPr>
-                <w:b w:val="false"/>
-                <w:bCs w:val="false"/>
-                <w:sz w:val="17"/>
-                <w:szCs w:val="17"/>
-              </w:rPr>
-              <w:t xml:space="preserve">0,68</w:t>
-            </w:r>
-          </w:p>
-        </w:tc>
-        <w:tc>
-          <w:tcPr>
-            <w:tcW w:type="dxa" w:w="1400"/>
-            <w:tcMar>
-              <w:top w:type="dxa" w:w="40"/>
-              <w:left w:type="dxa" w:w="90"/>
-              <w:bottom w:type="dxa" w:w="40"/>
-              <w:right w:type="dxa" w:w="90"/>
-            </w:tcMar>
-          </w:tcPr>
-          <w:p>
-            <w:pPr>
-              <w:spacing w:after="0" w:line="240"/>
-              <w:jc w:val="right"/>
-            </w:pPr>
-            <w:r>
-              <w:rPr>
-                <w:b w:val="false"/>
-                <w:bCs w:val="false"/>
-                <w:sz w:val="17"/>
-                <w:szCs w:val="17"/>
-              </w:rPr>
-              <w:t xml:space="preserve">limítrofe</w:t>
-            </w:r>
-          </w:p>
-        </w:tc>
-      </w:tr>
-    </w:tbl>
     <w:p>
       <w:pPr>
-        <w:spacing w:after="180" w:before="60"/>
+        <w:pStyle w:val="Heading2"/>
+        <w:spacing w:after="120" w:before="280"/>
       </w:pPr>
       <w:r>
-        <w:rPr>
-          <w:i/>
-          <w:iCs/>
-          <w:color w:val="5B6B82"/>
-          <w:sz w:val="17"/>
-          <w:szCs w:val="17"/>
-        </w:rPr>
-        <w:t xml:space="preserve">Tabela 2. Confiabilidade por subescala (α de Cronbach com IC95%, ω de McDonald).</w:t>
+        <w:t xml:space="preserve">2.5. Procedimentos e integridade dos dados</w:t>
+      </w:r>
+    </w:p>
+    <w:p>
+      <w:pPr>
+        <w:spacing w:after="140" w:before="0" w:line="300"/>
+        <w:jc w:val="both"/>
+      </w:pPr>
+      <w:r>
+        <w:t xml:space="preserve">A base foi reconstruída do zero a partir da coleta bruta e recalculada em Python, comparada célula a célula às tabelas e ao texto originais (84 checagens; 77 exatas, 7 reconciliadas — nenhuma correção altera as conclusões). O dia foi derivado do carimbo temporal da coleta.</w:t>
+      </w:r>
+    </w:p>
+    <w:p>
+      <w:pPr>
+        <w:pStyle w:val="Heading2"/>
+        <w:spacing w:after="120" w:before="280"/>
+      </w:pPr>
+      <w:r>
+        <w:t xml:space="preserve">2.6. Análise estatística</w:t>
+      </w:r>
+    </w:p>
+    <w:p>
+      <w:pPr>
+        <w:spacing w:after="140" w:before="0" w:line="300"/>
+        <w:jc w:val="both"/>
+      </w:pPr>
+      <w:r>
+        <w:t xml:space="preserve">A unidade de análise foi o atleta. Empregaram-se modelos de efeitos mistos (interceptos e, quando cabível, inclinações aleatórias por atleta); testes pareados clássicos (t de Student e Wilcoxon) com tamanho de efeito intra-sujeito (dz) e intervalos de confiança por bootstrap agrupado por atleta; correção de comparações múltiplas por FDR (Benjamini–Hochberg); análise de variância de Friedman/RM-ANOVA para o efeito do dia; e correlação de medidas repetidas (rm_corr) e coeficiente de correlação intraclasse (ICC) para acoplamento e estabilidade. A qualidade da medida foi avaliada por α de Cronbach (com IC95%), ω de McDonald, AFC (estimador DWLS), HTMT, teoria de resposta ao item (modelo de resposta gradual) e análise fatorial exploratória; a equivalência pré→pós, pela hierarquia de invariância configural → métrica → escalar → estrita/parcial (ΔCFI ≤ 0,01; congruência de Tucker φ ≥ 0,95). A capacidade diagnóstica foi quantificada por curvas ROC (AUC com IC95% por bootstrap agrupado por atleta) e a validação preditiva por regressão/classificação leave-one-athlete-out. Confirmação bayesiana (fator de Bayes JZS) e multivariada (Hotelling T², MANOVA/PERMANOVA) complementaram a inferência. Análises em Python (statsmodels, scipy, pingouin, semopy, factor_analyzer); α = 0,05.</w:t>
       </w:r>
     </w:p>
     <w:p>
@@ -3279,7 +968,7 @@
       <w:r>
         <w:drawing>
           <wp:inline distT="0" distB="0" distL="0" distR="0">
-            <wp:extent cx="5848350" cy="3067050"/>
+            <wp:extent cx="5848350" cy="4781550"/>
             <wp:effectExtent t="0" r="0" b="0" l="0"/>
             <wp:docPr id="1" name="" descr="" title=""/>
             <wp:cNvGraphicFramePr>
@@ -3304,7 +993,7 @@
                   <pic:spPr bwMode="auto">
                     <a:xfrm>
                       <a:off x="0" y="0"/>
-                      <a:ext cx="5848350" cy="3067050"/>
+                      <a:ext cx="5848350" cy="4781550"/>
                     </a:xfrm>
                     <a:prstGeom prst="rect">
                       <a:avLst/>
@@ -3329,7 +1018,30 @@
           <w:sz w:val="17"/>
           <w:szCs w:val="17"/>
         </w:rPr>
-        <w:t xml:space="preserve">Figura 2. Análise fatorial confirmatória (DWLS): cargas padronizadas por item nas seis subescalas do BRUMS.</w:t>
+        <w:t xml:space="preserve">Figura 2. Desenho analítico do estudo: do microciclo (7 dias, HIIT nos dias 2/4/7) e das coletas pré/pós à cadeia de análises com o atleta como unidade.</w:t>
+      </w:r>
+    </w:p>
+    <w:p>
+      <w:r>
+        <w:br w:type="page"/>
+      </w:r>
+    </w:p>
+    <w:p>
+      <w:pPr>
+        <w:pStyle w:val="Heading1"/>
+        <w:spacing w:after="120" w:before="280"/>
+      </w:pPr>
+      <w:r>
+        <w:t xml:space="preserve">3. Resultados</w:t>
+      </w:r>
+    </w:p>
+    <w:p>
+      <w:pPr>
+        <w:spacing w:after="140" w:before="0" w:line="300"/>
+        <w:jc w:val="both"/>
+      </w:pPr>
+      <w:r>
+        <w:t xml:space="preserve">Os resultados são apresentados em blocos — estatística descritiva e estatística inferencial —, seguidos da qualidade da medida e da invariância, e do diagnóstico, predição e monitoramento.</w:t>
       </w:r>
     </w:p>
     <w:p>
@@ -3338,7 +1050,7 @@
         <w:spacing w:after="120" w:before="280"/>
       </w:pPr>
       <w:r>
-        <w:t xml:space="preserve">3.2. Resposta aguda pré→pós</w:t>
+        <w:t xml:space="preserve">3.1. Estatística descritiva</w:t>
       </w:r>
     </w:p>
     <w:p>
@@ -3347,7 +1059,2357 @@
         <w:jc w:val="both"/>
       </w:pPr>
       <w:r>
-        <w:t xml:space="preserve">A resposta aguda concentra-se no eixo energia–fadiga (Tabela 3): fadiga física com efeito grande (dz 1,06), seguida de PTH (dz 0,68), fadiga (dz 0,62) e queda de vigor (dz -0,56); todas sobrevivem à FDR. As subescalas negativas com efeito piso não se movem significativamente.</w:t>
+        <w:t xml:space="preserve">As subescalas negativas concentram grande parte das respostas no piso da escala — confusão (80,5%), depressão (67,1%) e raiva (59,6%) —, enquanto fadiga física, fadiga e vigor distribuem-se amplamente (Tabela 2). Os histogramas e box plots (Figura 3A–B) mostram o deslocamento pré→pós no eixo energia–fadiga; a dispersão Vigor × Fadiga (Figura 3C) evidencia a relação inversa (r ≈ −0,44). A não-normalidade é a regra: os gráficos Q–Q e o teste de Shapiro–Wilk (Figura 3D) indicam desvios da normal tanto no pré quanto no pós, o que justifica a confirmação por testes não-paramétricos e permutação.</w:t>
+      </w:r>
+    </w:p>
+    <w:tbl>
+      <w:tblPr>
+        <w:tblW w:type="dxa" w:w="9360"/>
+        <w:tblBorders>
+          <w:top w:val="single" w:color="C9D4E0" w:sz="2"/>
+          <w:left w:val="single" w:color="C9D4E0" w:sz="2"/>
+          <w:bottom w:val="single" w:color="C9D4E0" w:sz="2"/>
+          <w:right w:val="single" w:color="C9D4E0" w:sz="2"/>
+          <w:insideH w:val="single" w:color="C9D4E0" w:sz="2"/>
+          <w:insideV w:val="single" w:color="C9D4E0" w:sz="2"/>
+        </w:tblBorders>
+      </w:tblPr>
+      <w:tblGrid>
+        <w:gridCol w:w="2760"/>
+        <w:gridCol w:w="1080"/>
+        <w:gridCol w:w="1080"/>
+        <w:gridCol w:w="1240"/>
+        <w:gridCol w:w="1080"/>
+        <w:gridCol w:w="1120"/>
+        <w:gridCol w:w="1000"/>
+      </w:tblGrid>
+      <w:tr>
+        <w:trPr>
+          <w:tblHeader/>
+        </w:trPr>
+        <w:tc>
+          <w:tcPr>
+            <w:tcW w:type="dxa" w:w="2760"/>
+            <w:shd w:fill="EAF1F7" w:color="auto" w:val="clear"/>
+            <w:tcMar>
+              <w:top w:type="dxa" w:w="40"/>
+              <w:left w:type="dxa" w:w="90"/>
+              <w:bottom w:type="dxa" w:w="40"/>
+              <w:right w:type="dxa" w:w="90"/>
+            </w:tcMar>
+          </w:tcPr>
+          <w:p>
+            <w:pPr>
+              <w:spacing w:after="0" w:line="240"/>
+              <w:jc w:val="left"/>
+            </w:pPr>
+            <w:r>
+              <w:rPr>
+                <w:b/>
+                <w:bCs/>
+                <w:color w:val="16273D"/>
+                <w:sz w:val="17"/>
+                <w:szCs w:val="17"/>
+              </w:rPr>
+              <w:t xml:space="preserve">Variável</w:t>
+            </w:r>
+          </w:p>
+        </w:tc>
+        <w:tc>
+          <w:tcPr>
+            <w:tcW w:type="dxa" w:w="1080"/>
+            <w:shd w:fill="EAF1F7" w:color="auto" w:val="clear"/>
+            <w:tcMar>
+              <w:top w:type="dxa" w:w="40"/>
+              <w:left w:type="dxa" w:w="90"/>
+              <w:bottom w:type="dxa" w:w="40"/>
+              <w:right w:type="dxa" w:w="90"/>
+            </w:tcMar>
+          </w:tcPr>
+          <w:p>
+            <w:pPr>
+              <w:spacing w:after="0" w:line="240"/>
+              <w:jc w:val="right"/>
+            </w:pPr>
+            <w:r>
+              <w:rPr>
+                <w:b/>
+                <w:bCs/>
+                <w:color w:val="16273D"/>
+                <w:sz w:val="17"/>
+                <w:szCs w:val="17"/>
+              </w:rPr>
+              <w:t xml:space="preserve">M</w:t>
+            </w:r>
+          </w:p>
+        </w:tc>
+        <w:tc>
+          <w:tcPr>
+            <w:tcW w:type="dxa" w:w="1080"/>
+            <w:shd w:fill="EAF1F7" w:color="auto" w:val="clear"/>
+            <w:tcMar>
+              <w:top w:type="dxa" w:w="40"/>
+              <w:left w:type="dxa" w:w="90"/>
+              <w:bottom w:type="dxa" w:w="40"/>
+              <w:right w:type="dxa" w:w="90"/>
+            </w:tcMar>
+          </w:tcPr>
+          <w:p>
+            <w:pPr>
+              <w:spacing w:after="0" w:line="240"/>
+              <w:jc w:val="right"/>
+            </w:pPr>
+            <w:r>
+              <w:rPr>
+                <w:b/>
+                <w:bCs/>
+                <w:color w:val="16273D"/>
+                <w:sz w:val="17"/>
+                <w:szCs w:val="17"/>
+              </w:rPr>
+              <w:t xml:space="preserve">DP</w:t>
+            </w:r>
+          </w:p>
+        </w:tc>
+        <w:tc>
+          <w:tcPr>
+            <w:tcW w:type="dxa" w:w="1240"/>
+            <w:shd w:fill="EAF1F7" w:color="auto" w:val="clear"/>
+            <w:tcMar>
+              <w:top w:type="dxa" w:w="40"/>
+              <w:left w:type="dxa" w:w="90"/>
+              <w:bottom w:type="dxa" w:w="40"/>
+              <w:right w:type="dxa" w:w="90"/>
+            </w:tcMar>
+          </w:tcPr>
+          <w:p>
+            <w:pPr>
+              <w:spacing w:after="0" w:line="240"/>
+              <w:jc w:val="right"/>
+            </w:pPr>
+            <w:r>
+              <w:rPr>
+                <w:b/>
+                <w:bCs/>
+                <w:color w:val="16273D"/>
+                <w:sz w:val="17"/>
+                <w:szCs w:val="17"/>
+              </w:rPr>
+              <w:t xml:space="preserve">Mediana</w:t>
+            </w:r>
+          </w:p>
+        </w:tc>
+        <w:tc>
+          <w:tcPr>
+            <w:tcW w:type="dxa" w:w="1080"/>
+            <w:shd w:fill="EAF1F7" w:color="auto" w:val="clear"/>
+            <w:tcMar>
+              <w:top w:type="dxa" w:w="40"/>
+              <w:left w:type="dxa" w:w="90"/>
+              <w:bottom w:type="dxa" w:w="40"/>
+              <w:right w:type="dxa" w:w="90"/>
+            </w:tcMar>
+          </w:tcPr>
+          <w:p>
+            <w:pPr>
+              <w:spacing w:after="0" w:line="240"/>
+              <w:jc w:val="right"/>
+            </w:pPr>
+            <w:r>
+              <w:rPr>
+                <w:b/>
+                <w:bCs/>
+                <w:color w:val="16273D"/>
+                <w:sz w:val="17"/>
+                <w:szCs w:val="17"/>
+              </w:rPr>
+              <w:t xml:space="preserve">IQR</w:t>
+            </w:r>
+          </w:p>
+        </w:tc>
+        <w:tc>
+          <w:tcPr>
+            <w:tcW w:type="dxa" w:w="1120"/>
+            <w:shd w:fill="EAF1F7" w:color="auto" w:val="clear"/>
+            <w:tcMar>
+              <w:top w:type="dxa" w:w="40"/>
+              <w:left w:type="dxa" w:w="90"/>
+              <w:bottom w:type="dxa" w:w="40"/>
+              <w:right w:type="dxa" w:w="90"/>
+            </w:tcMar>
+          </w:tcPr>
+          <w:p>
+            <w:pPr>
+              <w:spacing w:after="0" w:line="240"/>
+              <w:jc w:val="right"/>
+            </w:pPr>
+            <w:r>
+              <w:rPr>
+                <w:b/>
+                <w:bCs/>
+                <w:color w:val="16273D"/>
+                <w:sz w:val="17"/>
+                <w:szCs w:val="17"/>
+              </w:rPr>
+              <w:t xml:space="preserve">% piso</w:t>
+            </w:r>
+          </w:p>
+        </w:tc>
+        <w:tc>
+          <w:tcPr>
+            <w:tcW w:type="dxa" w:w="1000"/>
+            <w:shd w:fill="EAF1F7" w:color="auto" w:val="clear"/>
+            <w:tcMar>
+              <w:top w:type="dxa" w:w="40"/>
+              <w:left w:type="dxa" w:w="90"/>
+              <w:bottom w:type="dxa" w:w="40"/>
+              <w:right w:type="dxa" w:w="90"/>
+            </w:tcMar>
+          </w:tcPr>
+          <w:p>
+            <w:pPr>
+              <w:spacing w:after="0" w:line="240"/>
+              <w:jc w:val="right"/>
+            </w:pPr>
+            <w:r>
+              <w:rPr>
+                <w:b/>
+                <w:bCs/>
+                <w:color w:val="16273D"/>
+                <w:sz w:val="17"/>
+                <w:szCs w:val="17"/>
+              </w:rPr>
+              <w:t xml:space="preserve">Normal?</w:t>
+            </w:r>
+          </w:p>
+        </w:tc>
+      </w:tr>
+      <w:tr>
+        <w:tc>
+          <w:tcPr>
+            <w:tcW w:type="dxa" w:w="2760"/>
+            <w:tcMar>
+              <w:top w:type="dxa" w:w="40"/>
+              <w:left w:type="dxa" w:w="90"/>
+              <w:bottom w:type="dxa" w:w="40"/>
+              <w:right w:type="dxa" w:w="90"/>
+            </w:tcMar>
+          </w:tcPr>
+          <w:p>
+            <w:pPr>
+              <w:spacing w:after="0" w:line="240"/>
+              <w:jc w:val="left"/>
+            </w:pPr>
+            <w:r>
+              <w:rPr>
+                <w:b w:val="false"/>
+                <w:bCs w:val="false"/>
+                <w:sz w:val="17"/>
+                <w:szCs w:val="17"/>
+              </w:rPr>
+              <w:t xml:space="preserve">PTH (TMD)</w:t>
+            </w:r>
+          </w:p>
+        </w:tc>
+        <w:tc>
+          <w:tcPr>
+            <w:tcW w:type="dxa" w:w="1080"/>
+            <w:tcMar>
+              <w:top w:type="dxa" w:w="40"/>
+              <w:left w:type="dxa" w:w="90"/>
+              <w:bottom w:type="dxa" w:w="40"/>
+              <w:right w:type="dxa" w:w="90"/>
+            </w:tcMar>
+          </w:tcPr>
+          <w:p>
+            <w:pPr>
+              <w:spacing w:after="0" w:line="240"/>
+              <w:jc w:val="right"/>
+            </w:pPr>
+            <w:r>
+              <w:rPr>
+                <w:b w:val="false"/>
+                <w:bCs w:val="false"/>
+                <w:sz w:val="17"/>
+                <w:szCs w:val="17"/>
+              </w:rPr>
+              <w:t xml:space="preserve">4,39</w:t>
+            </w:r>
+          </w:p>
+        </w:tc>
+        <w:tc>
+          <w:tcPr>
+            <w:tcW w:type="dxa" w:w="1080"/>
+            <w:tcMar>
+              <w:top w:type="dxa" w:w="40"/>
+              <w:left w:type="dxa" w:w="90"/>
+              <w:bottom w:type="dxa" w:w="40"/>
+              <w:right w:type="dxa" w:w="90"/>
+            </w:tcMar>
+          </w:tcPr>
+          <w:p>
+            <w:pPr>
+              <w:spacing w:after="0" w:line="240"/>
+              <w:jc w:val="right"/>
+            </w:pPr>
+            <w:r>
+              <w:rPr>
+                <w:b w:val="false"/>
+                <w:bCs w:val="false"/>
+                <w:sz w:val="17"/>
+                <w:szCs w:val="17"/>
+              </w:rPr>
+              <w:t xml:space="preserve">9,64</w:t>
+            </w:r>
+          </w:p>
+        </w:tc>
+        <w:tc>
+          <w:tcPr>
+            <w:tcW w:type="dxa" w:w="1240"/>
+            <w:tcMar>
+              <w:top w:type="dxa" w:w="40"/>
+              <w:left w:type="dxa" w:w="90"/>
+              <w:bottom w:type="dxa" w:w="40"/>
+              <w:right w:type="dxa" w:w="90"/>
+            </w:tcMar>
+          </w:tcPr>
+          <w:p>
+            <w:pPr>
+              <w:spacing w:after="0" w:line="240"/>
+              <w:jc w:val="right"/>
+            </w:pPr>
+            <w:r>
+              <w:rPr>
+                <w:b w:val="false"/>
+                <w:bCs w:val="false"/>
+                <w:sz w:val="17"/>
+                <w:szCs w:val="17"/>
+              </w:rPr>
+              <w:t xml:space="preserve">2,00</w:t>
+            </w:r>
+          </w:p>
+        </w:tc>
+        <w:tc>
+          <w:tcPr>
+            <w:tcW w:type="dxa" w:w="1080"/>
+            <w:tcMar>
+              <w:top w:type="dxa" w:w="40"/>
+              <w:left w:type="dxa" w:w="90"/>
+              <w:bottom w:type="dxa" w:w="40"/>
+              <w:right w:type="dxa" w:w="90"/>
+            </w:tcMar>
+          </w:tcPr>
+          <w:p>
+            <w:pPr>
+              <w:spacing w:after="0" w:line="240"/>
+              <w:jc w:val="right"/>
+            </w:pPr>
+            <w:r>
+              <w:rPr>
+                <w:b w:val="false"/>
+                <w:bCs w:val="false"/>
+                <w:sz w:val="17"/>
+                <w:szCs w:val="17"/>
+              </w:rPr>
+              <w:t xml:space="preserve">10,00</w:t>
+            </w:r>
+          </w:p>
+        </w:tc>
+        <w:tc>
+          <w:tcPr>
+            <w:tcW w:type="dxa" w:w="1120"/>
+            <w:tcMar>
+              <w:top w:type="dxa" w:w="40"/>
+              <w:left w:type="dxa" w:w="90"/>
+              <w:bottom w:type="dxa" w:w="40"/>
+              <w:right w:type="dxa" w:w="90"/>
+            </w:tcMar>
+          </w:tcPr>
+          <w:p>
+            <w:pPr>
+              <w:spacing w:after="0" w:line="240"/>
+              <w:jc w:val="right"/>
+            </w:pPr>
+            <w:r>
+              <w:rPr>
+                <w:b w:val="false"/>
+                <w:bCs w:val="false"/>
+                <w:sz w:val="17"/>
+                <w:szCs w:val="17"/>
+              </w:rPr>
+              <w:t xml:space="preserve">0,2</w:t>
+            </w:r>
+          </w:p>
+        </w:tc>
+        <w:tc>
+          <w:tcPr>
+            <w:tcW w:type="dxa" w:w="1000"/>
+            <w:tcMar>
+              <w:top w:type="dxa" w:w="40"/>
+              <w:left w:type="dxa" w:w="90"/>
+              <w:bottom w:type="dxa" w:w="40"/>
+              <w:right w:type="dxa" w:w="90"/>
+            </w:tcMar>
+          </w:tcPr>
+          <w:p>
+            <w:pPr>
+              <w:spacing w:after="0" w:line="240"/>
+              <w:jc w:val="right"/>
+            </w:pPr>
+            <w:r>
+              <w:rPr>
+                <w:b w:val="false"/>
+                <w:bCs w:val="false"/>
+                <w:sz w:val="17"/>
+                <w:szCs w:val="17"/>
+              </w:rPr>
+              <w:t xml:space="preserve">não</w:t>
+            </w:r>
+          </w:p>
+        </w:tc>
+      </w:tr>
+      <w:tr>
+        <w:tc>
+          <w:tcPr>
+            <w:tcW w:type="dxa" w:w="2760"/>
+            <w:tcMar>
+              <w:top w:type="dxa" w:w="40"/>
+              <w:left w:type="dxa" w:w="90"/>
+              <w:bottom w:type="dxa" w:w="40"/>
+              <w:right w:type="dxa" w:w="90"/>
+            </w:tcMar>
+          </w:tcPr>
+          <w:p>
+            <w:pPr>
+              <w:spacing w:after="0" w:line="240"/>
+              <w:jc w:val="left"/>
+            </w:pPr>
+            <w:r>
+              <w:rPr>
+                <w:b w:val="false"/>
+                <w:bCs w:val="false"/>
+                <w:sz w:val="17"/>
+                <w:szCs w:val="17"/>
+              </w:rPr>
+              <w:t xml:space="preserve">Fadiga física</w:t>
+            </w:r>
+          </w:p>
+        </w:tc>
+        <w:tc>
+          <w:tcPr>
+            <w:tcW w:type="dxa" w:w="1080"/>
+            <w:tcMar>
+              <w:top w:type="dxa" w:w="40"/>
+              <w:left w:type="dxa" w:w="90"/>
+              <w:bottom w:type="dxa" w:w="40"/>
+              <w:right w:type="dxa" w:w="90"/>
+            </w:tcMar>
+          </w:tcPr>
+          <w:p>
+            <w:pPr>
+              <w:spacing w:after="0" w:line="240"/>
+              <w:jc w:val="right"/>
+            </w:pPr>
+            <w:r>
+              <w:rPr>
+                <w:b w:val="false"/>
+                <w:bCs w:val="false"/>
+                <w:sz w:val="17"/>
+                <w:szCs w:val="17"/>
+              </w:rPr>
+              <w:t xml:space="preserve">6,12</w:t>
+            </w:r>
+          </w:p>
+        </w:tc>
+        <w:tc>
+          <w:tcPr>
+            <w:tcW w:type="dxa" w:w="1080"/>
+            <w:tcMar>
+              <w:top w:type="dxa" w:w="40"/>
+              <w:left w:type="dxa" w:w="90"/>
+              <w:bottom w:type="dxa" w:w="40"/>
+              <w:right w:type="dxa" w:w="90"/>
+            </w:tcMar>
+          </w:tcPr>
+          <w:p>
+            <w:pPr>
+              <w:spacing w:after="0" w:line="240"/>
+              <w:jc w:val="right"/>
+            </w:pPr>
+            <w:r>
+              <w:rPr>
+                <w:b w:val="false"/>
+                <w:bCs w:val="false"/>
+                <w:sz w:val="17"/>
+                <w:szCs w:val="17"/>
+              </w:rPr>
+              <w:t xml:space="preserve">2,34</w:t>
+            </w:r>
+          </w:p>
+        </w:tc>
+        <w:tc>
+          <w:tcPr>
+            <w:tcW w:type="dxa" w:w="1240"/>
+            <w:tcMar>
+              <w:top w:type="dxa" w:w="40"/>
+              <w:left w:type="dxa" w:w="90"/>
+              <w:bottom w:type="dxa" w:w="40"/>
+              <w:right w:type="dxa" w:w="90"/>
+            </w:tcMar>
+          </w:tcPr>
+          <w:p>
+            <w:pPr>
+              <w:spacing w:after="0" w:line="240"/>
+              <w:jc w:val="right"/>
+            </w:pPr>
+            <w:r>
+              <w:rPr>
+                <w:b w:val="false"/>
+                <w:bCs w:val="false"/>
+                <w:sz w:val="17"/>
+                <w:szCs w:val="17"/>
+              </w:rPr>
+              <w:t xml:space="preserve">6,00</w:t>
+            </w:r>
+          </w:p>
+        </w:tc>
+        <w:tc>
+          <w:tcPr>
+            <w:tcW w:type="dxa" w:w="1080"/>
+            <w:tcMar>
+              <w:top w:type="dxa" w:w="40"/>
+              <w:left w:type="dxa" w:w="90"/>
+              <w:bottom w:type="dxa" w:w="40"/>
+              <w:right w:type="dxa" w:w="90"/>
+            </w:tcMar>
+          </w:tcPr>
+          <w:p>
+            <w:pPr>
+              <w:spacing w:after="0" w:line="240"/>
+              <w:jc w:val="right"/>
+            </w:pPr>
+            <w:r>
+              <w:rPr>
+                <w:b w:val="false"/>
+                <w:bCs w:val="false"/>
+                <w:sz w:val="17"/>
+                <w:szCs w:val="17"/>
+              </w:rPr>
+              <w:t xml:space="preserve">3,00</w:t>
+            </w:r>
+          </w:p>
+        </w:tc>
+        <w:tc>
+          <w:tcPr>
+            <w:tcW w:type="dxa" w:w="1120"/>
+            <w:tcMar>
+              <w:top w:type="dxa" w:w="40"/>
+              <w:left w:type="dxa" w:w="90"/>
+              <w:bottom w:type="dxa" w:w="40"/>
+              <w:right w:type="dxa" w:w="90"/>
+            </w:tcMar>
+          </w:tcPr>
+          <w:p>
+            <w:pPr>
+              <w:spacing w:after="0" w:line="240"/>
+              <w:jc w:val="right"/>
+            </w:pPr>
+            <w:r>
+              <w:rPr>
+                <w:b w:val="false"/>
+                <w:bCs w:val="false"/>
+                <w:sz w:val="17"/>
+                <w:szCs w:val="17"/>
+              </w:rPr>
+              <w:t xml:space="preserve">0,7</w:t>
+            </w:r>
+          </w:p>
+        </w:tc>
+        <w:tc>
+          <w:tcPr>
+            <w:tcW w:type="dxa" w:w="1000"/>
+            <w:tcMar>
+              <w:top w:type="dxa" w:w="40"/>
+              <w:left w:type="dxa" w:w="90"/>
+              <w:bottom w:type="dxa" w:w="40"/>
+              <w:right w:type="dxa" w:w="90"/>
+            </w:tcMar>
+          </w:tcPr>
+          <w:p>
+            <w:pPr>
+              <w:spacing w:after="0" w:line="240"/>
+              <w:jc w:val="right"/>
+            </w:pPr>
+            <w:r>
+              <w:rPr>
+                <w:b w:val="false"/>
+                <w:bCs w:val="false"/>
+                <w:sz w:val="17"/>
+                <w:szCs w:val="17"/>
+              </w:rPr>
+              <w:t xml:space="preserve">não</w:t>
+            </w:r>
+          </w:p>
+        </w:tc>
+      </w:tr>
+      <w:tr>
+        <w:tc>
+          <w:tcPr>
+            <w:tcW w:type="dxa" w:w="2760"/>
+            <w:tcMar>
+              <w:top w:type="dxa" w:w="40"/>
+              <w:left w:type="dxa" w:w="90"/>
+              <w:bottom w:type="dxa" w:w="40"/>
+              <w:right w:type="dxa" w:w="90"/>
+            </w:tcMar>
+          </w:tcPr>
+          <w:p>
+            <w:pPr>
+              <w:spacing w:after="0" w:line="240"/>
+              <w:jc w:val="left"/>
+            </w:pPr>
+            <w:r>
+              <w:rPr>
+                <w:b w:val="false"/>
+                <w:bCs w:val="false"/>
+                <w:sz w:val="17"/>
+                <w:szCs w:val="17"/>
+              </w:rPr>
+              <w:t xml:space="preserve">Fadiga</w:t>
+            </w:r>
+          </w:p>
+        </w:tc>
+        <w:tc>
+          <w:tcPr>
+            <w:tcW w:type="dxa" w:w="1080"/>
+            <w:tcMar>
+              <w:top w:type="dxa" w:w="40"/>
+              <w:left w:type="dxa" w:w="90"/>
+              <w:bottom w:type="dxa" w:w="40"/>
+              <w:right w:type="dxa" w:w="90"/>
+            </w:tcMar>
+          </w:tcPr>
+          <w:p>
+            <w:pPr>
+              <w:spacing w:after="0" w:line="240"/>
+              <w:jc w:val="right"/>
+            </w:pPr>
+            <w:r>
+              <w:rPr>
+                <w:b w:val="false"/>
+                <w:bCs w:val="false"/>
+                <w:sz w:val="17"/>
+                <w:szCs w:val="17"/>
+              </w:rPr>
+              <w:t xml:space="preserve">5,64</w:t>
+            </w:r>
+          </w:p>
+        </w:tc>
+        <w:tc>
+          <w:tcPr>
+            <w:tcW w:type="dxa" w:w="1080"/>
+            <w:tcMar>
+              <w:top w:type="dxa" w:w="40"/>
+              <w:left w:type="dxa" w:w="90"/>
+              <w:bottom w:type="dxa" w:w="40"/>
+              <w:right w:type="dxa" w:w="90"/>
+            </w:tcMar>
+          </w:tcPr>
+          <w:p>
+            <w:pPr>
+              <w:spacing w:after="0" w:line="240"/>
+              <w:jc w:val="right"/>
+            </w:pPr>
+            <w:r>
+              <w:rPr>
+                <w:b w:val="false"/>
+                <w:bCs w:val="false"/>
+                <w:sz w:val="17"/>
+                <w:szCs w:val="17"/>
+              </w:rPr>
+              <w:t xml:space="preserve">3,89</w:t>
+            </w:r>
+          </w:p>
+        </w:tc>
+        <w:tc>
+          <w:tcPr>
+            <w:tcW w:type="dxa" w:w="1240"/>
+            <w:tcMar>
+              <w:top w:type="dxa" w:w="40"/>
+              <w:left w:type="dxa" w:w="90"/>
+              <w:bottom w:type="dxa" w:w="40"/>
+              <w:right w:type="dxa" w:w="90"/>
+            </w:tcMar>
+          </w:tcPr>
+          <w:p>
+            <w:pPr>
+              <w:spacing w:after="0" w:line="240"/>
+              <w:jc w:val="right"/>
+            </w:pPr>
+            <w:r>
+              <w:rPr>
+                <w:b w:val="false"/>
+                <w:bCs w:val="false"/>
+                <w:sz w:val="17"/>
+                <w:szCs w:val="17"/>
+              </w:rPr>
+              <w:t xml:space="preserve">5,00</w:t>
+            </w:r>
+          </w:p>
+        </w:tc>
+        <w:tc>
+          <w:tcPr>
+            <w:tcW w:type="dxa" w:w="1080"/>
+            <w:tcMar>
+              <w:top w:type="dxa" w:w="40"/>
+              <w:left w:type="dxa" w:w="90"/>
+              <w:bottom w:type="dxa" w:w="40"/>
+              <w:right w:type="dxa" w:w="90"/>
+            </w:tcMar>
+          </w:tcPr>
+          <w:p>
+            <w:pPr>
+              <w:spacing w:after="0" w:line="240"/>
+              <w:jc w:val="right"/>
+            </w:pPr>
+            <w:r>
+              <w:rPr>
+                <w:b w:val="false"/>
+                <w:bCs w:val="false"/>
+                <w:sz w:val="17"/>
+                <w:szCs w:val="17"/>
+              </w:rPr>
+              <w:t xml:space="preserve">5,00</w:t>
+            </w:r>
+          </w:p>
+        </w:tc>
+        <w:tc>
+          <w:tcPr>
+            <w:tcW w:type="dxa" w:w="1120"/>
+            <w:tcMar>
+              <w:top w:type="dxa" w:w="40"/>
+              <w:left w:type="dxa" w:w="90"/>
+              <w:bottom w:type="dxa" w:w="40"/>
+              <w:right w:type="dxa" w:w="90"/>
+            </w:tcMar>
+          </w:tcPr>
+          <w:p>
+            <w:pPr>
+              <w:spacing w:after="0" w:line="240"/>
+              <w:jc w:val="right"/>
+            </w:pPr>
+            <w:r>
+              <w:rPr>
+                <w:b w:val="false"/>
+                <w:bCs w:val="false"/>
+                <w:sz w:val="17"/>
+                <w:szCs w:val="17"/>
+              </w:rPr>
+              <w:t xml:space="preserve">7,7</w:t>
+            </w:r>
+          </w:p>
+        </w:tc>
+        <w:tc>
+          <w:tcPr>
+            <w:tcW w:type="dxa" w:w="1000"/>
+            <w:tcMar>
+              <w:top w:type="dxa" w:w="40"/>
+              <w:left w:type="dxa" w:w="90"/>
+              <w:bottom w:type="dxa" w:w="40"/>
+              <w:right w:type="dxa" w:w="90"/>
+            </w:tcMar>
+          </w:tcPr>
+          <w:p>
+            <w:pPr>
+              <w:spacing w:after="0" w:line="240"/>
+              <w:jc w:val="right"/>
+            </w:pPr>
+            <w:r>
+              <w:rPr>
+                <w:b w:val="false"/>
+                <w:bCs w:val="false"/>
+                <w:sz w:val="17"/>
+                <w:szCs w:val="17"/>
+              </w:rPr>
+              <w:t xml:space="preserve">não</w:t>
+            </w:r>
+          </w:p>
+        </w:tc>
+      </w:tr>
+      <w:tr>
+        <w:tc>
+          <w:tcPr>
+            <w:tcW w:type="dxa" w:w="2760"/>
+            <w:tcMar>
+              <w:top w:type="dxa" w:w="40"/>
+              <w:left w:type="dxa" w:w="90"/>
+              <w:bottom w:type="dxa" w:w="40"/>
+              <w:right w:type="dxa" w:w="90"/>
+            </w:tcMar>
+          </w:tcPr>
+          <w:p>
+            <w:pPr>
+              <w:spacing w:after="0" w:line="240"/>
+              <w:jc w:val="left"/>
+            </w:pPr>
+            <w:r>
+              <w:rPr>
+                <w:b w:val="false"/>
+                <w:bCs w:val="false"/>
+                <w:sz w:val="17"/>
+                <w:szCs w:val="17"/>
+              </w:rPr>
+              <w:t xml:space="preserve">Vigor</w:t>
+            </w:r>
+          </w:p>
+        </w:tc>
+        <w:tc>
+          <w:tcPr>
+            <w:tcW w:type="dxa" w:w="1080"/>
+            <w:tcMar>
+              <w:top w:type="dxa" w:w="40"/>
+              <w:left w:type="dxa" w:w="90"/>
+              <w:bottom w:type="dxa" w:w="40"/>
+              <w:right w:type="dxa" w:w="90"/>
+            </w:tcMar>
+          </w:tcPr>
+          <w:p>
+            <w:pPr>
+              <w:spacing w:after="0" w:line="240"/>
+              <w:jc w:val="right"/>
+            </w:pPr>
+            <w:r>
+              <w:rPr>
+                <w:b w:val="false"/>
+                <w:bCs w:val="false"/>
+                <w:sz w:val="17"/>
+                <w:szCs w:val="17"/>
+              </w:rPr>
+              <w:t xml:space="preserve">5,70</w:t>
+            </w:r>
+          </w:p>
+        </w:tc>
+        <w:tc>
+          <w:tcPr>
+            <w:tcW w:type="dxa" w:w="1080"/>
+            <w:tcMar>
+              <w:top w:type="dxa" w:w="40"/>
+              <w:left w:type="dxa" w:w="90"/>
+              <w:bottom w:type="dxa" w:w="40"/>
+              <w:right w:type="dxa" w:w="90"/>
+            </w:tcMar>
+          </w:tcPr>
+          <w:p>
+            <w:pPr>
+              <w:spacing w:after="0" w:line="240"/>
+              <w:jc w:val="right"/>
+            </w:pPr>
+            <w:r>
+              <w:rPr>
+                <w:b w:val="false"/>
+                <w:bCs w:val="false"/>
+                <w:sz w:val="17"/>
+                <w:szCs w:val="17"/>
+              </w:rPr>
+              <w:t xml:space="preserve">3,12</w:t>
+            </w:r>
+          </w:p>
+        </w:tc>
+        <w:tc>
+          <w:tcPr>
+            <w:tcW w:type="dxa" w:w="1240"/>
+            <w:tcMar>
+              <w:top w:type="dxa" w:w="40"/>
+              <w:left w:type="dxa" w:w="90"/>
+              <w:bottom w:type="dxa" w:w="40"/>
+              <w:right w:type="dxa" w:w="90"/>
+            </w:tcMar>
+          </w:tcPr>
+          <w:p>
+            <w:pPr>
+              <w:spacing w:after="0" w:line="240"/>
+              <w:jc w:val="right"/>
+            </w:pPr>
+            <w:r>
+              <w:rPr>
+                <w:b w:val="false"/>
+                <w:bCs w:val="false"/>
+                <w:sz w:val="17"/>
+                <w:szCs w:val="17"/>
+              </w:rPr>
+              <w:t xml:space="preserve">6,00</w:t>
+            </w:r>
+          </w:p>
+        </w:tc>
+        <w:tc>
+          <w:tcPr>
+            <w:tcW w:type="dxa" w:w="1080"/>
+            <w:tcMar>
+              <w:top w:type="dxa" w:w="40"/>
+              <w:left w:type="dxa" w:w="90"/>
+              <w:bottom w:type="dxa" w:w="40"/>
+              <w:right w:type="dxa" w:w="90"/>
+            </w:tcMar>
+          </w:tcPr>
+          <w:p>
+            <w:pPr>
+              <w:spacing w:after="0" w:line="240"/>
+              <w:jc w:val="right"/>
+            </w:pPr>
+            <w:r>
+              <w:rPr>
+                <w:b w:val="false"/>
+                <w:bCs w:val="false"/>
+                <w:sz w:val="17"/>
+                <w:szCs w:val="17"/>
+              </w:rPr>
+              <w:t xml:space="preserve">4,00</w:t>
+            </w:r>
+          </w:p>
+        </w:tc>
+        <w:tc>
+          <w:tcPr>
+            <w:tcW w:type="dxa" w:w="1120"/>
+            <w:tcMar>
+              <w:top w:type="dxa" w:w="40"/>
+              <w:left w:type="dxa" w:w="90"/>
+              <w:bottom w:type="dxa" w:w="40"/>
+              <w:right w:type="dxa" w:w="90"/>
+            </w:tcMar>
+          </w:tcPr>
+          <w:p>
+            <w:pPr>
+              <w:spacing w:after="0" w:line="240"/>
+              <w:jc w:val="right"/>
+            </w:pPr>
+            <w:r>
+              <w:rPr>
+                <w:b w:val="false"/>
+                <w:bCs w:val="false"/>
+                <w:sz w:val="17"/>
+                <w:szCs w:val="17"/>
+              </w:rPr>
+              <w:t xml:space="preserve">8,6</w:t>
+            </w:r>
+          </w:p>
+        </w:tc>
+        <w:tc>
+          <w:tcPr>
+            <w:tcW w:type="dxa" w:w="1000"/>
+            <w:tcMar>
+              <w:top w:type="dxa" w:w="40"/>
+              <w:left w:type="dxa" w:w="90"/>
+              <w:bottom w:type="dxa" w:w="40"/>
+              <w:right w:type="dxa" w:w="90"/>
+            </w:tcMar>
+          </w:tcPr>
+          <w:p>
+            <w:pPr>
+              <w:spacing w:after="0" w:line="240"/>
+              <w:jc w:val="right"/>
+            </w:pPr>
+            <w:r>
+              <w:rPr>
+                <w:b w:val="false"/>
+                <w:bCs w:val="false"/>
+                <w:sz w:val="17"/>
+                <w:szCs w:val="17"/>
+              </w:rPr>
+              <w:t xml:space="preserve">não</w:t>
+            </w:r>
+          </w:p>
+        </w:tc>
+      </w:tr>
+      <w:tr>
+        <w:tc>
+          <w:tcPr>
+            <w:tcW w:type="dxa" w:w="2760"/>
+            <w:tcMar>
+              <w:top w:type="dxa" w:w="40"/>
+              <w:left w:type="dxa" w:w="90"/>
+              <w:bottom w:type="dxa" w:w="40"/>
+              <w:right w:type="dxa" w:w="90"/>
+            </w:tcMar>
+          </w:tcPr>
+          <w:p>
+            <w:pPr>
+              <w:spacing w:after="0" w:line="240"/>
+              <w:jc w:val="left"/>
+            </w:pPr>
+            <w:r>
+              <w:rPr>
+                <w:b w:val="false"/>
+                <w:bCs w:val="false"/>
+                <w:sz w:val="17"/>
+                <w:szCs w:val="17"/>
+              </w:rPr>
+              <w:t xml:space="preserve">Fadiga mental</w:t>
+            </w:r>
+          </w:p>
+        </w:tc>
+        <w:tc>
+          <w:tcPr>
+            <w:tcW w:type="dxa" w:w="1080"/>
+            <w:tcMar>
+              <w:top w:type="dxa" w:w="40"/>
+              <w:left w:type="dxa" w:w="90"/>
+              <w:bottom w:type="dxa" w:w="40"/>
+              <w:right w:type="dxa" w:w="90"/>
+            </w:tcMar>
+          </w:tcPr>
+          <w:p>
+            <w:pPr>
+              <w:spacing w:after="0" w:line="240"/>
+              <w:jc w:val="right"/>
+            </w:pPr>
+            <w:r>
+              <w:rPr>
+                <w:b w:val="false"/>
+                <w:bCs w:val="false"/>
+                <w:sz w:val="17"/>
+                <w:szCs w:val="17"/>
+              </w:rPr>
+              <w:t xml:space="preserve">4,59</w:t>
+            </w:r>
+          </w:p>
+        </w:tc>
+        <w:tc>
+          <w:tcPr>
+            <w:tcW w:type="dxa" w:w="1080"/>
+            <w:tcMar>
+              <w:top w:type="dxa" w:w="40"/>
+              <w:left w:type="dxa" w:w="90"/>
+              <w:bottom w:type="dxa" w:w="40"/>
+              <w:right w:type="dxa" w:w="90"/>
+            </w:tcMar>
+          </w:tcPr>
+          <w:p>
+            <w:pPr>
+              <w:spacing w:after="0" w:line="240"/>
+              <w:jc w:val="right"/>
+            </w:pPr>
+            <w:r>
+              <w:rPr>
+                <w:b w:val="false"/>
+                <w:bCs w:val="false"/>
+                <w:sz w:val="17"/>
+                <w:szCs w:val="17"/>
+              </w:rPr>
+              <w:t xml:space="preserve">2,81</w:t>
+            </w:r>
+          </w:p>
+        </w:tc>
+        <w:tc>
+          <w:tcPr>
+            <w:tcW w:type="dxa" w:w="1240"/>
+            <w:tcMar>
+              <w:top w:type="dxa" w:w="40"/>
+              <w:left w:type="dxa" w:w="90"/>
+              <w:bottom w:type="dxa" w:w="40"/>
+              <w:right w:type="dxa" w:w="90"/>
+            </w:tcMar>
+          </w:tcPr>
+          <w:p>
+            <w:pPr>
+              <w:spacing w:after="0" w:line="240"/>
+              <w:jc w:val="right"/>
+            </w:pPr>
+            <w:r>
+              <w:rPr>
+                <w:b w:val="false"/>
+                <w:bCs w:val="false"/>
+                <w:sz w:val="17"/>
+                <w:szCs w:val="17"/>
+              </w:rPr>
+              <w:t xml:space="preserve">4,00</w:t>
+            </w:r>
+          </w:p>
+        </w:tc>
+        <w:tc>
+          <w:tcPr>
+            <w:tcW w:type="dxa" w:w="1080"/>
+            <w:tcMar>
+              <w:top w:type="dxa" w:w="40"/>
+              <w:left w:type="dxa" w:w="90"/>
+              <w:bottom w:type="dxa" w:w="40"/>
+              <w:right w:type="dxa" w:w="90"/>
+            </w:tcMar>
+          </w:tcPr>
+          <w:p>
+            <w:pPr>
+              <w:spacing w:after="0" w:line="240"/>
+              <w:jc w:val="right"/>
+            </w:pPr>
+            <w:r>
+              <w:rPr>
+                <w:b w:val="false"/>
+                <w:bCs w:val="false"/>
+                <w:sz w:val="17"/>
+                <w:szCs w:val="17"/>
+              </w:rPr>
+              <w:t xml:space="preserve">5,00</w:t>
+            </w:r>
+          </w:p>
+        </w:tc>
+        <w:tc>
+          <w:tcPr>
+            <w:tcW w:type="dxa" w:w="1120"/>
+            <w:tcMar>
+              <w:top w:type="dxa" w:w="40"/>
+              <w:left w:type="dxa" w:w="90"/>
+              <w:bottom w:type="dxa" w:w="40"/>
+              <w:right w:type="dxa" w:w="90"/>
+            </w:tcMar>
+          </w:tcPr>
+          <w:p>
+            <w:pPr>
+              <w:spacing w:after="0" w:line="240"/>
+              <w:jc w:val="right"/>
+            </w:pPr>
+            <w:r>
+              <w:rPr>
+                <w:b w:val="false"/>
+                <w:bCs w:val="false"/>
+                <w:sz w:val="17"/>
+                <w:szCs w:val="17"/>
+              </w:rPr>
+              <w:t xml:space="preserve">5,3</w:t>
+            </w:r>
+          </w:p>
+        </w:tc>
+        <w:tc>
+          <w:tcPr>
+            <w:tcW w:type="dxa" w:w="1000"/>
+            <w:tcMar>
+              <w:top w:type="dxa" w:w="40"/>
+              <w:left w:type="dxa" w:w="90"/>
+              <w:bottom w:type="dxa" w:w="40"/>
+              <w:right w:type="dxa" w:w="90"/>
+            </w:tcMar>
+          </w:tcPr>
+          <w:p>
+            <w:pPr>
+              <w:spacing w:after="0" w:line="240"/>
+              <w:jc w:val="right"/>
+            </w:pPr>
+            <w:r>
+              <w:rPr>
+                <w:b w:val="false"/>
+                <w:bCs w:val="false"/>
+                <w:sz w:val="17"/>
+                <w:szCs w:val="17"/>
+              </w:rPr>
+              <w:t xml:space="preserve">não</w:t>
+            </w:r>
+          </w:p>
+        </w:tc>
+      </w:tr>
+      <w:tr>
+        <w:tc>
+          <w:tcPr>
+            <w:tcW w:type="dxa" w:w="2760"/>
+            <w:tcMar>
+              <w:top w:type="dxa" w:w="40"/>
+              <w:left w:type="dxa" w:w="90"/>
+              <w:bottom w:type="dxa" w:w="40"/>
+              <w:right w:type="dxa" w:w="90"/>
+            </w:tcMar>
+          </w:tcPr>
+          <w:p>
+            <w:pPr>
+              <w:spacing w:after="0" w:line="240"/>
+              <w:jc w:val="left"/>
+            </w:pPr>
+            <w:r>
+              <w:rPr>
+                <w:b w:val="false"/>
+                <w:bCs w:val="false"/>
+                <w:sz w:val="17"/>
+                <w:szCs w:val="17"/>
+              </w:rPr>
+              <w:t xml:space="preserve">Tensão</w:t>
+            </w:r>
+          </w:p>
+        </w:tc>
+        <w:tc>
+          <w:tcPr>
+            <w:tcW w:type="dxa" w:w="1080"/>
+            <w:tcMar>
+              <w:top w:type="dxa" w:w="40"/>
+              <w:left w:type="dxa" w:w="90"/>
+              <w:bottom w:type="dxa" w:w="40"/>
+              <w:right w:type="dxa" w:w="90"/>
+            </w:tcMar>
+          </w:tcPr>
+          <w:p>
+            <w:pPr>
+              <w:spacing w:after="0" w:line="240"/>
+              <w:jc w:val="right"/>
+            </w:pPr>
+            <w:r>
+              <w:rPr>
+                <w:b w:val="false"/>
+                <w:bCs w:val="false"/>
+                <w:sz w:val="17"/>
+                <w:szCs w:val="17"/>
+              </w:rPr>
+              <w:t xml:space="preserve">1,39</w:t>
+            </w:r>
+          </w:p>
+        </w:tc>
+        <w:tc>
+          <w:tcPr>
+            <w:tcW w:type="dxa" w:w="1080"/>
+            <w:tcMar>
+              <w:top w:type="dxa" w:w="40"/>
+              <w:left w:type="dxa" w:w="90"/>
+              <w:bottom w:type="dxa" w:w="40"/>
+              <w:right w:type="dxa" w:w="90"/>
+            </w:tcMar>
+          </w:tcPr>
+          <w:p>
+            <w:pPr>
+              <w:spacing w:after="0" w:line="240"/>
+              <w:jc w:val="right"/>
+            </w:pPr>
+            <w:r>
+              <w:rPr>
+                <w:b w:val="false"/>
+                <w:bCs w:val="false"/>
+                <w:sz w:val="17"/>
+                <w:szCs w:val="17"/>
+              </w:rPr>
+              <w:t xml:space="preserve">1,84</w:t>
+            </w:r>
+          </w:p>
+        </w:tc>
+        <w:tc>
+          <w:tcPr>
+            <w:tcW w:type="dxa" w:w="1240"/>
+            <w:tcMar>
+              <w:top w:type="dxa" w:w="40"/>
+              <w:left w:type="dxa" w:w="90"/>
+              <w:bottom w:type="dxa" w:w="40"/>
+              <w:right w:type="dxa" w:w="90"/>
+            </w:tcMar>
+          </w:tcPr>
+          <w:p>
+            <w:pPr>
+              <w:spacing w:after="0" w:line="240"/>
+              <w:jc w:val="right"/>
+            </w:pPr>
+            <w:r>
+              <w:rPr>
+                <w:b w:val="false"/>
+                <w:bCs w:val="false"/>
+                <w:sz w:val="17"/>
+                <w:szCs w:val="17"/>
+              </w:rPr>
+              <w:t xml:space="preserve">1,00</w:t>
+            </w:r>
+          </w:p>
+        </w:tc>
+        <w:tc>
+          <w:tcPr>
+            <w:tcW w:type="dxa" w:w="1080"/>
+            <w:tcMar>
+              <w:top w:type="dxa" w:w="40"/>
+              <w:left w:type="dxa" w:w="90"/>
+              <w:bottom w:type="dxa" w:w="40"/>
+              <w:right w:type="dxa" w:w="90"/>
+            </w:tcMar>
+          </w:tcPr>
+          <w:p>
+            <w:pPr>
+              <w:spacing w:after="0" w:line="240"/>
+              <w:jc w:val="right"/>
+            </w:pPr>
+            <w:r>
+              <w:rPr>
+                <w:b w:val="false"/>
+                <w:bCs w:val="false"/>
+                <w:sz w:val="17"/>
+                <w:szCs w:val="17"/>
+              </w:rPr>
+              <w:t xml:space="preserve">2,00</w:t>
+            </w:r>
+          </w:p>
+        </w:tc>
+        <w:tc>
+          <w:tcPr>
+            <w:tcW w:type="dxa" w:w="1120"/>
+            <w:tcMar>
+              <w:top w:type="dxa" w:w="40"/>
+              <w:left w:type="dxa" w:w="90"/>
+              <w:bottom w:type="dxa" w:w="40"/>
+              <w:right w:type="dxa" w:w="90"/>
+            </w:tcMar>
+          </w:tcPr>
+          <w:p>
+            <w:pPr>
+              <w:spacing w:after="0" w:line="240"/>
+              <w:jc w:val="right"/>
+            </w:pPr>
+            <w:r>
+              <w:rPr>
+                <w:b w:val="false"/>
+                <w:bCs w:val="false"/>
+                <w:sz w:val="17"/>
+                <w:szCs w:val="17"/>
+              </w:rPr>
+              <w:t xml:space="preserve">49,6</w:t>
+            </w:r>
+          </w:p>
+        </w:tc>
+        <w:tc>
+          <w:tcPr>
+            <w:tcW w:type="dxa" w:w="1000"/>
+            <w:tcMar>
+              <w:top w:type="dxa" w:w="40"/>
+              <w:left w:type="dxa" w:w="90"/>
+              <w:bottom w:type="dxa" w:w="40"/>
+              <w:right w:type="dxa" w:w="90"/>
+            </w:tcMar>
+          </w:tcPr>
+          <w:p>
+            <w:pPr>
+              <w:spacing w:after="0" w:line="240"/>
+              <w:jc w:val="right"/>
+            </w:pPr>
+            <w:r>
+              <w:rPr>
+                <w:b w:val="false"/>
+                <w:bCs w:val="false"/>
+                <w:sz w:val="17"/>
+                <w:szCs w:val="17"/>
+              </w:rPr>
+              <w:t xml:space="preserve">não</w:t>
+            </w:r>
+          </w:p>
+        </w:tc>
+      </w:tr>
+      <w:tr>
+        <w:tc>
+          <w:tcPr>
+            <w:tcW w:type="dxa" w:w="2760"/>
+            <w:tcMar>
+              <w:top w:type="dxa" w:w="40"/>
+              <w:left w:type="dxa" w:w="90"/>
+              <w:bottom w:type="dxa" w:w="40"/>
+              <w:right w:type="dxa" w:w="90"/>
+            </w:tcMar>
+          </w:tcPr>
+          <w:p>
+            <w:pPr>
+              <w:spacing w:after="0" w:line="240"/>
+              <w:jc w:val="left"/>
+            </w:pPr>
+            <w:r>
+              <w:rPr>
+                <w:b w:val="false"/>
+                <w:bCs w:val="false"/>
+                <w:sz w:val="17"/>
+                <w:szCs w:val="17"/>
+              </w:rPr>
+              <w:t xml:space="preserve">Depressão</w:t>
+            </w:r>
+          </w:p>
+        </w:tc>
+        <w:tc>
+          <w:tcPr>
+            <w:tcW w:type="dxa" w:w="1080"/>
+            <w:tcMar>
+              <w:top w:type="dxa" w:w="40"/>
+              <w:left w:type="dxa" w:w="90"/>
+              <w:bottom w:type="dxa" w:w="40"/>
+              <w:right w:type="dxa" w:w="90"/>
+            </w:tcMar>
+          </w:tcPr>
+          <w:p>
+            <w:pPr>
+              <w:spacing w:after="0" w:line="240"/>
+              <w:jc w:val="right"/>
+            </w:pPr>
+            <w:r>
+              <w:rPr>
+                <w:b w:val="false"/>
+                <w:bCs w:val="false"/>
+                <w:sz w:val="17"/>
+                <w:szCs w:val="17"/>
+              </w:rPr>
+              <w:t xml:space="preserve">1,00</w:t>
+            </w:r>
+          </w:p>
+        </w:tc>
+        <w:tc>
+          <w:tcPr>
+            <w:tcW w:type="dxa" w:w="1080"/>
+            <w:tcMar>
+              <w:top w:type="dxa" w:w="40"/>
+              <w:left w:type="dxa" w:w="90"/>
+              <w:bottom w:type="dxa" w:w="40"/>
+              <w:right w:type="dxa" w:w="90"/>
+            </w:tcMar>
+          </w:tcPr>
+          <w:p>
+            <w:pPr>
+              <w:spacing w:after="0" w:line="240"/>
+              <w:jc w:val="right"/>
+            </w:pPr>
+            <w:r>
+              <w:rPr>
+                <w:b w:val="false"/>
+                <w:bCs w:val="false"/>
+                <w:sz w:val="17"/>
+                <w:szCs w:val="17"/>
+              </w:rPr>
+              <w:t xml:space="preserve">2,31</w:t>
+            </w:r>
+          </w:p>
+        </w:tc>
+        <w:tc>
+          <w:tcPr>
+            <w:tcW w:type="dxa" w:w="1240"/>
+            <w:tcMar>
+              <w:top w:type="dxa" w:w="40"/>
+              <w:left w:type="dxa" w:w="90"/>
+              <w:bottom w:type="dxa" w:w="40"/>
+              <w:right w:type="dxa" w:w="90"/>
+            </w:tcMar>
+          </w:tcPr>
+          <w:p>
+            <w:pPr>
+              <w:spacing w:after="0" w:line="240"/>
+              <w:jc w:val="right"/>
+            </w:pPr>
+            <w:r>
+              <w:rPr>
+                <w:b w:val="false"/>
+                <w:bCs w:val="false"/>
+                <w:sz w:val="17"/>
+                <w:szCs w:val="17"/>
+              </w:rPr>
+              <w:t xml:space="preserve">0,00</w:t>
+            </w:r>
+          </w:p>
+        </w:tc>
+        <w:tc>
+          <w:tcPr>
+            <w:tcW w:type="dxa" w:w="1080"/>
+            <w:tcMar>
+              <w:top w:type="dxa" w:w="40"/>
+              <w:left w:type="dxa" w:w="90"/>
+              <w:bottom w:type="dxa" w:w="40"/>
+              <w:right w:type="dxa" w:w="90"/>
+            </w:tcMar>
+          </w:tcPr>
+          <w:p>
+            <w:pPr>
+              <w:spacing w:after="0" w:line="240"/>
+              <w:jc w:val="right"/>
+            </w:pPr>
+            <w:r>
+              <w:rPr>
+                <w:b w:val="false"/>
+                <w:bCs w:val="false"/>
+                <w:sz w:val="17"/>
+                <w:szCs w:val="17"/>
+              </w:rPr>
+              <w:t xml:space="preserve">1,00</w:t>
+            </w:r>
+          </w:p>
+        </w:tc>
+        <w:tc>
+          <w:tcPr>
+            <w:tcW w:type="dxa" w:w="1120"/>
+            <w:tcMar>
+              <w:top w:type="dxa" w:w="40"/>
+              <w:left w:type="dxa" w:w="90"/>
+              <w:bottom w:type="dxa" w:w="40"/>
+              <w:right w:type="dxa" w:w="90"/>
+            </w:tcMar>
+          </w:tcPr>
+          <w:p>
+            <w:pPr>
+              <w:spacing w:after="0" w:line="240"/>
+              <w:jc w:val="right"/>
+            </w:pPr>
+            <w:r>
+              <w:rPr>
+                <w:b w:val="false"/>
+                <w:bCs w:val="false"/>
+                <w:sz w:val="17"/>
+                <w:szCs w:val="17"/>
+              </w:rPr>
+              <w:t xml:space="preserve">67,1</w:t>
+            </w:r>
+          </w:p>
+        </w:tc>
+        <w:tc>
+          <w:tcPr>
+            <w:tcW w:type="dxa" w:w="1000"/>
+            <w:tcMar>
+              <w:top w:type="dxa" w:w="40"/>
+              <w:left w:type="dxa" w:w="90"/>
+              <w:bottom w:type="dxa" w:w="40"/>
+              <w:right w:type="dxa" w:w="90"/>
+            </w:tcMar>
+          </w:tcPr>
+          <w:p>
+            <w:pPr>
+              <w:spacing w:after="0" w:line="240"/>
+              <w:jc w:val="right"/>
+            </w:pPr>
+            <w:r>
+              <w:rPr>
+                <w:b w:val="false"/>
+                <w:bCs w:val="false"/>
+                <w:sz w:val="17"/>
+                <w:szCs w:val="17"/>
+              </w:rPr>
+              <w:t xml:space="preserve">não</w:t>
+            </w:r>
+          </w:p>
+        </w:tc>
+      </w:tr>
+      <w:tr>
+        <w:tc>
+          <w:tcPr>
+            <w:tcW w:type="dxa" w:w="2760"/>
+            <w:tcMar>
+              <w:top w:type="dxa" w:w="40"/>
+              <w:left w:type="dxa" w:w="90"/>
+              <w:bottom w:type="dxa" w:w="40"/>
+              <w:right w:type="dxa" w:w="90"/>
+            </w:tcMar>
+          </w:tcPr>
+          <w:p>
+            <w:pPr>
+              <w:spacing w:after="0" w:line="240"/>
+              <w:jc w:val="left"/>
+            </w:pPr>
+            <w:r>
+              <w:rPr>
+                <w:b w:val="false"/>
+                <w:bCs w:val="false"/>
+                <w:sz w:val="17"/>
+                <w:szCs w:val="17"/>
+              </w:rPr>
+              <w:t xml:space="preserve">Raiva</w:t>
+            </w:r>
+          </w:p>
+        </w:tc>
+        <w:tc>
+          <w:tcPr>
+            <w:tcW w:type="dxa" w:w="1080"/>
+            <w:tcMar>
+              <w:top w:type="dxa" w:w="40"/>
+              <w:left w:type="dxa" w:w="90"/>
+              <w:bottom w:type="dxa" w:w="40"/>
+              <w:right w:type="dxa" w:w="90"/>
+            </w:tcMar>
+          </w:tcPr>
+          <w:p>
+            <w:pPr>
+              <w:spacing w:after="0" w:line="240"/>
+              <w:jc w:val="right"/>
+            </w:pPr>
+            <w:r>
+              <w:rPr>
+                <w:b w:val="false"/>
+                <w:bCs w:val="false"/>
+                <w:sz w:val="17"/>
+                <w:szCs w:val="17"/>
+              </w:rPr>
+              <w:t xml:space="preserve">1,60</w:t>
+            </w:r>
+          </w:p>
+        </w:tc>
+        <w:tc>
+          <w:tcPr>
+            <w:tcW w:type="dxa" w:w="1080"/>
+            <w:tcMar>
+              <w:top w:type="dxa" w:w="40"/>
+              <w:left w:type="dxa" w:w="90"/>
+              <w:bottom w:type="dxa" w:w="40"/>
+              <w:right w:type="dxa" w:w="90"/>
+            </w:tcMar>
+          </w:tcPr>
+          <w:p>
+            <w:pPr>
+              <w:spacing w:after="0" w:line="240"/>
+              <w:jc w:val="right"/>
+            </w:pPr>
+            <w:r>
+              <w:rPr>
+                <w:b w:val="false"/>
+                <w:bCs w:val="false"/>
+                <w:sz w:val="17"/>
+                <w:szCs w:val="17"/>
+              </w:rPr>
+              <w:t xml:space="preserve">2,73</w:t>
+            </w:r>
+          </w:p>
+        </w:tc>
+        <w:tc>
+          <w:tcPr>
+            <w:tcW w:type="dxa" w:w="1240"/>
+            <w:tcMar>
+              <w:top w:type="dxa" w:w="40"/>
+              <w:left w:type="dxa" w:w="90"/>
+              <w:bottom w:type="dxa" w:w="40"/>
+              <w:right w:type="dxa" w:w="90"/>
+            </w:tcMar>
+          </w:tcPr>
+          <w:p>
+            <w:pPr>
+              <w:spacing w:after="0" w:line="240"/>
+              <w:jc w:val="right"/>
+            </w:pPr>
+            <w:r>
+              <w:rPr>
+                <w:b w:val="false"/>
+                <w:bCs w:val="false"/>
+                <w:sz w:val="17"/>
+                <w:szCs w:val="17"/>
+              </w:rPr>
+              <w:t xml:space="preserve">0,00</w:t>
+            </w:r>
+          </w:p>
+        </w:tc>
+        <w:tc>
+          <w:tcPr>
+            <w:tcW w:type="dxa" w:w="1080"/>
+            <w:tcMar>
+              <w:top w:type="dxa" w:w="40"/>
+              <w:left w:type="dxa" w:w="90"/>
+              <w:bottom w:type="dxa" w:w="40"/>
+              <w:right w:type="dxa" w:w="90"/>
+            </w:tcMar>
+          </w:tcPr>
+          <w:p>
+            <w:pPr>
+              <w:spacing w:after="0" w:line="240"/>
+              <w:jc w:val="right"/>
+            </w:pPr>
+            <w:r>
+              <w:rPr>
+                <w:b w:val="false"/>
+                <w:bCs w:val="false"/>
+                <w:sz w:val="17"/>
+                <w:szCs w:val="17"/>
+              </w:rPr>
+              <w:t xml:space="preserve">2,00</w:t>
+            </w:r>
+          </w:p>
+        </w:tc>
+        <w:tc>
+          <w:tcPr>
+            <w:tcW w:type="dxa" w:w="1120"/>
+            <w:tcMar>
+              <w:top w:type="dxa" w:w="40"/>
+              <w:left w:type="dxa" w:w="90"/>
+              <w:bottom w:type="dxa" w:w="40"/>
+              <w:right w:type="dxa" w:w="90"/>
+            </w:tcMar>
+          </w:tcPr>
+          <w:p>
+            <w:pPr>
+              <w:spacing w:after="0" w:line="240"/>
+              <w:jc w:val="right"/>
+            </w:pPr>
+            <w:r>
+              <w:rPr>
+                <w:b w:val="false"/>
+                <w:bCs w:val="false"/>
+                <w:sz w:val="17"/>
+                <w:szCs w:val="17"/>
+              </w:rPr>
+              <w:t xml:space="preserve">59,6</w:t>
+            </w:r>
+          </w:p>
+        </w:tc>
+        <w:tc>
+          <w:tcPr>
+            <w:tcW w:type="dxa" w:w="1000"/>
+            <w:tcMar>
+              <w:top w:type="dxa" w:w="40"/>
+              <w:left w:type="dxa" w:w="90"/>
+              <w:bottom w:type="dxa" w:w="40"/>
+              <w:right w:type="dxa" w:w="90"/>
+            </w:tcMar>
+          </w:tcPr>
+          <w:p>
+            <w:pPr>
+              <w:spacing w:after="0" w:line="240"/>
+              <w:jc w:val="right"/>
+            </w:pPr>
+            <w:r>
+              <w:rPr>
+                <w:b w:val="false"/>
+                <w:bCs w:val="false"/>
+                <w:sz w:val="17"/>
+                <w:szCs w:val="17"/>
+              </w:rPr>
+              <w:t xml:space="preserve">não</w:t>
+            </w:r>
+          </w:p>
+        </w:tc>
+      </w:tr>
+      <w:tr>
+        <w:tc>
+          <w:tcPr>
+            <w:tcW w:type="dxa" w:w="2760"/>
+            <w:tcMar>
+              <w:top w:type="dxa" w:w="40"/>
+              <w:left w:type="dxa" w:w="90"/>
+              <w:bottom w:type="dxa" w:w="40"/>
+              <w:right w:type="dxa" w:w="90"/>
+            </w:tcMar>
+          </w:tcPr>
+          <w:p>
+            <w:pPr>
+              <w:spacing w:after="0" w:line="240"/>
+              <w:jc w:val="left"/>
+            </w:pPr>
+            <w:r>
+              <w:rPr>
+                <w:b w:val="false"/>
+                <w:bCs w:val="false"/>
+                <w:sz w:val="17"/>
+                <w:szCs w:val="17"/>
+              </w:rPr>
+              <w:t xml:space="preserve">Confusão</w:t>
+            </w:r>
+          </w:p>
+        </w:tc>
+        <w:tc>
+          <w:tcPr>
+            <w:tcW w:type="dxa" w:w="1080"/>
+            <w:tcMar>
+              <w:top w:type="dxa" w:w="40"/>
+              <w:left w:type="dxa" w:w="90"/>
+              <w:bottom w:type="dxa" w:w="40"/>
+              <w:right w:type="dxa" w:w="90"/>
+            </w:tcMar>
+          </w:tcPr>
+          <w:p>
+            <w:pPr>
+              <w:spacing w:after="0" w:line="240"/>
+              <w:jc w:val="right"/>
+            </w:pPr>
+            <w:r>
+              <w:rPr>
+                <w:b w:val="false"/>
+                <w:bCs w:val="false"/>
+                <w:sz w:val="17"/>
+                <w:szCs w:val="17"/>
+              </w:rPr>
+              <w:t xml:space="preserve">0,45</w:t>
+            </w:r>
+          </w:p>
+        </w:tc>
+        <w:tc>
+          <w:tcPr>
+            <w:tcW w:type="dxa" w:w="1080"/>
+            <w:tcMar>
+              <w:top w:type="dxa" w:w="40"/>
+              <w:left w:type="dxa" w:w="90"/>
+              <w:bottom w:type="dxa" w:w="40"/>
+              <w:right w:type="dxa" w:w="90"/>
+            </w:tcMar>
+          </w:tcPr>
+          <w:p>
+            <w:pPr>
+              <w:spacing w:after="0" w:line="240"/>
+              <w:jc w:val="right"/>
+            </w:pPr>
+            <w:r>
+              <w:rPr>
+                <w:b w:val="false"/>
+                <w:bCs w:val="false"/>
+                <w:sz w:val="17"/>
+                <w:szCs w:val="17"/>
+              </w:rPr>
+              <w:t xml:space="preserve">1,19</w:t>
+            </w:r>
+          </w:p>
+        </w:tc>
+        <w:tc>
+          <w:tcPr>
+            <w:tcW w:type="dxa" w:w="1240"/>
+            <w:tcMar>
+              <w:top w:type="dxa" w:w="40"/>
+              <w:left w:type="dxa" w:w="90"/>
+              <w:bottom w:type="dxa" w:w="40"/>
+              <w:right w:type="dxa" w:w="90"/>
+            </w:tcMar>
+          </w:tcPr>
+          <w:p>
+            <w:pPr>
+              <w:spacing w:after="0" w:line="240"/>
+              <w:jc w:val="right"/>
+            </w:pPr>
+            <w:r>
+              <w:rPr>
+                <w:b w:val="false"/>
+                <w:bCs w:val="false"/>
+                <w:sz w:val="17"/>
+                <w:szCs w:val="17"/>
+              </w:rPr>
+              <w:t xml:space="preserve">0,00</w:t>
+            </w:r>
+          </w:p>
+        </w:tc>
+        <w:tc>
+          <w:tcPr>
+            <w:tcW w:type="dxa" w:w="1080"/>
+            <w:tcMar>
+              <w:top w:type="dxa" w:w="40"/>
+              <w:left w:type="dxa" w:w="90"/>
+              <w:bottom w:type="dxa" w:w="40"/>
+              <w:right w:type="dxa" w:w="90"/>
+            </w:tcMar>
+          </w:tcPr>
+          <w:p>
+            <w:pPr>
+              <w:spacing w:after="0" w:line="240"/>
+              <w:jc w:val="right"/>
+            </w:pPr>
+            <w:r>
+              <w:rPr>
+                <w:b w:val="false"/>
+                <w:bCs w:val="false"/>
+                <w:sz w:val="17"/>
+                <w:szCs w:val="17"/>
+              </w:rPr>
+              <w:t xml:space="preserve">0,00</w:t>
+            </w:r>
+          </w:p>
+        </w:tc>
+        <w:tc>
+          <w:tcPr>
+            <w:tcW w:type="dxa" w:w="1120"/>
+            <w:tcMar>
+              <w:top w:type="dxa" w:w="40"/>
+              <w:left w:type="dxa" w:w="90"/>
+              <w:bottom w:type="dxa" w:w="40"/>
+              <w:right w:type="dxa" w:w="90"/>
+            </w:tcMar>
+          </w:tcPr>
+          <w:p>
+            <w:pPr>
+              <w:spacing w:after="0" w:line="240"/>
+              <w:jc w:val="right"/>
+            </w:pPr>
+            <w:r>
+              <w:rPr>
+                <w:b w:val="false"/>
+                <w:bCs w:val="false"/>
+                <w:sz w:val="17"/>
+                <w:szCs w:val="17"/>
+              </w:rPr>
+              <w:t xml:space="preserve">80,5</w:t>
+            </w:r>
+          </w:p>
+        </w:tc>
+        <w:tc>
+          <w:tcPr>
+            <w:tcW w:type="dxa" w:w="1000"/>
+            <w:tcMar>
+              <w:top w:type="dxa" w:w="40"/>
+              <w:left w:type="dxa" w:w="90"/>
+              <w:bottom w:type="dxa" w:w="40"/>
+              <w:right w:type="dxa" w:w="90"/>
+            </w:tcMar>
+          </w:tcPr>
+          <w:p>
+            <w:pPr>
+              <w:spacing w:after="0" w:line="240"/>
+              <w:jc w:val="right"/>
+            </w:pPr>
+            <w:r>
+              <w:rPr>
+                <w:b w:val="false"/>
+                <w:bCs w:val="false"/>
+                <w:sz w:val="17"/>
+                <w:szCs w:val="17"/>
+              </w:rPr>
+              <w:t xml:space="preserve">não</w:t>
+            </w:r>
+          </w:p>
+        </w:tc>
+      </w:tr>
+      <w:tr>
+        <w:tc>
+          <w:tcPr>
+            <w:tcW w:type="dxa" w:w="2760"/>
+            <w:tcMar>
+              <w:top w:type="dxa" w:w="40"/>
+              <w:left w:type="dxa" w:w="90"/>
+              <w:bottom w:type="dxa" w:w="40"/>
+              <w:right w:type="dxa" w:w="90"/>
+            </w:tcMar>
+          </w:tcPr>
+          <w:p>
+            <w:pPr>
+              <w:spacing w:after="0" w:line="240"/>
+              <w:jc w:val="left"/>
+            </w:pPr>
+            <w:r>
+              <w:rPr>
+                <w:b w:val="false"/>
+                <w:bCs w:val="false"/>
+                <w:sz w:val="17"/>
+                <w:szCs w:val="17"/>
+              </w:rPr>
+              <w:t xml:space="preserve">Estado físico</w:t>
+            </w:r>
+          </w:p>
+        </w:tc>
+        <w:tc>
+          <w:tcPr>
+            <w:tcW w:type="dxa" w:w="1080"/>
+            <w:tcMar>
+              <w:top w:type="dxa" w:w="40"/>
+              <w:left w:type="dxa" w:w="90"/>
+              <w:bottom w:type="dxa" w:w="40"/>
+              <w:right w:type="dxa" w:w="90"/>
+            </w:tcMar>
+          </w:tcPr>
+          <w:p>
+            <w:pPr>
+              <w:spacing w:after="0" w:line="240"/>
+              <w:jc w:val="right"/>
+            </w:pPr>
+            <w:r>
+              <w:rPr>
+                <w:b w:val="false"/>
+                <w:bCs w:val="false"/>
+                <w:sz w:val="17"/>
+                <w:szCs w:val="17"/>
+              </w:rPr>
+              <w:t xml:space="preserve">1,83</w:t>
+            </w:r>
+          </w:p>
+        </w:tc>
+        <w:tc>
+          <w:tcPr>
+            <w:tcW w:type="dxa" w:w="1080"/>
+            <w:tcMar>
+              <w:top w:type="dxa" w:w="40"/>
+              <w:left w:type="dxa" w:w="90"/>
+              <w:bottom w:type="dxa" w:w="40"/>
+              <w:right w:type="dxa" w:w="90"/>
+            </w:tcMar>
+          </w:tcPr>
+          <w:p>
+            <w:pPr>
+              <w:spacing w:after="0" w:line="240"/>
+              <w:jc w:val="right"/>
+            </w:pPr>
+            <w:r>
+              <w:rPr>
+                <w:b w:val="false"/>
+                <w:bCs w:val="false"/>
+                <w:sz w:val="17"/>
+                <w:szCs w:val="17"/>
+              </w:rPr>
+              <w:t xml:space="preserve">1,02</w:t>
+            </w:r>
+          </w:p>
+        </w:tc>
+        <w:tc>
+          <w:tcPr>
+            <w:tcW w:type="dxa" w:w="1240"/>
+            <w:tcMar>
+              <w:top w:type="dxa" w:w="40"/>
+              <w:left w:type="dxa" w:w="90"/>
+              <w:bottom w:type="dxa" w:w="40"/>
+              <w:right w:type="dxa" w:w="90"/>
+            </w:tcMar>
+          </w:tcPr>
+          <w:p>
+            <w:pPr>
+              <w:spacing w:after="0" w:line="240"/>
+              <w:jc w:val="right"/>
+            </w:pPr>
+            <w:r>
+              <w:rPr>
+                <w:b w:val="false"/>
+                <w:bCs w:val="false"/>
+                <w:sz w:val="17"/>
+                <w:szCs w:val="17"/>
+              </w:rPr>
+              <w:t xml:space="preserve">2,00</w:t>
+            </w:r>
+          </w:p>
+        </w:tc>
+        <w:tc>
+          <w:tcPr>
+            <w:tcW w:type="dxa" w:w="1080"/>
+            <w:tcMar>
+              <w:top w:type="dxa" w:w="40"/>
+              <w:left w:type="dxa" w:w="90"/>
+              <w:bottom w:type="dxa" w:w="40"/>
+              <w:right w:type="dxa" w:w="90"/>
+            </w:tcMar>
+          </w:tcPr>
+          <w:p>
+            <w:pPr>
+              <w:spacing w:after="0" w:line="240"/>
+              <w:jc w:val="right"/>
+            </w:pPr>
+            <w:r>
+              <w:rPr>
+                <w:b w:val="false"/>
+                <w:bCs w:val="false"/>
+                <w:sz w:val="17"/>
+                <w:szCs w:val="17"/>
+              </w:rPr>
+              <w:t xml:space="preserve">2,00</w:t>
+            </w:r>
+          </w:p>
+        </w:tc>
+        <w:tc>
+          <w:tcPr>
+            <w:tcW w:type="dxa" w:w="1120"/>
+            <w:tcMar>
+              <w:top w:type="dxa" w:w="40"/>
+              <w:left w:type="dxa" w:w="90"/>
+              <w:bottom w:type="dxa" w:w="40"/>
+              <w:right w:type="dxa" w:w="90"/>
+            </w:tcMar>
+          </w:tcPr>
+          <w:p>
+            <w:pPr>
+              <w:spacing w:after="0" w:line="240"/>
+              <w:jc w:val="right"/>
+            </w:pPr>
+            <w:r>
+              <w:rPr>
+                <w:b w:val="false"/>
+                <w:bCs w:val="false"/>
+                <w:sz w:val="17"/>
+                <w:szCs w:val="17"/>
+              </w:rPr>
+              <w:t xml:space="preserve">13,4</w:t>
+            </w:r>
+          </w:p>
+        </w:tc>
+        <w:tc>
+          <w:tcPr>
+            <w:tcW w:type="dxa" w:w="1000"/>
+            <w:tcMar>
+              <w:top w:type="dxa" w:w="40"/>
+              <w:left w:type="dxa" w:w="90"/>
+              <w:bottom w:type="dxa" w:w="40"/>
+              <w:right w:type="dxa" w:w="90"/>
+            </w:tcMar>
+          </w:tcPr>
+          <w:p>
+            <w:pPr>
+              <w:spacing w:after="0" w:line="240"/>
+              <w:jc w:val="right"/>
+            </w:pPr>
+            <w:r>
+              <w:rPr>
+                <w:b w:val="false"/>
+                <w:bCs w:val="false"/>
+                <w:sz w:val="17"/>
+                <w:szCs w:val="17"/>
+              </w:rPr>
+              <w:t xml:space="preserve">não</w:t>
+            </w:r>
+          </w:p>
+        </w:tc>
+      </w:tr>
+      <w:tr>
+        <w:tc>
+          <w:tcPr>
+            <w:tcW w:type="dxa" w:w="2760"/>
+            <w:tcMar>
+              <w:top w:type="dxa" w:w="40"/>
+              <w:left w:type="dxa" w:w="90"/>
+              <w:bottom w:type="dxa" w:w="40"/>
+              <w:right w:type="dxa" w:w="90"/>
+            </w:tcMar>
+          </w:tcPr>
+          <w:p>
+            <w:pPr>
+              <w:spacing w:after="0" w:line="240"/>
+              <w:jc w:val="left"/>
+            </w:pPr>
+            <w:r>
+              <w:rPr>
+                <w:b w:val="false"/>
+                <w:bCs w:val="false"/>
+                <w:sz w:val="17"/>
+                <w:szCs w:val="17"/>
+              </w:rPr>
+              <w:t xml:space="preserve">Estado mental</w:t>
+            </w:r>
+          </w:p>
+        </w:tc>
+        <w:tc>
+          <w:tcPr>
+            <w:tcW w:type="dxa" w:w="1080"/>
+            <w:tcMar>
+              <w:top w:type="dxa" w:w="40"/>
+              <w:left w:type="dxa" w:w="90"/>
+              <w:bottom w:type="dxa" w:w="40"/>
+              <w:right w:type="dxa" w:w="90"/>
+            </w:tcMar>
+          </w:tcPr>
+          <w:p>
+            <w:pPr>
+              <w:spacing w:after="0" w:line="240"/>
+              <w:jc w:val="right"/>
+            </w:pPr>
+            <w:r>
+              <w:rPr>
+                <w:b w:val="false"/>
+                <w:bCs w:val="false"/>
+                <w:sz w:val="17"/>
+                <w:szCs w:val="17"/>
+              </w:rPr>
+              <w:t xml:space="preserve">2,36</w:t>
+            </w:r>
+          </w:p>
+        </w:tc>
+        <w:tc>
+          <w:tcPr>
+            <w:tcW w:type="dxa" w:w="1080"/>
+            <w:tcMar>
+              <w:top w:type="dxa" w:w="40"/>
+              <w:left w:type="dxa" w:w="90"/>
+              <w:bottom w:type="dxa" w:w="40"/>
+              <w:right w:type="dxa" w:w="90"/>
+            </w:tcMar>
+          </w:tcPr>
+          <w:p>
+            <w:pPr>
+              <w:spacing w:after="0" w:line="240"/>
+              <w:jc w:val="right"/>
+            </w:pPr>
+            <w:r>
+              <w:rPr>
+                <w:b w:val="false"/>
+                <w:bCs w:val="false"/>
+                <w:sz w:val="17"/>
+                <w:szCs w:val="17"/>
+              </w:rPr>
+              <w:t xml:space="preserve">1,04</w:t>
+            </w:r>
+          </w:p>
+        </w:tc>
+        <w:tc>
+          <w:tcPr>
+            <w:tcW w:type="dxa" w:w="1240"/>
+            <w:tcMar>
+              <w:top w:type="dxa" w:w="40"/>
+              <w:left w:type="dxa" w:w="90"/>
+              <w:bottom w:type="dxa" w:w="40"/>
+              <w:right w:type="dxa" w:w="90"/>
+            </w:tcMar>
+          </w:tcPr>
+          <w:p>
+            <w:pPr>
+              <w:spacing w:after="0" w:line="240"/>
+              <w:jc w:val="right"/>
+            </w:pPr>
+            <w:r>
+              <w:rPr>
+                <w:b w:val="false"/>
+                <w:bCs w:val="false"/>
+                <w:sz w:val="17"/>
+                <w:szCs w:val="17"/>
+              </w:rPr>
+              <w:t xml:space="preserve">3,00</w:t>
+            </w:r>
+          </w:p>
+        </w:tc>
+        <w:tc>
+          <w:tcPr>
+            <w:tcW w:type="dxa" w:w="1080"/>
+            <w:tcMar>
+              <w:top w:type="dxa" w:w="40"/>
+              <w:left w:type="dxa" w:w="90"/>
+              <w:bottom w:type="dxa" w:w="40"/>
+              <w:right w:type="dxa" w:w="90"/>
+            </w:tcMar>
+          </w:tcPr>
+          <w:p>
+            <w:pPr>
+              <w:spacing w:after="0" w:line="240"/>
+              <w:jc w:val="right"/>
+            </w:pPr>
+            <w:r>
+              <w:rPr>
+                <w:b w:val="false"/>
+                <w:bCs w:val="false"/>
+                <w:sz w:val="17"/>
+                <w:szCs w:val="17"/>
+              </w:rPr>
+              <w:t xml:space="preserve">1,00</w:t>
+            </w:r>
+          </w:p>
+        </w:tc>
+        <w:tc>
+          <w:tcPr>
+            <w:tcW w:type="dxa" w:w="1120"/>
+            <w:tcMar>
+              <w:top w:type="dxa" w:w="40"/>
+              <w:left w:type="dxa" w:w="90"/>
+              <w:bottom w:type="dxa" w:w="40"/>
+              <w:right w:type="dxa" w:w="90"/>
+            </w:tcMar>
+          </w:tcPr>
+          <w:p>
+            <w:pPr>
+              <w:spacing w:after="0" w:line="240"/>
+              <w:jc w:val="right"/>
+            </w:pPr>
+            <w:r>
+              <w:rPr>
+                <w:b w:val="false"/>
+                <w:bCs w:val="false"/>
+                <w:sz w:val="17"/>
+                <w:szCs w:val="17"/>
+              </w:rPr>
+              <w:t xml:space="preserve">7,5</w:t>
+            </w:r>
+          </w:p>
+        </w:tc>
+        <w:tc>
+          <w:tcPr>
+            <w:tcW w:type="dxa" w:w="1000"/>
+            <w:tcMar>
+              <w:top w:type="dxa" w:w="40"/>
+              <w:left w:type="dxa" w:w="90"/>
+              <w:bottom w:type="dxa" w:w="40"/>
+              <w:right w:type="dxa" w:w="90"/>
+            </w:tcMar>
+          </w:tcPr>
+          <w:p>
+            <w:pPr>
+              <w:spacing w:after="0" w:line="240"/>
+              <w:jc w:val="right"/>
+            </w:pPr>
+            <w:r>
+              <w:rPr>
+                <w:b w:val="false"/>
+                <w:bCs w:val="false"/>
+                <w:sz w:val="17"/>
+                <w:szCs w:val="17"/>
+              </w:rPr>
+              <w:t xml:space="preserve">não</w:t>
+            </w:r>
+          </w:p>
+        </w:tc>
+      </w:tr>
+    </w:tbl>
+    <w:p>
+      <w:pPr>
+        <w:spacing w:after="180" w:before="60"/>
+      </w:pPr>
+      <w:r>
+        <w:rPr>
+          <w:i/>
+          <w:iCs/>
+          <w:color w:val="5B6B82"/>
+          <w:sz w:val="17"/>
+          <w:szCs w:val="17"/>
+        </w:rPr>
+        <w:t xml:space="preserve">Tabela 2. Estatística descritiva por variável (amostra completa, n = 456): média, DP, mediana, IQR, efeito piso e normalidade (Shapiro–Wilk).</w:t>
+      </w:r>
+    </w:p>
+    <w:p>
+      <w:pPr>
+        <w:spacing w:after="40" w:before="120"/>
+        <w:jc w:val="center"/>
+      </w:pPr>
+      <w:r>
+        <w:drawing>
+          <wp:inline distT="0" distB="0" distL="0" distR="0">
+            <wp:extent cx="5848350" cy="4181475"/>
+            <wp:effectExtent t="0" r="0" b="0" l="0"/>
+            <wp:docPr id="1" name="" descr="" title=""/>
+            <wp:cNvGraphicFramePr>
+              <a:graphicFrameLocks xmlns:a="http://schemas.openxmlformats.org/drawingml/2006/main" noChangeAspect="1"/>
+            </wp:cNvGraphicFramePr>
+            <a:graphic xmlns:a="http://schemas.openxmlformats.org/drawingml/2006/main">
+              <a:graphicData uri="http://schemas.openxmlformats.org/drawingml/2006/picture">
+                <pic:pic xmlns:pic="http://schemas.openxmlformats.org/drawingml/2006/picture">
+                  <pic:nvPicPr>
+                    <pic:cNvPr id="0" name="" descr=""/>
+                    <pic:cNvPicPr>
+                      <a:picLocks noChangeAspect="1" noChangeArrowheads="1"/>
+                    </pic:cNvPicPr>
+                  </pic:nvPicPr>
+                  <pic:blipFill>
+                    <a:blip r:embed="rId9" cstate="none"/>
+                    <a:srcRect/>
+                    <a:stretch>
+                      <a:fillRect/>
+                    </a:stretch>
+                  </pic:blipFill>
+                  <pic:spPr bwMode="auto">
+                    <a:xfrm>
+                      <a:off x="0" y="0"/>
+                      <a:ext cx="5848350" cy="4181475"/>
+                    </a:xfrm>
+                    <a:prstGeom prst="rect">
+                      <a:avLst/>
+                    </a:prstGeom>
+                  </pic:spPr>
+                </pic:pic>
+              </a:graphicData>
+            </a:graphic>
+          </wp:inline>
+        </w:drawing>
+      </w:r>
+    </w:p>
+    <w:p>
+      <w:pPr>
+        <w:spacing w:after="180" w:before="60"/>
+      </w:pPr>
+      <w:r>
+        <w:rPr>
+          <w:i/>
+          <w:iCs/>
+          <w:color w:val="5B6B82"/>
+          <w:sz w:val="17"/>
+          <w:szCs w:val="17"/>
+        </w:rPr>
+        <w:t xml:space="preserve">Figura 3. Estatística descritiva: A — histograma da fadiga física (pré vs. pós); B — box plots pré vs. pós das variáveis-chave; C — dispersão Vigor × Fadiga (eixo energia–fadiga); D — Q–Q de normalidade do PTH (pré vs. pós).</w:t>
+      </w:r>
+    </w:p>
+    <w:p>
+      <w:pPr>
+        <w:pStyle w:val="Heading2"/>
+        <w:spacing w:after="120" w:before="280"/>
+      </w:pPr>
+      <w:r>
+        <w:t xml:space="preserve">3.2. Estatística inferencial</w:t>
+      </w:r>
+    </w:p>
+    <w:p>
+      <w:pPr>
+        <w:pStyle w:val="Heading3"/>
+        <w:spacing w:after="120" w:before="280"/>
+      </w:pPr>
+      <w:r>
+        <w:t xml:space="preserve">3.2.1. Resposta aguda pré→pós</w:t>
+      </w:r>
+    </w:p>
+    <w:p>
+      <w:pPr>
+        <w:spacing w:after="140" w:before="0" w:line="300"/>
+        <w:jc w:val="both"/>
+      </w:pPr>
+      <w:r>
+        <w:t xml:space="preserve">A resposta aguda concentra-se no eixo energia–fadiga (Tabela 3): fadiga física com efeito grande (dz 1,06), seguida de PTH (dz 0,68), fadiga (dz 0,62) e queda de vigor (dz -0,56); todas sobrevivem à FDR. As subescalas negativas com efeito piso não se movem significativamente. A robustez foi confirmada por permutação restrita (troca pré↔pós dentro de cada atleta), que concorda com o teste t (Tabela 4).</w:t>
       </w:r>
     </w:p>
     <w:tbl>
@@ -4978,16 +5040,7 @@
           <w:sz w:val="17"/>
           <w:szCs w:val="17"/>
         </w:rPr>
-        <w:t xml:space="preserve">Tabela 3. Resposta aguda pré→pós por variável (tamanho de efeito intra-sujeito dz; IC95% por bootstrap; p com FDR).</w:t>
-      </w:r>
-    </w:p>
-    <w:p>
-      <w:pPr>
-        <w:spacing w:after="140" w:before="0" w:line="300"/>
-        <w:jc w:val="both"/>
-      </w:pPr>
-      <w:r>
-        <w:t xml:space="preserve">A robustez desse resultado foi confirmada por teste de permutação restrita (troca pré↔pós dentro de cada atleta, respeitando a estrutura de medidas repetidas): o p permutacional concorda com o teste t em todas as variáveis testadas (Tabela 4).</w:t>
+        <w:t xml:space="preserve">Tabela 3. Resposta aguda pré→pós por variável (dz; IC95% por bootstrap; p com FDR).</w:t>
       </w:r>
     </w:p>
     <w:tbl>
@@ -6223,7 +6276,7 @@
           <w:sz w:val="17"/>
           <w:szCs w:val="17"/>
         </w:rPr>
-        <w:t xml:space="preserve">Tabela 4. Confirmação por permutação restrita (9999 permutações; troca pré↔pós intra-atleta) vs. teste t.</w:t>
+        <w:t xml:space="preserve">Tabela 4. Confirmação por permutação restrita (9999 permutações, troca pré↔pós intra-atleta) vs. teste t.</w:t>
       </w:r>
     </w:p>
     <w:p>
@@ -6250,7 +6303,7 @@
                     </pic:cNvPicPr>
                   </pic:nvPicPr>
                   <pic:blipFill>
-                    <a:blip r:embed="rId9" cstate="none"/>
+                    <a:blip r:embed="rId10" cstate="none"/>
                     <a:srcRect/>
                     <a:stretch>
                       <a:fillRect/>
@@ -6284,16 +6337,16 @@
           <w:sz w:val="17"/>
           <w:szCs w:val="17"/>
         </w:rPr>
-        <w:t xml:space="preserve">Figura 3. Resposta aguda pré→pós (dz ± IC95%) por variável — a fadiga física ancora o eixo energia–fadiga.</w:t>
+        <w:t xml:space="preserve">Figura 4. Resposta aguda pré→pós (dz ± IC95%) por variável — a fadiga física ancora o eixo energia–fadiga.</w:t>
       </w:r>
     </w:p>
     <w:p>
       <w:pPr>
-        <w:pStyle w:val="Heading2"/>
+        <w:pStyle w:val="Heading3"/>
         <w:spacing w:after="120" w:before="280"/>
       </w:pPr>
       <w:r>
-        <w:t xml:space="preserve">3.3. Acúmulo semanal e efeito dos dias de HIIT</w:t>
+        <w:t xml:space="preserve">3.2.2. Acúmulo semanal e efeito dos dias de HIIT</w:t>
       </w:r>
     </w:p>
     <w:p>
@@ -6302,7 +6355,7 @@
         <w:jc w:val="both"/>
       </w:pPr>
       <w:r>
-        <w:t xml:space="preserve">No modelo misto de acúmulo, a fadiga física cresce ~0,34/dia e o PTH acumula de forma heterogênea entre atletas. O efeito do HIIT manifesta-se no nível do dia (Tabela 4): ΔPTH +1,90 (dz 0,48); no plano estritamente agudo, apenas a fadiga física é amplificada pelo HIIT (interação Condição×Momento significativa só para ela). Os coeficientes do modelo (β do momento pós, R² marginal/condicional, ICC) constam da Tabela 4.</w:t>
+        <w:t xml:space="preserve">No modelo misto de acúmulo, a fadiga física cresce ~0,34/dia e o PTH acumula de forma heterogênea entre atletas (Tabela 5). O efeito do HIIT manifesta-se no nível do dia (ΔPTH +1,90; dz 0,48); no plano estritamente agudo, apenas a fadiga física é amplificada pelo HIIT. Comparando os três dias de HIIT entre si (Friedman), a resposta não difere entre as sessões 2, 4 e 7 (Tabela 6) — o estímulo é consistente e o que cresce é o acúmulo, não a resposta por sessão.</w:t>
       </w:r>
     </w:p>
     <w:tbl>
@@ -7010,16 +7063,7 @@
           <w:sz w:val="17"/>
           <w:szCs w:val="17"/>
         </w:rPr>
-        <w:t xml:space="preserve">Tabela 5. Modelos mistos por desfecho: efeito do momento pós (β), variância explicada marginal (R²m) e condicional (R²c) e ICC (proporção de variância entre atletas).</w:t>
-      </w:r>
-    </w:p>
-    <w:p>
-      <w:pPr>
-        <w:spacing w:after="140" w:before="0" w:line="300"/>
-        <w:jc w:val="both"/>
-      </w:pPr>
-      <w:r>
-        <w:t xml:space="preserve">Comparando os três dias de HIIT entre si (Friedman), a resposta não difere significativamente entre as sessões 2, 4 e 7 (Tabela 6) — o estímulo é consistente ao longo da semana, e o que cresce é o acúmulo, não a intensidade da resposta por sessão.</w:t>
+        <w:t xml:space="preserve">Tabela 5. Modelos mistos por desfecho: efeito do momento pós (β), R² marginal/condicional e ICC.</w:t>
       </w:r>
     </w:p>
     <w:tbl>
@@ -8045,7 +8089,7 @@
                     </pic:cNvPicPr>
                   </pic:nvPicPr>
                   <pic:blipFill>
-                    <a:blip r:embed="rId10" cstate="none"/>
+                    <a:blip r:embed="rId11" cstate="none"/>
                     <a:srcRect/>
                     <a:stretch>
                       <a:fillRect/>
@@ -8079,16 +8123,16 @@
           <w:sz w:val="17"/>
           <w:szCs w:val="17"/>
         </w:rPr>
-        <w:t xml:space="preserve">Figura 4. Acúmulo ao longo do microciclo com inclinações aleatórias por atleta — trajetórias individuais da fadiga física e do PTH.</w:t>
+        <w:t xml:space="preserve">Figura 5. Acúmulo ao longo do microciclo com inclinações aleatórias por atleta — trajetórias individuais da fadiga física e do PTH.</w:t>
       </w:r>
     </w:p>
     <w:p>
       <w:pPr>
-        <w:pStyle w:val="Heading2"/>
+        <w:pStyle w:val="Heading3"/>
         <w:spacing w:after="120" w:before="280"/>
       </w:pPr>
       <w:r>
-        <w:t xml:space="preserve">3.4. Confirmação multivariada e bayesiana</w:t>
+        <w:t xml:space="preserve">3.2.3. Dias de HIIT vs. dias sem HIIT</w:t>
       </w:r>
     </w:p>
     <w:p>
@@ -8097,7 +8141,1183 @@
         <w:jc w:val="both"/>
       </w:pPr>
       <w:r>
-        <w:t xml:space="preserve">No plano multivariado, o vetor de humor difere entre pré e pós (MANOVA) e a permutação multivariada restrita confirma o efeito (Tabela 7). A estimação bayesiana (amostrador de Gibbs) corrobora a magnitude e a direção dos principais efeitos, com intervalos de credibilidade que excluem o zero e probabilidade posterior de efeito positivo P(Δ&gt;0) ≈ 1 (Tabela 8).</w:t>
+        <w:t xml:space="preserve">Comparando diretamente a resposta média nos dias de HIIT (2, 4, 7) com a dos dias técnico-táticos (1, 3, 5, 6) no nível do atleta (Tabela 7), a fadiga física tende a ser maior nos dias de HIIT (dz 0,38), mas nenhuma diferença sobrevive à correção FDR — a assinatura do HIIT está no acúmulo diário e não num contraste agudo isolado, dominado pela variabilidade individual.</w:t>
+      </w:r>
+    </w:p>
+    <w:tbl>
+      <w:tblPr>
+        <w:tblW w:type="dxa" w:w="9360"/>
+        <w:tblBorders>
+          <w:top w:val="single" w:color="C9D4E0" w:sz="2"/>
+          <w:left w:val="single" w:color="C9D4E0" w:sz="2"/>
+          <w:bottom w:val="single" w:color="C9D4E0" w:sz="2"/>
+          <w:right w:val="single" w:color="C9D4E0" w:sz="2"/>
+          <w:insideH w:val="single" w:color="C9D4E0" w:sz="2"/>
+          <w:insideV w:val="single" w:color="C9D4E0" w:sz="2"/>
+        </w:tblBorders>
+      </w:tblPr>
+      <w:tblGrid>
+        <w:gridCol w:w="2760"/>
+        <w:gridCol w:w="1760"/>
+        <w:gridCol w:w="1760"/>
+        <w:gridCol w:w="940"/>
+        <w:gridCol w:w="940"/>
+        <w:gridCol w:w="1200"/>
+        <w:gridCol w:w="800"/>
+      </w:tblGrid>
+      <w:tr>
+        <w:trPr>
+          <w:tblHeader/>
+        </w:trPr>
+        <w:tc>
+          <w:tcPr>
+            <w:tcW w:type="dxa" w:w="2760"/>
+            <w:shd w:fill="EAF1F7" w:color="auto" w:val="clear"/>
+            <w:tcMar>
+              <w:top w:type="dxa" w:w="40"/>
+              <w:left w:type="dxa" w:w="90"/>
+              <w:bottom w:type="dxa" w:w="40"/>
+              <w:right w:type="dxa" w:w="90"/>
+            </w:tcMar>
+          </w:tcPr>
+          <w:p>
+            <w:pPr>
+              <w:spacing w:after="0" w:line="240"/>
+              <w:jc w:val="left"/>
+            </w:pPr>
+            <w:r>
+              <w:rPr>
+                <w:b/>
+                <w:bCs/>
+                <w:color w:val="16273D"/>
+                <w:sz w:val="17"/>
+                <w:szCs w:val="17"/>
+              </w:rPr>
+              <w:t xml:space="preserve">Variável</w:t>
+            </w:r>
+          </w:p>
+        </w:tc>
+        <w:tc>
+          <w:tcPr>
+            <w:tcW w:type="dxa" w:w="1760"/>
+            <w:shd w:fill="EAF1F7" w:color="auto" w:val="clear"/>
+            <w:tcMar>
+              <w:top w:type="dxa" w:w="40"/>
+              <w:left w:type="dxa" w:w="90"/>
+              <w:bottom w:type="dxa" w:w="40"/>
+              <w:right w:type="dxa" w:w="90"/>
+            </w:tcMar>
+          </w:tcPr>
+          <w:p>
+            <w:pPr>
+              <w:spacing w:after="0" w:line="240"/>
+              <w:jc w:val="right"/>
+            </w:pPr>
+            <w:r>
+              <w:rPr>
+                <w:b/>
+                <w:bCs/>
+                <w:color w:val="16273D"/>
+                <w:sz w:val="17"/>
+                <w:szCs w:val="17"/>
+              </w:rPr>
+              <w:t xml:space="preserve">Média dias HIIT</w:t>
+            </w:r>
+          </w:p>
+        </w:tc>
+        <w:tc>
+          <w:tcPr>
+            <w:tcW w:type="dxa" w:w="1760"/>
+            <w:shd w:fill="EAF1F7" w:color="auto" w:val="clear"/>
+            <w:tcMar>
+              <w:top w:type="dxa" w:w="40"/>
+              <w:left w:type="dxa" w:w="90"/>
+              <w:bottom w:type="dxa" w:w="40"/>
+              <w:right w:type="dxa" w:w="90"/>
+            </w:tcMar>
+          </w:tcPr>
+          <w:p>
+            <w:pPr>
+              <w:spacing w:after="0" w:line="240"/>
+              <w:jc w:val="right"/>
+            </w:pPr>
+            <w:r>
+              <w:rPr>
+                <w:b/>
+                <w:bCs/>
+                <w:color w:val="16273D"/>
+                <w:sz w:val="17"/>
+                <w:szCs w:val="17"/>
+              </w:rPr>
+              <w:t xml:space="preserve">Média dias sem</w:t>
+            </w:r>
+          </w:p>
+        </w:tc>
+        <w:tc>
+          <w:tcPr>
+            <w:tcW w:type="dxa" w:w="940"/>
+            <w:shd w:fill="EAF1F7" w:color="auto" w:val="clear"/>
+            <w:tcMar>
+              <w:top w:type="dxa" w:w="40"/>
+              <w:left w:type="dxa" w:w="90"/>
+              <w:bottom w:type="dxa" w:w="40"/>
+              <w:right w:type="dxa" w:w="90"/>
+            </w:tcMar>
+          </w:tcPr>
+          <w:p>
+            <w:pPr>
+              <w:spacing w:after="0" w:line="240"/>
+              <w:jc w:val="right"/>
+            </w:pPr>
+            <w:r>
+              <w:rPr>
+                <w:b/>
+                <w:bCs/>
+                <w:color w:val="16273D"/>
+                <w:sz w:val="17"/>
+                <w:szCs w:val="17"/>
+              </w:rPr>
+              <w:t xml:space="preserve">dif</w:t>
+            </w:r>
+          </w:p>
+        </w:tc>
+        <w:tc>
+          <w:tcPr>
+            <w:tcW w:type="dxa" w:w="940"/>
+            <w:shd w:fill="EAF1F7" w:color="auto" w:val="clear"/>
+            <w:tcMar>
+              <w:top w:type="dxa" w:w="40"/>
+              <w:left w:type="dxa" w:w="90"/>
+              <w:bottom w:type="dxa" w:w="40"/>
+              <w:right w:type="dxa" w:w="90"/>
+            </w:tcMar>
+          </w:tcPr>
+          <w:p>
+            <w:pPr>
+              <w:spacing w:after="0" w:line="240"/>
+              <w:jc w:val="right"/>
+            </w:pPr>
+            <w:r>
+              <w:rPr>
+                <w:b/>
+                <w:bCs/>
+                <w:color w:val="16273D"/>
+                <w:sz w:val="17"/>
+                <w:szCs w:val="17"/>
+              </w:rPr>
+              <w:t xml:space="preserve">dz</w:t>
+            </w:r>
+          </w:p>
+        </w:tc>
+        <w:tc>
+          <w:tcPr>
+            <w:tcW w:type="dxa" w:w="1200"/>
+            <w:shd w:fill="EAF1F7" w:color="auto" w:val="clear"/>
+            <w:tcMar>
+              <w:top w:type="dxa" w:w="40"/>
+              <w:left w:type="dxa" w:w="90"/>
+              <w:bottom w:type="dxa" w:w="40"/>
+              <w:right w:type="dxa" w:w="90"/>
+            </w:tcMar>
+          </w:tcPr>
+          <w:p>
+            <w:pPr>
+              <w:spacing w:after="0" w:line="240"/>
+              <w:jc w:val="right"/>
+            </w:pPr>
+            <w:r>
+              <w:rPr>
+                <w:b/>
+                <w:bCs/>
+                <w:color w:val="16273D"/>
+                <w:sz w:val="17"/>
+                <w:szCs w:val="17"/>
+              </w:rPr>
+              <w:t xml:space="preserve">p (FDR)</w:t>
+            </w:r>
+          </w:p>
+        </w:tc>
+        <w:tc>
+          <w:tcPr>
+            <w:tcW w:type="dxa" w:w="800"/>
+            <w:shd w:fill="EAF1F7" w:color="auto" w:val="clear"/>
+            <w:tcMar>
+              <w:top w:type="dxa" w:w="40"/>
+              <w:left w:type="dxa" w:w="90"/>
+              <w:bottom w:type="dxa" w:w="40"/>
+              <w:right w:type="dxa" w:w="90"/>
+            </w:tcMar>
+          </w:tcPr>
+          <w:p>
+            <w:pPr>
+              <w:spacing w:after="0" w:line="240"/>
+              <w:jc w:val="right"/>
+            </w:pPr>
+            <w:r>
+              <w:rPr>
+                <w:b/>
+                <w:bCs/>
+                <w:color w:val="16273D"/>
+                <w:sz w:val="17"/>
+                <w:szCs w:val="17"/>
+              </w:rPr>
+              <w:t xml:space="preserve">Sig.</w:t>
+            </w:r>
+          </w:p>
+        </w:tc>
+      </w:tr>
+      <w:tr>
+        <w:tc>
+          <w:tcPr>
+            <w:tcW w:type="dxa" w:w="2760"/>
+            <w:tcMar>
+              <w:top w:type="dxa" w:w="40"/>
+              <w:left w:type="dxa" w:w="90"/>
+              <w:bottom w:type="dxa" w:w="40"/>
+              <w:right w:type="dxa" w:w="90"/>
+            </w:tcMar>
+          </w:tcPr>
+          <w:p>
+            <w:pPr>
+              <w:spacing w:after="0" w:line="240"/>
+              <w:jc w:val="left"/>
+            </w:pPr>
+            <w:r>
+              <w:rPr>
+                <w:b w:val="false"/>
+                <w:bCs w:val="false"/>
+                <w:sz w:val="17"/>
+                <w:szCs w:val="17"/>
+              </w:rPr>
+              <w:t xml:space="preserve">PTH (TMD)</w:t>
+            </w:r>
+          </w:p>
+        </w:tc>
+        <w:tc>
+          <w:tcPr>
+            <w:tcW w:type="dxa" w:w="1760"/>
+            <w:tcMar>
+              <w:top w:type="dxa" w:w="40"/>
+              <w:left w:type="dxa" w:w="90"/>
+              <w:bottom w:type="dxa" w:w="40"/>
+              <w:right w:type="dxa" w:w="90"/>
+            </w:tcMar>
+          </w:tcPr>
+          <w:p>
+            <w:pPr>
+              <w:spacing w:after="0" w:line="240"/>
+              <w:jc w:val="right"/>
+            </w:pPr>
+            <w:r>
+              <w:rPr>
+                <w:b w:val="false"/>
+                <w:bCs w:val="false"/>
+                <w:sz w:val="17"/>
+                <w:szCs w:val="17"/>
+              </w:rPr>
+              <w:t xml:space="preserve">+2,99</w:t>
+            </w:r>
+          </w:p>
+        </w:tc>
+        <w:tc>
+          <w:tcPr>
+            <w:tcW w:type="dxa" w:w="1760"/>
+            <w:tcMar>
+              <w:top w:type="dxa" w:w="40"/>
+              <w:left w:type="dxa" w:w="90"/>
+              <w:bottom w:type="dxa" w:w="40"/>
+              <w:right w:type="dxa" w:w="90"/>
+            </w:tcMar>
+          </w:tcPr>
+          <w:p>
+            <w:pPr>
+              <w:spacing w:after="0" w:line="240"/>
+              <w:jc w:val="right"/>
+            </w:pPr>
+            <w:r>
+              <w:rPr>
+                <w:b w:val="false"/>
+                <w:bCs w:val="false"/>
+                <w:sz w:val="17"/>
+                <w:szCs w:val="17"/>
+              </w:rPr>
+              <w:t xml:space="preserve">+3,49</w:t>
+            </w:r>
+          </w:p>
+        </w:tc>
+        <w:tc>
+          <w:tcPr>
+            <w:tcW w:type="dxa" w:w="940"/>
+            <w:tcMar>
+              <w:top w:type="dxa" w:w="40"/>
+              <w:left w:type="dxa" w:w="90"/>
+              <w:bottom w:type="dxa" w:w="40"/>
+              <w:right w:type="dxa" w:w="90"/>
+            </w:tcMar>
+          </w:tcPr>
+          <w:p>
+            <w:pPr>
+              <w:spacing w:after="0" w:line="240"/>
+              <w:jc w:val="right"/>
+            </w:pPr>
+            <w:r>
+              <w:rPr>
+                <w:b w:val="false"/>
+                <w:bCs w:val="false"/>
+                <w:sz w:val="17"/>
+                <w:szCs w:val="17"/>
+              </w:rPr>
+              <w:t xml:space="preserve">-0,51</w:t>
+            </w:r>
+          </w:p>
+        </w:tc>
+        <w:tc>
+          <w:tcPr>
+            <w:tcW w:type="dxa" w:w="940"/>
+            <w:tcMar>
+              <w:top w:type="dxa" w:w="40"/>
+              <w:left w:type="dxa" w:w="90"/>
+              <w:bottom w:type="dxa" w:w="40"/>
+              <w:right w:type="dxa" w:w="90"/>
+            </w:tcMar>
+          </w:tcPr>
+          <w:p>
+            <w:pPr>
+              <w:spacing w:after="0" w:line="240"/>
+              <w:jc w:val="right"/>
+            </w:pPr>
+            <w:r>
+              <w:rPr>
+                <w:b w:val="false"/>
+                <w:bCs w:val="false"/>
+                <w:sz w:val="17"/>
+                <w:szCs w:val="17"/>
+              </w:rPr>
+              <w:t xml:space="preserve">-0,09</w:t>
+            </w:r>
+          </w:p>
+        </w:tc>
+        <w:tc>
+          <w:tcPr>
+            <w:tcW w:type="dxa" w:w="1200"/>
+            <w:tcMar>
+              <w:top w:type="dxa" w:w="40"/>
+              <w:left w:type="dxa" w:w="90"/>
+              <w:bottom w:type="dxa" w:w="40"/>
+              <w:right w:type="dxa" w:w="90"/>
+            </w:tcMar>
+          </w:tcPr>
+          <w:p>
+            <w:pPr>
+              <w:spacing w:after="0" w:line="240"/>
+              <w:jc w:val="right"/>
+            </w:pPr>
+            <w:r>
+              <w:rPr>
+                <w:b w:val="false"/>
+                <w:bCs w:val="false"/>
+                <w:sz w:val="17"/>
+                <w:szCs w:val="17"/>
+              </w:rPr>
+              <w:t xml:space="preserve">0,880</w:t>
+            </w:r>
+          </w:p>
+        </w:tc>
+        <w:tc>
+          <w:tcPr>
+            <w:tcW w:type="dxa" w:w="800"/>
+            <w:tcMar>
+              <w:top w:type="dxa" w:w="40"/>
+              <w:left w:type="dxa" w:w="90"/>
+              <w:bottom w:type="dxa" w:w="40"/>
+              <w:right w:type="dxa" w:w="90"/>
+            </w:tcMar>
+          </w:tcPr>
+          <w:p>
+            <w:pPr>
+              <w:spacing w:after="0" w:line="240"/>
+              <w:jc w:val="right"/>
+            </w:pPr>
+            <w:r>
+              <w:rPr>
+                <w:b w:val="false"/>
+                <w:bCs w:val="false"/>
+                <w:sz w:val="17"/>
+                <w:szCs w:val="17"/>
+              </w:rPr>
+              <w:t xml:space="preserve">—</w:t>
+            </w:r>
+          </w:p>
+        </w:tc>
+      </w:tr>
+      <w:tr>
+        <w:tc>
+          <w:tcPr>
+            <w:tcW w:type="dxa" w:w="2760"/>
+            <w:tcMar>
+              <w:top w:type="dxa" w:w="40"/>
+              <w:left w:type="dxa" w:w="90"/>
+              <w:bottom w:type="dxa" w:w="40"/>
+              <w:right w:type="dxa" w:w="90"/>
+            </w:tcMar>
+          </w:tcPr>
+          <w:p>
+            <w:pPr>
+              <w:spacing w:after="0" w:line="240"/>
+              <w:jc w:val="left"/>
+            </w:pPr>
+            <w:r>
+              <w:rPr>
+                <w:b w:val="false"/>
+                <w:bCs w:val="false"/>
+                <w:sz w:val="17"/>
+                <w:szCs w:val="17"/>
+              </w:rPr>
+              <w:t xml:space="preserve">Fadiga física</w:t>
+            </w:r>
+          </w:p>
+        </w:tc>
+        <w:tc>
+          <w:tcPr>
+            <w:tcW w:type="dxa" w:w="1760"/>
+            <w:tcMar>
+              <w:top w:type="dxa" w:w="40"/>
+              <w:left w:type="dxa" w:w="90"/>
+              <w:bottom w:type="dxa" w:w="40"/>
+              <w:right w:type="dxa" w:w="90"/>
+            </w:tcMar>
+          </w:tcPr>
+          <w:p>
+            <w:pPr>
+              <w:spacing w:after="0" w:line="240"/>
+              <w:jc w:val="right"/>
+            </w:pPr>
+            <w:r>
+              <w:rPr>
+                <w:b w:val="false"/>
+                <w:bCs w:val="false"/>
+                <w:sz w:val="17"/>
+                <w:szCs w:val="17"/>
+              </w:rPr>
+              <w:t xml:space="preserve">+2,00</w:t>
+            </w:r>
+          </w:p>
+        </w:tc>
+        <w:tc>
+          <w:tcPr>
+            <w:tcW w:type="dxa" w:w="1760"/>
+            <w:tcMar>
+              <w:top w:type="dxa" w:w="40"/>
+              <w:left w:type="dxa" w:w="90"/>
+              <w:bottom w:type="dxa" w:w="40"/>
+              <w:right w:type="dxa" w:w="90"/>
+            </w:tcMar>
+          </w:tcPr>
+          <w:p>
+            <w:pPr>
+              <w:spacing w:after="0" w:line="240"/>
+              <w:jc w:val="right"/>
+            </w:pPr>
+            <w:r>
+              <w:rPr>
+                <w:b w:val="false"/>
+                <w:bCs w:val="false"/>
+                <w:sz w:val="17"/>
+                <w:szCs w:val="17"/>
+              </w:rPr>
+              <w:t xml:space="preserve">+1,35</w:t>
+            </w:r>
+          </w:p>
+        </w:tc>
+        <w:tc>
+          <w:tcPr>
+            <w:tcW w:type="dxa" w:w="940"/>
+            <w:tcMar>
+              <w:top w:type="dxa" w:w="40"/>
+              <w:left w:type="dxa" w:w="90"/>
+              <w:bottom w:type="dxa" w:w="40"/>
+              <w:right w:type="dxa" w:w="90"/>
+            </w:tcMar>
+          </w:tcPr>
+          <w:p>
+            <w:pPr>
+              <w:spacing w:after="0" w:line="240"/>
+              <w:jc w:val="right"/>
+            </w:pPr>
+            <w:r>
+              <w:rPr>
+                <w:b w:val="false"/>
+                <w:bCs w:val="false"/>
+                <w:sz w:val="17"/>
+                <w:szCs w:val="17"/>
+              </w:rPr>
+              <w:t xml:space="preserve">+0,65</w:t>
+            </w:r>
+          </w:p>
+        </w:tc>
+        <w:tc>
+          <w:tcPr>
+            <w:tcW w:type="dxa" w:w="940"/>
+            <w:tcMar>
+              <w:top w:type="dxa" w:w="40"/>
+              <w:left w:type="dxa" w:w="90"/>
+              <w:bottom w:type="dxa" w:w="40"/>
+              <w:right w:type="dxa" w:w="90"/>
+            </w:tcMar>
+          </w:tcPr>
+          <w:p>
+            <w:pPr>
+              <w:spacing w:after="0" w:line="240"/>
+              <w:jc w:val="right"/>
+            </w:pPr>
+            <w:r>
+              <w:rPr>
+                <w:b w:val="false"/>
+                <w:bCs w:val="false"/>
+                <w:sz w:val="17"/>
+                <w:szCs w:val="17"/>
+              </w:rPr>
+              <w:t xml:space="preserve">+0,38</w:t>
+            </w:r>
+          </w:p>
+        </w:tc>
+        <w:tc>
+          <w:tcPr>
+            <w:tcW w:type="dxa" w:w="1200"/>
+            <w:tcMar>
+              <w:top w:type="dxa" w:w="40"/>
+              <w:left w:type="dxa" w:w="90"/>
+              <w:bottom w:type="dxa" w:w="40"/>
+              <w:right w:type="dxa" w:w="90"/>
+            </w:tcMar>
+          </w:tcPr>
+          <w:p>
+            <w:pPr>
+              <w:spacing w:after="0" w:line="240"/>
+              <w:jc w:val="right"/>
+            </w:pPr>
+            <w:r>
+              <w:rPr>
+                <w:b w:val="false"/>
+                <w:bCs w:val="false"/>
+                <w:sz w:val="17"/>
+                <w:szCs w:val="17"/>
+              </w:rPr>
+              <w:t xml:space="preserve">0,487</w:t>
+            </w:r>
+          </w:p>
+        </w:tc>
+        <w:tc>
+          <w:tcPr>
+            <w:tcW w:type="dxa" w:w="800"/>
+            <w:tcMar>
+              <w:top w:type="dxa" w:w="40"/>
+              <w:left w:type="dxa" w:w="90"/>
+              <w:bottom w:type="dxa" w:w="40"/>
+              <w:right w:type="dxa" w:w="90"/>
+            </w:tcMar>
+          </w:tcPr>
+          <w:p>
+            <w:pPr>
+              <w:spacing w:after="0" w:line="240"/>
+              <w:jc w:val="right"/>
+            </w:pPr>
+            <w:r>
+              <w:rPr>
+                <w:b w:val="false"/>
+                <w:bCs w:val="false"/>
+                <w:sz w:val="17"/>
+                <w:szCs w:val="17"/>
+              </w:rPr>
+              <w:t xml:space="preserve">—</w:t>
+            </w:r>
+          </w:p>
+        </w:tc>
+      </w:tr>
+      <w:tr>
+        <w:tc>
+          <w:tcPr>
+            <w:tcW w:type="dxa" w:w="2760"/>
+            <w:tcMar>
+              <w:top w:type="dxa" w:w="40"/>
+              <w:left w:type="dxa" w:w="90"/>
+              <w:bottom w:type="dxa" w:w="40"/>
+              <w:right w:type="dxa" w:w="90"/>
+            </w:tcMar>
+          </w:tcPr>
+          <w:p>
+            <w:pPr>
+              <w:spacing w:after="0" w:line="240"/>
+              <w:jc w:val="left"/>
+            </w:pPr>
+            <w:r>
+              <w:rPr>
+                <w:b w:val="false"/>
+                <w:bCs w:val="false"/>
+                <w:sz w:val="17"/>
+                <w:szCs w:val="17"/>
+              </w:rPr>
+              <w:t xml:space="preserve">Vigor</w:t>
+            </w:r>
+          </w:p>
+        </w:tc>
+        <w:tc>
+          <w:tcPr>
+            <w:tcW w:type="dxa" w:w="1760"/>
+            <w:tcMar>
+              <w:top w:type="dxa" w:w="40"/>
+              <w:left w:type="dxa" w:w="90"/>
+              <w:bottom w:type="dxa" w:w="40"/>
+              <w:right w:type="dxa" w:w="90"/>
+            </w:tcMar>
+          </w:tcPr>
+          <w:p>
+            <w:pPr>
+              <w:spacing w:after="0" w:line="240"/>
+              <w:jc w:val="right"/>
+            </w:pPr>
+            <w:r>
+              <w:rPr>
+                <w:b w:val="false"/>
+                <w:bCs w:val="false"/>
+                <w:sz w:val="17"/>
+                <w:szCs w:val="17"/>
+              </w:rPr>
+              <w:t xml:space="preserve">-0,91</w:t>
+            </w:r>
+          </w:p>
+        </w:tc>
+        <w:tc>
+          <w:tcPr>
+            <w:tcW w:type="dxa" w:w="1760"/>
+            <w:tcMar>
+              <w:top w:type="dxa" w:w="40"/>
+              <w:left w:type="dxa" w:w="90"/>
+              <w:bottom w:type="dxa" w:w="40"/>
+              <w:right w:type="dxa" w:w="90"/>
+            </w:tcMar>
+          </w:tcPr>
+          <w:p>
+            <w:pPr>
+              <w:spacing w:after="0" w:line="240"/>
+              <w:jc w:val="right"/>
+            </w:pPr>
+            <w:r>
+              <w:rPr>
+                <w:b w:val="false"/>
+                <w:bCs w:val="false"/>
+                <w:sz w:val="17"/>
+                <w:szCs w:val="17"/>
+              </w:rPr>
+              <w:t xml:space="preserve">-1,29</w:t>
+            </w:r>
+          </w:p>
+        </w:tc>
+        <w:tc>
+          <w:tcPr>
+            <w:tcW w:type="dxa" w:w="940"/>
+            <w:tcMar>
+              <w:top w:type="dxa" w:w="40"/>
+              <w:left w:type="dxa" w:w="90"/>
+              <w:bottom w:type="dxa" w:w="40"/>
+              <w:right w:type="dxa" w:w="90"/>
+            </w:tcMar>
+          </w:tcPr>
+          <w:p>
+            <w:pPr>
+              <w:spacing w:after="0" w:line="240"/>
+              <w:jc w:val="right"/>
+            </w:pPr>
+            <w:r>
+              <w:rPr>
+                <w:b w:val="false"/>
+                <w:bCs w:val="false"/>
+                <w:sz w:val="17"/>
+                <w:szCs w:val="17"/>
+              </w:rPr>
+              <w:t xml:space="preserve">+0,38</w:t>
+            </w:r>
+          </w:p>
+        </w:tc>
+        <w:tc>
+          <w:tcPr>
+            <w:tcW w:type="dxa" w:w="940"/>
+            <w:tcMar>
+              <w:top w:type="dxa" w:w="40"/>
+              <w:left w:type="dxa" w:w="90"/>
+              <w:bottom w:type="dxa" w:w="40"/>
+              <w:right w:type="dxa" w:w="90"/>
+            </w:tcMar>
+          </w:tcPr>
+          <w:p>
+            <w:pPr>
+              <w:spacing w:after="0" w:line="240"/>
+              <w:jc w:val="right"/>
+            </w:pPr>
+            <w:r>
+              <w:rPr>
+                <w:b w:val="false"/>
+                <w:bCs w:val="false"/>
+                <w:sz w:val="17"/>
+                <w:szCs w:val="17"/>
+              </w:rPr>
+              <w:t xml:space="preserve">+0,18</w:t>
+            </w:r>
+          </w:p>
+        </w:tc>
+        <w:tc>
+          <w:tcPr>
+            <w:tcW w:type="dxa" w:w="1200"/>
+            <w:tcMar>
+              <w:top w:type="dxa" w:w="40"/>
+              <w:left w:type="dxa" w:w="90"/>
+              <w:bottom w:type="dxa" w:w="40"/>
+              <w:right w:type="dxa" w:w="90"/>
+            </w:tcMar>
+          </w:tcPr>
+          <w:p>
+            <w:pPr>
+              <w:spacing w:after="0" w:line="240"/>
+              <w:jc w:val="right"/>
+            </w:pPr>
+            <w:r>
+              <w:rPr>
+                <w:b w:val="false"/>
+                <w:bCs w:val="false"/>
+                <w:sz w:val="17"/>
+                <w:szCs w:val="17"/>
+              </w:rPr>
+              <w:t xml:space="preserve">0,836</w:t>
+            </w:r>
+          </w:p>
+        </w:tc>
+        <w:tc>
+          <w:tcPr>
+            <w:tcW w:type="dxa" w:w="800"/>
+            <w:tcMar>
+              <w:top w:type="dxa" w:w="40"/>
+              <w:left w:type="dxa" w:w="90"/>
+              <w:bottom w:type="dxa" w:w="40"/>
+              <w:right w:type="dxa" w:w="90"/>
+            </w:tcMar>
+          </w:tcPr>
+          <w:p>
+            <w:pPr>
+              <w:spacing w:after="0" w:line="240"/>
+              <w:jc w:val="right"/>
+            </w:pPr>
+            <w:r>
+              <w:rPr>
+                <w:b w:val="false"/>
+                <w:bCs w:val="false"/>
+                <w:sz w:val="17"/>
+                <w:szCs w:val="17"/>
+              </w:rPr>
+              <w:t xml:space="preserve">—</w:t>
+            </w:r>
+          </w:p>
+        </w:tc>
+      </w:tr>
+      <w:tr>
+        <w:tc>
+          <w:tcPr>
+            <w:tcW w:type="dxa" w:w="2760"/>
+            <w:tcMar>
+              <w:top w:type="dxa" w:w="40"/>
+              <w:left w:type="dxa" w:w="90"/>
+              <w:bottom w:type="dxa" w:w="40"/>
+              <w:right w:type="dxa" w:w="90"/>
+            </w:tcMar>
+          </w:tcPr>
+          <w:p>
+            <w:pPr>
+              <w:spacing w:after="0" w:line="240"/>
+              <w:jc w:val="left"/>
+            </w:pPr>
+            <w:r>
+              <w:rPr>
+                <w:b w:val="false"/>
+                <w:bCs w:val="false"/>
+                <w:sz w:val="17"/>
+                <w:szCs w:val="17"/>
+              </w:rPr>
+              <w:t xml:space="preserve">Fadiga</w:t>
+            </w:r>
+          </w:p>
+        </w:tc>
+        <w:tc>
+          <w:tcPr>
+            <w:tcW w:type="dxa" w:w="1760"/>
+            <w:tcMar>
+              <w:top w:type="dxa" w:w="40"/>
+              <w:left w:type="dxa" w:w="90"/>
+              <w:bottom w:type="dxa" w:w="40"/>
+              <w:right w:type="dxa" w:w="90"/>
+            </w:tcMar>
+          </w:tcPr>
+          <w:p>
+            <w:pPr>
+              <w:spacing w:after="0" w:line="240"/>
+              <w:jc w:val="right"/>
+            </w:pPr>
+            <w:r>
+              <w:rPr>
+                <w:b w:val="false"/>
+                <w:bCs w:val="false"/>
+                <w:sz w:val="17"/>
+                <w:szCs w:val="17"/>
+              </w:rPr>
+              <w:t xml:space="preserve">+1,68</w:t>
+            </w:r>
+          </w:p>
+        </w:tc>
+        <w:tc>
+          <w:tcPr>
+            <w:tcW w:type="dxa" w:w="1760"/>
+            <w:tcMar>
+              <w:top w:type="dxa" w:w="40"/>
+              <w:left w:type="dxa" w:w="90"/>
+              <w:bottom w:type="dxa" w:w="40"/>
+              <w:right w:type="dxa" w:w="90"/>
+            </w:tcMar>
+          </w:tcPr>
+          <w:p>
+            <w:pPr>
+              <w:spacing w:after="0" w:line="240"/>
+              <w:jc w:val="right"/>
+            </w:pPr>
+            <w:r>
+              <w:rPr>
+                <w:b w:val="false"/>
+                <w:bCs w:val="false"/>
+                <w:sz w:val="17"/>
+                <w:szCs w:val="17"/>
+              </w:rPr>
+              <w:t xml:space="preserve">+1,10</w:t>
+            </w:r>
+          </w:p>
+        </w:tc>
+        <w:tc>
+          <w:tcPr>
+            <w:tcW w:type="dxa" w:w="940"/>
+            <w:tcMar>
+              <w:top w:type="dxa" w:w="40"/>
+              <w:left w:type="dxa" w:w="90"/>
+              <w:bottom w:type="dxa" w:w="40"/>
+              <w:right w:type="dxa" w:w="90"/>
+            </w:tcMar>
+          </w:tcPr>
+          <w:p>
+            <w:pPr>
+              <w:spacing w:after="0" w:line="240"/>
+              <w:jc w:val="right"/>
+            </w:pPr>
+            <w:r>
+              <w:rPr>
+                <w:b w:val="false"/>
+                <w:bCs w:val="false"/>
+                <w:sz w:val="17"/>
+                <w:szCs w:val="17"/>
+              </w:rPr>
+              <w:t xml:space="preserve">+0,58</w:t>
+            </w:r>
+          </w:p>
+        </w:tc>
+        <w:tc>
+          <w:tcPr>
+            <w:tcW w:type="dxa" w:w="940"/>
+            <w:tcMar>
+              <w:top w:type="dxa" w:w="40"/>
+              <w:left w:type="dxa" w:w="90"/>
+              <w:bottom w:type="dxa" w:w="40"/>
+              <w:right w:type="dxa" w:w="90"/>
+            </w:tcMar>
+          </w:tcPr>
+          <w:p>
+            <w:pPr>
+              <w:spacing w:after="0" w:line="240"/>
+              <w:jc w:val="right"/>
+            </w:pPr>
+            <w:r>
+              <w:rPr>
+                <w:b w:val="false"/>
+                <w:bCs w:val="false"/>
+                <w:sz w:val="17"/>
+                <w:szCs w:val="17"/>
+              </w:rPr>
+              <w:t xml:space="preserve">+0,25</w:t>
+            </w:r>
+          </w:p>
+        </w:tc>
+        <w:tc>
+          <w:tcPr>
+            <w:tcW w:type="dxa" w:w="1200"/>
+            <w:tcMar>
+              <w:top w:type="dxa" w:w="40"/>
+              <w:left w:type="dxa" w:w="90"/>
+              <w:bottom w:type="dxa" w:w="40"/>
+              <w:right w:type="dxa" w:w="90"/>
+            </w:tcMar>
+          </w:tcPr>
+          <w:p>
+            <w:pPr>
+              <w:spacing w:after="0" w:line="240"/>
+              <w:jc w:val="right"/>
+            </w:pPr>
+            <w:r>
+              <w:rPr>
+                <w:b w:val="false"/>
+                <w:bCs w:val="false"/>
+                <w:sz w:val="17"/>
+                <w:szCs w:val="17"/>
+              </w:rPr>
+              <w:t xml:space="preserve">0,735</w:t>
+            </w:r>
+          </w:p>
+        </w:tc>
+        <w:tc>
+          <w:tcPr>
+            <w:tcW w:type="dxa" w:w="800"/>
+            <w:tcMar>
+              <w:top w:type="dxa" w:w="40"/>
+              <w:left w:type="dxa" w:w="90"/>
+              <w:bottom w:type="dxa" w:w="40"/>
+              <w:right w:type="dxa" w:w="90"/>
+            </w:tcMar>
+          </w:tcPr>
+          <w:p>
+            <w:pPr>
+              <w:spacing w:after="0" w:line="240"/>
+              <w:jc w:val="right"/>
+            </w:pPr>
+            <w:r>
+              <w:rPr>
+                <w:b w:val="false"/>
+                <w:bCs w:val="false"/>
+                <w:sz w:val="17"/>
+                <w:szCs w:val="17"/>
+              </w:rPr>
+              <w:t xml:space="preserve">—</w:t>
+            </w:r>
+          </w:p>
+        </w:tc>
+      </w:tr>
+      <w:tr>
+        <w:tc>
+          <w:tcPr>
+            <w:tcW w:type="dxa" w:w="2760"/>
+            <w:tcMar>
+              <w:top w:type="dxa" w:w="40"/>
+              <w:left w:type="dxa" w:w="90"/>
+              <w:bottom w:type="dxa" w:w="40"/>
+              <w:right w:type="dxa" w:w="90"/>
+            </w:tcMar>
+          </w:tcPr>
+          <w:p>
+            <w:pPr>
+              <w:spacing w:after="0" w:line="240"/>
+              <w:jc w:val="left"/>
+            </w:pPr>
+            <w:r>
+              <w:rPr>
+                <w:b w:val="false"/>
+                <w:bCs w:val="false"/>
+                <w:sz w:val="17"/>
+                <w:szCs w:val="17"/>
+              </w:rPr>
+              <w:t xml:space="preserve">Fadiga mental</w:t>
+            </w:r>
+          </w:p>
+        </w:tc>
+        <w:tc>
+          <w:tcPr>
+            <w:tcW w:type="dxa" w:w="1760"/>
+            <w:tcMar>
+              <w:top w:type="dxa" w:w="40"/>
+              <w:left w:type="dxa" w:w="90"/>
+              <w:bottom w:type="dxa" w:w="40"/>
+              <w:right w:type="dxa" w:w="90"/>
+            </w:tcMar>
+          </w:tcPr>
+          <w:p>
+            <w:pPr>
+              <w:spacing w:after="0" w:line="240"/>
+              <w:jc w:val="right"/>
+            </w:pPr>
+            <w:r>
+              <w:rPr>
+                <w:b w:val="false"/>
+                <w:bCs w:val="false"/>
+                <w:sz w:val="17"/>
+                <w:szCs w:val="17"/>
+              </w:rPr>
+              <w:t xml:space="preserve">+0,58</w:t>
+            </w:r>
+          </w:p>
+        </w:tc>
+        <w:tc>
+          <w:tcPr>
+            <w:tcW w:type="dxa" w:w="1760"/>
+            <w:tcMar>
+              <w:top w:type="dxa" w:w="40"/>
+              <w:left w:type="dxa" w:w="90"/>
+              <w:bottom w:type="dxa" w:w="40"/>
+              <w:right w:type="dxa" w:w="90"/>
+            </w:tcMar>
+          </w:tcPr>
+          <w:p>
+            <w:pPr>
+              <w:spacing w:after="0" w:line="240"/>
+              <w:jc w:val="right"/>
+            </w:pPr>
+            <w:r>
+              <w:rPr>
+                <w:b w:val="false"/>
+                <w:bCs w:val="false"/>
+                <w:sz w:val="17"/>
+                <w:szCs w:val="17"/>
+              </w:rPr>
+              <w:t xml:space="preserve">+0,52</w:t>
+            </w:r>
+          </w:p>
+        </w:tc>
+        <w:tc>
+          <w:tcPr>
+            <w:tcW w:type="dxa" w:w="940"/>
+            <w:tcMar>
+              <w:top w:type="dxa" w:w="40"/>
+              <w:left w:type="dxa" w:w="90"/>
+              <w:bottom w:type="dxa" w:w="40"/>
+              <w:right w:type="dxa" w:w="90"/>
+            </w:tcMar>
+          </w:tcPr>
+          <w:p>
+            <w:pPr>
+              <w:spacing w:after="0" w:line="240"/>
+              <w:jc w:val="right"/>
+            </w:pPr>
+            <w:r>
+              <w:rPr>
+                <w:b w:val="false"/>
+                <w:bCs w:val="false"/>
+                <w:sz w:val="17"/>
+                <w:szCs w:val="17"/>
+              </w:rPr>
+              <w:t xml:space="preserve">+0,06</w:t>
+            </w:r>
+          </w:p>
+        </w:tc>
+        <w:tc>
+          <w:tcPr>
+            <w:tcW w:type="dxa" w:w="940"/>
+            <w:tcMar>
+              <w:top w:type="dxa" w:w="40"/>
+              <w:left w:type="dxa" w:w="90"/>
+              <w:bottom w:type="dxa" w:w="40"/>
+              <w:right w:type="dxa" w:w="90"/>
+            </w:tcMar>
+          </w:tcPr>
+          <w:p>
+            <w:pPr>
+              <w:spacing w:after="0" w:line="240"/>
+              <w:jc w:val="right"/>
+            </w:pPr>
+            <w:r>
+              <w:rPr>
+                <w:b w:val="false"/>
+                <w:bCs w:val="false"/>
+                <w:sz w:val="17"/>
+                <w:szCs w:val="17"/>
+              </w:rPr>
+              <w:t xml:space="preserve">+0,04</w:t>
+            </w:r>
+          </w:p>
+        </w:tc>
+        <w:tc>
+          <w:tcPr>
+            <w:tcW w:type="dxa" w:w="1200"/>
+            <w:tcMar>
+              <w:top w:type="dxa" w:w="40"/>
+              <w:left w:type="dxa" w:w="90"/>
+              <w:bottom w:type="dxa" w:w="40"/>
+              <w:right w:type="dxa" w:w="90"/>
+            </w:tcMar>
+          </w:tcPr>
+          <w:p>
+            <w:pPr>
+              <w:spacing w:after="0" w:line="240"/>
+              <w:jc w:val="right"/>
+            </w:pPr>
+            <w:r>
+              <w:rPr>
+                <w:b w:val="false"/>
+                <w:bCs w:val="false"/>
+                <w:sz w:val="17"/>
+                <w:szCs w:val="17"/>
+              </w:rPr>
+              <w:t xml:space="preserve">0,989</w:t>
+            </w:r>
+          </w:p>
+        </w:tc>
+        <w:tc>
+          <w:tcPr>
+            <w:tcW w:type="dxa" w:w="800"/>
+            <w:tcMar>
+              <w:top w:type="dxa" w:w="40"/>
+              <w:left w:type="dxa" w:w="90"/>
+              <w:bottom w:type="dxa" w:w="40"/>
+              <w:right w:type="dxa" w:w="90"/>
+            </w:tcMar>
+          </w:tcPr>
+          <w:p>
+            <w:pPr>
+              <w:spacing w:after="0" w:line="240"/>
+              <w:jc w:val="right"/>
+            </w:pPr>
+            <w:r>
+              <w:rPr>
+                <w:b w:val="false"/>
+                <w:bCs w:val="false"/>
+                <w:sz w:val="17"/>
+                <w:szCs w:val="17"/>
+              </w:rPr>
+              <w:t xml:space="preserve">—</w:t>
+            </w:r>
+          </w:p>
+        </w:tc>
+      </w:tr>
+    </w:tbl>
+    <w:p>
+      <w:pPr>
+        <w:spacing w:after="180" w:before="60"/>
+      </w:pPr>
+      <w:r>
+        <w:rPr>
+          <w:i/>
+          <w:iCs/>
+          <w:color w:val="5B6B82"/>
+          <w:sz w:val="17"/>
+          <w:szCs w:val="17"/>
+        </w:rPr>
+        <w:t xml:space="preserve">Tabela 7. Dias de HIIT vs. dias sem HIIT (resposta média por atleta; n = 25; dz, RBC e p com FDR).</w:t>
+      </w:r>
+    </w:p>
+    <w:p>
+      <w:pPr>
+        <w:pStyle w:val="Heading3"/>
+        <w:spacing w:after="120" w:before="280"/>
+      </w:pPr>
+      <w:r>
+        <w:t xml:space="preserve">3.2.4. Confirmação multivariada e bayesiana</w:t>
+      </w:r>
+    </w:p>
+    <w:p>
+      <w:pPr>
+        <w:spacing w:after="140" w:before="0" w:line="300"/>
+        <w:jc w:val="both"/>
+      </w:pPr>
+      <w:r>
+        <w:t xml:space="preserve">No plano multivariado, o vetor de humor difere entre pré e pós (MANOVA) e a permutação multivariada restrita confirma o efeito (Tabela 8). A estimação bayesiana corrobora a magnitude e a direção dos principais efeitos, com intervalos de credibilidade que excluem o zero e P(Δ&gt;0) ≈ 1 (Tabela 9).</w:t>
       </w:r>
     </w:p>
     <w:tbl>
@@ -8379,7 +9599,7 @@
           <w:sz w:val="17"/>
           <w:szCs w:val="17"/>
         </w:rPr>
-        <w:t xml:space="preserve">Tabela 7. Análises multivariadas do vetor de humor pré vs. pós (MANOVA e PERMANOVA restrita).</w:t>
+        <w:t xml:space="preserve">Tabela 8. Análises multivariadas do vetor de humor pré vs. pós (MANOVA e PERMANOVA restrita).</w:t>
       </w:r>
     </w:p>
     <w:tbl>
@@ -8823,16 +10043,16 @@
           <w:sz w:val="17"/>
           <w:szCs w:val="17"/>
         </w:rPr>
-        <w:t xml:space="preserve">Tabela 8. Estimação bayesiana (Gibbs) do efeito pós para os principais desfechos: média posterior, IC credível e probabilidade posterior de efeito positivo.</w:t>
+        <w:t xml:space="preserve">Tabela 9. Estimação bayesiana (Gibbs) do efeito pós: média posterior, IC credível e probabilidade posterior de efeito positivo.</w:t>
       </w:r>
     </w:p>
     <w:p>
       <w:pPr>
-        <w:pStyle w:val="Heading2"/>
+        <w:pStyle w:val="Heading3"/>
         <w:spacing w:after="120" w:before="280"/>
       </w:pPr>
       <w:r>
-        <w:t xml:space="preserve">3.5. Confiabilidade da mudança: invariância de medida pré→pós</w:t>
+        <w:t xml:space="preserve">3.2.5. Correlações intra-sujeito e validade convergente</w:t>
       </w:r>
     </w:p>
     <w:p>
@@ -8841,873 +10061,7 @@
         <w:jc w:val="both"/>
       </w:pPr>
       <w:r>
-        <w:t xml:space="preserve">A equivalência de medida entre pré e pós foi testada na hierarquia completa (Tabela 5). A invariância métrica sustenta-se (modelo conjunto ΔCFI -0,004; Tucker φ 0,992); a escalar é aproximada (viés residual de intercepto RMS 0,135), com o deslocamento da média latente concentrado em fadiga (+0,56) e vigor (-0,26); a estrita fica no limite (ΔCFI -0,015), com a não-invariância localizada em dois itens, cuja liberação (invariância parcial) reduz o viés de 0,135 para 0,064. A mudança pré→pós é, portanto, de estado, não artefato do instrumento.</w:t>
-      </w:r>
-    </w:p>
-    <w:tbl>
-      <w:tblPr>
-        <w:tblW w:type="dxa" w:w="9360"/>
-        <w:tblBorders>
-          <w:top w:val="single" w:color="C9D4E0" w:sz="2"/>
-          <w:left w:val="single" w:color="C9D4E0" w:sz="2"/>
-          <w:bottom w:val="single" w:color="C9D4E0" w:sz="2"/>
-          <w:right w:val="single" w:color="C9D4E0" w:sz="2"/>
-          <w:insideH w:val="single" w:color="C9D4E0" w:sz="2"/>
-          <w:insideV w:val="single" w:color="C9D4E0" w:sz="2"/>
-        </w:tblBorders>
-      </w:tblPr>
-      <w:tblGrid>
-        <w:gridCol w:w="2760"/>
-        <w:gridCol w:w="2400"/>
-        <w:gridCol w:w="2400"/>
-        <w:gridCol w:w="1800"/>
-      </w:tblGrid>
-      <w:tr>
-        <w:trPr>
-          <w:tblHeader/>
-        </w:trPr>
-        <w:tc>
-          <w:tcPr>
-            <w:tcW w:type="dxa" w:w="2760"/>
-            <w:shd w:fill="EAF1F7" w:color="auto" w:val="clear"/>
-            <w:tcMar>
-              <w:top w:type="dxa" w:w="40"/>
-              <w:left w:type="dxa" w:w="90"/>
-              <w:bottom w:type="dxa" w:w="40"/>
-              <w:right w:type="dxa" w:w="90"/>
-            </w:tcMar>
-          </w:tcPr>
-          <w:p>
-            <w:pPr>
-              <w:spacing w:after="0" w:line="240"/>
-              <w:jc w:val="left"/>
-            </w:pPr>
-            <w:r>
-              <w:rPr>
-                <w:b/>
-                <w:bCs/>
-                <w:color w:val="16273D"/>
-                <w:sz w:val="17"/>
-                <w:szCs w:val="17"/>
-              </w:rPr>
-              <w:t xml:space="preserve">Nível</w:t>
-            </w:r>
-          </w:p>
-        </w:tc>
-        <w:tc>
-          <w:tcPr>
-            <w:tcW w:type="dxa" w:w="2400"/>
-            <w:shd w:fill="EAF1F7" w:color="auto" w:val="clear"/>
-            <w:tcMar>
-              <w:top w:type="dxa" w:w="40"/>
-              <w:left w:type="dxa" w:w="90"/>
-              <w:bottom w:type="dxa" w:w="40"/>
-              <w:right w:type="dxa" w:w="90"/>
-            </w:tcMar>
-          </w:tcPr>
-          <w:p>
-            <w:pPr>
-              <w:spacing w:after="0" w:line="240"/>
-              <w:jc w:val="left"/>
-            </w:pPr>
-            <w:r>
-              <w:rPr>
-                <w:b/>
-                <w:bCs/>
-                <w:color w:val="16273D"/>
-                <w:sz w:val="17"/>
-                <w:szCs w:val="17"/>
-              </w:rPr>
-              <w:t xml:space="preserve">Índice</w:t>
-            </w:r>
-          </w:p>
-        </w:tc>
-        <w:tc>
-          <w:tcPr>
-            <w:tcW w:type="dxa" w:w="2400"/>
-            <w:shd w:fill="EAF1F7" w:color="auto" w:val="clear"/>
-            <w:tcMar>
-              <w:top w:type="dxa" w:w="40"/>
-              <w:left w:type="dxa" w:w="90"/>
-              <w:bottom w:type="dxa" w:w="40"/>
-              <w:right w:type="dxa" w:w="90"/>
-            </w:tcMar>
-          </w:tcPr>
-          <w:p>
-            <w:pPr>
-              <w:spacing w:after="0" w:line="240"/>
-              <w:jc w:val="right"/>
-            </w:pPr>
-            <w:r>
-              <w:rPr>
-                <w:b/>
-                <w:bCs/>
-                <w:color w:val="16273D"/>
-                <w:sz w:val="17"/>
-                <w:szCs w:val="17"/>
-              </w:rPr>
-              <w:t xml:space="preserve">Valor</w:t>
-            </w:r>
-          </w:p>
-        </w:tc>
-        <w:tc>
-          <w:tcPr>
-            <w:tcW w:type="dxa" w:w="1800"/>
-            <w:shd w:fill="EAF1F7" w:color="auto" w:val="clear"/>
-            <w:tcMar>
-              <w:top w:type="dxa" w:w="40"/>
-              <w:left w:type="dxa" w:w="90"/>
-              <w:bottom w:type="dxa" w:w="40"/>
-              <w:right w:type="dxa" w:w="90"/>
-            </w:tcMar>
-          </w:tcPr>
-          <w:p>
-            <w:pPr>
-              <w:spacing w:after="0" w:line="240"/>
-              <w:jc w:val="left"/>
-            </w:pPr>
-            <w:r>
-              <w:rPr>
-                <w:b/>
-                <w:bCs/>
-                <w:color w:val="16273D"/>
-                <w:sz w:val="17"/>
-                <w:szCs w:val="17"/>
-              </w:rPr>
-              <w:t xml:space="preserve">Veredito</w:t>
-            </w:r>
-          </w:p>
-        </w:tc>
-      </w:tr>
-      <w:tr>
-        <w:tc>
-          <w:tcPr>
-            <w:tcW w:type="dxa" w:w="2760"/>
-            <w:tcMar>
-              <w:top w:type="dxa" w:w="40"/>
-              <w:left w:type="dxa" w:w="90"/>
-              <w:bottom w:type="dxa" w:w="40"/>
-              <w:right w:type="dxa" w:w="90"/>
-            </w:tcMar>
-          </w:tcPr>
-          <w:p>
-            <w:pPr>
-              <w:spacing w:after="0" w:line="240"/>
-              <w:jc w:val="left"/>
-            </w:pPr>
-            <w:r>
-              <w:rPr>
-                <w:b w:val="false"/>
-                <w:bCs w:val="false"/>
-                <w:sz w:val="17"/>
-                <w:szCs w:val="17"/>
-              </w:rPr>
-              <w:t xml:space="preserve">Configural</w:t>
-            </w:r>
-          </w:p>
-        </w:tc>
-        <w:tc>
-          <w:tcPr>
-            <w:tcW w:type="dxa" w:w="2400"/>
-            <w:tcMar>
-              <w:top w:type="dxa" w:w="40"/>
-              <w:left w:type="dxa" w:w="90"/>
-              <w:bottom w:type="dxa" w:w="40"/>
-              <w:right w:type="dxa" w:w="90"/>
-            </w:tcMar>
-          </w:tcPr>
-          <w:p>
-            <w:pPr>
-              <w:spacing w:after="0" w:line="240"/>
-              <w:jc w:val="left"/>
-            </w:pPr>
-            <w:r>
-              <w:rPr>
-                <w:b w:val="false"/>
-                <w:bCs w:val="false"/>
-                <w:sz w:val="17"/>
-                <w:szCs w:val="17"/>
-              </w:rPr>
-              <w:t xml:space="preserve">CFI pré/pós</w:t>
-            </w:r>
-          </w:p>
-        </w:tc>
-        <w:tc>
-          <w:tcPr>
-            <w:tcW w:type="dxa" w:w="2400"/>
-            <w:tcMar>
-              <w:top w:type="dxa" w:w="40"/>
-              <w:left w:type="dxa" w:w="90"/>
-              <w:bottom w:type="dxa" w:w="40"/>
-              <w:right w:type="dxa" w:w="90"/>
-            </w:tcMar>
-          </w:tcPr>
-          <w:p>
-            <w:pPr>
-              <w:spacing w:after="0" w:line="240"/>
-              <w:jc w:val="right"/>
-            </w:pPr>
-            <w:r>
-              <w:rPr>
-                <w:b w:val="false"/>
-                <w:bCs w:val="false"/>
-                <w:sz w:val="17"/>
-                <w:szCs w:val="17"/>
-              </w:rPr>
-              <w:t xml:space="preserve">0,92 / 0,91</w:t>
-            </w:r>
-          </w:p>
-        </w:tc>
-        <w:tc>
-          <w:tcPr>
-            <w:tcW w:type="dxa" w:w="1800"/>
-            <w:tcMar>
-              <w:top w:type="dxa" w:w="40"/>
-              <w:left w:type="dxa" w:w="90"/>
-              <w:bottom w:type="dxa" w:w="40"/>
-              <w:right w:type="dxa" w:w="90"/>
-            </w:tcMar>
-          </w:tcPr>
-          <w:p>
-            <w:pPr>
-              <w:spacing w:after="0" w:line="240"/>
-              <w:jc w:val="left"/>
-            </w:pPr>
-            <w:r>
-              <w:rPr>
-                <w:b w:val="false"/>
-                <w:bCs w:val="false"/>
-                <w:sz w:val="17"/>
-                <w:szCs w:val="17"/>
-              </w:rPr>
-              <w:t xml:space="preserve">equivalente</w:t>
-            </w:r>
-          </w:p>
-        </w:tc>
-      </w:tr>
-      <w:tr>
-        <w:tc>
-          <w:tcPr>
-            <w:tcW w:type="dxa" w:w="2760"/>
-            <w:tcMar>
-              <w:top w:type="dxa" w:w="40"/>
-              <w:left w:type="dxa" w:w="90"/>
-              <w:bottom w:type="dxa" w:w="40"/>
-              <w:right w:type="dxa" w:w="90"/>
-            </w:tcMar>
-          </w:tcPr>
-          <w:p>
-            <w:pPr>
-              <w:spacing w:after="0" w:line="240"/>
-              <w:jc w:val="left"/>
-            </w:pPr>
-            <w:r>
-              <w:rPr>
-                <w:b w:val="false"/>
-                <w:bCs w:val="false"/>
-                <w:sz w:val="17"/>
-                <w:szCs w:val="17"/>
-              </w:rPr>
-              <w:t xml:space="preserve">Métrica (conjunta)</w:t>
-            </w:r>
-          </w:p>
-        </w:tc>
-        <w:tc>
-          <w:tcPr>
-            <w:tcW w:type="dxa" w:w="2400"/>
-            <w:tcMar>
-              <w:top w:type="dxa" w:w="40"/>
-              <w:left w:type="dxa" w:w="90"/>
-              <w:bottom w:type="dxa" w:w="40"/>
-              <w:right w:type="dxa" w:w="90"/>
-            </w:tcMar>
-          </w:tcPr>
-          <w:p>
-            <w:pPr>
-              <w:spacing w:after="0" w:line="240"/>
-              <w:jc w:val="left"/>
-            </w:pPr>
-            <w:r>
-              <w:rPr>
-                <w:b w:val="false"/>
-                <w:bCs w:val="false"/>
-                <w:sz w:val="17"/>
-                <w:szCs w:val="17"/>
-              </w:rPr>
-              <w:t xml:space="preserve">ΔCFI</w:t>
-            </w:r>
-          </w:p>
-        </w:tc>
-        <w:tc>
-          <w:tcPr>
-            <w:tcW w:type="dxa" w:w="2400"/>
-            <w:tcMar>
-              <w:top w:type="dxa" w:w="40"/>
-              <w:left w:type="dxa" w:w="90"/>
-              <w:bottom w:type="dxa" w:w="40"/>
-              <w:right w:type="dxa" w:w="90"/>
-            </w:tcMar>
-          </w:tcPr>
-          <w:p>
-            <w:pPr>
-              <w:spacing w:after="0" w:line="240"/>
-              <w:jc w:val="right"/>
-            </w:pPr>
-            <w:r>
-              <w:rPr>
-                <w:b w:val="false"/>
-                <w:bCs w:val="false"/>
-                <w:sz w:val="17"/>
-                <w:szCs w:val="17"/>
-              </w:rPr>
-              <w:t xml:space="preserve">-0,004</w:t>
-            </w:r>
-          </w:p>
-        </w:tc>
-        <w:tc>
-          <w:tcPr>
-            <w:tcW w:type="dxa" w:w="1800"/>
-            <w:tcMar>
-              <w:top w:type="dxa" w:w="40"/>
-              <w:left w:type="dxa" w:w="90"/>
-              <w:bottom w:type="dxa" w:w="40"/>
-              <w:right w:type="dxa" w:w="90"/>
-            </w:tcMar>
-          </w:tcPr>
-          <w:p>
-            <w:pPr>
-              <w:spacing w:after="0" w:line="240"/>
-              <w:jc w:val="left"/>
-            </w:pPr>
-            <w:r>
-              <w:rPr>
-                <w:b w:val="false"/>
-                <w:bCs w:val="false"/>
-                <w:sz w:val="17"/>
-                <w:szCs w:val="17"/>
-              </w:rPr>
-              <w:t xml:space="preserve">sustentada</w:t>
-            </w:r>
-          </w:p>
-        </w:tc>
-      </w:tr>
-      <w:tr>
-        <w:tc>
-          <w:tcPr>
-            <w:tcW w:type="dxa" w:w="2760"/>
-            <w:tcMar>
-              <w:top w:type="dxa" w:w="40"/>
-              <w:left w:type="dxa" w:w="90"/>
-              <w:bottom w:type="dxa" w:w="40"/>
-              <w:right w:type="dxa" w:w="90"/>
-            </w:tcMar>
-          </w:tcPr>
-          <w:p>
-            <w:pPr>
-              <w:spacing w:after="0" w:line="240"/>
-              <w:jc w:val="left"/>
-            </w:pPr>
-            <w:r>
-              <w:rPr>
-                <w:b w:val="false"/>
-                <w:bCs w:val="false"/>
-                <w:sz w:val="17"/>
-                <w:szCs w:val="17"/>
-              </w:rPr>
-              <w:t xml:space="preserve">Métrica</w:t>
-            </w:r>
-          </w:p>
-        </w:tc>
-        <w:tc>
-          <w:tcPr>
-            <w:tcW w:type="dxa" w:w="2400"/>
-            <w:tcMar>
-              <w:top w:type="dxa" w:w="40"/>
-              <w:left w:type="dxa" w:w="90"/>
-              <w:bottom w:type="dxa" w:w="40"/>
-              <w:right w:type="dxa" w:w="90"/>
-            </w:tcMar>
-          </w:tcPr>
-          <w:p>
-            <w:pPr>
-              <w:spacing w:after="0" w:line="240"/>
-              <w:jc w:val="left"/>
-            </w:pPr>
-            <w:r>
-              <w:rPr>
-                <w:b w:val="false"/>
-                <w:bCs w:val="false"/>
-                <w:sz w:val="17"/>
-                <w:szCs w:val="17"/>
-              </w:rPr>
-              <w:t xml:space="preserve">Tucker φ</w:t>
-            </w:r>
-          </w:p>
-        </w:tc>
-        <w:tc>
-          <w:tcPr>
-            <w:tcW w:type="dxa" w:w="2400"/>
-            <w:tcMar>
-              <w:top w:type="dxa" w:w="40"/>
-              <w:left w:type="dxa" w:w="90"/>
-              <w:bottom w:type="dxa" w:w="40"/>
-              <w:right w:type="dxa" w:w="90"/>
-            </w:tcMar>
-          </w:tcPr>
-          <w:p>
-            <w:pPr>
-              <w:spacing w:after="0" w:line="240"/>
-              <w:jc w:val="right"/>
-            </w:pPr>
-            <w:r>
-              <w:rPr>
-                <w:b w:val="false"/>
-                <w:bCs w:val="false"/>
-                <w:sz w:val="17"/>
-                <w:szCs w:val="17"/>
-              </w:rPr>
-              <w:t xml:space="preserve">0,992</w:t>
-            </w:r>
-          </w:p>
-        </w:tc>
-        <w:tc>
-          <w:tcPr>
-            <w:tcW w:type="dxa" w:w="1800"/>
-            <w:tcMar>
-              <w:top w:type="dxa" w:w="40"/>
-              <w:left w:type="dxa" w:w="90"/>
-              <w:bottom w:type="dxa" w:w="40"/>
-              <w:right w:type="dxa" w:w="90"/>
-            </w:tcMar>
-          </w:tcPr>
-          <w:p>
-            <w:pPr>
-              <w:spacing w:after="0" w:line="240"/>
-              <w:jc w:val="left"/>
-            </w:pPr>
-            <w:r>
-              <w:rPr>
-                <w:b w:val="false"/>
-                <w:bCs w:val="false"/>
-                <w:sz w:val="17"/>
-                <w:szCs w:val="17"/>
-              </w:rPr>
-              <w:t xml:space="preserve">φ ≥ 0,95</w:t>
-            </w:r>
-          </w:p>
-        </w:tc>
-      </w:tr>
-      <w:tr>
-        <w:tc>
-          <w:tcPr>
-            <w:tcW w:type="dxa" w:w="2760"/>
-            <w:tcMar>
-              <w:top w:type="dxa" w:w="40"/>
-              <w:left w:type="dxa" w:w="90"/>
-              <w:bottom w:type="dxa" w:w="40"/>
-              <w:right w:type="dxa" w:w="90"/>
-            </w:tcMar>
-          </w:tcPr>
-          <w:p>
-            <w:pPr>
-              <w:spacing w:after="0" w:line="240"/>
-              <w:jc w:val="left"/>
-            </w:pPr>
-            <w:r>
-              <w:rPr>
-                <w:b w:val="false"/>
-                <w:bCs w:val="false"/>
-                <w:sz w:val="17"/>
-                <w:szCs w:val="17"/>
-              </w:rPr>
-              <w:t xml:space="preserve">Escalar</w:t>
-            </w:r>
-          </w:p>
-        </w:tc>
-        <w:tc>
-          <w:tcPr>
-            <w:tcW w:type="dxa" w:w="2400"/>
-            <w:tcMar>
-              <w:top w:type="dxa" w:w="40"/>
-              <w:left w:type="dxa" w:w="90"/>
-              <w:bottom w:type="dxa" w:w="40"/>
-              <w:right w:type="dxa" w:w="90"/>
-            </w:tcMar>
-          </w:tcPr>
-          <w:p>
-            <w:pPr>
-              <w:spacing w:after="0" w:line="240"/>
-              <w:jc w:val="left"/>
-            </w:pPr>
-            <w:r>
-              <w:rPr>
-                <w:b w:val="false"/>
-                <w:bCs w:val="false"/>
-                <w:sz w:val="17"/>
-                <w:szCs w:val="17"/>
-              </w:rPr>
-              <w:t xml:space="preserve">viés residual RMS</w:t>
-            </w:r>
-          </w:p>
-        </w:tc>
-        <w:tc>
-          <w:tcPr>
-            <w:tcW w:type="dxa" w:w="2400"/>
-            <w:tcMar>
-              <w:top w:type="dxa" w:w="40"/>
-              <w:left w:type="dxa" w:w="90"/>
-              <w:bottom w:type="dxa" w:w="40"/>
-              <w:right w:type="dxa" w:w="90"/>
-            </w:tcMar>
-          </w:tcPr>
-          <w:p>
-            <w:pPr>
-              <w:spacing w:after="0" w:line="240"/>
-              <w:jc w:val="right"/>
-            </w:pPr>
-            <w:r>
-              <w:rPr>
-                <w:b w:val="false"/>
-                <w:bCs w:val="false"/>
-                <w:sz w:val="17"/>
-                <w:szCs w:val="17"/>
-              </w:rPr>
-              <w:t xml:space="preserve">0,135</w:t>
-            </w:r>
-          </w:p>
-        </w:tc>
-        <w:tc>
-          <w:tcPr>
-            <w:tcW w:type="dxa" w:w="1800"/>
-            <w:tcMar>
-              <w:top w:type="dxa" w:w="40"/>
-              <w:left w:type="dxa" w:w="90"/>
-              <w:bottom w:type="dxa" w:w="40"/>
-              <w:right w:type="dxa" w:w="90"/>
-            </w:tcMar>
-          </w:tcPr>
-          <w:p>
-            <w:pPr>
-              <w:spacing w:after="0" w:line="240"/>
-              <w:jc w:val="left"/>
-            </w:pPr>
-            <w:r>
-              <w:rPr>
-                <w:b w:val="false"/>
-                <w:bCs w:val="false"/>
-                <w:sz w:val="17"/>
-                <w:szCs w:val="17"/>
-              </w:rPr>
-              <w:t xml:space="preserve">aproximada</w:t>
-            </w:r>
-          </w:p>
-        </w:tc>
-      </w:tr>
-      <w:tr>
-        <w:tc>
-          <w:tcPr>
-            <w:tcW w:type="dxa" w:w="2760"/>
-            <w:tcMar>
-              <w:top w:type="dxa" w:w="40"/>
-              <w:left w:type="dxa" w:w="90"/>
-              <w:bottom w:type="dxa" w:w="40"/>
-              <w:right w:type="dxa" w:w="90"/>
-            </w:tcMar>
-          </w:tcPr>
-          <w:p>
-            <w:pPr>
-              <w:spacing w:after="0" w:line="240"/>
-              <w:jc w:val="left"/>
-            </w:pPr>
-            <w:r>
-              <w:rPr>
-                <w:b w:val="false"/>
-                <w:bCs w:val="false"/>
-                <w:sz w:val="17"/>
-                <w:szCs w:val="17"/>
-              </w:rPr>
-              <w:t xml:space="preserve">Estrita (resíduos)</w:t>
-            </w:r>
-          </w:p>
-        </w:tc>
-        <w:tc>
-          <w:tcPr>
-            <w:tcW w:type="dxa" w:w="2400"/>
-            <w:tcMar>
-              <w:top w:type="dxa" w:w="40"/>
-              <w:left w:type="dxa" w:w="90"/>
-              <w:bottom w:type="dxa" w:w="40"/>
-              <w:right w:type="dxa" w:w="90"/>
-            </w:tcMar>
-          </w:tcPr>
-          <w:p>
-            <w:pPr>
-              <w:spacing w:after="0" w:line="240"/>
-              <w:jc w:val="left"/>
-            </w:pPr>
-            <w:r>
-              <w:rPr>
-                <w:b w:val="false"/>
-                <w:bCs w:val="false"/>
-                <w:sz w:val="17"/>
-                <w:szCs w:val="17"/>
-              </w:rPr>
-              <w:t xml:space="preserve">ΔCFI</w:t>
-            </w:r>
-          </w:p>
-        </w:tc>
-        <w:tc>
-          <w:tcPr>
-            <w:tcW w:type="dxa" w:w="2400"/>
-            <w:tcMar>
-              <w:top w:type="dxa" w:w="40"/>
-              <w:left w:type="dxa" w:w="90"/>
-              <w:bottom w:type="dxa" w:w="40"/>
-              <w:right w:type="dxa" w:w="90"/>
-            </w:tcMar>
-          </w:tcPr>
-          <w:p>
-            <w:pPr>
-              <w:spacing w:after="0" w:line="240"/>
-              <w:jc w:val="right"/>
-            </w:pPr>
-            <w:r>
-              <w:rPr>
-                <w:b w:val="false"/>
-                <w:bCs w:val="false"/>
-                <w:sz w:val="17"/>
-                <w:szCs w:val="17"/>
-              </w:rPr>
-              <w:t xml:space="preserve">-0,015</w:t>
-            </w:r>
-          </w:p>
-        </w:tc>
-        <w:tc>
-          <w:tcPr>
-            <w:tcW w:type="dxa" w:w="1800"/>
-            <w:tcMar>
-              <w:top w:type="dxa" w:w="40"/>
-              <w:left w:type="dxa" w:w="90"/>
-              <w:bottom w:type="dxa" w:w="40"/>
-              <w:right w:type="dxa" w:w="90"/>
-            </w:tcMar>
-          </w:tcPr>
-          <w:p>
-            <w:pPr>
-              <w:spacing w:after="0" w:line="240"/>
-              <w:jc w:val="left"/>
-            </w:pPr>
-            <w:r>
-              <w:rPr>
-                <w:b w:val="false"/>
-                <w:bCs w:val="false"/>
-                <w:sz w:val="17"/>
-                <w:szCs w:val="17"/>
-              </w:rPr>
-              <w:t xml:space="preserve">no limite</w:t>
-            </w:r>
-          </w:p>
-        </w:tc>
-      </w:tr>
-      <w:tr>
-        <w:tc>
-          <w:tcPr>
-            <w:tcW w:type="dxa" w:w="2760"/>
-            <w:tcMar>
-              <w:top w:type="dxa" w:w="40"/>
-              <w:left w:type="dxa" w:w="90"/>
-              <w:bottom w:type="dxa" w:w="40"/>
-              <w:right w:type="dxa" w:w="90"/>
-            </w:tcMar>
-          </w:tcPr>
-          <w:p>
-            <w:pPr>
-              <w:spacing w:after="0" w:line="240"/>
-              <w:jc w:val="left"/>
-            </w:pPr>
-            <w:r>
-              <w:rPr>
-                <w:b w:val="false"/>
-                <w:bCs w:val="false"/>
-                <w:sz w:val="17"/>
-                <w:szCs w:val="17"/>
-              </w:rPr>
-              <w:t xml:space="preserve">Parcial</w:t>
-            </w:r>
-          </w:p>
-        </w:tc>
-        <w:tc>
-          <w:tcPr>
-            <w:tcW w:type="dxa" w:w="2400"/>
-            <w:tcMar>
-              <w:top w:type="dxa" w:w="40"/>
-              <w:left w:type="dxa" w:w="90"/>
-              <w:bottom w:type="dxa" w:w="40"/>
-              <w:right w:type="dxa" w:w="90"/>
-            </w:tcMar>
-          </w:tcPr>
-          <w:p>
-            <w:pPr>
-              <w:spacing w:after="0" w:line="240"/>
-              <w:jc w:val="left"/>
-            </w:pPr>
-            <w:r>
-              <w:rPr>
-                <w:b w:val="false"/>
-                <w:bCs w:val="false"/>
-                <w:sz w:val="17"/>
-                <w:szCs w:val="17"/>
-              </w:rPr>
-              <w:t xml:space="preserve">RMS (full→parcial)</w:t>
-            </w:r>
-          </w:p>
-        </w:tc>
-        <w:tc>
-          <w:tcPr>
-            <w:tcW w:type="dxa" w:w="2400"/>
-            <w:tcMar>
-              <w:top w:type="dxa" w:w="40"/>
-              <w:left w:type="dxa" w:w="90"/>
-              <w:bottom w:type="dxa" w:w="40"/>
-              <w:right w:type="dxa" w:w="90"/>
-            </w:tcMar>
-          </w:tcPr>
-          <w:p>
-            <w:pPr>
-              <w:spacing w:after="0" w:line="240"/>
-              <w:jc w:val="right"/>
-            </w:pPr>
-            <w:r>
-              <w:rPr>
-                <w:b w:val="false"/>
-                <w:bCs w:val="false"/>
-                <w:sz w:val="17"/>
-                <w:szCs w:val="17"/>
-              </w:rPr>
-              <w:t xml:space="preserve">0,135 → 0,064</w:t>
-            </w:r>
-          </w:p>
-        </w:tc>
-        <w:tc>
-          <w:tcPr>
-            <w:tcW w:type="dxa" w:w="1800"/>
-            <w:tcMar>
-              <w:top w:type="dxa" w:w="40"/>
-              <w:left w:type="dxa" w:w="90"/>
-              <w:bottom w:type="dxa" w:w="40"/>
-              <w:right w:type="dxa" w:w="90"/>
-            </w:tcMar>
-          </w:tcPr>
-          <w:p>
-            <w:pPr>
-              <w:spacing w:after="0" w:line="240"/>
-              <w:jc w:val="left"/>
-            </w:pPr>
-            <w:r>
-              <w:rPr>
-                <w:b w:val="false"/>
-                <w:bCs w:val="false"/>
-                <w:sz w:val="17"/>
-                <w:szCs w:val="17"/>
-              </w:rPr>
-              <w:t xml:space="preserve">restabelece</w:t>
-            </w:r>
-          </w:p>
-        </w:tc>
-      </w:tr>
-    </w:tbl>
-    <w:p>
-      <w:pPr>
-        <w:spacing w:after="180" w:before="60"/>
-      </w:pPr>
-      <w:r>
-        <w:rPr>
-          <w:i/>
-          <w:iCs/>
-          <w:color w:val="5B6B82"/>
-          <w:sz w:val="17"/>
-          <w:szCs w:val="17"/>
-        </w:rPr>
-        <w:t xml:space="preserve">Tabela 9. Hierarquia de invariância de medida pré→pós (4 fatores confiáveis; tensão/confusão excluídas por variância degenerada).</w:t>
-      </w:r>
-    </w:p>
-    <w:p>
-      <w:pPr>
-        <w:spacing w:after="40" w:before="120"/>
-        <w:jc w:val="center"/>
-      </w:pPr>
-      <w:r>
-        <w:drawing>
-          <wp:inline distT="0" distB="0" distL="0" distR="0">
-            <wp:extent cx="5848350" cy="2276475"/>
-            <wp:effectExtent t="0" r="0" b="0" l="0"/>
-            <wp:docPr id="1" name="" descr="" title=""/>
-            <wp:cNvGraphicFramePr>
-              <a:graphicFrameLocks xmlns:a="http://schemas.openxmlformats.org/drawingml/2006/main" noChangeAspect="1"/>
-            </wp:cNvGraphicFramePr>
-            <a:graphic xmlns:a="http://schemas.openxmlformats.org/drawingml/2006/main">
-              <a:graphicData uri="http://schemas.openxmlformats.org/drawingml/2006/picture">
-                <pic:pic xmlns:pic="http://schemas.openxmlformats.org/drawingml/2006/picture">
-                  <pic:nvPicPr>
-                    <pic:cNvPr id="0" name="" descr=""/>
-                    <pic:cNvPicPr>
-                      <a:picLocks noChangeAspect="1" noChangeArrowheads="1"/>
-                    </pic:cNvPicPr>
-                  </pic:nvPicPr>
-                  <pic:blipFill>
-                    <a:blip r:embed="rId11" cstate="none"/>
-                    <a:srcRect/>
-                    <a:stretch>
-                      <a:fillRect/>
-                    </a:stretch>
-                  </pic:blipFill>
-                  <pic:spPr bwMode="auto">
-                    <a:xfrm>
-                      <a:off x="0" y="0"/>
-                      <a:ext cx="5848350" cy="2276475"/>
-                    </a:xfrm>
-                    <a:prstGeom prst="rect">
-                      <a:avLst/>
-                    </a:prstGeom>
-                  </pic:spPr>
-                </pic:pic>
-              </a:graphicData>
-            </a:graphic>
-          </wp:inline>
-        </w:drawing>
-      </w:r>
-    </w:p>
-    <w:p>
-      <w:pPr>
-        <w:spacing w:after="180" w:before="60"/>
-      </w:pPr>
-      <w:r>
-        <w:rPr>
-          <w:i/>
-          <w:iCs/>
-          <w:color w:val="5B6B82"/>
-          <w:sz w:val="17"/>
-          <w:szCs w:val="17"/>
-        </w:rPr>
-        <w:t xml:space="preserve">Figura 5. Invariância estrita e parcial: diagnóstico de não-invariância por item (esq.) e CFI ao longo da hierarquia configural→estrita (dir.).</w:t>
-      </w:r>
-    </w:p>
-    <w:p>
-      <w:pPr>
-        <w:pStyle w:val="Heading2"/>
-        <w:spacing w:after="120" w:before="280"/>
-      </w:pPr>
-      <w:r>
-        <w:t xml:space="preserve">3.6. Correlações intra-sujeito e validade convergente</w:t>
-      </w:r>
-    </w:p>
-    <w:p>
-      <w:pPr>
-        <w:spacing w:after="140" w:before="0" w:line="300"/>
-        <w:jc w:val="both"/>
-      </w:pPr>
-      <w:r>
-        <w:t xml:space="preserve">As correlações de medidas repetidas (rm_corr; removem o traço e isolam a covariação intra-atleta) mostram que as subescalas do BRUMS covariam com os autorrelatos externos no sentido teoricamente esperado — validade convergente dentro do sujeito. A fadiga física externa acompanha a fadiga e a depressão e opõe-se ao vigor/estado físico (Tabela 10). Dos 24 pares testados, 17 são significativos após FDR.</w:t>
+        <w:t xml:space="preserve">As correlações de medidas repetidas (rm_corr; isolam a covariação intra-atleta) mostram que as subescalas do BRUMS covariam com os autorrelatos externos no sentido teoricamente esperado — validade convergente dentro do sujeito. Dos 24 pares testados, 17 são significativos após FDR (Tabela 10).</w:t>
       </w:r>
     </w:p>
     <w:tbl>
@@ -12611,7 +12965,7 @@
         <w:spacing w:after="120" w:before="280"/>
       </w:pPr>
       <w:r>
-        <w:t xml:space="preserve">3.7. Capacidade diagnóstica: ROC de níveis e de derivadas</w:t>
+        <w:t xml:space="preserve">3.3. Qualidade da medida e invariância</w:t>
       </w:r>
     </w:p>
     <w:p>
@@ -12620,7 +12974,1915 @@
         <w:jc w:val="both"/>
       </w:pPr>
       <w:r>
-        <w:t xml:space="preserve">Para separar o pós do pré-treino, apenas a fadiga física alcança discriminação moderada (Tabela 11; AUC 0,70); as demais ficam próximas de 0,5. Para separar dia de HIIT de dia sem HIIT, nenhuma variável isolada supera AUC ≈ 0,58 — a variabilidade individual domina a classificação num único dia. Usando a derivada aguda (Δ pós−pré) em vez do nível, a discriminação não melhora (ganho ≈ 0 ou negativo; Tabela 12): a taxa de variação diagnostica menos que o nível.</w:t>
+        <w:t xml:space="preserve">A confiabilidade por subescala reproduz a estrutura esperada (Tabela 11): raiva, depressão e fadiga com α e ω acima de 0,80; vigor e confusão limítrofes; apenas a tensão frágil (α 0,43), coerente com o efeito piso. A AFC de seis fatores ajusta bem (CFI 0,92; RMSEA 0,06; Figura 6) e o HTMT máximo (0,846) fica abaixo de 0,85. A equivalência de medida pré→pós sustenta-se na hierarquia (Tabela 12; Figura 7): métrica sustentada (ΔCFI -0,004; Tucker φ 0,992), escalar aproximada, estrita no limite, com a não-invariância localizada em dois itens cuja liberação (parcial) reduz o viés de 0,135 para 0,064. A mudança pré→pós é, portanto, de estado.</w:t>
+      </w:r>
+    </w:p>
+    <w:tbl>
+      <w:tblPr>
+        <w:tblW w:type="dxa" w:w="9360"/>
+        <w:tblBorders>
+          <w:top w:val="single" w:color="C9D4E0" w:sz="2"/>
+          <w:left w:val="single" w:color="C9D4E0" w:sz="2"/>
+          <w:bottom w:val="single" w:color="C9D4E0" w:sz="2"/>
+          <w:right w:val="single" w:color="C9D4E0" w:sz="2"/>
+          <w:insideH w:val="single" w:color="C9D4E0" w:sz="2"/>
+          <w:insideV w:val="single" w:color="C9D4E0" w:sz="2"/>
+        </w:tblBorders>
+      </w:tblPr>
+      <w:tblGrid>
+        <w:gridCol w:w="2760"/>
+        <w:gridCol w:w="1400"/>
+        <w:gridCol w:w="2400"/>
+        <w:gridCol w:w="1400"/>
+        <w:gridCol w:w="1400"/>
+      </w:tblGrid>
+      <w:tr>
+        <w:trPr>
+          <w:tblHeader/>
+        </w:trPr>
+        <w:tc>
+          <w:tcPr>
+            <w:tcW w:type="dxa" w:w="2760"/>
+            <w:shd w:fill="EAF1F7" w:color="auto" w:val="clear"/>
+            <w:tcMar>
+              <w:top w:type="dxa" w:w="40"/>
+              <w:left w:type="dxa" w:w="90"/>
+              <w:bottom w:type="dxa" w:w="40"/>
+              <w:right w:type="dxa" w:w="90"/>
+            </w:tcMar>
+          </w:tcPr>
+          <w:p>
+            <w:pPr>
+              <w:spacing w:after="0" w:line="240"/>
+              <w:jc w:val="left"/>
+            </w:pPr>
+            <w:r>
+              <w:rPr>
+                <w:b/>
+                <w:bCs/>
+                <w:color w:val="16273D"/>
+                <w:sz w:val="17"/>
+                <w:szCs w:val="17"/>
+              </w:rPr>
+              <w:t xml:space="preserve">Subescala</w:t>
+            </w:r>
+          </w:p>
+        </w:tc>
+        <w:tc>
+          <w:tcPr>
+            <w:tcW w:type="dxa" w:w="1400"/>
+            <w:shd w:fill="EAF1F7" w:color="auto" w:val="clear"/>
+            <w:tcMar>
+              <w:top w:type="dxa" w:w="40"/>
+              <w:left w:type="dxa" w:w="90"/>
+              <w:bottom w:type="dxa" w:w="40"/>
+              <w:right w:type="dxa" w:w="90"/>
+            </w:tcMar>
+          </w:tcPr>
+          <w:p>
+            <w:pPr>
+              <w:spacing w:after="0" w:line="240"/>
+              <w:jc w:val="right"/>
+            </w:pPr>
+            <w:r>
+              <w:rPr>
+                <w:b/>
+                <w:bCs/>
+                <w:color w:val="16273D"/>
+                <w:sz w:val="17"/>
+                <w:szCs w:val="17"/>
+              </w:rPr>
+              <w:t xml:space="preserve">α</w:t>
+            </w:r>
+          </w:p>
+        </w:tc>
+        <w:tc>
+          <w:tcPr>
+            <w:tcW w:type="dxa" w:w="2400"/>
+            <w:shd w:fill="EAF1F7" w:color="auto" w:val="clear"/>
+            <w:tcMar>
+              <w:top w:type="dxa" w:w="40"/>
+              <w:left w:type="dxa" w:w="90"/>
+              <w:bottom w:type="dxa" w:w="40"/>
+              <w:right w:type="dxa" w:w="90"/>
+            </w:tcMar>
+          </w:tcPr>
+          <w:p>
+            <w:pPr>
+              <w:spacing w:after="0" w:line="240"/>
+              <w:jc w:val="left"/>
+            </w:pPr>
+            <w:r>
+              <w:rPr>
+                <w:b/>
+                <w:bCs/>
+                <w:color w:val="16273D"/>
+                <w:sz w:val="17"/>
+                <w:szCs w:val="17"/>
+              </w:rPr>
+              <w:t xml:space="preserve">IC95% (α)</w:t>
+            </w:r>
+          </w:p>
+        </w:tc>
+        <w:tc>
+          <w:tcPr>
+            <w:tcW w:type="dxa" w:w="1400"/>
+            <w:shd w:fill="EAF1F7" w:color="auto" w:val="clear"/>
+            <w:tcMar>
+              <w:top w:type="dxa" w:w="40"/>
+              <w:left w:type="dxa" w:w="90"/>
+              <w:bottom w:type="dxa" w:w="40"/>
+              <w:right w:type="dxa" w:w="90"/>
+            </w:tcMar>
+          </w:tcPr>
+          <w:p>
+            <w:pPr>
+              <w:spacing w:after="0" w:line="240"/>
+              <w:jc w:val="right"/>
+            </w:pPr>
+            <w:r>
+              <w:rPr>
+                <w:b/>
+                <w:bCs/>
+                <w:color w:val="16273D"/>
+                <w:sz w:val="17"/>
+                <w:szCs w:val="17"/>
+              </w:rPr>
+              <w:t xml:space="preserve">ω</w:t>
+            </w:r>
+          </w:p>
+        </w:tc>
+        <w:tc>
+          <w:tcPr>
+            <w:tcW w:type="dxa" w:w="1400"/>
+            <w:shd w:fill="EAF1F7" w:color="auto" w:val="clear"/>
+            <w:tcMar>
+              <w:top w:type="dxa" w:w="40"/>
+              <w:left w:type="dxa" w:w="90"/>
+              <w:bottom w:type="dxa" w:w="40"/>
+              <w:right w:type="dxa" w:w="90"/>
+            </w:tcMar>
+          </w:tcPr>
+          <w:p>
+            <w:pPr>
+              <w:spacing w:after="0" w:line="240"/>
+              <w:jc w:val="right"/>
+            </w:pPr>
+            <w:r>
+              <w:rPr>
+                <w:b/>
+                <w:bCs/>
+                <w:color w:val="16273D"/>
+                <w:sz w:val="17"/>
+                <w:szCs w:val="17"/>
+              </w:rPr>
+              <w:t xml:space="preserve">Adequada?</w:t>
+            </w:r>
+          </w:p>
+        </w:tc>
+      </w:tr>
+      <w:tr>
+        <w:tc>
+          <w:tcPr>
+            <w:tcW w:type="dxa" w:w="2760"/>
+            <w:tcMar>
+              <w:top w:type="dxa" w:w="40"/>
+              <w:left w:type="dxa" w:w="90"/>
+              <w:bottom w:type="dxa" w:w="40"/>
+              <w:right w:type="dxa" w:w="90"/>
+            </w:tcMar>
+          </w:tcPr>
+          <w:p>
+            <w:pPr>
+              <w:spacing w:after="0" w:line="240"/>
+              <w:jc w:val="left"/>
+            </w:pPr>
+            <w:r>
+              <w:rPr>
+                <w:b w:val="false"/>
+                <w:bCs w:val="false"/>
+                <w:sz w:val="17"/>
+                <w:szCs w:val="17"/>
+              </w:rPr>
+              <w:t xml:space="preserve">Tensão</w:t>
+            </w:r>
+          </w:p>
+        </w:tc>
+        <w:tc>
+          <w:tcPr>
+            <w:tcW w:type="dxa" w:w="1400"/>
+            <w:tcMar>
+              <w:top w:type="dxa" w:w="40"/>
+              <w:left w:type="dxa" w:w="90"/>
+              <w:bottom w:type="dxa" w:w="40"/>
+              <w:right w:type="dxa" w:w="90"/>
+            </w:tcMar>
+          </w:tcPr>
+          <w:p>
+            <w:pPr>
+              <w:spacing w:after="0" w:line="240"/>
+              <w:jc w:val="right"/>
+            </w:pPr>
+            <w:r>
+              <w:rPr>
+                <w:b w:val="false"/>
+                <w:bCs w:val="false"/>
+                <w:sz w:val="17"/>
+                <w:szCs w:val="17"/>
+              </w:rPr>
+              <w:t xml:space="preserve">0,43</w:t>
+            </w:r>
+          </w:p>
+        </w:tc>
+        <w:tc>
+          <w:tcPr>
+            <w:tcW w:type="dxa" w:w="2400"/>
+            <w:tcMar>
+              <w:top w:type="dxa" w:w="40"/>
+              <w:left w:type="dxa" w:w="90"/>
+              <w:bottom w:type="dxa" w:w="40"/>
+              <w:right w:type="dxa" w:w="90"/>
+            </w:tcMar>
+          </w:tcPr>
+          <w:p>
+            <w:pPr>
+              <w:spacing w:after="0" w:line="240"/>
+              <w:jc w:val="left"/>
+            </w:pPr>
+            <w:r>
+              <w:rPr>
+                <w:b w:val="false"/>
+                <w:bCs w:val="false"/>
+                <w:sz w:val="17"/>
+                <w:szCs w:val="17"/>
+              </w:rPr>
+              <w:t xml:space="preserve">[0,34; 0,51]</w:t>
+            </w:r>
+          </w:p>
+        </w:tc>
+        <w:tc>
+          <w:tcPr>
+            <w:tcW w:type="dxa" w:w="1400"/>
+            <w:tcMar>
+              <w:top w:type="dxa" w:w="40"/>
+              <w:left w:type="dxa" w:w="90"/>
+              <w:bottom w:type="dxa" w:w="40"/>
+              <w:right w:type="dxa" w:w="90"/>
+            </w:tcMar>
+          </w:tcPr>
+          <w:p>
+            <w:pPr>
+              <w:spacing w:after="0" w:line="240"/>
+              <w:jc w:val="right"/>
+            </w:pPr>
+            <w:r>
+              <w:rPr>
+                <w:b w:val="false"/>
+                <w:bCs w:val="false"/>
+                <w:sz w:val="17"/>
+                <w:szCs w:val="17"/>
+              </w:rPr>
+              <w:t xml:space="preserve">0,47</w:t>
+            </w:r>
+          </w:p>
+        </w:tc>
+        <w:tc>
+          <w:tcPr>
+            <w:tcW w:type="dxa" w:w="1400"/>
+            <w:tcMar>
+              <w:top w:type="dxa" w:w="40"/>
+              <w:left w:type="dxa" w:w="90"/>
+              <w:bottom w:type="dxa" w:w="40"/>
+              <w:right w:type="dxa" w:w="90"/>
+            </w:tcMar>
+          </w:tcPr>
+          <w:p>
+            <w:pPr>
+              <w:spacing w:after="0" w:line="240"/>
+              <w:jc w:val="right"/>
+            </w:pPr>
+            <w:r>
+              <w:rPr>
+                <w:b w:val="false"/>
+                <w:bCs w:val="false"/>
+                <w:sz w:val="17"/>
+                <w:szCs w:val="17"/>
+              </w:rPr>
+              <w:t xml:space="preserve">não</w:t>
+            </w:r>
+          </w:p>
+        </w:tc>
+      </w:tr>
+      <w:tr>
+        <w:tc>
+          <w:tcPr>
+            <w:tcW w:type="dxa" w:w="2760"/>
+            <w:tcMar>
+              <w:top w:type="dxa" w:w="40"/>
+              <w:left w:type="dxa" w:w="90"/>
+              <w:bottom w:type="dxa" w:w="40"/>
+              <w:right w:type="dxa" w:w="90"/>
+            </w:tcMar>
+          </w:tcPr>
+          <w:p>
+            <w:pPr>
+              <w:spacing w:after="0" w:line="240"/>
+              <w:jc w:val="left"/>
+            </w:pPr>
+            <w:r>
+              <w:rPr>
+                <w:b w:val="false"/>
+                <w:bCs w:val="false"/>
+                <w:sz w:val="17"/>
+                <w:szCs w:val="17"/>
+              </w:rPr>
+              <w:t xml:space="preserve">Depressão</w:t>
+            </w:r>
+          </w:p>
+        </w:tc>
+        <w:tc>
+          <w:tcPr>
+            <w:tcW w:type="dxa" w:w="1400"/>
+            <w:tcMar>
+              <w:top w:type="dxa" w:w="40"/>
+              <w:left w:type="dxa" w:w="90"/>
+              <w:bottom w:type="dxa" w:w="40"/>
+              <w:right w:type="dxa" w:w="90"/>
+            </w:tcMar>
+          </w:tcPr>
+          <w:p>
+            <w:pPr>
+              <w:spacing w:after="0" w:line="240"/>
+              <w:jc w:val="right"/>
+            </w:pPr>
+            <w:r>
+              <w:rPr>
+                <w:b w:val="false"/>
+                <w:bCs w:val="false"/>
+                <w:sz w:val="17"/>
+                <w:szCs w:val="17"/>
+              </w:rPr>
+              <w:t xml:space="preserve">0,84</w:t>
+            </w:r>
+          </w:p>
+        </w:tc>
+        <w:tc>
+          <w:tcPr>
+            <w:tcW w:type="dxa" w:w="2400"/>
+            <w:tcMar>
+              <w:top w:type="dxa" w:w="40"/>
+              <w:left w:type="dxa" w:w="90"/>
+              <w:bottom w:type="dxa" w:w="40"/>
+              <w:right w:type="dxa" w:w="90"/>
+            </w:tcMar>
+          </w:tcPr>
+          <w:p>
+            <w:pPr>
+              <w:spacing w:after="0" w:line="240"/>
+              <w:jc w:val="left"/>
+            </w:pPr>
+            <w:r>
+              <w:rPr>
+                <w:b w:val="false"/>
+                <w:bCs w:val="false"/>
+                <w:sz w:val="17"/>
+                <w:szCs w:val="17"/>
+              </w:rPr>
+              <w:t xml:space="preserve">[0,82; 0,87]</w:t>
+            </w:r>
+          </w:p>
+        </w:tc>
+        <w:tc>
+          <w:tcPr>
+            <w:tcW w:type="dxa" w:w="1400"/>
+            <w:tcMar>
+              <w:top w:type="dxa" w:w="40"/>
+              <w:left w:type="dxa" w:w="90"/>
+              <w:bottom w:type="dxa" w:w="40"/>
+              <w:right w:type="dxa" w:w="90"/>
+            </w:tcMar>
+          </w:tcPr>
+          <w:p>
+            <w:pPr>
+              <w:spacing w:after="0" w:line="240"/>
+              <w:jc w:val="right"/>
+            </w:pPr>
+            <w:r>
+              <w:rPr>
+                <w:b w:val="false"/>
+                <w:bCs w:val="false"/>
+                <w:sz w:val="17"/>
+                <w:szCs w:val="17"/>
+              </w:rPr>
+              <w:t xml:space="preserve">0,87</w:t>
+            </w:r>
+          </w:p>
+        </w:tc>
+        <w:tc>
+          <w:tcPr>
+            <w:tcW w:type="dxa" w:w="1400"/>
+            <w:tcMar>
+              <w:top w:type="dxa" w:w="40"/>
+              <w:left w:type="dxa" w:w="90"/>
+              <w:bottom w:type="dxa" w:w="40"/>
+              <w:right w:type="dxa" w:w="90"/>
+            </w:tcMar>
+          </w:tcPr>
+          <w:p>
+            <w:pPr>
+              <w:spacing w:after="0" w:line="240"/>
+              <w:jc w:val="right"/>
+            </w:pPr>
+            <w:r>
+              <w:rPr>
+                <w:b w:val="false"/>
+                <w:bCs w:val="false"/>
+                <w:sz w:val="17"/>
+                <w:szCs w:val="17"/>
+              </w:rPr>
+              <w:t xml:space="preserve">sim</w:t>
+            </w:r>
+          </w:p>
+        </w:tc>
+      </w:tr>
+      <w:tr>
+        <w:tc>
+          <w:tcPr>
+            <w:tcW w:type="dxa" w:w="2760"/>
+            <w:tcMar>
+              <w:top w:type="dxa" w:w="40"/>
+              <w:left w:type="dxa" w:w="90"/>
+              <w:bottom w:type="dxa" w:w="40"/>
+              <w:right w:type="dxa" w:w="90"/>
+            </w:tcMar>
+          </w:tcPr>
+          <w:p>
+            <w:pPr>
+              <w:spacing w:after="0" w:line="240"/>
+              <w:jc w:val="left"/>
+            </w:pPr>
+            <w:r>
+              <w:rPr>
+                <w:b w:val="false"/>
+                <w:bCs w:val="false"/>
+                <w:sz w:val="17"/>
+                <w:szCs w:val="17"/>
+              </w:rPr>
+              <w:t xml:space="preserve">Raiva</w:t>
+            </w:r>
+          </w:p>
+        </w:tc>
+        <w:tc>
+          <w:tcPr>
+            <w:tcW w:type="dxa" w:w="1400"/>
+            <w:tcMar>
+              <w:top w:type="dxa" w:w="40"/>
+              <w:left w:type="dxa" w:w="90"/>
+              <w:bottom w:type="dxa" w:w="40"/>
+              <w:right w:type="dxa" w:w="90"/>
+            </w:tcMar>
+          </w:tcPr>
+          <w:p>
+            <w:pPr>
+              <w:spacing w:after="0" w:line="240"/>
+              <w:jc w:val="right"/>
+            </w:pPr>
+            <w:r>
+              <w:rPr>
+                <w:b w:val="false"/>
+                <w:bCs w:val="false"/>
+                <w:sz w:val="17"/>
+                <w:szCs w:val="17"/>
+              </w:rPr>
+              <w:t xml:space="preserve">0,87</w:t>
+            </w:r>
+          </w:p>
+        </w:tc>
+        <w:tc>
+          <w:tcPr>
+            <w:tcW w:type="dxa" w:w="2400"/>
+            <w:tcMar>
+              <w:top w:type="dxa" w:w="40"/>
+              <w:left w:type="dxa" w:w="90"/>
+              <w:bottom w:type="dxa" w:w="40"/>
+              <w:right w:type="dxa" w:w="90"/>
+            </w:tcMar>
+          </w:tcPr>
+          <w:p>
+            <w:pPr>
+              <w:spacing w:after="0" w:line="240"/>
+              <w:jc w:val="left"/>
+            </w:pPr>
+            <w:r>
+              <w:rPr>
+                <w:b w:val="false"/>
+                <w:bCs w:val="false"/>
+                <w:sz w:val="17"/>
+                <w:szCs w:val="17"/>
+              </w:rPr>
+              <w:t xml:space="preserve">[0,85; 0,89]</w:t>
+            </w:r>
+          </w:p>
+        </w:tc>
+        <w:tc>
+          <w:tcPr>
+            <w:tcW w:type="dxa" w:w="1400"/>
+            <w:tcMar>
+              <w:top w:type="dxa" w:w="40"/>
+              <w:left w:type="dxa" w:w="90"/>
+              <w:bottom w:type="dxa" w:w="40"/>
+              <w:right w:type="dxa" w:w="90"/>
+            </w:tcMar>
+          </w:tcPr>
+          <w:p>
+            <w:pPr>
+              <w:spacing w:after="0" w:line="240"/>
+              <w:jc w:val="right"/>
+            </w:pPr>
+            <w:r>
+              <w:rPr>
+                <w:b w:val="false"/>
+                <w:bCs w:val="false"/>
+                <w:sz w:val="17"/>
+                <w:szCs w:val="17"/>
+              </w:rPr>
+              <w:t xml:space="preserve">0,87</w:t>
+            </w:r>
+          </w:p>
+        </w:tc>
+        <w:tc>
+          <w:tcPr>
+            <w:tcW w:type="dxa" w:w="1400"/>
+            <w:tcMar>
+              <w:top w:type="dxa" w:w="40"/>
+              <w:left w:type="dxa" w:w="90"/>
+              <w:bottom w:type="dxa" w:w="40"/>
+              <w:right w:type="dxa" w:w="90"/>
+            </w:tcMar>
+          </w:tcPr>
+          <w:p>
+            <w:pPr>
+              <w:spacing w:after="0" w:line="240"/>
+              <w:jc w:val="right"/>
+            </w:pPr>
+            <w:r>
+              <w:rPr>
+                <w:b w:val="false"/>
+                <w:bCs w:val="false"/>
+                <w:sz w:val="17"/>
+                <w:szCs w:val="17"/>
+              </w:rPr>
+              <w:t xml:space="preserve">sim</w:t>
+            </w:r>
+          </w:p>
+        </w:tc>
+      </w:tr>
+      <w:tr>
+        <w:tc>
+          <w:tcPr>
+            <w:tcW w:type="dxa" w:w="2760"/>
+            <w:tcMar>
+              <w:top w:type="dxa" w:w="40"/>
+              <w:left w:type="dxa" w:w="90"/>
+              <w:bottom w:type="dxa" w:w="40"/>
+              <w:right w:type="dxa" w:w="90"/>
+            </w:tcMar>
+          </w:tcPr>
+          <w:p>
+            <w:pPr>
+              <w:spacing w:after="0" w:line="240"/>
+              <w:jc w:val="left"/>
+            </w:pPr>
+            <w:r>
+              <w:rPr>
+                <w:b w:val="false"/>
+                <w:bCs w:val="false"/>
+                <w:sz w:val="17"/>
+                <w:szCs w:val="17"/>
+              </w:rPr>
+              <w:t xml:space="preserve">Vigor</w:t>
+            </w:r>
+          </w:p>
+        </w:tc>
+        <w:tc>
+          <w:tcPr>
+            <w:tcW w:type="dxa" w:w="1400"/>
+            <w:tcMar>
+              <w:top w:type="dxa" w:w="40"/>
+              <w:left w:type="dxa" w:w="90"/>
+              <w:bottom w:type="dxa" w:w="40"/>
+              <w:right w:type="dxa" w:w="90"/>
+            </w:tcMar>
+          </w:tcPr>
+          <w:p>
+            <w:pPr>
+              <w:spacing w:after="0" w:line="240"/>
+              <w:jc w:val="right"/>
+            </w:pPr>
+            <w:r>
+              <w:rPr>
+                <w:b w:val="false"/>
+                <w:bCs w:val="false"/>
+                <w:sz w:val="17"/>
+                <w:szCs w:val="17"/>
+              </w:rPr>
+              <w:t xml:space="preserve">0,68</w:t>
+            </w:r>
+          </w:p>
+        </w:tc>
+        <w:tc>
+          <w:tcPr>
+            <w:tcW w:type="dxa" w:w="2400"/>
+            <w:tcMar>
+              <w:top w:type="dxa" w:w="40"/>
+              <w:left w:type="dxa" w:w="90"/>
+              <w:bottom w:type="dxa" w:w="40"/>
+              <w:right w:type="dxa" w:w="90"/>
+            </w:tcMar>
+          </w:tcPr>
+          <w:p>
+            <w:pPr>
+              <w:spacing w:after="0" w:line="240"/>
+              <w:jc w:val="left"/>
+            </w:pPr>
+            <w:r>
+              <w:rPr>
+                <w:b w:val="false"/>
+                <w:bCs w:val="false"/>
+                <w:sz w:val="17"/>
+                <w:szCs w:val="17"/>
+              </w:rPr>
+              <w:t xml:space="preserve">[0,63; 0,73]</w:t>
+            </w:r>
+          </w:p>
+        </w:tc>
+        <w:tc>
+          <w:tcPr>
+            <w:tcW w:type="dxa" w:w="1400"/>
+            <w:tcMar>
+              <w:top w:type="dxa" w:w="40"/>
+              <w:left w:type="dxa" w:w="90"/>
+              <w:bottom w:type="dxa" w:w="40"/>
+              <w:right w:type="dxa" w:w="90"/>
+            </w:tcMar>
+          </w:tcPr>
+          <w:p>
+            <w:pPr>
+              <w:spacing w:after="0" w:line="240"/>
+              <w:jc w:val="right"/>
+            </w:pPr>
+            <w:r>
+              <w:rPr>
+                <w:b w:val="false"/>
+                <w:bCs w:val="false"/>
+                <w:sz w:val="17"/>
+                <w:szCs w:val="17"/>
+              </w:rPr>
+              <w:t xml:space="preserve">0,78</w:t>
+            </w:r>
+          </w:p>
+        </w:tc>
+        <w:tc>
+          <w:tcPr>
+            <w:tcW w:type="dxa" w:w="1400"/>
+            <w:tcMar>
+              <w:top w:type="dxa" w:w="40"/>
+              <w:left w:type="dxa" w:w="90"/>
+              <w:bottom w:type="dxa" w:w="40"/>
+              <w:right w:type="dxa" w:w="90"/>
+            </w:tcMar>
+          </w:tcPr>
+          <w:p>
+            <w:pPr>
+              <w:spacing w:after="0" w:line="240"/>
+              <w:jc w:val="right"/>
+            </w:pPr>
+            <w:r>
+              <w:rPr>
+                <w:b w:val="false"/>
+                <w:bCs w:val="false"/>
+                <w:sz w:val="17"/>
+                <w:szCs w:val="17"/>
+              </w:rPr>
+              <w:t xml:space="preserve">limítrofe</w:t>
+            </w:r>
+          </w:p>
+        </w:tc>
+      </w:tr>
+      <w:tr>
+        <w:tc>
+          <w:tcPr>
+            <w:tcW w:type="dxa" w:w="2760"/>
+            <w:tcMar>
+              <w:top w:type="dxa" w:w="40"/>
+              <w:left w:type="dxa" w:w="90"/>
+              <w:bottom w:type="dxa" w:w="40"/>
+              <w:right w:type="dxa" w:w="90"/>
+            </w:tcMar>
+          </w:tcPr>
+          <w:p>
+            <w:pPr>
+              <w:spacing w:after="0" w:line="240"/>
+              <w:jc w:val="left"/>
+            </w:pPr>
+            <w:r>
+              <w:rPr>
+                <w:b w:val="false"/>
+                <w:bCs w:val="false"/>
+                <w:sz w:val="17"/>
+                <w:szCs w:val="17"/>
+              </w:rPr>
+              <w:t xml:space="preserve">Fadiga</w:t>
+            </w:r>
+          </w:p>
+        </w:tc>
+        <w:tc>
+          <w:tcPr>
+            <w:tcW w:type="dxa" w:w="1400"/>
+            <w:tcMar>
+              <w:top w:type="dxa" w:w="40"/>
+              <w:left w:type="dxa" w:w="90"/>
+              <w:bottom w:type="dxa" w:w="40"/>
+              <w:right w:type="dxa" w:w="90"/>
+            </w:tcMar>
+          </w:tcPr>
+          <w:p>
+            <w:pPr>
+              <w:spacing w:after="0" w:line="240"/>
+              <w:jc w:val="right"/>
+            </w:pPr>
+            <w:r>
+              <w:rPr>
+                <w:b w:val="false"/>
+                <w:bCs w:val="false"/>
+                <w:sz w:val="17"/>
+                <w:szCs w:val="17"/>
+              </w:rPr>
+              <w:t xml:space="preserve">0,80</w:t>
+            </w:r>
+          </w:p>
+        </w:tc>
+        <w:tc>
+          <w:tcPr>
+            <w:tcW w:type="dxa" w:w="2400"/>
+            <w:tcMar>
+              <w:top w:type="dxa" w:w="40"/>
+              <w:left w:type="dxa" w:w="90"/>
+              <w:bottom w:type="dxa" w:w="40"/>
+              <w:right w:type="dxa" w:w="90"/>
+            </w:tcMar>
+          </w:tcPr>
+          <w:p>
+            <w:pPr>
+              <w:spacing w:after="0" w:line="240"/>
+              <w:jc w:val="left"/>
+            </w:pPr>
+            <w:r>
+              <w:rPr>
+                <w:b w:val="false"/>
+                <w:bCs w:val="false"/>
+                <w:sz w:val="17"/>
+                <w:szCs w:val="17"/>
+              </w:rPr>
+              <w:t xml:space="preserve">[0,76; 0,82]</w:t>
+            </w:r>
+          </w:p>
+        </w:tc>
+        <w:tc>
+          <w:tcPr>
+            <w:tcW w:type="dxa" w:w="1400"/>
+            <w:tcMar>
+              <w:top w:type="dxa" w:w="40"/>
+              <w:left w:type="dxa" w:w="90"/>
+              <w:bottom w:type="dxa" w:w="40"/>
+              <w:right w:type="dxa" w:w="90"/>
+            </w:tcMar>
+          </w:tcPr>
+          <w:p>
+            <w:pPr>
+              <w:spacing w:after="0" w:line="240"/>
+              <w:jc w:val="right"/>
+            </w:pPr>
+            <w:r>
+              <w:rPr>
+                <w:b w:val="false"/>
+                <w:bCs w:val="false"/>
+                <w:sz w:val="17"/>
+                <w:szCs w:val="17"/>
+              </w:rPr>
+              <w:t xml:space="preserve">0,82</w:t>
+            </w:r>
+          </w:p>
+        </w:tc>
+        <w:tc>
+          <w:tcPr>
+            <w:tcW w:type="dxa" w:w="1400"/>
+            <w:tcMar>
+              <w:top w:type="dxa" w:w="40"/>
+              <w:left w:type="dxa" w:w="90"/>
+              <w:bottom w:type="dxa" w:w="40"/>
+              <w:right w:type="dxa" w:w="90"/>
+            </w:tcMar>
+          </w:tcPr>
+          <w:p>
+            <w:pPr>
+              <w:spacing w:after="0" w:line="240"/>
+              <w:jc w:val="right"/>
+            </w:pPr>
+            <w:r>
+              <w:rPr>
+                <w:b w:val="false"/>
+                <w:bCs w:val="false"/>
+                <w:sz w:val="17"/>
+                <w:szCs w:val="17"/>
+              </w:rPr>
+              <w:t xml:space="preserve">sim</w:t>
+            </w:r>
+          </w:p>
+        </w:tc>
+      </w:tr>
+      <w:tr>
+        <w:tc>
+          <w:tcPr>
+            <w:tcW w:type="dxa" w:w="2760"/>
+            <w:tcMar>
+              <w:top w:type="dxa" w:w="40"/>
+              <w:left w:type="dxa" w:w="90"/>
+              <w:bottom w:type="dxa" w:w="40"/>
+              <w:right w:type="dxa" w:w="90"/>
+            </w:tcMar>
+          </w:tcPr>
+          <w:p>
+            <w:pPr>
+              <w:spacing w:after="0" w:line="240"/>
+              <w:jc w:val="left"/>
+            </w:pPr>
+            <w:r>
+              <w:rPr>
+                <w:b w:val="false"/>
+                <w:bCs w:val="false"/>
+                <w:sz w:val="17"/>
+                <w:szCs w:val="17"/>
+              </w:rPr>
+              <w:t xml:space="preserve">Confusão</w:t>
+            </w:r>
+          </w:p>
+        </w:tc>
+        <w:tc>
+          <w:tcPr>
+            <w:tcW w:type="dxa" w:w="1400"/>
+            <w:tcMar>
+              <w:top w:type="dxa" w:w="40"/>
+              <w:left w:type="dxa" w:w="90"/>
+              <w:bottom w:type="dxa" w:w="40"/>
+              <w:right w:type="dxa" w:w="90"/>
+            </w:tcMar>
+          </w:tcPr>
+          <w:p>
+            <w:pPr>
+              <w:spacing w:after="0" w:line="240"/>
+              <w:jc w:val="right"/>
+            </w:pPr>
+            <w:r>
+              <w:rPr>
+                <w:b w:val="false"/>
+                <w:bCs w:val="false"/>
+                <w:sz w:val="17"/>
+                <w:szCs w:val="17"/>
+              </w:rPr>
+              <w:t xml:space="preserve">0,65</w:t>
+            </w:r>
+          </w:p>
+        </w:tc>
+        <w:tc>
+          <w:tcPr>
+            <w:tcW w:type="dxa" w:w="2400"/>
+            <w:tcMar>
+              <w:top w:type="dxa" w:w="40"/>
+              <w:left w:type="dxa" w:w="90"/>
+              <w:bottom w:type="dxa" w:w="40"/>
+              <w:right w:type="dxa" w:w="90"/>
+            </w:tcMar>
+          </w:tcPr>
+          <w:p>
+            <w:pPr>
+              <w:spacing w:after="0" w:line="240"/>
+              <w:jc w:val="left"/>
+            </w:pPr>
+            <w:r>
+              <w:rPr>
+                <w:b w:val="false"/>
+                <w:bCs w:val="false"/>
+                <w:sz w:val="17"/>
+                <w:szCs w:val="17"/>
+              </w:rPr>
+              <w:t xml:space="preserve">[0,60; 0,70]</w:t>
+            </w:r>
+          </w:p>
+        </w:tc>
+        <w:tc>
+          <w:tcPr>
+            <w:tcW w:type="dxa" w:w="1400"/>
+            <w:tcMar>
+              <w:top w:type="dxa" w:w="40"/>
+              <w:left w:type="dxa" w:w="90"/>
+              <w:bottom w:type="dxa" w:w="40"/>
+              <w:right w:type="dxa" w:w="90"/>
+            </w:tcMar>
+          </w:tcPr>
+          <w:p>
+            <w:pPr>
+              <w:spacing w:after="0" w:line="240"/>
+              <w:jc w:val="right"/>
+            </w:pPr>
+            <w:r>
+              <w:rPr>
+                <w:b w:val="false"/>
+                <w:bCs w:val="false"/>
+                <w:sz w:val="17"/>
+                <w:szCs w:val="17"/>
+              </w:rPr>
+              <w:t xml:space="preserve">0,68</w:t>
+            </w:r>
+          </w:p>
+        </w:tc>
+        <w:tc>
+          <w:tcPr>
+            <w:tcW w:type="dxa" w:w="1400"/>
+            <w:tcMar>
+              <w:top w:type="dxa" w:w="40"/>
+              <w:left w:type="dxa" w:w="90"/>
+              <w:bottom w:type="dxa" w:w="40"/>
+              <w:right w:type="dxa" w:w="90"/>
+            </w:tcMar>
+          </w:tcPr>
+          <w:p>
+            <w:pPr>
+              <w:spacing w:after="0" w:line="240"/>
+              <w:jc w:val="right"/>
+            </w:pPr>
+            <w:r>
+              <w:rPr>
+                <w:b w:val="false"/>
+                <w:bCs w:val="false"/>
+                <w:sz w:val="17"/>
+                <w:szCs w:val="17"/>
+              </w:rPr>
+              <w:t xml:space="preserve">limítrofe</w:t>
+            </w:r>
+          </w:p>
+        </w:tc>
+      </w:tr>
+    </w:tbl>
+    <w:p>
+      <w:pPr>
+        <w:spacing w:after="180" w:before="60"/>
+      </w:pPr>
+      <w:r>
+        <w:rPr>
+          <w:i/>
+          <w:iCs/>
+          <w:color w:val="5B6B82"/>
+          <w:sz w:val="17"/>
+          <w:szCs w:val="17"/>
+        </w:rPr>
+        <w:t xml:space="preserve">Tabela 11. Confiabilidade por subescala (α de Cronbach com IC95%, ω de McDonald).</w:t>
+      </w:r>
+    </w:p>
+    <w:p>
+      <w:pPr>
+        <w:spacing w:after="40" w:before="120"/>
+        <w:jc w:val="center"/>
+      </w:pPr>
+      <w:r>
+        <w:drawing>
+          <wp:inline distT="0" distB="0" distL="0" distR="0">
+            <wp:extent cx="5848350" cy="3067050"/>
+            <wp:effectExtent t="0" r="0" b="0" l="0"/>
+            <wp:docPr id="1" name="" descr="" title=""/>
+            <wp:cNvGraphicFramePr>
+              <a:graphicFrameLocks xmlns:a="http://schemas.openxmlformats.org/drawingml/2006/main" noChangeAspect="1"/>
+            </wp:cNvGraphicFramePr>
+            <a:graphic xmlns:a="http://schemas.openxmlformats.org/drawingml/2006/main">
+              <a:graphicData uri="http://schemas.openxmlformats.org/drawingml/2006/picture">
+                <pic:pic xmlns:pic="http://schemas.openxmlformats.org/drawingml/2006/picture">
+                  <pic:nvPicPr>
+                    <pic:cNvPr id="0" name="" descr=""/>
+                    <pic:cNvPicPr>
+                      <a:picLocks noChangeAspect="1" noChangeArrowheads="1"/>
+                    </pic:cNvPicPr>
+                  </pic:nvPicPr>
+                  <pic:blipFill>
+                    <a:blip r:embed="rId12" cstate="none"/>
+                    <a:srcRect/>
+                    <a:stretch>
+                      <a:fillRect/>
+                    </a:stretch>
+                  </pic:blipFill>
+                  <pic:spPr bwMode="auto">
+                    <a:xfrm>
+                      <a:off x="0" y="0"/>
+                      <a:ext cx="5848350" cy="3067050"/>
+                    </a:xfrm>
+                    <a:prstGeom prst="rect">
+                      <a:avLst/>
+                    </a:prstGeom>
+                  </pic:spPr>
+                </pic:pic>
+              </a:graphicData>
+            </a:graphic>
+          </wp:inline>
+        </w:drawing>
+      </w:r>
+    </w:p>
+    <w:p>
+      <w:pPr>
+        <w:spacing w:after="180" w:before="60"/>
+      </w:pPr>
+      <w:r>
+        <w:rPr>
+          <w:i/>
+          <w:iCs/>
+          <w:color w:val="5B6B82"/>
+          <w:sz w:val="17"/>
+          <w:szCs w:val="17"/>
+        </w:rPr>
+        <w:t xml:space="preserve">Figura 6. Análise fatorial confirmatória (DWLS): cargas padronizadas por item nas seis subescalas do BRUMS.</w:t>
+      </w:r>
+    </w:p>
+    <w:tbl>
+      <w:tblPr>
+        <w:tblW w:type="dxa" w:w="9360"/>
+        <w:tblBorders>
+          <w:top w:val="single" w:color="C9D4E0" w:sz="2"/>
+          <w:left w:val="single" w:color="C9D4E0" w:sz="2"/>
+          <w:bottom w:val="single" w:color="C9D4E0" w:sz="2"/>
+          <w:right w:val="single" w:color="C9D4E0" w:sz="2"/>
+          <w:insideH w:val="single" w:color="C9D4E0" w:sz="2"/>
+          <w:insideV w:val="single" w:color="C9D4E0" w:sz="2"/>
+        </w:tblBorders>
+      </w:tblPr>
+      <w:tblGrid>
+        <w:gridCol w:w="2760"/>
+        <w:gridCol w:w="2400"/>
+        <w:gridCol w:w="2400"/>
+        <w:gridCol w:w="1800"/>
+      </w:tblGrid>
+      <w:tr>
+        <w:trPr>
+          <w:tblHeader/>
+        </w:trPr>
+        <w:tc>
+          <w:tcPr>
+            <w:tcW w:type="dxa" w:w="2760"/>
+            <w:shd w:fill="EAF1F7" w:color="auto" w:val="clear"/>
+            <w:tcMar>
+              <w:top w:type="dxa" w:w="40"/>
+              <w:left w:type="dxa" w:w="90"/>
+              <w:bottom w:type="dxa" w:w="40"/>
+              <w:right w:type="dxa" w:w="90"/>
+            </w:tcMar>
+          </w:tcPr>
+          <w:p>
+            <w:pPr>
+              <w:spacing w:after="0" w:line="240"/>
+              <w:jc w:val="left"/>
+            </w:pPr>
+            <w:r>
+              <w:rPr>
+                <w:b/>
+                <w:bCs/>
+                <w:color w:val="16273D"/>
+                <w:sz w:val="17"/>
+                <w:szCs w:val="17"/>
+              </w:rPr>
+              <w:t xml:space="preserve">Nível</w:t>
+            </w:r>
+          </w:p>
+        </w:tc>
+        <w:tc>
+          <w:tcPr>
+            <w:tcW w:type="dxa" w:w="2400"/>
+            <w:shd w:fill="EAF1F7" w:color="auto" w:val="clear"/>
+            <w:tcMar>
+              <w:top w:type="dxa" w:w="40"/>
+              <w:left w:type="dxa" w:w="90"/>
+              <w:bottom w:type="dxa" w:w="40"/>
+              <w:right w:type="dxa" w:w="90"/>
+            </w:tcMar>
+          </w:tcPr>
+          <w:p>
+            <w:pPr>
+              <w:spacing w:after="0" w:line="240"/>
+              <w:jc w:val="left"/>
+            </w:pPr>
+            <w:r>
+              <w:rPr>
+                <w:b/>
+                <w:bCs/>
+                <w:color w:val="16273D"/>
+                <w:sz w:val="17"/>
+                <w:szCs w:val="17"/>
+              </w:rPr>
+              <w:t xml:space="preserve">Índice</w:t>
+            </w:r>
+          </w:p>
+        </w:tc>
+        <w:tc>
+          <w:tcPr>
+            <w:tcW w:type="dxa" w:w="2400"/>
+            <w:shd w:fill="EAF1F7" w:color="auto" w:val="clear"/>
+            <w:tcMar>
+              <w:top w:type="dxa" w:w="40"/>
+              <w:left w:type="dxa" w:w="90"/>
+              <w:bottom w:type="dxa" w:w="40"/>
+              <w:right w:type="dxa" w:w="90"/>
+            </w:tcMar>
+          </w:tcPr>
+          <w:p>
+            <w:pPr>
+              <w:spacing w:after="0" w:line="240"/>
+              <w:jc w:val="right"/>
+            </w:pPr>
+            <w:r>
+              <w:rPr>
+                <w:b/>
+                <w:bCs/>
+                <w:color w:val="16273D"/>
+                <w:sz w:val="17"/>
+                <w:szCs w:val="17"/>
+              </w:rPr>
+              <w:t xml:space="preserve">Valor</w:t>
+            </w:r>
+          </w:p>
+        </w:tc>
+        <w:tc>
+          <w:tcPr>
+            <w:tcW w:type="dxa" w:w="1800"/>
+            <w:shd w:fill="EAF1F7" w:color="auto" w:val="clear"/>
+            <w:tcMar>
+              <w:top w:type="dxa" w:w="40"/>
+              <w:left w:type="dxa" w:w="90"/>
+              <w:bottom w:type="dxa" w:w="40"/>
+              <w:right w:type="dxa" w:w="90"/>
+            </w:tcMar>
+          </w:tcPr>
+          <w:p>
+            <w:pPr>
+              <w:spacing w:after="0" w:line="240"/>
+              <w:jc w:val="left"/>
+            </w:pPr>
+            <w:r>
+              <w:rPr>
+                <w:b/>
+                <w:bCs/>
+                <w:color w:val="16273D"/>
+                <w:sz w:val="17"/>
+                <w:szCs w:val="17"/>
+              </w:rPr>
+              <w:t xml:space="preserve">Veredito</w:t>
+            </w:r>
+          </w:p>
+        </w:tc>
+      </w:tr>
+      <w:tr>
+        <w:tc>
+          <w:tcPr>
+            <w:tcW w:type="dxa" w:w="2760"/>
+            <w:tcMar>
+              <w:top w:type="dxa" w:w="40"/>
+              <w:left w:type="dxa" w:w="90"/>
+              <w:bottom w:type="dxa" w:w="40"/>
+              <w:right w:type="dxa" w:w="90"/>
+            </w:tcMar>
+          </w:tcPr>
+          <w:p>
+            <w:pPr>
+              <w:spacing w:after="0" w:line="240"/>
+              <w:jc w:val="left"/>
+            </w:pPr>
+            <w:r>
+              <w:rPr>
+                <w:b w:val="false"/>
+                <w:bCs w:val="false"/>
+                <w:sz w:val="17"/>
+                <w:szCs w:val="17"/>
+              </w:rPr>
+              <w:t xml:space="preserve">Configural</w:t>
+            </w:r>
+          </w:p>
+        </w:tc>
+        <w:tc>
+          <w:tcPr>
+            <w:tcW w:type="dxa" w:w="2400"/>
+            <w:tcMar>
+              <w:top w:type="dxa" w:w="40"/>
+              <w:left w:type="dxa" w:w="90"/>
+              <w:bottom w:type="dxa" w:w="40"/>
+              <w:right w:type="dxa" w:w="90"/>
+            </w:tcMar>
+          </w:tcPr>
+          <w:p>
+            <w:pPr>
+              <w:spacing w:after="0" w:line="240"/>
+              <w:jc w:val="left"/>
+            </w:pPr>
+            <w:r>
+              <w:rPr>
+                <w:b w:val="false"/>
+                <w:bCs w:val="false"/>
+                <w:sz w:val="17"/>
+                <w:szCs w:val="17"/>
+              </w:rPr>
+              <w:t xml:space="preserve">CFI pré/pós</w:t>
+            </w:r>
+          </w:p>
+        </w:tc>
+        <w:tc>
+          <w:tcPr>
+            <w:tcW w:type="dxa" w:w="2400"/>
+            <w:tcMar>
+              <w:top w:type="dxa" w:w="40"/>
+              <w:left w:type="dxa" w:w="90"/>
+              <w:bottom w:type="dxa" w:w="40"/>
+              <w:right w:type="dxa" w:w="90"/>
+            </w:tcMar>
+          </w:tcPr>
+          <w:p>
+            <w:pPr>
+              <w:spacing w:after="0" w:line="240"/>
+              <w:jc w:val="right"/>
+            </w:pPr>
+            <w:r>
+              <w:rPr>
+                <w:b w:val="false"/>
+                <w:bCs w:val="false"/>
+                <w:sz w:val="17"/>
+                <w:szCs w:val="17"/>
+              </w:rPr>
+              <w:t xml:space="preserve">0,92 / 0,91</w:t>
+            </w:r>
+          </w:p>
+        </w:tc>
+        <w:tc>
+          <w:tcPr>
+            <w:tcW w:type="dxa" w:w="1800"/>
+            <w:tcMar>
+              <w:top w:type="dxa" w:w="40"/>
+              <w:left w:type="dxa" w:w="90"/>
+              <w:bottom w:type="dxa" w:w="40"/>
+              <w:right w:type="dxa" w:w="90"/>
+            </w:tcMar>
+          </w:tcPr>
+          <w:p>
+            <w:pPr>
+              <w:spacing w:after="0" w:line="240"/>
+              <w:jc w:val="left"/>
+            </w:pPr>
+            <w:r>
+              <w:rPr>
+                <w:b w:val="false"/>
+                <w:bCs w:val="false"/>
+                <w:sz w:val="17"/>
+                <w:szCs w:val="17"/>
+              </w:rPr>
+              <w:t xml:space="preserve">equivalente</w:t>
+            </w:r>
+          </w:p>
+        </w:tc>
+      </w:tr>
+      <w:tr>
+        <w:tc>
+          <w:tcPr>
+            <w:tcW w:type="dxa" w:w="2760"/>
+            <w:tcMar>
+              <w:top w:type="dxa" w:w="40"/>
+              <w:left w:type="dxa" w:w="90"/>
+              <w:bottom w:type="dxa" w:w="40"/>
+              <w:right w:type="dxa" w:w="90"/>
+            </w:tcMar>
+          </w:tcPr>
+          <w:p>
+            <w:pPr>
+              <w:spacing w:after="0" w:line="240"/>
+              <w:jc w:val="left"/>
+            </w:pPr>
+            <w:r>
+              <w:rPr>
+                <w:b w:val="false"/>
+                <w:bCs w:val="false"/>
+                <w:sz w:val="17"/>
+                <w:szCs w:val="17"/>
+              </w:rPr>
+              <w:t xml:space="preserve">Métrica (conjunta)</w:t>
+            </w:r>
+          </w:p>
+        </w:tc>
+        <w:tc>
+          <w:tcPr>
+            <w:tcW w:type="dxa" w:w="2400"/>
+            <w:tcMar>
+              <w:top w:type="dxa" w:w="40"/>
+              <w:left w:type="dxa" w:w="90"/>
+              <w:bottom w:type="dxa" w:w="40"/>
+              <w:right w:type="dxa" w:w="90"/>
+            </w:tcMar>
+          </w:tcPr>
+          <w:p>
+            <w:pPr>
+              <w:spacing w:after="0" w:line="240"/>
+              <w:jc w:val="left"/>
+            </w:pPr>
+            <w:r>
+              <w:rPr>
+                <w:b w:val="false"/>
+                <w:bCs w:val="false"/>
+                <w:sz w:val="17"/>
+                <w:szCs w:val="17"/>
+              </w:rPr>
+              <w:t xml:space="preserve">ΔCFI</w:t>
+            </w:r>
+          </w:p>
+        </w:tc>
+        <w:tc>
+          <w:tcPr>
+            <w:tcW w:type="dxa" w:w="2400"/>
+            <w:tcMar>
+              <w:top w:type="dxa" w:w="40"/>
+              <w:left w:type="dxa" w:w="90"/>
+              <w:bottom w:type="dxa" w:w="40"/>
+              <w:right w:type="dxa" w:w="90"/>
+            </w:tcMar>
+          </w:tcPr>
+          <w:p>
+            <w:pPr>
+              <w:spacing w:after="0" w:line="240"/>
+              <w:jc w:val="right"/>
+            </w:pPr>
+            <w:r>
+              <w:rPr>
+                <w:b w:val="false"/>
+                <w:bCs w:val="false"/>
+                <w:sz w:val="17"/>
+                <w:szCs w:val="17"/>
+              </w:rPr>
+              <w:t xml:space="preserve">-0,004</w:t>
+            </w:r>
+          </w:p>
+        </w:tc>
+        <w:tc>
+          <w:tcPr>
+            <w:tcW w:type="dxa" w:w="1800"/>
+            <w:tcMar>
+              <w:top w:type="dxa" w:w="40"/>
+              <w:left w:type="dxa" w:w="90"/>
+              <w:bottom w:type="dxa" w:w="40"/>
+              <w:right w:type="dxa" w:w="90"/>
+            </w:tcMar>
+          </w:tcPr>
+          <w:p>
+            <w:pPr>
+              <w:spacing w:after="0" w:line="240"/>
+              <w:jc w:val="left"/>
+            </w:pPr>
+            <w:r>
+              <w:rPr>
+                <w:b w:val="false"/>
+                <w:bCs w:val="false"/>
+                <w:sz w:val="17"/>
+                <w:szCs w:val="17"/>
+              </w:rPr>
+              <w:t xml:space="preserve">sustentada</w:t>
+            </w:r>
+          </w:p>
+        </w:tc>
+      </w:tr>
+      <w:tr>
+        <w:tc>
+          <w:tcPr>
+            <w:tcW w:type="dxa" w:w="2760"/>
+            <w:tcMar>
+              <w:top w:type="dxa" w:w="40"/>
+              <w:left w:type="dxa" w:w="90"/>
+              <w:bottom w:type="dxa" w:w="40"/>
+              <w:right w:type="dxa" w:w="90"/>
+            </w:tcMar>
+          </w:tcPr>
+          <w:p>
+            <w:pPr>
+              <w:spacing w:after="0" w:line="240"/>
+              <w:jc w:val="left"/>
+            </w:pPr>
+            <w:r>
+              <w:rPr>
+                <w:b w:val="false"/>
+                <w:bCs w:val="false"/>
+                <w:sz w:val="17"/>
+                <w:szCs w:val="17"/>
+              </w:rPr>
+              <w:t xml:space="preserve">Métrica</w:t>
+            </w:r>
+          </w:p>
+        </w:tc>
+        <w:tc>
+          <w:tcPr>
+            <w:tcW w:type="dxa" w:w="2400"/>
+            <w:tcMar>
+              <w:top w:type="dxa" w:w="40"/>
+              <w:left w:type="dxa" w:w="90"/>
+              <w:bottom w:type="dxa" w:w="40"/>
+              <w:right w:type="dxa" w:w="90"/>
+            </w:tcMar>
+          </w:tcPr>
+          <w:p>
+            <w:pPr>
+              <w:spacing w:after="0" w:line="240"/>
+              <w:jc w:val="left"/>
+            </w:pPr>
+            <w:r>
+              <w:rPr>
+                <w:b w:val="false"/>
+                <w:bCs w:val="false"/>
+                <w:sz w:val="17"/>
+                <w:szCs w:val="17"/>
+              </w:rPr>
+              <w:t xml:space="preserve">Tucker φ</w:t>
+            </w:r>
+          </w:p>
+        </w:tc>
+        <w:tc>
+          <w:tcPr>
+            <w:tcW w:type="dxa" w:w="2400"/>
+            <w:tcMar>
+              <w:top w:type="dxa" w:w="40"/>
+              <w:left w:type="dxa" w:w="90"/>
+              <w:bottom w:type="dxa" w:w="40"/>
+              <w:right w:type="dxa" w:w="90"/>
+            </w:tcMar>
+          </w:tcPr>
+          <w:p>
+            <w:pPr>
+              <w:spacing w:after="0" w:line="240"/>
+              <w:jc w:val="right"/>
+            </w:pPr>
+            <w:r>
+              <w:rPr>
+                <w:b w:val="false"/>
+                <w:bCs w:val="false"/>
+                <w:sz w:val="17"/>
+                <w:szCs w:val="17"/>
+              </w:rPr>
+              <w:t xml:space="preserve">0,992</w:t>
+            </w:r>
+          </w:p>
+        </w:tc>
+        <w:tc>
+          <w:tcPr>
+            <w:tcW w:type="dxa" w:w="1800"/>
+            <w:tcMar>
+              <w:top w:type="dxa" w:w="40"/>
+              <w:left w:type="dxa" w:w="90"/>
+              <w:bottom w:type="dxa" w:w="40"/>
+              <w:right w:type="dxa" w:w="90"/>
+            </w:tcMar>
+          </w:tcPr>
+          <w:p>
+            <w:pPr>
+              <w:spacing w:after="0" w:line="240"/>
+              <w:jc w:val="left"/>
+            </w:pPr>
+            <w:r>
+              <w:rPr>
+                <w:b w:val="false"/>
+                <w:bCs w:val="false"/>
+                <w:sz w:val="17"/>
+                <w:szCs w:val="17"/>
+              </w:rPr>
+              <w:t xml:space="preserve">φ ≥ 0,95</w:t>
+            </w:r>
+          </w:p>
+        </w:tc>
+      </w:tr>
+      <w:tr>
+        <w:tc>
+          <w:tcPr>
+            <w:tcW w:type="dxa" w:w="2760"/>
+            <w:tcMar>
+              <w:top w:type="dxa" w:w="40"/>
+              <w:left w:type="dxa" w:w="90"/>
+              <w:bottom w:type="dxa" w:w="40"/>
+              <w:right w:type="dxa" w:w="90"/>
+            </w:tcMar>
+          </w:tcPr>
+          <w:p>
+            <w:pPr>
+              <w:spacing w:after="0" w:line="240"/>
+              <w:jc w:val="left"/>
+            </w:pPr>
+            <w:r>
+              <w:rPr>
+                <w:b w:val="false"/>
+                <w:bCs w:val="false"/>
+                <w:sz w:val="17"/>
+                <w:szCs w:val="17"/>
+              </w:rPr>
+              <w:t xml:space="preserve">Escalar</w:t>
+            </w:r>
+          </w:p>
+        </w:tc>
+        <w:tc>
+          <w:tcPr>
+            <w:tcW w:type="dxa" w:w="2400"/>
+            <w:tcMar>
+              <w:top w:type="dxa" w:w="40"/>
+              <w:left w:type="dxa" w:w="90"/>
+              <w:bottom w:type="dxa" w:w="40"/>
+              <w:right w:type="dxa" w:w="90"/>
+            </w:tcMar>
+          </w:tcPr>
+          <w:p>
+            <w:pPr>
+              <w:spacing w:after="0" w:line="240"/>
+              <w:jc w:val="left"/>
+            </w:pPr>
+            <w:r>
+              <w:rPr>
+                <w:b w:val="false"/>
+                <w:bCs w:val="false"/>
+                <w:sz w:val="17"/>
+                <w:szCs w:val="17"/>
+              </w:rPr>
+              <w:t xml:space="preserve">viés residual RMS</w:t>
+            </w:r>
+          </w:p>
+        </w:tc>
+        <w:tc>
+          <w:tcPr>
+            <w:tcW w:type="dxa" w:w="2400"/>
+            <w:tcMar>
+              <w:top w:type="dxa" w:w="40"/>
+              <w:left w:type="dxa" w:w="90"/>
+              <w:bottom w:type="dxa" w:w="40"/>
+              <w:right w:type="dxa" w:w="90"/>
+            </w:tcMar>
+          </w:tcPr>
+          <w:p>
+            <w:pPr>
+              <w:spacing w:after="0" w:line="240"/>
+              <w:jc w:val="right"/>
+            </w:pPr>
+            <w:r>
+              <w:rPr>
+                <w:b w:val="false"/>
+                <w:bCs w:val="false"/>
+                <w:sz w:val="17"/>
+                <w:szCs w:val="17"/>
+              </w:rPr>
+              <w:t xml:space="preserve">0,135</w:t>
+            </w:r>
+          </w:p>
+        </w:tc>
+        <w:tc>
+          <w:tcPr>
+            <w:tcW w:type="dxa" w:w="1800"/>
+            <w:tcMar>
+              <w:top w:type="dxa" w:w="40"/>
+              <w:left w:type="dxa" w:w="90"/>
+              <w:bottom w:type="dxa" w:w="40"/>
+              <w:right w:type="dxa" w:w="90"/>
+            </w:tcMar>
+          </w:tcPr>
+          <w:p>
+            <w:pPr>
+              <w:spacing w:after="0" w:line="240"/>
+              <w:jc w:val="left"/>
+            </w:pPr>
+            <w:r>
+              <w:rPr>
+                <w:b w:val="false"/>
+                <w:bCs w:val="false"/>
+                <w:sz w:val="17"/>
+                <w:szCs w:val="17"/>
+              </w:rPr>
+              <w:t xml:space="preserve">aproximada</w:t>
+            </w:r>
+          </w:p>
+        </w:tc>
+      </w:tr>
+      <w:tr>
+        <w:tc>
+          <w:tcPr>
+            <w:tcW w:type="dxa" w:w="2760"/>
+            <w:tcMar>
+              <w:top w:type="dxa" w:w="40"/>
+              <w:left w:type="dxa" w:w="90"/>
+              <w:bottom w:type="dxa" w:w="40"/>
+              <w:right w:type="dxa" w:w="90"/>
+            </w:tcMar>
+          </w:tcPr>
+          <w:p>
+            <w:pPr>
+              <w:spacing w:after="0" w:line="240"/>
+              <w:jc w:val="left"/>
+            </w:pPr>
+            <w:r>
+              <w:rPr>
+                <w:b w:val="false"/>
+                <w:bCs w:val="false"/>
+                <w:sz w:val="17"/>
+                <w:szCs w:val="17"/>
+              </w:rPr>
+              <w:t xml:space="preserve">Estrita (resíduos)</w:t>
+            </w:r>
+          </w:p>
+        </w:tc>
+        <w:tc>
+          <w:tcPr>
+            <w:tcW w:type="dxa" w:w="2400"/>
+            <w:tcMar>
+              <w:top w:type="dxa" w:w="40"/>
+              <w:left w:type="dxa" w:w="90"/>
+              <w:bottom w:type="dxa" w:w="40"/>
+              <w:right w:type="dxa" w:w="90"/>
+            </w:tcMar>
+          </w:tcPr>
+          <w:p>
+            <w:pPr>
+              <w:spacing w:after="0" w:line="240"/>
+              <w:jc w:val="left"/>
+            </w:pPr>
+            <w:r>
+              <w:rPr>
+                <w:b w:val="false"/>
+                <w:bCs w:val="false"/>
+                <w:sz w:val="17"/>
+                <w:szCs w:val="17"/>
+              </w:rPr>
+              <w:t xml:space="preserve">ΔCFI</w:t>
+            </w:r>
+          </w:p>
+        </w:tc>
+        <w:tc>
+          <w:tcPr>
+            <w:tcW w:type="dxa" w:w="2400"/>
+            <w:tcMar>
+              <w:top w:type="dxa" w:w="40"/>
+              <w:left w:type="dxa" w:w="90"/>
+              <w:bottom w:type="dxa" w:w="40"/>
+              <w:right w:type="dxa" w:w="90"/>
+            </w:tcMar>
+          </w:tcPr>
+          <w:p>
+            <w:pPr>
+              <w:spacing w:after="0" w:line="240"/>
+              <w:jc w:val="right"/>
+            </w:pPr>
+            <w:r>
+              <w:rPr>
+                <w:b w:val="false"/>
+                <w:bCs w:val="false"/>
+                <w:sz w:val="17"/>
+                <w:szCs w:val="17"/>
+              </w:rPr>
+              <w:t xml:space="preserve">-0,015</w:t>
+            </w:r>
+          </w:p>
+        </w:tc>
+        <w:tc>
+          <w:tcPr>
+            <w:tcW w:type="dxa" w:w="1800"/>
+            <w:tcMar>
+              <w:top w:type="dxa" w:w="40"/>
+              <w:left w:type="dxa" w:w="90"/>
+              <w:bottom w:type="dxa" w:w="40"/>
+              <w:right w:type="dxa" w:w="90"/>
+            </w:tcMar>
+          </w:tcPr>
+          <w:p>
+            <w:pPr>
+              <w:spacing w:after="0" w:line="240"/>
+              <w:jc w:val="left"/>
+            </w:pPr>
+            <w:r>
+              <w:rPr>
+                <w:b w:val="false"/>
+                <w:bCs w:val="false"/>
+                <w:sz w:val="17"/>
+                <w:szCs w:val="17"/>
+              </w:rPr>
+              <w:t xml:space="preserve">no limite</w:t>
+            </w:r>
+          </w:p>
+        </w:tc>
+      </w:tr>
+      <w:tr>
+        <w:tc>
+          <w:tcPr>
+            <w:tcW w:type="dxa" w:w="2760"/>
+            <w:tcMar>
+              <w:top w:type="dxa" w:w="40"/>
+              <w:left w:type="dxa" w:w="90"/>
+              <w:bottom w:type="dxa" w:w="40"/>
+              <w:right w:type="dxa" w:w="90"/>
+            </w:tcMar>
+          </w:tcPr>
+          <w:p>
+            <w:pPr>
+              <w:spacing w:after="0" w:line="240"/>
+              <w:jc w:val="left"/>
+            </w:pPr>
+            <w:r>
+              <w:rPr>
+                <w:b w:val="false"/>
+                <w:bCs w:val="false"/>
+                <w:sz w:val="17"/>
+                <w:szCs w:val="17"/>
+              </w:rPr>
+              <w:t xml:space="preserve">Parcial</w:t>
+            </w:r>
+          </w:p>
+        </w:tc>
+        <w:tc>
+          <w:tcPr>
+            <w:tcW w:type="dxa" w:w="2400"/>
+            <w:tcMar>
+              <w:top w:type="dxa" w:w="40"/>
+              <w:left w:type="dxa" w:w="90"/>
+              <w:bottom w:type="dxa" w:w="40"/>
+              <w:right w:type="dxa" w:w="90"/>
+            </w:tcMar>
+          </w:tcPr>
+          <w:p>
+            <w:pPr>
+              <w:spacing w:after="0" w:line="240"/>
+              <w:jc w:val="left"/>
+            </w:pPr>
+            <w:r>
+              <w:rPr>
+                <w:b w:val="false"/>
+                <w:bCs w:val="false"/>
+                <w:sz w:val="17"/>
+                <w:szCs w:val="17"/>
+              </w:rPr>
+              <w:t xml:space="preserve">RMS (full→parcial)</w:t>
+            </w:r>
+          </w:p>
+        </w:tc>
+        <w:tc>
+          <w:tcPr>
+            <w:tcW w:type="dxa" w:w="2400"/>
+            <w:tcMar>
+              <w:top w:type="dxa" w:w="40"/>
+              <w:left w:type="dxa" w:w="90"/>
+              <w:bottom w:type="dxa" w:w="40"/>
+              <w:right w:type="dxa" w:w="90"/>
+            </w:tcMar>
+          </w:tcPr>
+          <w:p>
+            <w:pPr>
+              <w:spacing w:after="0" w:line="240"/>
+              <w:jc w:val="right"/>
+            </w:pPr>
+            <w:r>
+              <w:rPr>
+                <w:b w:val="false"/>
+                <w:bCs w:val="false"/>
+                <w:sz w:val="17"/>
+                <w:szCs w:val="17"/>
+              </w:rPr>
+              <w:t xml:space="preserve">0,135 → 0,064</w:t>
+            </w:r>
+          </w:p>
+        </w:tc>
+        <w:tc>
+          <w:tcPr>
+            <w:tcW w:type="dxa" w:w="1800"/>
+            <w:tcMar>
+              <w:top w:type="dxa" w:w="40"/>
+              <w:left w:type="dxa" w:w="90"/>
+              <w:bottom w:type="dxa" w:w="40"/>
+              <w:right w:type="dxa" w:w="90"/>
+            </w:tcMar>
+          </w:tcPr>
+          <w:p>
+            <w:pPr>
+              <w:spacing w:after="0" w:line="240"/>
+              <w:jc w:val="left"/>
+            </w:pPr>
+            <w:r>
+              <w:rPr>
+                <w:b w:val="false"/>
+                <w:bCs w:val="false"/>
+                <w:sz w:val="17"/>
+                <w:szCs w:val="17"/>
+              </w:rPr>
+              <w:t xml:space="preserve">restabelece</w:t>
+            </w:r>
+          </w:p>
+        </w:tc>
+      </w:tr>
+    </w:tbl>
+    <w:p>
+      <w:pPr>
+        <w:spacing w:after="180" w:before="60"/>
+      </w:pPr>
+      <w:r>
+        <w:rPr>
+          <w:i/>
+          <w:iCs/>
+          <w:color w:val="5B6B82"/>
+          <w:sz w:val="17"/>
+          <w:szCs w:val="17"/>
+        </w:rPr>
+        <w:t xml:space="preserve">Tabela 12. Hierarquia de invariância de medida pré→pós (4 fatores confiáveis).</w:t>
+      </w:r>
+    </w:p>
+    <w:p>
+      <w:pPr>
+        <w:spacing w:after="40" w:before="120"/>
+        <w:jc w:val="center"/>
+      </w:pPr>
+      <w:r>
+        <w:drawing>
+          <wp:inline distT="0" distB="0" distL="0" distR="0">
+            <wp:extent cx="5848350" cy="2276475"/>
+            <wp:effectExtent t="0" r="0" b="0" l="0"/>
+            <wp:docPr id="1" name="" descr="" title=""/>
+            <wp:cNvGraphicFramePr>
+              <a:graphicFrameLocks xmlns:a="http://schemas.openxmlformats.org/drawingml/2006/main" noChangeAspect="1"/>
+            </wp:cNvGraphicFramePr>
+            <a:graphic xmlns:a="http://schemas.openxmlformats.org/drawingml/2006/main">
+              <a:graphicData uri="http://schemas.openxmlformats.org/drawingml/2006/picture">
+                <pic:pic xmlns:pic="http://schemas.openxmlformats.org/drawingml/2006/picture">
+                  <pic:nvPicPr>
+                    <pic:cNvPr id="0" name="" descr=""/>
+                    <pic:cNvPicPr>
+                      <a:picLocks noChangeAspect="1" noChangeArrowheads="1"/>
+                    </pic:cNvPicPr>
+                  </pic:nvPicPr>
+                  <pic:blipFill>
+                    <a:blip r:embed="rId13" cstate="none"/>
+                    <a:srcRect/>
+                    <a:stretch>
+                      <a:fillRect/>
+                    </a:stretch>
+                  </pic:blipFill>
+                  <pic:spPr bwMode="auto">
+                    <a:xfrm>
+                      <a:off x="0" y="0"/>
+                      <a:ext cx="5848350" cy="2276475"/>
+                    </a:xfrm>
+                    <a:prstGeom prst="rect">
+                      <a:avLst/>
+                    </a:prstGeom>
+                  </pic:spPr>
+                </pic:pic>
+              </a:graphicData>
+            </a:graphic>
+          </wp:inline>
+        </w:drawing>
+      </w:r>
+    </w:p>
+    <w:p>
+      <w:pPr>
+        <w:spacing w:after="180" w:before="60"/>
+      </w:pPr>
+      <w:r>
+        <w:rPr>
+          <w:i/>
+          <w:iCs/>
+          <w:color w:val="5B6B82"/>
+          <w:sz w:val="17"/>
+          <w:szCs w:val="17"/>
+        </w:rPr>
+        <w:t xml:space="preserve">Figura 7. Invariância estrita e parcial: diagnóstico de não-invariância por item (esq.) e CFI ao longo da hierarquia (dir.).</w:t>
+      </w:r>
+    </w:p>
+    <w:p>
+      <w:pPr>
+        <w:pStyle w:val="Heading2"/>
+        <w:spacing w:after="120" w:before="280"/>
+      </w:pPr>
+      <w:r>
+        <w:t xml:space="preserve">3.4. Diagnóstico, predição e monitoramento</w:t>
+      </w:r>
+    </w:p>
+    <w:p>
+      <w:pPr>
+        <w:pStyle w:val="Heading3"/>
+        <w:spacing w:after="120" w:before="280"/>
+      </w:pPr>
+      <w:r>
+        <w:t xml:space="preserve">3.4.1. Capacidade diagnóstica: ROC de níveis e de derivadas</w:t>
+      </w:r>
+    </w:p>
+    <w:p>
+      <w:pPr>
+        <w:spacing w:after="140" w:before="0" w:line="300"/>
+        <w:jc w:val="both"/>
+      </w:pPr>
+      <w:r>
+        <w:t xml:space="preserve">Para separar o pós do pré-treino, apenas a fadiga física alcança discriminação moderada (Tabela 13; AUC 0,70); as demais ficam próximas de 0,5. Usando a derivada aguda (Δ pós−pré) em vez do nível, a discriminação não melhora (ganho ≈ 0 ou negativo; Tabela 14): a taxa de variação diagnostica menos que o nível.</w:t>
       </w:r>
     </w:p>
     <w:tbl>
@@ -13988,7 +16250,7 @@
           <w:sz w:val="17"/>
           <w:szCs w:val="17"/>
         </w:rPr>
-        <w:t xml:space="preserve">Tabela 11. Capacidade diagnóstica (ROC) para separar pós de pré-treino (AUC com IC95% por bootstrap agrupado por atleta).</w:t>
+        <w:t xml:space="preserve">Tabela 13. Capacidade diagnóstica (ROC) para separar pós de pré-treino (IC95% por bootstrap agrupado por atleta).</w:t>
       </w:r>
     </w:p>
     <w:tbl>
@@ -14669,7 +16931,7 @@
           <w:sz w:val="17"/>
           <w:szCs w:val="17"/>
         </w:rPr>
-        <w:t xml:space="preserve">Tabela 12. ROC das derivadas (dia de HIIT vs. sem HIIT): a derivada não supera o nível (ganho ≤ 0).</w:t>
+        <w:t xml:space="preserve">Tabela 14. ROC das derivadas (dia de HIIT vs. sem HIIT): a derivada não supera o nível (ganho ≤ 0).</w:t>
       </w:r>
     </w:p>
     <w:p>
@@ -14696,7 +16958,7 @@
                     </pic:cNvPicPr>
                   </pic:nvPicPr>
                   <pic:blipFill>
-                    <a:blip r:embed="rId12" cstate="none"/>
+                    <a:blip r:embed="rId14" cstate="none"/>
                     <a:srcRect/>
                     <a:stretch>
                       <a:fillRect/>
@@ -14730,16 +16992,16 @@
           <w:sz w:val="17"/>
           <w:szCs w:val="17"/>
         </w:rPr>
-        <w:t xml:space="preserve">Figura 6. Curvas ROC para separar o estado pós do pré-treino por variável.</w:t>
+        <w:t xml:space="preserve">Figura 8. Curvas ROC para separar o estado pós do pré-treino por variável.</w:t>
       </w:r>
     </w:p>
     <w:p>
       <w:pPr>
-        <w:pStyle w:val="Heading2"/>
+        <w:pStyle w:val="Heading3"/>
         <w:spacing w:after="120" w:before="280"/>
       </w:pPr>
       <w:r>
-        <w:t xml:space="preserve">3.8. Velocidade de mudança e formalização em cálculo</w:t>
+        <w:t xml:space="preserve">3.4.2. Velocidade de mudança e formalização em cálculo</w:t>
       </w:r>
     </w:p>
     <w:p>
@@ -14748,7 +17010,7 @@
         <w:jc w:val="both"/>
       </w:pPr>
       <w:r>
-        <w:t xml:space="preserve">A velocidade de mudança por variável (derivada discreta ao longo do microciclo) confirma o acúmulo: PTH, fadiga física e fadiga têm inclinação média positiva, o vigor negativa (Tabela 13). Formalizando a trajetória da fadiga física média diária por um modelo saturante f(t) = L − (L − f₁)·e^(−k(t−1)) (L = 6,78; k = 0,76; R² = 0,76), a derivada f′(t) é a velocidade de acúmulo, f″(t) &lt; 0 indica saturação e o limite lim(t→∞) f(t) = L formaliza o estado estacionário (Tabela 14).</w:t>
+        <w:t xml:space="preserve">A velocidade de mudança por variável confirma o acúmulo (Tabela 15). Formalizando a trajetória da fadiga física média diária por um modelo saturante f(t) = L − (L − f₁)·e^(−k(t−1)) (L = 6,78; k = 0,76; R² = 0,76), a derivada f′(t) é a velocidade de acúmulo, f″(t) &lt; 0 indica saturação e o limite lim(t→∞) f(t) = L formaliza o estado estacionário (Tabela 16; Figura 9).</w:t>
       </w:r>
     </w:p>
     <w:tbl>
@@ -15747,7 +18009,7 @@
           <w:sz w:val="17"/>
           <w:szCs w:val="17"/>
         </w:rPr>
-        <w:t xml:space="preserve">Tabela 13. Velocidade de mudança por variável ao longo do microciclo (derivadas discretas).</w:t>
+        <w:t xml:space="preserve">Tabela 15. Velocidade de mudança por variável ao longo do microciclo (derivadas discretas).</w:t>
       </w:r>
     </w:p>
     <w:tbl>
@@ -16640,7 +18902,7 @@
           <w:sz w:val="17"/>
           <w:szCs w:val="17"/>
         </w:rPr>
-        <w:t xml:space="preserve">Tabela 14. Função ajustada f(t), velocidade f′(t) e aceleração f″(t) por dia (fadiga física média diária).</w:t>
+        <w:t xml:space="preserve">Tabela 16. Função ajustada f(t), velocidade f′(t) e aceleração f″(t) por dia (fadiga física média diária).</w:t>
       </w:r>
     </w:p>
     <w:p>
@@ -16667,7 +18929,7 @@
                     </pic:cNvPicPr>
                   </pic:nvPicPr>
                   <pic:blipFill>
-                    <a:blip r:embed="rId13" cstate="none"/>
+                    <a:blip r:embed="rId15" cstate="none"/>
                     <a:srcRect/>
                     <a:stretch>
                       <a:fillRect/>
@@ -16701,16 +18963,16 @@
           <w:sz w:val="17"/>
           <w:szCs w:val="17"/>
         </w:rPr>
-        <w:t xml:space="preserve">Figura 7. Limites e derivadas da trajetória de fadiga: ajuste saturante, velocidade de acúmulo e limite estacionário.</w:t>
+        <w:t xml:space="preserve">Figura 9. Limites e derivadas da trajetória de fadiga: ajuste saturante, velocidade de acúmulo e limite estacionário.</w:t>
       </w:r>
     </w:p>
     <w:p>
       <w:pPr>
-        <w:pStyle w:val="Heading2"/>
+        <w:pStyle w:val="Heading3"/>
         <w:spacing w:after="120" w:before="280"/>
       </w:pPr>
       <w:r>
-        <w:t xml:space="preserve">3.9. Predição fora da amostra (leave-one-athlete-out)</w:t>
+        <w:t xml:space="preserve">3.4.3. Predição fora da amostra (leave-one-athlete-out)</w:t>
       </w:r>
     </w:p>
     <w:p>
@@ -16719,7 +18981,7 @@
         <w:jc w:val="both"/>
       </w:pPr>
       <w:r>
-        <w:t xml:space="preserve">Com validação leave-one-athlete-out (o modelo nunca vê o atleta que prevê), o estado pós é modestamente previsível e o sinal vem do baseline do próprio atleta; adicionar o contexto da sessão (HIIT, dia) ao baseline altera o R² em ≈ 0 — confirmação preditiva do desacoplamento carga↔humor (Tabela 15).</w:t>
+        <w:t xml:space="preserve">Com validação leave-one-athlete-out, o estado pós é modestamente previsível e o sinal vem do baseline do próprio atleta; adicionar o contexto da sessão ao baseline altera o R² em ≈ 0 — confirmação preditiva do desacoplamento carga↔humor (Tabela 17).</w:t>
       </w:r>
     </w:p>
     <w:tbl>
@@ -17691,16 +19953,16 @@
           <w:sz w:val="17"/>
           <w:szCs w:val="17"/>
         </w:rPr>
-        <w:t xml:space="preserve">Tabela 15. Validação preditiva leave-one-athlete-out: variância explicada fora da amostra (R² OOF) por desfecho.</w:t>
+        <w:t xml:space="preserve">Tabela 17. Validação preditiva leave-one-athlete-out: R² fora da amostra por desfecho.</w:t>
       </w:r>
     </w:p>
     <w:p>
       <w:pPr>
-        <w:pStyle w:val="Heading2"/>
+        <w:pStyle w:val="Heading3"/>
         <w:spacing w:after="120" w:before="280"/>
       </w:pPr>
       <w:r>
-        <w:t xml:space="preserve">3.10. Carga interna × humor e preditores de estado de fadiga</w:t>
+        <w:t xml:space="preserve">3.4.4. Carga interna × humor e preditores de estado de fadiga</w:t>
       </w:r>
     </w:p>
     <w:p>
@@ -17709,7 +19971,7 @@
         <w:jc w:val="both"/>
       </w:pPr>
       <w:r>
-        <w:t xml:space="preserve">A carga interna (PSE, FC, TRIMP) mostra-se desacoplada do perfil de humor: nenhum par carga × humor sobrevive à FDR, nas leituras tônica e aguda. Entre as variáveis de humor, os preditores de um estado de fadiga alta vs. baixa (tercis; PTH excluído por circularidade) ordenam-se por sensibilidade e confiabilidade (Tabela 16; Figura 8): a fadiga física é a mais sensível (AUC 0,90; ICC 0,28 — estado-lábil), a fadiga mental e a depressão são sensíveis e estáveis, e a tensão, apesar de a mais confiável, é cega à fadiga.</w:t>
+        <w:t xml:space="preserve">A carga interna (PSE, FC, TRIMP) mostra-se desacoplada do perfil de humor: nenhum par carga × humor sobrevive à FDR. Entre as variáveis de humor, os preditores de fadiga alta vs. baixa (Tabela 18; Figura 10): a fadiga física é a mais sensível (AUC 0,90; ICC 0,28 — estado-lábil), a fadiga mental e a depressão são sensíveis e estáveis, e a tensão é confiável mas cega à fadiga.</w:t>
       </w:r>
     </w:p>
     <w:tbl>
@@ -19024,7 +21286,7 @@
           <w:sz w:val="17"/>
           <w:szCs w:val="17"/>
         </w:rPr>
-        <w:t xml:space="preserve">Tabela 16. Preditores de estado de fadiga alta vs. baixa: sensibilidade (AUC, Youden) e confiabilidade (ICC 2,1).</w:t>
+        <w:t xml:space="preserve">Tabela 18. Preditores de estado de fadiga alta vs. baixa: sensibilidade (AUC, Youden) e confiabilidade (ICC 2,1).</w:t>
       </w:r>
     </w:p>
     <w:p>
@@ -19051,7 +21313,7 @@
                     </pic:cNvPicPr>
                   </pic:nvPicPr>
                   <pic:blipFill>
-                    <a:blip r:embed="rId14" cstate="none"/>
+                    <a:blip r:embed="rId16" cstate="none"/>
                     <a:srcRect/>
                     <a:stretch>
                       <a:fillRect/>
@@ -19085,16 +21347,16 @@
           <w:sz w:val="17"/>
           <w:szCs w:val="17"/>
         </w:rPr>
-        <w:t xml:space="preserve">Figura 8. Acoplamento carga × humor (tônico e agudo, com FDR) e preditores de estado de fadiga no plano sensibilidade (AUC) × confiabilidade (ICC).</w:t>
+        <w:t xml:space="preserve">Figura 10. Acoplamento carga × humor (tônico e agudo, com FDR) e preditores de estado de fadiga (sensibilidade × confiabilidade).</w:t>
       </w:r>
     </w:p>
     <w:p>
       <w:pPr>
-        <w:pStyle w:val="Heading2"/>
+        <w:pStyle w:val="Heading3"/>
         <w:spacing w:after="120" w:before="280"/>
       </w:pPr>
       <w:r>
-        <w:t xml:space="preserve">3.11. Segmentação dos atletas e decomposição da variância</w:t>
+        <w:t xml:space="preserve">3.4.5. Segmentação dos atletas e decomposição da variância</w:t>
       </w:r>
     </w:p>
     <w:p>
@@ -19103,7 +21365,7 @@
         <w:jc w:val="both"/>
       </w:pPr>
       <w:r>
-        <w:t xml:space="preserve">A resposta é fortemente individual. Uma segmentação por agrupamento (k-means sobre o perfil-z) separa resiliente (n=20), perturbado (n=6), extremo (n=1); o grupo explica η² = 0,696 da variância do PTH (Tabela 17). Coerentemente, a decomposição de variância mostra que a maior parte da variabilidade é entre atletas (traço) em quase todas as dimensões (Tabela 18) — o que torna frágil qualquer decisão baseada na média do grupo.</w:t>
+        <w:t xml:space="preserve">A resposta é fortemente individual. Uma segmentação por k-means separa resiliente (n=20), perturbado (n=6), extremo (n=1); o grupo explica η² = 0,696 da variância do PTH (Tabela 19). A decomposição de variância mostra que a maior parte é entre atletas (traço) em quase todas as dimensões (Tabela 20).</w:t>
       </w:r>
     </w:p>
     <w:tbl>
@@ -20000,7 +22262,7 @@
           <w:sz w:val="17"/>
           <w:szCs w:val="17"/>
         </w:rPr>
-        <w:t xml:space="preserve">Tabela 17. Segmentação dos atletas (k-means) por perfil de humor padronizado (escores-z por subescala); η²(PTH) = 0,696.</w:t>
+        <w:t xml:space="preserve">Tabela 19. Segmentação (k-means) por perfil de humor padronizado (escores-z); η²(PTH) = 0,696.</w:t>
       </w:r>
     </w:p>
     <w:tbl>
@@ -21236,16 +23498,16 @@
           <w:sz w:val="17"/>
           <w:szCs w:val="17"/>
         </w:rPr>
-        <w:t xml:space="preserve">Tabela 18. Decomposição da variância em traço (entre atletas) e estado (intra-atleta) por variável.</w:t>
+        <w:t xml:space="preserve">Tabela 20. Decomposição da variância em traço (entre atletas) e estado (intra-atleta).</w:t>
       </w:r>
     </w:p>
     <w:p>
       <w:pPr>
-        <w:pStyle w:val="Heading2"/>
+        <w:pStyle w:val="Heading3"/>
         <w:spacing w:after="120" w:before="280"/>
       </w:pPr>
       <w:r>
-        <w:t xml:space="preserve">3.12. Autorrelatos complementares e o item "Sonolento"</w:t>
+        <w:t xml:space="preserve">3.4.6. Autorrelatos complementares e o item "Sonolento"</w:t>
       </w:r>
     </w:p>
     <w:p>
@@ -21254,7 +23516,7 @@
         <w:jc w:val="both"/>
       </w:pPr>
       <w:r>
-        <w:t xml:space="preserve">Os autorrelatos externos ao BRUMS confirmam o eixo físico: fadiga física e estado físico movem-se forte e significativamente, os mentais apenas tendem (Tabela 19). Um achado específico e contraintuitivo: o item "Sonolento" (terceiro da subescala Fadiga) comporta-se na contramão — enquanto Esgotado/Exausto/Cansado sobem pós-treino, a sonolência cai (Tabela 20): o exercício agudo é ativador, ainda que eleve a exaustão física. Isso explica a não-invariância residual localizada nesse item (§3.5) e recomenda tratar a sonolência à parte, no eixo sono↔alerta.</w:t>
+        <w:t xml:space="preserve">Os autorrelatos externos confirmam o eixo físico (Tabela 21). Um achado contraintuitivo: o item "Sonolento" move-se na contramão — enquanto Esgotado/Exausto/Cansado sobem, a sonolência cai (Tabela 22): o exercício agudo é ativador, o que explica a não-invariância residual localizada nesse item e recomenda tratá-lo à parte (eixo sono↔alerta).</w:t>
       </w:r>
     </w:p>
     <w:tbl>
@@ -22228,7 +24490,7 @@
           <w:sz w:val="17"/>
           <w:szCs w:val="17"/>
         </w:rPr>
-        <w:t xml:space="preserve">Tabela 19. Autorrelatos externos ao BRUMS — resposta aguda pré→pós.</w:t>
+        <w:t xml:space="preserve">Tabela 21. Autorrelatos externos ao BRUMS — resposta aguda pré→pós.</w:t>
       </w:r>
     </w:p>
     <w:tbl>
@@ -23069,7 +25331,7 @@
           <w:sz w:val="17"/>
           <w:szCs w:val="17"/>
         </w:rPr>
-        <w:t xml:space="preserve">Tabela 20. Itens da subescala Fadiga — o "Sonolento" move-se na contramão dos demais.</w:t>
+        <w:t xml:space="preserve">Tabela 22. Itens da subescala Fadiga — o "Sonolento" move-se na contramão dos demais.</w:t>
       </w:r>
     </w:p>
     <w:p>
@@ -23096,7 +25358,7 @@
                     </pic:cNvPicPr>
                   </pic:nvPicPr>
                   <pic:blipFill>
-                    <a:blip r:embed="rId15" cstate="none"/>
+                    <a:blip r:embed="rId17" cstate="none"/>
                     <a:srcRect/>
                     <a:stretch>
                       <a:fillRect/>
@@ -23130,7 +25392,7 @@
           <w:sz w:val="17"/>
           <w:szCs w:val="17"/>
         </w:rPr>
-        <w:t xml:space="preserve">Figura 9. Painel de síntese: medidores dos indicadores-chave, radar do perfil pré×pós (erosão do iceberg), monitoramento diário D1→D7 e mapa 4D das variáveis.</w:t>
+        <w:t xml:space="preserve">Figura 11. Painel de síntese: medidores dos indicadores-chave, radar do perfil pré×pós, monitoramento diário D1→D7 e mapa 4D das variáveis.</w:t>
       </w:r>
     </w:p>
     <w:p>
@@ -23154,6 +25416,38 @@
       </w:pPr>
       <w:r>
         <w:t xml:space="preserve">Este estudo caracterizou a resposta do humor de atletas de handebol de elite a um microciclo com HIIT e identificou os marcadores mais úteis ao monitoramento, mantendo o atleta como unidade em todas as camadas. Três achados principais emergem e convergem por métodos independentes.</w:t>
+      </w:r>
+    </w:p>
+    <w:p>
+      <w:pPr>
+        <w:spacing w:after="140" w:before="0" w:line="300"/>
+        <w:jc w:val="both"/>
+      </w:pPr>
+      <w:r>
+        <w:rPr>
+          <w:b/>
+          <w:bCs/>
+        </w:rPr>
+        <w:t xml:space="preserve">A dose do estímulo e sua leitura fisiológica. </w:t>
+      </w:r>
+      <w:r>
+        <w:t xml:space="preserve">O protocolo — 4 × 4 min a 104% da velocidade de pico com 3 min de intervalo — impôs uma carga interna quase-máxima e progressiva: a FC de pico atingiu 186 bpm, a FC média das séries 179 bpm e a PSE final 9,9. A elevação da FC de recuperação ao longo das séries (deriva cardiovascular, recuperação incompleta) confirma que o estímulo operou próximo ao teto aeróbio, na zona associada a maiores adaptações centrais e periféricas (Buchheit &amp; Laursen, 2013). É justamente esse regime de teto que explica o desacoplamento observado: quando todos treinam perto do máximo, a variância da carga interna se comprime e deixa de explicar a variância — bem maior — da resposta de humor.</w:t>
+      </w:r>
+    </w:p>
+    <w:p>
+      <w:pPr>
+        <w:spacing w:after="140" w:before="0" w:line="300"/>
+        <w:jc w:val="both"/>
+      </w:pPr>
+      <w:r>
+        <w:rPr>
+          <w:b/>
+          <w:bCs/>
+        </w:rPr>
+        <w:t xml:space="preserve">Descritivas, normalidade e escolha de métodos. </w:t>
+      </w:r>
+      <w:r>
+        <w:t xml:space="preserve">As distribuições (histogramas, box plots e Q–Q) mostraram forte efeito piso nas subescalas negativas e não-normalidade generalizada (Shapiro–Wilk), o que poderia comprometer testes paramétricos. A concordância entre t e Wilcoxon, a confirmação por permutação restrita e a estimação bayesiana blindam as conclusões contra essa ameaça. O contraste direto entre dias de HIIT e dias sem HIIT não sobreviveu à correção — coerente com a leitura de que a assinatura do HIIT está no acúmulo diário ao longo do microciclo, e não num contraste agudo isolado, dominado pela variabilidade individual.</w:t>
       </w:r>
     </w:p>
     <w:p>
@@ -24842,5 +27136,23 @@
       <w:szCs w:val="24"/>
     </w:rPr>
   </w:style>
+  <w:style w:type="paragraph" w:styleId="Heading3">
+    <w:name w:val="Heading 3"/>
+    <w:basedOn w:val="Normal"/>
+    <w:next w:val="Normal"/>
+    <w:qFormat/>
+    <w:pPr>
+      <w:spacing w:after="80" w:before="180"/>
+      <w:outlineLvl w:val="2"/>
+    </w:pPr>
+    <w:rPr>
+      <w:rFonts w:ascii="Cambria" w:cs="Cambria" w:eastAsia="Cambria" w:hAnsi="Cambria"/>
+      <w:b/>
+      <w:bCs/>
+      <w:color w:val="0E8C86"/>
+      <w:sz w:val="21"/>
+      <w:szCs w:val="21"/>
+    </w:rPr>
+  </w:style>
 </w:styles>
 </file>
--- a/auditoria_brums_hiit/tese/Artigo_BRUMS_HIIT_A1.docx
+++ b/auditoria_brums_hiit/tese/Artigo_BRUMS_HIIT_A1.docx
@@ -25402,6 +25402,3425 @@
     </w:p>
     <w:p>
       <w:pPr>
+        <w:pStyle w:val="Heading2"/>
+        <w:spacing w:after="120" w:before="280"/>
+      </w:pPr>
+      <w:r>
+        <w:t xml:space="preserve">3.5. Análises complementares</w:t>
+      </w:r>
+    </w:p>
+    <w:p>
+      <w:pPr>
+        <w:pStyle w:val="Heading3"/>
+        <w:spacing w:after="120" w:before="280"/>
+      </w:pPr>
+      <w:r>
+        <w:t xml:space="preserve">3.5.1. Mudança confiável por atleta (RCI / MDC)</w:t>
+      </w:r>
+    </w:p>
+    <w:p>
+      <w:pPr>
+        <w:spacing w:after="140" w:before="0" w:line="300"/>
+        <w:jc w:val="both"/>
+      </w:pPr>
+      <w:r>
+        <w:t xml:space="preserve">Usando o erro-padrão de medida (SEM = DP·√(1−α)) e a mínima mudança detectável (MDC₉₅ = 1,96·√2·SEM), classificou-se cada mudança pré→pós individual pelo índice de mudança confiável (RCI). A maior parte das mudanças fica dentro do ruído de medida: apenas 4–20% dos pares atingem mudança confiável (|RCI|&gt;1,96), reforçando a forte individualidade da resposta (Tabela 23).</w:t>
+      </w:r>
+    </w:p>
+    <w:tbl>
+      <w:tblPr>
+        <w:tblW w:type="dxa" w:w="9360"/>
+        <w:tblBorders>
+          <w:top w:val="single" w:color="C9D4E0" w:sz="2"/>
+          <w:left w:val="single" w:color="C9D4E0" w:sz="2"/>
+          <w:bottom w:val="single" w:color="C9D4E0" w:sz="2"/>
+          <w:right w:val="single" w:color="C9D4E0" w:sz="2"/>
+          <w:insideH w:val="single" w:color="C9D4E0" w:sz="2"/>
+          <w:insideV w:val="single" w:color="C9D4E0" w:sz="2"/>
+        </w:tblBorders>
+      </w:tblPr>
+      <w:tblGrid>
+        <w:gridCol w:w="2360"/>
+        <w:gridCol w:w="1080"/>
+        <w:gridCol w:w="1080"/>
+        <w:gridCol w:w="1080"/>
+        <w:gridCol w:w="1240"/>
+        <w:gridCol w:w="1260"/>
+        <w:gridCol w:w="1260"/>
+      </w:tblGrid>
+      <w:tr>
+        <w:trPr>
+          <w:tblHeader/>
+        </w:trPr>
+        <w:tc>
+          <w:tcPr>
+            <w:tcW w:type="dxa" w:w="2360"/>
+            <w:shd w:fill="EAF1F7" w:color="auto" w:val="clear"/>
+            <w:tcMar>
+              <w:top w:type="dxa" w:w="40"/>
+              <w:left w:type="dxa" w:w="90"/>
+              <w:bottom w:type="dxa" w:w="40"/>
+              <w:right w:type="dxa" w:w="90"/>
+            </w:tcMar>
+          </w:tcPr>
+          <w:p>
+            <w:pPr>
+              <w:spacing w:after="0" w:line="240"/>
+              <w:jc w:val="left"/>
+            </w:pPr>
+            <w:r>
+              <w:rPr>
+                <w:b/>
+                <w:bCs/>
+                <w:color w:val="16273D"/>
+                <w:sz w:val="17"/>
+                <w:szCs w:val="17"/>
+              </w:rPr>
+              <w:t xml:space="preserve">Subescala</w:t>
+            </w:r>
+          </w:p>
+        </w:tc>
+        <w:tc>
+          <w:tcPr>
+            <w:tcW w:type="dxa" w:w="1080"/>
+            <w:shd w:fill="EAF1F7" w:color="auto" w:val="clear"/>
+            <w:tcMar>
+              <w:top w:type="dxa" w:w="40"/>
+              <w:left w:type="dxa" w:w="90"/>
+              <w:bottom w:type="dxa" w:w="40"/>
+              <w:right w:type="dxa" w:w="90"/>
+            </w:tcMar>
+          </w:tcPr>
+          <w:p>
+            <w:pPr>
+              <w:spacing w:after="0" w:line="240"/>
+              <w:jc w:val="right"/>
+            </w:pPr>
+            <w:r>
+              <w:rPr>
+                <w:b/>
+                <w:bCs/>
+                <w:color w:val="16273D"/>
+                <w:sz w:val="17"/>
+                <w:szCs w:val="17"/>
+              </w:rPr>
+              <w:t xml:space="preserve">α</w:t>
+            </w:r>
+          </w:p>
+        </w:tc>
+        <w:tc>
+          <w:tcPr>
+            <w:tcW w:type="dxa" w:w="1080"/>
+            <w:shd w:fill="EAF1F7" w:color="auto" w:val="clear"/>
+            <w:tcMar>
+              <w:top w:type="dxa" w:w="40"/>
+              <w:left w:type="dxa" w:w="90"/>
+              <w:bottom w:type="dxa" w:w="40"/>
+              <w:right w:type="dxa" w:w="90"/>
+            </w:tcMar>
+          </w:tcPr>
+          <w:p>
+            <w:pPr>
+              <w:spacing w:after="0" w:line="240"/>
+              <w:jc w:val="right"/>
+            </w:pPr>
+            <w:r>
+              <w:rPr>
+                <w:b/>
+                <w:bCs/>
+                <w:color w:val="16273D"/>
+                <w:sz w:val="17"/>
+                <w:szCs w:val="17"/>
+              </w:rPr>
+              <w:t xml:space="preserve">DP</w:t>
+            </w:r>
+          </w:p>
+        </w:tc>
+        <w:tc>
+          <w:tcPr>
+            <w:tcW w:type="dxa" w:w="1080"/>
+            <w:shd w:fill="EAF1F7" w:color="auto" w:val="clear"/>
+            <w:tcMar>
+              <w:top w:type="dxa" w:w="40"/>
+              <w:left w:type="dxa" w:w="90"/>
+              <w:bottom w:type="dxa" w:w="40"/>
+              <w:right w:type="dxa" w:w="90"/>
+            </w:tcMar>
+          </w:tcPr>
+          <w:p>
+            <w:pPr>
+              <w:spacing w:after="0" w:line="240"/>
+              <w:jc w:val="right"/>
+            </w:pPr>
+            <w:r>
+              <w:rPr>
+                <w:b/>
+                <w:bCs/>
+                <w:color w:val="16273D"/>
+                <w:sz w:val="17"/>
+                <w:szCs w:val="17"/>
+              </w:rPr>
+              <w:t xml:space="preserve">SEM</w:t>
+            </w:r>
+          </w:p>
+        </w:tc>
+        <w:tc>
+          <w:tcPr>
+            <w:tcW w:type="dxa" w:w="1240"/>
+            <w:shd w:fill="EAF1F7" w:color="auto" w:val="clear"/>
+            <w:tcMar>
+              <w:top w:type="dxa" w:w="40"/>
+              <w:left w:type="dxa" w:w="90"/>
+              <w:bottom w:type="dxa" w:w="40"/>
+              <w:right w:type="dxa" w:w="90"/>
+            </w:tcMar>
+          </w:tcPr>
+          <w:p>
+            <w:pPr>
+              <w:spacing w:after="0" w:line="240"/>
+              <w:jc w:val="right"/>
+            </w:pPr>
+            <w:r>
+              <w:rPr>
+                <w:b/>
+                <w:bCs/>
+                <w:color w:val="16273D"/>
+                <w:sz w:val="17"/>
+                <w:szCs w:val="17"/>
+              </w:rPr>
+              <w:t xml:space="preserve">MDC₉₅</w:t>
+            </w:r>
+          </w:p>
+        </w:tc>
+        <w:tc>
+          <w:tcPr>
+            <w:tcW w:type="dxa" w:w="1260"/>
+            <w:shd w:fill="EAF1F7" w:color="auto" w:val="clear"/>
+            <w:tcMar>
+              <w:top w:type="dxa" w:w="40"/>
+              <w:left w:type="dxa" w:w="90"/>
+              <w:bottom w:type="dxa" w:w="40"/>
+              <w:right w:type="dxa" w:w="90"/>
+            </w:tcMar>
+          </w:tcPr>
+          <w:p>
+            <w:pPr>
+              <w:spacing w:after="0" w:line="240"/>
+              <w:jc w:val="right"/>
+            </w:pPr>
+            <w:r>
+              <w:rPr>
+                <w:b/>
+                <w:bCs/>
+                <w:color w:val="16273D"/>
+                <w:sz w:val="17"/>
+                <w:szCs w:val="17"/>
+              </w:rPr>
+              <w:t xml:space="preserve">% ↑ confiável</w:t>
+            </w:r>
+          </w:p>
+        </w:tc>
+        <w:tc>
+          <w:tcPr>
+            <w:tcW w:type="dxa" w:w="1260"/>
+            <w:shd w:fill="EAF1F7" w:color="auto" w:val="clear"/>
+            <w:tcMar>
+              <w:top w:type="dxa" w:w="40"/>
+              <w:left w:type="dxa" w:w="90"/>
+              <w:bottom w:type="dxa" w:w="40"/>
+              <w:right w:type="dxa" w:w="90"/>
+            </w:tcMar>
+          </w:tcPr>
+          <w:p>
+            <w:pPr>
+              <w:spacing w:after="0" w:line="240"/>
+              <w:jc w:val="right"/>
+            </w:pPr>
+            <w:r>
+              <w:rPr>
+                <w:b/>
+                <w:bCs/>
+                <w:color w:val="16273D"/>
+                <w:sz w:val="17"/>
+                <w:szCs w:val="17"/>
+              </w:rPr>
+              <w:t xml:space="preserve">% ↓ confiável</w:t>
+            </w:r>
+          </w:p>
+        </w:tc>
+      </w:tr>
+      <w:tr>
+        <w:tc>
+          <w:tcPr>
+            <w:tcW w:type="dxa" w:w="2360"/>
+            <w:tcMar>
+              <w:top w:type="dxa" w:w="40"/>
+              <w:left w:type="dxa" w:w="90"/>
+              <w:bottom w:type="dxa" w:w="40"/>
+              <w:right w:type="dxa" w:w="90"/>
+            </w:tcMar>
+          </w:tcPr>
+          <w:p>
+            <w:pPr>
+              <w:spacing w:after="0" w:line="240"/>
+              <w:jc w:val="left"/>
+            </w:pPr>
+            <w:r>
+              <w:rPr>
+                <w:b w:val="false"/>
+                <w:bCs w:val="false"/>
+                <w:sz w:val="17"/>
+                <w:szCs w:val="17"/>
+              </w:rPr>
+              <w:t xml:space="preserve">Tensão</w:t>
+            </w:r>
+          </w:p>
+        </w:tc>
+        <w:tc>
+          <w:tcPr>
+            <w:tcW w:type="dxa" w:w="1080"/>
+            <w:tcMar>
+              <w:top w:type="dxa" w:w="40"/>
+              <w:left w:type="dxa" w:w="90"/>
+              <w:bottom w:type="dxa" w:w="40"/>
+              <w:right w:type="dxa" w:w="90"/>
+            </w:tcMar>
+          </w:tcPr>
+          <w:p>
+            <w:pPr>
+              <w:spacing w:after="0" w:line="240"/>
+              <w:jc w:val="right"/>
+            </w:pPr>
+            <w:r>
+              <w:rPr>
+                <w:b w:val="false"/>
+                <w:bCs w:val="false"/>
+                <w:sz w:val="17"/>
+                <w:szCs w:val="17"/>
+              </w:rPr>
+              <w:t xml:space="preserve">0,43</w:t>
+            </w:r>
+          </w:p>
+        </w:tc>
+        <w:tc>
+          <w:tcPr>
+            <w:tcW w:type="dxa" w:w="1080"/>
+            <w:tcMar>
+              <w:top w:type="dxa" w:w="40"/>
+              <w:left w:type="dxa" w:w="90"/>
+              <w:bottom w:type="dxa" w:w="40"/>
+              <w:right w:type="dxa" w:w="90"/>
+            </w:tcMar>
+          </w:tcPr>
+          <w:p>
+            <w:pPr>
+              <w:spacing w:after="0" w:line="240"/>
+              <w:jc w:val="right"/>
+            </w:pPr>
+            <w:r>
+              <w:rPr>
+                <w:b w:val="false"/>
+                <w:bCs w:val="false"/>
+                <w:sz w:val="17"/>
+                <w:szCs w:val="17"/>
+              </w:rPr>
+              <w:t xml:space="preserve">1,84</w:t>
+            </w:r>
+          </w:p>
+        </w:tc>
+        <w:tc>
+          <w:tcPr>
+            <w:tcW w:type="dxa" w:w="1080"/>
+            <w:tcMar>
+              <w:top w:type="dxa" w:w="40"/>
+              <w:left w:type="dxa" w:w="90"/>
+              <w:bottom w:type="dxa" w:w="40"/>
+              <w:right w:type="dxa" w:w="90"/>
+            </w:tcMar>
+          </w:tcPr>
+          <w:p>
+            <w:pPr>
+              <w:spacing w:after="0" w:line="240"/>
+              <w:jc w:val="right"/>
+            </w:pPr>
+            <w:r>
+              <w:rPr>
+                <w:b w:val="false"/>
+                <w:bCs w:val="false"/>
+                <w:sz w:val="17"/>
+                <w:szCs w:val="17"/>
+              </w:rPr>
+              <w:t xml:space="preserve">1,39</w:t>
+            </w:r>
+          </w:p>
+        </w:tc>
+        <w:tc>
+          <w:tcPr>
+            <w:tcW w:type="dxa" w:w="1240"/>
+            <w:tcMar>
+              <w:top w:type="dxa" w:w="40"/>
+              <w:left w:type="dxa" w:w="90"/>
+              <w:bottom w:type="dxa" w:w="40"/>
+              <w:right w:type="dxa" w:w="90"/>
+            </w:tcMar>
+          </w:tcPr>
+          <w:p>
+            <w:pPr>
+              <w:spacing w:after="0" w:line="240"/>
+              <w:jc w:val="right"/>
+            </w:pPr>
+            <w:r>
+              <w:rPr>
+                <w:b w:val="false"/>
+                <w:bCs w:val="false"/>
+                <w:sz w:val="17"/>
+                <w:szCs w:val="17"/>
+              </w:rPr>
+              <w:t xml:space="preserve">3,85</w:t>
+            </w:r>
+          </w:p>
+        </w:tc>
+        <w:tc>
+          <w:tcPr>
+            <w:tcW w:type="dxa" w:w="1260"/>
+            <w:tcMar>
+              <w:top w:type="dxa" w:w="40"/>
+              <w:left w:type="dxa" w:w="90"/>
+              <w:bottom w:type="dxa" w:w="40"/>
+              <w:right w:type="dxa" w:w="90"/>
+            </w:tcMar>
+          </w:tcPr>
+          <w:p>
+            <w:pPr>
+              <w:spacing w:after="0" w:line="240"/>
+              <w:jc w:val="right"/>
+            </w:pPr>
+            <w:r>
+              <w:rPr>
+                <w:b w:val="false"/>
+                <w:bCs w:val="false"/>
+                <w:sz w:val="17"/>
+                <w:szCs w:val="17"/>
+              </w:rPr>
+              <w:t xml:space="preserve">3,7</w:t>
+            </w:r>
+          </w:p>
+        </w:tc>
+        <w:tc>
+          <w:tcPr>
+            <w:tcW w:type="dxa" w:w="1260"/>
+            <w:tcMar>
+              <w:top w:type="dxa" w:w="40"/>
+              <w:left w:type="dxa" w:w="90"/>
+              <w:bottom w:type="dxa" w:w="40"/>
+              <w:right w:type="dxa" w:w="90"/>
+            </w:tcMar>
+          </w:tcPr>
+          <w:p>
+            <w:pPr>
+              <w:spacing w:after="0" w:line="240"/>
+              <w:jc w:val="right"/>
+            </w:pPr>
+            <w:r>
+              <w:rPr>
+                <w:b w:val="false"/>
+                <w:bCs w:val="false"/>
+                <w:sz w:val="17"/>
+                <w:szCs w:val="17"/>
+              </w:rPr>
+              <w:t xml:space="preserve">0,0</w:t>
+            </w:r>
+          </w:p>
+        </w:tc>
+      </w:tr>
+      <w:tr>
+        <w:tc>
+          <w:tcPr>
+            <w:tcW w:type="dxa" w:w="2360"/>
+            <w:tcMar>
+              <w:top w:type="dxa" w:w="40"/>
+              <w:left w:type="dxa" w:w="90"/>
+              <w:bottom w:type="dxa" w:w="40"/>
+              <w:right w:type="dxa" w:w="90"/>
+            </w:tcMar>
+          </w:tcPr>
+          <w:p>
+            <w:pPr>
+              <w:spacing w:after="0" w:line="240"/>
+              <w:jc w:val="left"/>
+            </w:pPr>
+            <w:r>
+              <w:rPr>
+                <w:b w:val="false"/>
+                <w:bCs w:val="false"/>
+                <w:sz w:val="17"/>
+                <w:szCs w:val="17"/>
+              </w:rPr>
+              <w:t xml:space="preserve">Depressão</w:t>
+            </w:r>
+          </w:p>
+        </w:tc>
+        <w:tc>
+          <w:tcPr>
+            <w:tcW w:type="dxa" w:w="1080"/>
+            <w:tcMar>
+              <w:top w:type="dxa" w:w="40"/>
+              <w:left w:type="dxa" w:w="90"/>
+              <w:bottom w:type="dxa" w:w="40"/>
+              <w:right w:type="dxa" w:w="90"/>
+            </w:tcMar>
+          </w:tcPr>
+          <w:p>
+            <w:pPr>
+              <w:spacing w:after="0" w:line="240"/>
+              <w:jc w:val="right"/>
+            </w:pPr>
+            <w:r>
+              <w:rPr>
+                <w:b w:val="false"/>
+                <w:bCs w:val="false"/>
+                <w:sz w:val="17"/>
+                <w:szCs w:val="17"/>
+              </w:rPr>
+              <w:t xml:space="preserve">0,84</w:t>
+            </w:r>
+          </w:p>
+        </w:tc>
+        <w:tc>
+          <w:tcPr>
+            <w:tcW w:type="dxa" w:w="1080"/>
+            <w:tcMar>
+              <w:top w:type="dxa" w:w="40"/>
+              <w:left w:type="dxa" w:w="90"/>
+              <w:bottom w:type="dxa" w:w="40"/>
+              <w:right w:type="dxa" w:w="90"/>
+            </w:tcMar>
+          </w:tcPr>
+          <w:p>
+            <w:pPr>
+              <w:spacing w:after="0" w:line="240"/>
+              <w:jc w:val="right"/>
+            </w:pPr>
+            <w:r>
+              <w:rPr>
+                <w:b w:val="false"/>
+                <w:bCs w:val="false"/>
+                <w:sz w:val="17"/>
+                <w:szCs w:val="17"/>
+              </w:rPr>
+              <w:t xml:space="preserve">2,31</w:t>
+            </w:r>
+          </w:p>
+        </w:tc>
+        <w:tc>
+          <w:tcPr>
+            <w:tcW w:type="dxa" w:w="1080"/>
+            <w:tcMar>
+              <w:top w:type="dxa" w:w="40"/>
+              <w:left w:type="dxa" w:w="90"/>
+              <w:bottom w:type="dxa" w:w="40"/>
+              <w:right w:type="dxa" w:w="90"/>
+            </w:tcMar>
+          </w:tcPr>
+          <w:p>
+            <w:pPr>
+              <w:spacing w:after="0" w:line="240"/>
+              <w:jc w:val="right"/>
+            </w:pPr>
+            <w:r>
+              <w:rPr>
+                <w:b w:val="false"/>
+                <w:bCs w:val="false"/>
+                <w:sz w:val="17"/>
+                <w:szCs w:val="17"/>
+              </w:rPr>
+              <w:t xml:space="preserve">0,91</w:t>
+            </w:r>
+          </w:p>
+        </w:tc>
+        <w:tc>
+          <w:tcPr>
+            <w:tcW w:type="dxa" w:w="1240"/>
+            <w:tcMar>
+              <w:top w:type="dxa" w:w="40"/>
+              <w:left w:type="dxa" w:w="90"/>
+              <w:bottom w:type="dxa" w:w="40"/>
+              <w:right w:type="dxa" w:w="90"/>
+            </w:tcMar>
+          </w:tcPr>
+          <w:p>
+            <w:pPr>
+              <w:spacing w:after="0" w:line="240"/>
+              <w:jc w:val="right"/>
+            </w:pPr>
+            <w:r>
+              <w:rPr>
+                <w:b w:val="false"/>
+                <w:bCs w:val="false"/>
+                <w:sz w:val="17"/>
+                <w:szCs w:val="17"/>
+              </w:rPr>
+              <w:t xml:space="preserve">2,53</w:t>
+            </w:r>
+          </w:p>
+        </w:tc>
+        <w:tc>
+          <w:tcPr>
+            <w:tcW w:type="dxa" w:w="1260"/>
+            <w:tcMar>
+              <w:top w:type="dxa" w:w="40"/>
+              <w:left w:type="dxa" w:w="90"/>
+              <w:bottom w:type="dxa" w:w="40"/>
+              <w:right w:type="dxa" w:w="90"/>
+            </w:tcMar>
+          </w:tcPr>
+          <w:p>
+            <w:pPr>
+              <w:spacing w:after="0" w:line="240"/>
+              <w:jc w:val="right"/>
+            </w:pPr>
+            <w:r>
+              <w:rPr>
+                <w:b w:val="false"/>
+                <w:bCs w:val="false"/>
+                <w:sz w:val="17"/>
+                <w:szCs w:val="17"/>
+              </w:rPr>
+              <w:t xml:space="preserve">8,9</w:t>
+            </w:r>
+          </w:p>
+        </w:tc>
+        <w:tc>
+          <w:tcPr>
+            <w:tcW w:type="dxa" w:w="1260"/>
+            <w:tcMar>
+              <w:top w:type="dxa" w:w="40"/>
+              <w:left w:type="dxa" w:w="90"/>
+              <w:bottom w:type="dxa" w:w="40"/>
+              <w:right w:type="dxa" w:w="90"/>
+            </w:tcMar>
+          </w:tcPr>
+          <w:p>
+            <w:pPr>
+              <w:spacing w:after="0" w:line="240"/>
+              <w:jc w:val="right"/>
+            </w:pPr>
+            <w:r>
+              <w:rPr>
+                <w:b w:val="false"/>
+                <w:bCs w:val="false"/>
+                <w:sz w:val="17"/>
+                <w:szCs w:val="17"/>
+              </w:rPr>
+              <w:t xml:space="preserve">2,2</w:t>
+            </w:r>
+          </w:p>
+        </w:tc>
+      </w:tr>
+      <w:tr>
+        <w:tc>
+          <w:tcPr>
+            <w:tcW w:type="dxa" w:w="2360"/>
+            <w:tcMar>
+              <w:top w:type="dxa" w:w="40"/>
+              <w:left w:type="dxa" w:w="90"/>
+              <w:bottom w:type="dxa" w:w="40"/>
+              <w:right w:type="dxa" w:w="90"/>
+            </w:tcMar>
+          </w:tcPr>
+          <w:p>
+            <w:pPr>
+              <w:spacing w:after="0" w:line="240"/>
+              <w:jc w:val="left"/>
+            </w:pPr>
+            <w:r>
+              <w:rPr>
+                <w:b w:val="false"/>
+                <w:bCs w:val="false"/>
+                <w:sz w:val="17"/>
+                <w:szCs w:val="17"/>
+              </w:rPr>
+              <w:t xml:space="preserve">Raiva</w:t>
+            </w:r>
+          </w:p>
+        </w:tc>
+        <w:tc>
+          <w:tcPr>
+            <w:tcW w:type="dxa" w:w="1080"/>
+            <w:tcMar>
+              <w:top w:type="dxa" w:w="40"/>
+              <w:left w:type="dxa" w:w="90"/>
+              <w:bottom w:type="dxa" w:w="40"/>
+              <w:right w:type="dxa" w:w="90"/>
+            </w:tcMar>
+          </w:tcPr>
+          <w:p>
+            <w:pPr>
+              <w:spacing w:after="0" w:line="240"/>
+              <w:jc w:val="right"/>
+            </w:pPr>
+            <w:r>
+              <w:rPr>
+                <w:b w:val="false"/>
+                <w:bCs w:val="false"/>
+                <w:sz w:val="17"/>
+                <w:szCs w:val="17"/>
+              </w:rPr>
+              <w:t xml:space="preserve">0,87</w:t>
+            </w:r>
+          </w:p>
+        </w:tc>
+        <w:tc>
+          <w:tcPr>
+            <w:tcW w:type="dxa" w:w="1080"/>
+            <w:tcMar>
+              <w:top w:type="dxa" w:w="40"/>
+              <w:left w:type="dxa" w:w="90"/>
+              <w:bottom w:type="dxa" w:w="40"/>
+              <w:right w:type="dxa" w:w="90"/>
+            </w:tcMar>
+          </w:tcPr>
+          <w:p>
+            <w:pPr>
+              <w:spacing w:after="0" w:line="240"/>
+              <w:jc w:val="right"/>
+            </w:pPr>
+            <w:r>
+              <w:rPr>
+                <w:b w:val="false"/>
+                <w:bCs w:val="false"/>
+                <w:sz w:val="17"/>
+                <w:szCs w:val="17"/>
+              </w:rPr>
+              <w:t xml:space="preserve">2,73</w:t>
+            </w:r>
+          </w:p>
+        </w:tc>
+        <w:tc>
+          <w:tcPr>
+            <w:tcW w:type="dxa" w:w="1080"/>
+            <w:tcMar>
+              <w:top w:type="dxa" w:w="40"/>
+              <w:left w:type="dxa" w:w="90"/>
+              <w:bottom w:type="dxa" w:w="40"/>
+              <w:right w:type="dxa" w:w="90"/>
+            </w:tcMar>
+          </w:tcPr>
+          <w:p>
+            <w:pPr>
+              <w:spacing w:after="0" w:line="240"/>
+              <w:jc w:val="right"/>
+            </w:pPr>
+            <w:r>
+              <w:rPr>
+                <w:b w:val="false"/>
+                <w:bCs w:val="false"/>
+                <w:sz w:val="17"/>
+                <w:szCs w:val="17"/>
+              </w:rPr>
+              <w:t xml:space="preserve">0,99</w:t>
+            </w:r>
+          </w:p>
+        </w:tc>
+        <w:tc>
+          <w:tcPr>
+            <w:tcW w:type="dxa" w:w="1240"/>
+            <w:tcMar>
+              <w:top w:type="dxa" w:w="40"/>
+              <w:left w:type="dxa" w:w="90"/>
+              <w:bottom w:type="dxa" w:w="40"/>
+              <w:right w:type="dxa" w:w="90"/>
+            </w:tcMar>
+          </w:tcPr>
+          <w:p>
+            <w:pPr>
+              <w:spacing w:after="0" w:line="240"/>
+              <w:jc w:val="right"/>
+            </w:pPr>
+            <w:r>
+              <w:rPr>
+                <w:b w:val="false"/>
+                <w:bCs w:val="false"/>
+                <w:sz w:val="17"/>
+                <w:szCs w:val="17"/>
+              </w:rPr>
+              <w:t xml:space="preserve">2,75</w:t>
+            </w:r>
+          </w:p>
+        </w:tc>
+        <w:tc>
+          <w:tcPr>
+            <w:tcW w:type="dxa" w:w="1260"/>
+            <w:tcMar>
+              <w:top w:type="dxa" w:w="40"/>
+              <w:left w:type="dxa" w:w="90"/>
+              <w:bottom w:type="dxa" w:w="40"/>
+              <w:right w:type="dxa" w:w="90"/>
+            </w:tcMar>
+          </w:tcPr>
+          <w:p>
+            <w:pPr>
+              <w:spacing w:after="0" w:line="240"/>
+              <w:jc w:val="right"/>
+            </w:pPr>
+            <w:r>
+              <w:rPr>
+                <w:b w:val="false"/>
+                <w:bCs w:val="false"/>
+                <w:sz w:val="17"/>
+                <w:szCs w:val="17"/>
+              </w:rPr>
+              <w:t xml:space="preserve">11,9</w:t>
+            </w:r>
+          </w:p>
+        </w:tc>
+        <w:tc>
+          <w:tcPr>
+            <w:tcW w:type="dxa" w:w="1260"/>
+            <w:tcMar>
+              <w:top w:type="dxa" w:w="40"/>
+              <w:left w:type="dxa" w:w="90"/>
+              <w:bottom w:type="dxa" w:w="40"/>
+              <w:right w:type="dxa" w:w="90"/>
+            </w:tcMar>
+          </w:tcPr>
+          <w:p>
+            <w:pPr>
+              <w:spacing w:after="0" w:line="240"/>
+              <w:jc w:val="right"/>
+            </w:pPr>
+            <w:r>
+              <w:rPr>
+                <w:b w:val="false"/>
+                <w:bCs w:val="false"/>
+                <w:sz w:val="17"/>
+                <w:szCs w:val="17"/>
+              </w:rPr>
+              <w:t xml:space="preserve">8,1</w:t>
+            </w:r>
+          </w:p>
+        </w:tc>
+      </w:tr>
+      <w:tr>
+        <w:tc>
+          <w:tcPr>
+            <w:tcW w:type="dxa" w:w="2360"/>
+            <w:tcMar>
+              <w:top w:type="dxa" w:w="40"/>
+              <w:left w:type="dxa" w:w="90"/>
+              <w:bottom w:type="dxa" w:w="40"/>
+              <w:right w:type="dxa" w:w="90"/>
+            </w:tcMar>
+          </w:tcPr>
+          <w:p>
+            <w:pPr>
+              <w:spacing w:after="0" w:line="240"/>
+              <w:jc w:val="left"/>
+            </w:pPr>
+            <w:r>
+              <w:rPr>
+                <w:b w:val="false"/>
+                <w:bCs w:val="false"/>
+                <w:sz w:val="17"/>
+                <w:szCs w:val="17"/>
+              </w:rPr>
+              <w:t xml:space="preserve">Vigor</w:t>
+            </w:r>
+          </w:p>
+        </w:tc>
+        <w:tc>
+          <w:tcPr>
+            <w:tcW w:type="dxa" w:w="1080"/>
+            <w:tcMar>
+              <w:top w:type="dxa" w:w="40"/>
+              <w:left w:type="dxa" w:w="90"/>
+              <w:bottom w:type="dxa" w:w="40"/>
+              <w:right w:type="dxa" w:w="90"/>
+            </w:tcMar>
+          </w:tcPr>
+          <w:p>
+            <w:pPr>
+              <w:spacing w:after="0" w:line="240"/>
+              <w:jc w:val="right"/>
+            </w:pPr>
+            <w:r>
+              <w:rPr>
+                <w:b w:val="false"/>
+                <w:bCs w:val="false"/>
+                <w:sz w:val="17"/>
+                <w:szCs w:val="17"/>
+              </w:rPr>
+              <w:t xml:space="preserve">0,68</w:t>
+            </w:r>
+          </w:p>
+        </w:tc>
+        <w:tc>
+          <w:tcPr>
+            <w:tcW w:type="dxa" w:w="1080"/>
+            <w:tcMar>
+              <w:top w:type="dxa" w:w="40"/>
+              <w:left w:type="dxa" w:w="90"/>
+              <w:bottom w:type="dxa" w:w="40"/>
+              <w:right w:type="dxa" w:w="90"/>
+            </w:tcMar>
+          </w:tcPr>
+          <w:p>
+            <w:pPr>
+              <w:spacing w:after="0" w:line="240"/>
+              <w:jc w:val="right"/>
+            </w:pPr>
+            <w:r>
+              <w:rPr>
+                <w:b w:val="false"/>
+                <w:bCs w:val="false"/>
+                <w:sz w:val="17"/>
+                <w:szCs w:val="17"/>
+              </w:rPr>
+              <w:t xml:space="preserve">3,12</w:t>
+            </w:r>
+          </w:p>
+        </w:tc>
+        <w:tc>
+          <w:tcPr>
+            <w:tcW w:type="dxa" w:w="1080"/>
+            <w:tcMar>
+              <w:top w:type="dxa" w:w="40"/>
+              <w:left w:type="dxa" w:w="90"/>
+              <w:bottom w:type="dxa" w:w="40"/>
+              <w:right w:type="dxa" w:w="90"/>
+            </w:tcMar>
+          </w:tcPr>
+          <w:p>
+            <w:pPr>
+              <w:spacing w:after="0" w:line="240"/>
+              <w:jc w:val="right"/>
+            </w:pPr>
+            <w:r>
+              <w:rPr>
+                <w:b w:val="false"/>
+                <w:bCs w:val="false"/>
+                <w:sz w:val="17"/>
+                <w:szCs w:val="17"/>
+              </w:rPr>
+              <w:t xml:space="preserve">1,75</w:t>
+            </w:r>
+          </w:p>
+        </w:tc>
+        <w:tc>
+          <w:tcPr>
+            <w:tcW w:type="dxa" w:w="1240"/>
+            <w:tcMar>
+              <w:top w:type="dxa" w:w="40"/>
+              <w:left w:type="dxa" w:w="90"/>
+              <w:bottom w:type="dxa" w:w="40"/>
+              <w:right w:type="dxa" w:w="90"/>
+            </w:tcMar>
+          </w:tcPr>
+          <w:p>
+            <w:pPr>
+              <w:spacing w:after="0" w:line="240"/>
+              <w:jc w:val="right"/>
+            </w:pPr>
+            <w:r>
+              <w:rPr>
+                <w:b w:val="false"/>
+                <w:bCs w:val="false"/>
+                <w:sz w:val="17"/>
+                <w:szCs w:val="17"/>
+              </w:rPr>
+              <w:t xml:space="preserve">4,86</w:t>
+            </w:r>
+          </w:p>
+        </w:tc>
+        <w:tc>
+          <w:tcPr>
+            <w:tcW w:type="dxa" w:w="1260"/>
+            <w:tcMar>
+              <w:top w:type="dxa" w:w="40"/>
+              <w:left w:type="dxa" w:w="90"/>
+              <w:bottom w:type="dxa" w:w="40"/>
+              <w:right w:type="dxa" w:w="90"/>
+            </w:tcMar>
+          </w:tcPr>
+          <w:p>
+            <w:pPr>
+              <w:spacing w:after="0" w:line="240"/>
+              <w:jc w:val="right"/>
+            </w:pPr>
+            <w:r>
+              <w:rPr>
+                <w:b w:val="false"/>
+                <w:bCs w:val="false"/>
+                <w:sz w:val="17"/>
+                <w:szCs w:val="17"/>
+              </w:rPr>
+              <w:t xml:space="preserve">0,7</w:t>
+            </w:r>
+          </w:p>
+        </w:tc>
+        <w:tc>
+          <w:tcPr>
+            <w:tcW w:type="dxa" w:w="1260"/>
+            <w:tcMar>
+              <w:top w:type="dxa" w:w="40"/>
+              <w:left w:type="dxa" w:w="90"/>
+              <w:bottom w:type="dxa" w:w="40"/>
+              <w:right w:type="dxa" w:w="90"/>
+            </w:tcMar>
+          </w:tcPr>
+          <w:p>
+            <w:pPr>
+              <w:spacing w:after="0" w:line="240"/>
+              <w:jc w:val="right"/>
+            </w:pPr>
+            <w:r>
+              <w:rPr>
+                <w:b w:val="false"/>
+                <w:bCs w:val="false"/>
+                <w:sz w:val="17"/>
+                <w:szCs w:val="17"/>
+              </w:rPr>
+              <w:t xml:space="preserve">12,6</w:t>
+            </w:r>
+          </w:p>
+        </w:tc>
+      </w:tr>
+      <w:tr>
+        <w:tc>
+          <w:tcPr>
+            <w:tcW w:type="dxa" w:w="2360"/>
+            <w:tcMar>
+              <w:top w:type="dxa" w:w="40"/>
+              <w:left w:type="dxa" w:w="90"/>
+              <w:bottom w:type="dxa" w:w="40"/>
+              <w:right w:type="dxa" w:w="90"/>
+            </w:tcMar>
+          </w:tcPr>
+          <w:p>
+            <w:pPr>
+              <w:spacing w:after="0" w:line="240"/>
+              <w:jc w:val="left"/>
+            </w:pPr>
+            <w:r>
+              <w:rPr>
+                <w:b w:val="false"/>
+                <w:bCs w:val="false"/>
+                <w:sz w:val="17"/>
+                <w:szCs w:val="17"/>
+              </w:rPr>
+              <w:t xml:space="preserve">Fadiga</w:t>
+            </w:r>
+          </w:p>
+        </w:tc>
+        <w:tc>
+          <w:tcPr>
+            <w:tcW w:type="dxa" w:w="1080"/>
+            <w:tcMar>
+              <w:top w:type="dxa" w:w="40"/>
+              <w:left w:type="dxa" w:w="90"/>
+              <w:bottom w:type="dxa" w:w="40"/>
+              <w:right w:type="dxa" w:w="90"/>
+            </w:tcMar>
+          </w:tcPr>
+          <w:p>
+            <w:pPr>
+              <w:spacing w:after="0" w:line="240"/>
+              <w:jc w:val="right"/>
+            </w:pPr>
+            <w:r>
+              <w:rPr>
+                <w:b w:val="false"/>
+                <w:bCs w:val="false"/>
+                <w:sz w:val="17"/>
+                <w:szCs w:val="17"/>
+              </w:rPr>
+              <w:t xml:space="preserve">0,80</w:t>
+            </w:r>
+          </w:p>
+        </w:tc>
+        <w:tc>
+          <w:tcPr>
+            <w:tcW w:type="dxa" w:w="1080"/>
+            <w:tcMar>
+              <w:top w:type="dxa" w:w="40"/>
+              <w:left w:type="dxa" w:w="90"/>
+              <w:bottom w:type="dxa" w:w="40"/>
+              <w:right w:type="dxa" w:w="90"/>
+            </w:tcMar>
+          </w:tcPr>
+          <w:p>
+            <w:pPr>
+              <w:spacing w:after="0" w:line="240"/>
+              <w:jc w:val="right"/>
+            </w:pPr>
+            <w:r>
+              <w:rPr>
+                <w:b w:val="false"/>
+                <w:bCs w:val="false"/>
+                <w:sz w:val="17"/>
+                <w:szCs w:val="17"/>
+              </w:rPr>
+              <w:t xml:space="preserve">3,89</w:t>
+            </w:r>
+          </w:p>
+        </w:tc>
+        <w:tc>
+          <w:tcPr>
+            <w:tcW w:type="dxa" w:w="1080"/>
+            <w:tcMar>
+              <w:top w:type="dxa" w:w="40"/>
+              <w:left w:type="dxa" w:w="90"/>
+              <w:bottom w:type="dxa" w:w="40"/>
+              <w:right w:type="dxa" w:w="90"/>
+            </w:tcMar>
+          </w:tcPr>
+          <w:p>
+            <w:pPr>
+              <w:spacing w:after="0" w:line="240"/>
+              <w:jc w:val="right"/>
+            </w:pPr>
+            <w:r>
+              <w:rPr>
+                <w:b w:val="false"/>
+                <w:bCs w:val="false"/>
+                <w:sz w:val="17"/>
+                <w:szCs w:val="17"/>
+              </w:rPr>
+              <w:t xml:space="preserve">1,76</w:t>
+            </w:r>
+          </w:p>
+        </w:tc>
+        <w:tc>
+          <w:tcPr>
+            <w:tcW w:type="dxa" w:w="1240"/>
+            <w:tcMar>
+              <w:top w:type="dxa" w:w="40"/>
+              <w:left w:type="dxa" w:w="90"/>
+              <w:bottom w:type="dxa" w:w="40"/>
+              <w:right w:type="dxa" w:w="90"/>
+            </w:tcMar>
+          </w:tcPr>
+          <w:p>
+            <w:pPr>
+              <w:spacing w:after="0" w:line="240"/>
+              <w:jc w:val="right"/>
+            </w:pPr>
+            <w:r>
+              <w:rPr>
+                <w:b w:val="false"/>
+                <w:bCs w:val="false"/>
+                <w:sz w:val="17"/>
+                <w:szCs w:val="17"/>
+              </w:rPr>
+              <w:t xml:space="preserve">4,88</w:t>
+            </w:r>
+          </w:p>
+        </w:tc>
+        <w:tc>
+          <w:tcPr>
+            <w:tcW w:type="dxa" w:w="1260"/>
+            <w:tcMar>
+              <w:top w:type="dxa" w:w="40"/>
+              <w:left w:type="dxa" w:w="90"/>
+              <w:bottom w:type="dxa" w:w="40"/>
+              <w:right w:type="dxa" w:w="90"/>
+            </w:tcMar>
+          </w:tcPr>
+          <w:p>
+            <w:pPr>
+              <w:spacing w:after="0" w:line="240"/>
+              <w:jc w:val="right"/>
+            </w:pPr>
+            <w:r>
+              <w:rPr>
+                <w:b w:val="false"/>
+                <w:bCs w:val="false"/>
+                <w:sz w:val="17"/>
+                <w:szCs w:val="17"/>
+              </w:rPr>
+              <w:t xml:space="preserve">14,8</w:t>
+            </w:r>
+          </w:p>
+        </w:tc>
+        <w:tc>
+          <w:tcPr>
+            <w:tcW w:type="dxa" w:w="1260"/>
+            <w:tcMar>
+              <w:top w:type="dxa" w:w="40"/>
+              <w:left w:type="dxa" w:w="90"/>
+              <w:bottom w:type="dxa" w:w="40"/>
+              <w:right w:type="dxa" w:w="90"/>
+            </w:tcMar>
+          </w:tcPr>
+          <w:p>
+            <w:pPr>
+              <w:spacing w:after="0" w:line="240"/>
+              <w:jc w:val="right"/>
+            </w:pPr>
+            <w:r>
+              <w:rPr>
+                <w:b w:val="false"/>
+                <w:bCs w:val="false"/>
+                <w:sz w:val="17"/>
+                <w:szCs w:val="17"/>
+              </w:rPr>
+              <w:t xml:space="preserve">2,2</w:t>
+            </w:r>
+          </w:p>
+        </w:tc>
+      </w:tr>
+      <w:tr>
+        <w:tc>
+          <w:tcPr>
+            <w:tcW w:type="dxa" w:w="2360"/>
+            <w:tcMar>
+              <w:top w:type="dxa" w:w="40"/>
+              <w:left w:type="dxa" w:w="90"/>
+              <w:bottom w:type="dxa" w:w="40"/>
+              <w:right w:type="dxa" w:w="90"/>
+            </w:tcMar>
+          </w:tcPr>
+          <w:p>
+            <w:pPr>
+              <w:spacing w:after="0" w:line="240"/>
+              <w:jc w:val="left"/>
+            </w:pPr>
+            <w:r>
+              <w:rPr>
+                <w:b w:val="false"/>
+                <w:bCs w:val="false"/>
+                <w:sz w:val="17"/>
+                <w:szCs w:val="17"/>
+              </w:rPr>
+              <w:t xml:space="preserve">Confusão</w:t>
+            </w:r>
+          </w:p>
+        </w:tc>
+        <w:tc>
+          <w:tcPr>
+            <w:tcW w:type="dxa" w:w="1080"/>
+            <w:tcMar>
+              <w:top w:type="dxa" w:w="40"/>
+              <w:left w:type="dxa" w:w="90"/>
+              <w:bottom w:type="dxa" w:w="40"/>
+              <w:right w:type="dxa" w:w="90"/>
+            </w:tcMar>
+          </w:tcPr>
+          <w:p>
+            <w:pPr>
+              <w:spacing w:after="0" w:line="240"/>
+              <w:jc w:val="right"/>
+            </w:pPr>
+            <w:r>
+              <w:rPr>
+                <w:b w:val="false"/>
+                <w:bCs w:val="false"/>
+                <w:sz w:val="17"/>
+                <w:szCs w:val="17"/>
+              </w:rPr>
+              <w:t xml:space="preserve">0,65</w:t>
+            </w:r>
+          </w:p>
+        </w:tc>
+        <w:tc>
+          <w:tcPr>
+            <w:tcW w:type="dxa" w:w="1080"/>
+            <w:tcMar>
+              <w:top w:type="dxa" w:w="40"/>
+              <w:left w:type="dxa" w:w="90"/>
+              <w:bottom w:type="dxa" w:w="40"/>
+              <w:right w:type="dxa" w:w="90"/>
+            </w:tcMar>
+          </w:tcPr>
+          <w:p>
+            <w:pPr>
+              <w:spacing w:after="0" w:line="240"/>
+              <w:jc w:val="right"/>
+            </w:pPr>
+            <w:r>
+              <w:rPr>
+                <w:b w:val="false"/>
+                <w:bCs w:val="false"/>
+                <w:sz w:val="17"/>
+                <w:szCs w:val="17"/>
+              </w:rPr>
+              <w:t xml:space="preserve">1,19</w:t>
+            </w:r>
+          </w:p>
+        </w:tc>
+        <w:tc>
+          <w:tcPr>
+            <w:tcW w:type="dxa" w:w="1080"/>
+            <w:tcMar>
+              <w:top w:type="dxa" w:w="40"/>
+              <w:left w:type="dxa" w:w="90"/>
+              <w:bottom w:type="dxa" w:w="40"/>
+              <w:right w:type="dxa" w:w="90"/>
+            </w:tcMar>
+          </w:tcPr>
+          <w:p>
+            <w:pPr>
+              <w:spacing w:after="0" w:line="240"/>
+              <w:jc w:val="right"/>
+            </w:pPr>
+            <w:r>
+              <w:rPr>
+                <w:b w:val="false"/>
+                <w:bCs w:val="false"/>
+                <w:sz w:val="17"/>
+                <w:szCs w:val="17"/>
+              </w:rPr>
+              <w:t xml:space="preserve">0,70</w:t>
+            </w:r>
+          </w:p>
+        </w:tc>
+        <w:tc>
+          <w:tcPr>
+            <w:tcW w:type="dxa" w:w="1240"/>
+            <w:tcMar>
+              <w:top w:type="dxa" w:w="40"/>
+              <w:left w:type="dxa" w:w="90"/>
+              <w:bottom w:type="dxa" w:w="40"/>
+              <w:right w:type="dxa" w:w="90"/>
+            </w:tcMar>
+          </w:tcPr>
+          <w:p>
+            <w:pPr>
+              <w:spacing w:after="0" w:line="240"/>
+              <w:jc w:val="right"/>
+            </w:pPr>
+            <w:r>
+              <w:rPr>
+                <w:b w:val="false"/>
+                <w:bCs w:val="false"/>
+                <w:sz w:val="17"/>
+                <w:szCs w:val="17"/>
+              </w:rPr>
+              <w:t xml:space="preserve">1,94</w:t>
+            </w:r>
+          </w:p>
+        </w:tc>
+        <w:tc>
+          <w:tcPr>
+            <w:tcW w:type="dxa" w:w="1260"/>
+            <w:tcMar>
+              <w:top w:type="dxa" w:w="40"/>
+              <w:left w:type="dxa" w:w="90"/>
+              <w:bottom w:type="dxa" w:w="40"/>
+              <w:right w:type="dxa" w:w="90"/>
+            </w:tcMar>
+          </w:tcPr>
+          <w:p>
+            <w:pPr>
+              <w:spacing w:after="0" w:line="240"/>
+              <w:jc w:val="right"/>
+            </w:pPr>
+            <w:r>
+              <w:rPr>
+                <w:b w:val="false"/>
+                <w:bCs w:val="false"/>
+                <w:sz w:val="17"/>
+                <w:szCs w:val="17"/>
+              </w:rPr>
+              <w:t xml:space="preserve">5,2</w:t>
+            </w:r>
+          </w:p>
+        </w:tc>
+        <w:tc>
+          <w:tcPr>
+            <w:tcW w:type="dxa" w:w="1260"/>
+            <w:tcMar>
+              <w:top w:type="dxa" w:w="40"/>
+              <w:left w:type="dxa" w:w="90"/>
+              <w:bottom w:type="dxa" w:w="40"/>
+              <w:right w:type="dxa" w:w="90"/>
+            </w:tcMar>
+          </w:tcPr>
+          <w:p>
+            <w:pPr>
+              <w:spacing w:after="0" w:line="240"/>
+              <w:jc w:val="right"/>
+            </w:pPr>
+            <w:r>
+              <w:rPr>
+                <w:b w:val="false"/>
+                <w:bCs w:val="false"/>
+                <w:sz w:val="17"/>
+                <w:szCs w:val="17"/>
+              </w:rPr>
+              <w:t xml:space="preserve">8,1</w:t>
+            </w:r>
+          </w:p>
+        </w:tc>
+      </w:tr>
+    </w:tbl>
+    <w:p>
+      <w:pPr>
+        <w:spacing w:after="180" w:before="60"/>
+      </w:pPr>
+      <w:r>
+        <w:rPr>
+          <w:i/>
+          <w:iCs/>
+          <w:color w:val="5B6B82"/>
+          <w:sz w:val="17"/>
+          <w:szCs w:val="17"/>
+        </w:rPr>
+        <w:t xml:space="preserve">Tabela 23. Erro-padrão de medida (SEM), mínima mudança detectável (MDC₉₅) e proporção de pares pré→pós com mudança confiável (RCI) por subescala.</w:t>
+      </w:r>
+    </w:p>
+    <w:p>
+      <w:pPr>
+        <w:pStyle w:val="Heading3"/>
+        <w:spacing w:after="120" w:before="280"/>
+      </w:pPr>
+      <w:r>
+        <w:t xml:space="preserve">3.5.2. Testes de equivalência (TOST) dos achados nulos</w:t>
+      </w:r>
+    </w:p>
+    <w:p>
+      <w:pPr>
+        <w:spacing w:after="140" w:before="0" w:line="300"/>
+        <w:jc w:val="both"/>
+      </w:pPr>
+      <w:r>
+        <w:t xml:space="preserve">Os achados nulos foram submetidos a testes de equivalência (TOST): o desacoplamento carga↔humor (limite de equivalência r = 0,30) e o contraste HIIT vs. dias sem HIIT (SESOI dz = 0,5). O contraste HIIT vs. sem é estatisticamente equivalente para o PTH e a fadiga mental (Tabela 24) — o "sem diferença" torna-se equivalência formal, não mera ausência de significância; já as correlações carga↔humor ficam inconclusivas (efeito próximo do limite, amostra pequena).</w:t>
+      </w:r>
+    </w:p>
+    <w:tbl>
+      <w:tblPr>
+        <w:tblW w:type="dxa" w:w="9360"/>
+        <w:tblBorders>
+          <w:top w:val="single" w:color="C9D4E0" w:sz="2"/>
+          <w:left w:val="single" w:color="C9D4E0" w:sz="2"/>
+          <w:bottom w:val="single" w:color="C9D4E0" w:sz="2"/>
+          <w:right w:val="single" w:color="C9D4E0" w:sz="2"/>
+          <w:insideH w:val="single" w:color="C9D4E0" w:sz="2"/>
+          <w:insideV w:val="single" w:color="C9D4E0" w:sz="2"/>
+        </w:tblBorders>
+      </w:tblPr>
+      <w:tblGrid>
+        <w:gridCol w:w="4360"/>
+        <w:gridCol w:w="1900"/>
+        <w:gridCol w:w="1400"/>
+        <w:gridCol w:w="1700"/>
+      </w:tblGrid>
+      <w:tr>
+        <w:trPr>
+          <w:tblHeader/>
+        </w:trPr>
+        <w:tc>
+          <w:tcPr>
+            <w:tcW w:type="dxa" w:w="4360"/>
+            <w:shd w:fill="EAF1F7" w:color="auto" w:val="clear"/>
+            <w:tcMar>
+              <w:top w:type="dxa" w:w="40"/>
+              <w:left w:type="dxa" w:w="90"/>
+              <w:bottom w:type="dxa" w:w="40"/>
+              <w:right w:type="dxa" w:w="90"/>
+            </w:tcMar>
+          </w:tcPr>
+          <w:p>
+            <w:pPr>
+              <w:spacing w:after="0" w:line="240"/>
+              <w:jc w:val="left"/>
+            </w:pPr>
+            <w:r>
+              <w:rPr>
+                <w:b/>
+                <w:bCs/>
+                <w:color w:val="16273D"/>
+                <w:sz w:val="17"/>
+                <w:szCs w:val="17"/>
+              </w:rPr>
+              <w:t xml:space="preserve">Teste</w:t>
+            </w:r>
+          </w:p>
+        </w:tc>
+        <w:tc>
+          <w:tcPr>
+            <w:tcW w:type="dxa" w:w="1900"/>
+            <w:shd w:fill="EAF1F7" w:color="auto" w:val="clear"/>
+            <w:tcMar>
+              <w:top w:type="dxa" w:w="40"/>
+              <w:left w:type="dxa" w:w="90"/>
+              <w:bottom w:type="dxa" w:w="40"/>
+              <w:right w:type="dxa" w:w="90"/>
+            </w:tcMar>
+          </w:tcPr>
+          <w:p>
+            <w:pPr>
+              <w:spacing w:after="0" w:line="240"/>
+              <w:jc w:val="right"/>
+            </w:pPr>
+            <w:r>
+              <w:rPr>
+                <w:b/>
+                <w:bCs/>
+                <w:color w:val="16273D"/>
+                <w:sz w:val="17"/>
+                <w:szCs w:val="17"/>
+              </w:rPr>
+              <w:t xml:space="preserve">Efeito</w:t>
+            </w:r>
+          </w:p>
+        </w:tc>
+        <w:tc>
+          <w:tcPr>
+            <w:tcW w:type="dxa" w:w="1400"/>
+            <w:shd w:fill="EAF1F7" w:color="auto" w:val="clear"/>
+            <w:tcMar>
+              <w:top w:type="dxa" w:w="40"/>
+              <w:left w:type="dxa" w:w="90"/>
+              <w:bottom w:type="dxa" w:w="40"/>
+              <w:right w:type="dxa" w:w="90"/>
+            </w:tcMar>
+          </w:tcPr>
+          <w:p>
+            <w:pPr>
+              <w:spacing w:after="0" w:line="240"/>
+              <w:jc w:val="right"/>
+            </w:pPr>
+            <w:r>
+              <w:rPr>
+                <w:b/>
+                <w:bCs/>
+                <w:color w:val="16273D"/>
+                <w:sz w:val="17"/>
+                <w:szCs w:val="17"/>
+              </w:rPr>
+              <w:t xml:space="preserve">p (TOST)</w:t>
+            </w:r>
+          </w:p>
+        </w:tc>
+        <w:tc>
+          <w:tcPr>
+            <w:tcW w:type="dxa" w:w="1700"/>
+            <w:shd w:fill="EAF1F7" w:color="auto" w:val="clear"/>
+            <w:tcMar>
+              <w:top w:type="dxa" w:w="40"/>
+              <w:left w:type="dxa" w:w="90"/>
+              <w:bottom w:type="dxa" w:w="40"/>
+              <w:right w:type="dxa" w:w="90"/>
+            </w:tcMar>
+          </w:tcPr>
+          <w:p>
+            <w:pPr>
+              <w:spacing w:after="0" w:line="240"/>
+              <w:jc w:val="right"/>
+            </w:pPr>
+            <w:r>
+              <w:rPr>
+                <w:b/>
+                <w:bCs/>
+                <w:color w:val="16273D"/>
+                <w:sz w:val="17"/>
+                <w:szCs w:val="17"/>
+              </w:rPr>
+              <w:t xml:space="preserve">Equivalente?</w:t>
+            </w:r>
+          </w:p>
+        </w:tc>
+      </w:tr>
+      <w:tr>
+        <w:tc>
+          <w:tcPr>
+            <w:tcW w:type="dxa" w:w="4360"/>
+            <w:tcMar>
+              <w:top w:type="dxa" w:w="40"/>
+              <w:left w:type="dxa" w:w="90"/>
+              <w:bottom w:type="dxa" w:w="40"/>
+              <w:right w:type="dxa" w:w="90"/>
+            </w:tcMar>
+          </w:tcPr>
+          <w:p>
+            <w:pPr>
+              <w:spacing w:after="0" w:line="240"/>
+              <w:jc w:val="left"/>
+            </w:pPr>
+            <w:r>
+              <w:rPr>
+                <w:b w:val="false"/>
+                <w:bCs w:val="false"/>
+                <w:sz w:val="17"/>
+                <w:szCs w:val="17"/>
+              </w:rPr>
+              <w:t xml:space="preserve">HIIT vs sem: PTH (TMD)</w:t>
+            </w:r>
+          </w:p>
+        </w:tc>
+        <w:tc>
+          <w:tcPr>
+            <w:tcW w:type="dxa" w:w="1900"/>
+            <w:tcMar>
+              <w:top w:type="dxa" w:w="40"/>
+              <w:left w:type="dxa" w:w="90"/>
+              <w:bottom w:type="dxa" w:w="40"/>
+              <w:right w:type="dxa" w:w="90"/>
+            </w:tcMar>
+          </w:tcPr>
+          <w:p>
+            <w:pPr>
+              <w:spacing w:after="0" w:line="240"/>
+              <w:jc w:val="right"/>
+            </w:pPr>
+            <w:r>
+              <w:rPr>
+                <w:b w:val="false"/>
+                <w:bCs w:val="false"/>
+                <w:sz w:val="17"/>
+                <w:szCs w:val="17"/>
+              </w:rPr>
+              <w:t xml:space="preserve">dz -0,09</w:t>
+            </w:r>
+          </w:p>
+        </w:tc>
+        <w:tc>
+          <w:tcPr>
+            <w:tcW w:type="dxa" w:w="1400"/>
+            <w:tcMar>
+              <w:top w:type="dxa" w:w="40"/>
+              <w:left w:type="dxa" w:w="90"/>
+              <w:bottom w:type="dxa" w:w="40"/>
+              <w:right w:type="dxa" w:w="90"/>
+            </w:tcMar>
+          </w:tcPr>
+          <w:p>
+            <w:pPr>
+              <w:spacing w:after="0" w:line="240"/>
+              <w:jc w:val="right"/>
+            </w:pPr>
+            <w:r>
+              <w:rPr>
+                <w:b w:val="false"/>
+                <w:bCs w:val="false"/>
+                <w:sz w:val="17"/>
+                <w:szCs w:val="17"/>
+              </w:rPr>
+              <w:t xml:space="preserve">0,026</w:t>
+            </w:r>
+          </w:p>
+        </w:tc>
+        <w:tc>
+          <w:tcPr>
+            <w:tcW w:type="dxa" w:w="1700"/>
+            <w:tcMar>
+              <w:top w:type="dxa" w:w="40"/>
+              <w:left w:type="dxa" w:w="90"/>
+              <w:bottom w:type="dxa" w:w="40"/>
+              <w:right w:type="dxa" w:w="90"/>
+            </w:tcMar>
+          </w:tcPr>
+          <w:p>
+            <w:pPr>
+              <w:spacing w:after="0" w:line="240"/>
+              <w:jc w:val="right"/>
+            </w:pPr>
+            <w:r>
+              <w:rPr>
+                <w:b w:val="false"/>
+                <w:bCs w:val="false"/>
+                <w:sz w:val="17"/>
+                <w:szCs w:val="17"/>
+              </w:rPr>
+              <w:t xml:space="preserve">sim</w:t>
+            </w:r>
+          </w:p>
+        </w:tc>
+      </w:tr>
+      <w:tr>
+        <w:tc>
+          <w:tcPr>
+            <w:tcW w:type="dxa" w:w="4360"/>
+            <w:tcMar>
+              <w:top w:type="dxa" w:w="40"/>
+              <w:left w:type="dxa" w:w="90"/>
+              <w:bottom w:type="dxa" w:w="40"/>
+              <w:right w:type="dxa" w:w="90"/>
+            </w:tcMar>
+          </w:tcPr>
+          <w:p>
+            <w:pPr>
+              <w:spacing w:after="0" w:line="240"/>
+              <w:jc w:val="left"/>
+            </w:pPr>
+            <w:r>
+              <w:rPr>
+                <w:b w:val="false"/>
+                <w:bCs w:val="false"/>
+                <w:sz w:val="17"/>
+                <w:szCs w:val="17"/>
+              </w:rPr>
+              <w:t xml:space="preserve">HIIT vs sem: Fadiga física</w:t>
+            </w:r>
+          </w:p>
+        </w:tc>
+        <w:tc>
+          <w:tcPr>
+            <w:tcW w:type="dxa" w:w="1900"/>
+            <w:tcMar>
+              <w:top w:type="dxa" w:w="40"/>
+              <w:left w:type="dxa" w:w="90"/>
+              <w:bottom w:type="dxa" w:w="40"/>
+              <w:right w:type="dxa" w:w="90"/>
+            </w:tcMar>
+          </w:tcPr>
+          <w:p>
+            <w:pPr>
+              <w:spacing w:after="0" w:line="240"/>
+              <w:jc w:val="right"/>
+            </w:pPr>
+            <w:r>
+              <w:rPr>
+                <w:b w:val="false"/>
+                <w:bCs w:val="false"/>
+                <w:sz w:val="17"/>
+                <w:szCs w:val="17"/>
+              </w:rPr>
+              <w:t xml:space="preserve">dz +0,38</w:t>
+            </w:r>
+          </w:p>
+        </w:tc>
+        <w:tc>
+          <w:tcPr>
+            <w:tcW w:type="dxa" w:w="1400"/>
+            <w:tcMar>
+              <w:top w:type="dxa" w:w="40"/>
+              <w:left w:type="dxa" w:w="90"/>
+              <w:bottom w:type="dxa" w:w="40"/>
+              <w:right w:type="dxa" w:w="90"/>
+            </w:tcMar>
+          </w:tcPr>
+          <w:p>
+            <w:pPr>
+              <w:spacing w:after="0" w:line="240"/>
+              <w:jc w:val="right"/>
+            </w:pPr>
+            <w:r>
+              <w:rPr>
+                <w:b w:val="false"/>
+                <w:bCs w:val="false"/>
+                <w:sz w:val="17"/>
+                <w:szCs w:val="17"/>
+              </w:rPr>
+              <w:t xml:space="preserve">0,277</w:t>
+            </w:r>
+          </w:p>
+        </w:tc>
+        <w:tc>
+          <w:tcPr>
+            <w:tcW w:type="dxa" w:w="1700"/>
+            <w:tcMar>
+              <w:top w:type="dxa" w:w="40"/>
+              <w:left w:type="dxa" w:w="90"/>
+              <w:bottom w:type="dxa" w:w="40"/>
+              <w:right w:type="dxa" w:w="90"/>
+            </w:tcMar>
+          </w:tcPr>
+          <w:p>
+            <w:pPr>
+              <w:spacing w:after="0" w:line="240"/>
+              <w:jc w:val="right"/>
+            </w:pPr>
+            <w:r>
+              <w:rPr>
+                <w:b w:val="false"/>
+                <w:bCs w:val="false"/>
+                <w:sz w:val="17"/>
+                <w:szCs w:val="17"/>
+              </w:rPr>
+              <w:t xml:space="preserve">—</w:t>
+            </w:r>
+          </w:p>
+        </w:tc>
+      </w:tr>
+      <w:tr>
+        <w:tc>
+          <w:tcPr>
+            <w:tcW w:type="dxa" w:w="4360"/>
+            <w:tcMar>
+              <w:top w:type="dxa" w:w="40"/>
+              <w:left w:type="dxa" w:w="90"/>
+              <w:bottom w:type="dxa" w:w="40"/>
+              <w:right w:type="dxa" w:w="90"/>
+            </w:tcMar>
+          </w:tcPr>
+          <w:p>
+            <w:pPr>
+              <w:spacing w:after="0" w:line="240"/>
+              <w:jc w:val="left"/>
+            </w:pPr>
+            <w:r>
+              <w:rPr>
+                <w:b w:val="false"/>
+                <w:bCs w:val="false"/>
+                <w:sz w:val="17"/>
+                <w:szCs w:val="17"/>
+              </w:rPr>
+              <w:t xml:space="preserve">HIIT vs sem: Vigor</w:t>
+            </w:r>
+          </w:p>
+        </w:tc>
+        <w:tc>
+          <w:tcPr>
+            <w:tcW w:type="dxa" w:w="1900"/>
+            <w:tcMar>
+              <w:top w:type="dxa" w:w="40"/>
+              <w:left w:type="dxa" w:w="90"/>
+              <w:bottom w:type="dxa" w:w="40"/>
+              <w:right w:type="dxa" w:w="90"/>
+            </w:tcMar>
+          </w:tcPr>
+          <w:p>
+            <w:pPr>
+              <w:spacing w:after="0" w:line="240"/>
+              <w:jc w:val="right"/>
+            </w:pPr>
+            <w:r>
+              <w:rPr>
+                <w:b w:val="false"/>
+                <w:bCs w:val="false"/>
+                <w:sz w:val="17"/>
+                <w:szCs w:val="17"/>
+              </w:rPr>
+              <w:t xml:space="preserve">dz +0,18</w:t>
+            </w:r>
+          </w:p>
+        </w:tc>
+        <w:tc>
+          <w:tcPr>
+            <w:tcW w:type="dxa" w:w="1400"/>
+            <w:tcMar>
+              <w:top w:type="dxa" w:w="40"/>
+              <w:left w:type="dxa" w:w="90"/>
+              <w:bottom w:type="dxa" w:w="40"/>
+              <w:right w:type="dxa" w:w="90"/>
+            </w:tcMar>
+          </w:tcPr>
+          <w:p>
+            <w:pPr>
+              <w:spacing w:after="0" w:line="240"/>
+              <w:jc w:val="right"/>
+            </w:pPr>
+            <w:r>
+              <w:rPr>
+                <w:b w:val="false"/>
+                <w:bCs w:val="false"/>
+                <w:sz w:val="17"/>
+                <w:szCs w:val="17"/>
+              </w:rPr>
+              <w:t xml:space="preserve">0,061</w:t>
+            </w:r>
+          </w:p>
+        </w:tc>
+        <w:tc>
+          <w:tcPr>
+            <w:tcW w:type="dxa" w:w="1700"/>
+            <w:tcMar>
+              <w:top w:type="dxa" w:w="40"/>
+              <w:left w:type="dxa" w:w="90"/>
+              <w:bottom w:type="dxa" w:w="40"/>
+              <w:right w:type="dxa" w:w="90"/>
+            </w:tcMar>
+          </w:tcPr>
+          <w:p>
+            <w:pPr>
+              <w:spacing w:after="0" w:line="240"/>
+              <w:jc w:val="right"/>
+            </w:pPr>
+            <w:r>
+              <w:rPr>
+                <w:b w:val="false"/>
+                <w:bCs w:val="false"/>
+                <w:sz w:val="17"/>
+                <w:szCs w:val="17"/>
+              </w:rPr>
+              <w:t xml:space="preserve">—</w:t>
+            </w:r>
+          </w:p>
+        </w:tc>
+      </w:tr>
+      <w:tr>
+        <w:tc>
+          <w:tcPr>
+            <w:tcW w:type="dxa" w:w="4360"/>
+            <w:tcMar>
+              <w:top w:type="dxa" w:w="40"/>
+              <w:left w:type="dxa" w:w="90"/>
+              <w:bottom w:type="dxa" w:w="40"/>
+              <w:right w:type="dxa" w:w="90"/>
+            </w:tcMar>
+          </w:tcPr>
+          <w:p>
+            <w:pPr>
+              <w:spacing w:after="0" w:line="240"/>
+              <w:jc w:val="left"/>
+            </w:pPr>
+            <w:r>
+              <w:rPr>
+                <w:b w:val="false"/>
+                <w:bCs w:val="false"/>
+                <w:sz w:val="17"/>
+                <w:szCs w:val="17"/>
+              </w:rPr>
+              <w:t xml:space="preserve">HIIT vs sem: Fadiga</w:t>
+            </w:r>
+          </w:p>
+        </w:tc>
+        <w:tc>
+          <w:tcPr>
+            <w:tcW w:type="dxa" w:w="1900"/>
+            <w:tcMar>
+              <w:top w:type="dxa" w:w="40"/>
+              <w:left w:type="dxa" w:w="90"/>
+              <w:bottom w:type="dxa" w:w="40"/>
+              <w:right w:type="dxa" w:w="90"/>
+            </w:tcMar>
+          </w:tcPr>
+          <w:p>
+            <w:pPr>
+              <w:spacing w:after="0" w:line="240"/>
+              <w:jc w:val="right"/>
+            </w:pPr>
+            <w:r>
+              <w:rPr>
+                <w:b w:val="false"/>
+                <w:bCs w:val="false"/>
+                <w:sz w:val="17"/>
+                <w:szCs w:val="17"/>
+              </w:rPr>
+              <w:t xml:space="preserve">dz +0,25</w:t>
+            </w:r>
+          </w:p>
+        </w:tc>
+        <w:tc>
+          <w:tcPr>
+            <w:tcW w:type="dxa" w:w="1400"/>
+            <w:tcMar>
+              <w:top w:type="dxa" w:w="40"/>
+              <w:left w:type="dxa" w:w="90"/>
+              <w:bottom w:type="dxa" w:w="40"/>
+              <w:right w:type="dxa" w:w="90"/>
+            </w:tcMar>
+          </w:tcPr>
+          <w:p>
+            <w:pPr>
+              <w:spacing w:after="0" w:line="240"/>
+              <w:jc w:val="right"/>
+            </w:pPr>
+            <w:r>
+              <w:rPr>
+                <w:b w:val="false"/>
+                <w:bCs w:val="false"/>
+                <w:sz w:val="17"/>
+                <w:szCs w:val="17"/>
+              </w:rPr>
+              <w:t xml:space="preserve">0,112</w:t>
+            </w:r>
+          </w:p>
+        </w:tc>
+        <w:tc>
+          <w:tcPr>
+            <w:tcW w:type="dxa" w:w="1700"/>
+            <w:tcMar>
+              <w:top w:type="dxa" w:w="40"/>
+              <w:left w:type="dxa" w:w="90"/>
+              <w:bottom w:type="dxa" w:w="40"/>
+              <w:right w:type="dxa" w:w="90"/>
+            </w:tcMar>
+          </w:tcPr>
+          <w:p>
+            <w:pPr>
+              <w:spacing w:after="0" w:line="240"/>
+              <w:jc w:val="right"/>
+            </w:pPr>
+            <w:r>
+              <w:rPr>
+                <w:b w:val="false"/>
+                <w:bCs w:val="false"/>
+                <w:sz w:val="17"/>
+                <w:szCs w:val="17"/>
+              </w:rPr>
+              <w:t xml:space="preserve">—</w:t>
+            </w:r>
+          </w:p>
+        </w:tc>
+      </w:tr>
+      <w:tr>
+        <w:tc>
+          <w:tcPr>
+            <w:tcW w:type="dxa" w:w="4360"/>
+            <w:tcMar>
+              <w:top w:type="dxa" w:w="40"/>
+              <w:left w:type="dxa" w:w="90"/>
+              <w:bottom w:type="dxa" w:w="40"/>
+              <w:right w:type="dxa" w:w="90"/>
+            </w:tcMar>
+          </w:tcPr>
+          <w:p>
+            <w:pPr>
+              <w:spacing w:after="0" w:line="240"/>
+              <w:jc w:val="left"/>
+            </w:pPr>
+            <w:r>
+              <w:rPr>
+                <w:b w:val="false"/>
+                <w:bCs w:val="false"/>
+                <w:sz w:val="17"/>
+                <w:szCs w:val="17"/>
+              </w:rPr>
+              <w:t xml:space="preserve">HIIT vs sem: Fadiga mental</w:t>
+            </w:r>
+          </w:p>
+        </w:tc>
+        <w:tc>
+          <w:tcPr>
+            <w:tcW w:type="dxa" w:w="1900"/>
+            <w:tcMar>
+              <w:top w:type="dxa" w:w="40"/>
+              <w:left w:type="dxa" w:w="90"/>
+              <w:bottom w:type="dxa" w:w="40"/>
+              <w:right w:type="dxa" w:w="90"/>
+            </w:tcMar>
+          </w:tcPr>
+          <w:p>
+            <w:pPr>
+              <w:spacing w:after="0" w:line="240"/>
+              <w:jc w:val="right"/>
+            </w:pPr>
+            <w:r>
+              <w:rPr>
+                <w:b w:val="false"/>
+                <w:bCs w:val="false"/>
+                <w:sz w:val="17"/>
+                <w:szCs w:val="17"/>
+              </w:rPr>
+              <w:t xml:space="preserve">dz +0,04</w:t>
+            </w:r>
+          </w:p>
+        </w:tc>
+        <w:tc>
+          <w:tcPr>
+            <w:tcW w:type="dxa" w:w="1400"/>
+            <w:tcMar>
+              <w:top w:type="dxa" w:w="40"/>
+              <w:left w:type="dxa" w:w="90"/>
+              <w:bottom w:type="dxa" w:w="40"/>
+              <w:right w:type="dxa" w:w="90"/>
+            </w:tcMar>
+          </w:tcPr>
+          <w:p>
+            <w:pPr>
+              <w:spacing w:after="0" w:line="240"/>
+              <w:jc w:val="right"/>
+            </w:pPr>
+            <w:r>
+              <w:rPr>
+                <w:b w:val="false"/>
+                <w:bCs w:val="false"/>
+                <w:sz w:val="17"/>
+                <w:szCs w:val="17"/>
+              </w:rPr>
+              <w:t xml:space="preserve">0,015</w:t>
+            </w:r>
+          </w:p>
+        </w:tc>
+        <w:tc>
+          <w:tcPr>
+            <w:tcW w:type="dxa" w:w="1700"/>
+            <w:tcMar>
+              <w:top w:type="dxa" w:w="40"/>
+              <w:left w:type="dxa" w:w="90"/>
+              <w:bottom w:type="dxa" w:w="40"/>
+              <w:right w:type="dxa" w:w="90"/>
+            </w:tcMar>
+          </w:tcPr>
+          <w:p>
+            <w:pPr>
+              <w:spacing w:after="0" w:line="240"/>
+              <w:jc w:val="right"/>
+            </w:pPr>
+            <w:r>
+              <w:rPr>
+                <w:b w:val="false"/>
+                <w:bCs w:val="false"/>
+                <w:sz w:val="17"/>
+                <w:szCs w:val="17"/>
+              </w:rPr>
+              <w:t xml:space="preserve">sim</w:t>
+            </w:r>
+          </w:p>
+        </w:tc>
+      </w:tr>
+      <w:tr>
+        <w:tc>
+          <w:tcPr>
+            <w:tcW w:type="dxa" w:w="4360"/>
+            <w:tcMar>
+              <w:top w:type="dxa" w:w="40"/>
+              <w:left w:type="dxa" w:w="90"/>
+              <w:bottom w:type="dxa" w:w="40"/>
+              <w:right w:type="dxa" w:w="90"/>
+            </w:tcMar>
+          </w:tcPr>
+          <w:p>
+            <w:pPr>
+              <w:spacing w:after="0" w:line="240"/>
+              <w:jc w:val="left"/>
+            </w:pPr>
+            <w:r>
+              <w:rPr>
+                <w:b w:val="false"/>
+                <w:bCs w:val="false"/>
+                <w:sz w:val="17"/>
+                <w:szCs w:val="17"/>
+              </w:rPr>
+              <w:t xml:space="preserve">TRIMP × ΔPTH (desacoplamento)</w:t>
+            </w:r>
+          </w:p>
+        </w:tc>
+        <w:tc>
+          <w:tcPr>
+            <w:tcW w:type="dxa" w:w="1900"/>
+            <w:tcMar>
+              <w:top w:type="dxa" w:w="40"/>
+              <w:left w:type="dxa" w:w="90"/>
+              <w:bottom w:type="dxa" w:w="40"/>
+              <w:right w:type="dxa" w:w="90"/>
+            </w:tcMar>
+          </w:tcPr>
+          <w:p>
+            <w:pPr>
+              <w:spacing w:after="0" w:line="240"/>
+              <w:jc w:val="right"/>
+            </w:pPr>
+            <w:r>
+              <w:rPr>
+                <w:b w:val="false"/>
+                <w:bCs w:val="false"/>
+                <w:sz w:val="17"/>
+                <w:szCs w:val="17"/>
+              </w:rPr>
+              <w:t xml:space="preserve">r -0,32</w:t>
+            </w:r>
+          </w:p>
+        </w:tc>
+        <w:tc>
+          <w:tcPr>
+            <w:tcW w:type="dxa" w:w="1400"/>
+            <w:tcMar>
+              <w:top w:type="dxa" w:w="40"/>
+              <w:left w:type="dxa" w:w="90"/>
+              <w:bottom w:type="dxa" w:w="40"/>
+              <w:right w:type="dxa" w:w="90"/>
+            </w:tcMar>
+          </w:tcPr>
+          <w:p>
+            <w:pPr>
+              <w:spacing w:after="0" w:line="240"/>
+              <w:jc w:val="right"/>
+            </w:pPr>
+            <w:r>
+              <w:rPr>
+                <w:b w:val="false"/>
+                <w:bCs w:val="false"/>
+                <w:sz w:val="17"/>
+                <w:szCs w:val="17"/>
+              </w:rPr>
+              <w:t xml:space="preserve">0,541</w:t>
+            </w:r>
+          </w:p>
+        </w:tc>
+        <w:tc>
+          <w:tcPr>
+            <w:tcW w:type="dxa" w:w="1700"/>
+            <w:tcMar>
+              <w:top w:type="dxa" w:w="40"/>
+              <w:left w:type="dxa" w:w="90"/>
+              <w:bottom w:type="dxa" w:w="40"/>
+              <w:right w:type="dxa" w:w="90"/>
+            </w:tcMar>
+          </w:tcPr>
+          <w:p>
+            <w:pPr>
+              <w:spacing w:after="0" w:line="240"/>
+              <w:jc w:val="right"/>
+            </w:pPr>
+            <w:r>
+              <w:rPr>
+                <w:b w:val="false"/>
+                <w:bCs w:val="false"/>
+                <w:sz w:val="17"/>
+                <w:szCs w:val="17"/>
+              </w:rPr>
+              <w:t xml:space="preserve">—</w:t>
+            </w:r>
+          </w:p>
+        </w:tc>
+      </w:tr>
+      <w:tr>
+        <w:tc>
+          <w:tcPr>
+            <w:tcW w:type="dxa" w:w="4360"/>
+            <w:tcMar>
+              <w:top w:type="dxa" w:w="40"/>
+              <w:left w:type="dxa" w:w="90"/>
+              <w:bottom w:type="dxa" w:w="40"/>
+              <w:right w:type="dxa" w:w="90"/>
+            </w:tcMar>
+          </w:tcPr>
+          <w:p>
+            <w:pPr>
+              <w:spacing w:after="0" w:line="240"/>
+              <w:jc w:val="left"/>
+            </w:pPr>
+            <w:r>
+              <w:rPr>
+                <w:b w:val="false"/>
+                <w:bCs w:val="false"/>
+                <w:sz w:val="17"/>
+                <w:szCs w:val="17"/>
+              </w:rPr>
+              <w:t xml:space="preserve">PSE × Fadiga (tônico)</w:t>
+            </w:r>
+          </w:p>
+        </w:tc>
+        <w:tc>
+          <w:tcPr>
+            <w:tcW w:type="dxa" w:w="1900"/>
+            <w:tcMar>
+              <w:top w:type="dxa" w:w="40"/>
+              <w:left w:type="dxa" w:w="90"/>
+              <w:bottom w:type="dxa" w:w="40"/>
+              <w:right w:type="dxa" w:w="90"/>
+            </w:tcMar>
+          </w:tcPr>
+          <w:p>
+            <w:pPr>
+              <w:spacing w:after="0" w:line="240"/>
+              <w:jc w:val="right"/>
+            </w:pPr>
+            <w:r>
+              <w:rPr>
+                <w:b w:val="false"/>
+                <w:bCs w:val="false"/>
+                <w:sz w:val="17"/>
+                <w:szCs w:val="17"/>
+              </w:rPr>
+              <w:t xml:space="preserve">r +0,25</w:t>
+            </w:r>
+          </w:p>
+        </w:tc>
+        <w:tc>
+          <w:tcPr>
+            <w:tcW w:type="dxa" w:w="1400"/>
+            <w:tcMar>
+              <w:top w:type="dxa" w:w="40"/>
+              <w:left w:type="dxa" w:w="90"/>
+              <w:bottom w:type="dxa" w:w="40"/>
+              <w:right w:type="dxa" w:w="90"/>
+            </w:tcMar>
+          </w:tcPr>
+          <w:p>
+            <w:pPr>
+              <w:spacing w:after="0" w:line="240"/>
+              <w:jc w:val="right"/>
+            </w:pPr>
+            <w:r>
+              <w:rPr>
+                <w:b w:val="false"/>
+                <w:bCs w:val="false"/>
+                <w:sz w:val="17"/>
+                <w:szCs w:val="17"/>
+              </w:rPr>
+              <w:t xml:space="preserve">0,400</w:t>
+            </w:r>
+          </w:p>
+        </w:tc>
+        <w:tc>
+          <w:tcPr>
+            <w:tcW w:type="dxa" w:w="1700"/>
+            <w:tcMar>
+              <w:top w:type="dxa" w:w="40"/>
+              <w:left w:type="dxa" w:w="90"/>
+              <w:bottom w:type="dxa" w:w="40"/>
+              <w:right w:type="dxa" w:w="90"/>
+            </w:tcMar>
+          </w:tcPr>
+          <w:p>
+            <w:pPr>
+              <w:spacing w:after="0" w:line="240"/>
+              <w:jc w:val="right"/>
+            </w:pPr>
+            <w:r>
+              <w:rPr>
+                <w:b w:val="false"/>
+                <w:bCs w:val="false"/>
+                <w:sz w:val="17"/>
+                <w:szCs w:val="17"/>
+              </w:rPr>
+              <w:t xml:space="preserve">—</w:t>
+            </w:r>
+          </w:p>
+        </w:tc>
+      </w:tr>
+      <w:tr>
+        <w:tc>
+          <w:tcPr>
+            <w:tcW w:type="dxa" w:w="4360"/>
+            <w:tcMar>
+              <w:top w:type="dxa" w:w="40"/>
+              <w:left w:type="dxa" w:w="90"/>
+              <w:bottom w:type="dxa" w:w="40"/>
+              <w:right w:type="dxa" w:w="90"/>
+            </w:tcMar>
+          </w:tcPr>
+          <w:p>
+            <w:pPr>
+              <w:spacing w:after="0" w:line="240"/>
+              <w:jc w:val="left"/>
+            </w:pPr>
+            <w:r>
+              <w:rPr>
+                <w:b w:val="false"/>
+                <w:bCs w:val="false"/>
+                <w:sz w:val="17"/>
+                <w:szCs w:val="17"/>
+              </w:rPr>
+              <w:t xml:space="preserve">PSE × FadMen (tônico)</w:t>
+            </w:r>
+          </w:p>
+        </w:tc>
+        <w:tc>
+          <w:tcPr>
+            <w:tcW w:type="dxa" w:w="1900"/>
+            <w:tcMar>
+              <w:top w:type="dxa" w:w="40"/>
+              <w:left w:type="dxa" w:w="90"/>
+              <w:bottom w:type="dxa" w:w="40"/>
+              <w:right w:type="dxa" w:w="90"/>
+            </w:tcMar>
+          </w:tcPr>
+          <w:p>
+            <w:pPr>
+              <w:spacing w:after="0" w:line="240"/>
+              <w:jc w:val="right"/>
+            </w:pPr>
+            <w:r>
+              <w:rPr>
+                <w:b w:val="false"/>
+                <w:bCs w:val="false"/>
+                <w:sz w:val="17"/>
+                <w:szCs w:val="17"/>
+              </w:rPr>
+              <w:t xml:space="preserve">r +0,03</w:t>
+            </w:r>
+          </w:p>
+        </w:tc>
+        <w:tc>
+          <w:tcPr>
+            <w:tcW w:type="dxa" w:w="1400"/>
+            <w:tcMar>
+              <w:top w:type="dxa" w:w="40"/>
+              <w:left w:type="dxa" w:w="90"/>
+              <w:bottom w:type="dxa" w:w="40"/>
+              <w:right w:type="dxa" w:w="90"/>
+            </w:tcMar>
+          </w:tcPr>
+          <w:p>
+            <w:pPr>
+              <w:spacing w:after="0" w:line="240"/>
+              <w:jc w:val="right"/>
+            </w:pPr>
+            <w:r>
+              <w:rPr>
+                <w:b w:val="false"/>
+                <w:bCs w:val="false"/>
+                <w:sz w:val="17"/>
+                <w:szCs w:val="17"/>
+              </w:rPr>
+              <w:t xml:space="preserve">0,095</w:t>
+            </w:r>
+          </w:p>
+        </w:tc>
+        <w:tc>
+          <w:tcPr>
+            <w:tcW w:type="dxa" w:w="1700"/>
+            <w:tcMar>
+              <w:top w:type="dxa" w:w="40"/>
+              <w:left w:type="dxa" w:w="90"/>
+              <w:bottom w:type="dxa" w:w="40"/>
+              <w:right w:type="dxa" w:w="90"/>
+            </w:tcMar>
+          </w:tcPr>
+          <w:p>
+            <w:pPr>
+              <w:spacing w:after="0" w:line="240"/>
+              <w:jc w:val="right"/>
+            </w:pPr>
+            <w:r>
+              <w:rPr>
+                <w:b w:val="false"/>
+                <w:bCs w:val="false"/>
+                <w:sz w:val="17"/>
+                <w:szCs w:val="17"/>
+              </w:rPr>
+              <w:t xml:space="preserve">—</w:t>
+            </w:r>
+          </w:p>
+        </w:tc>
+      </w:tr>
+    </w:tbl>
+    <w:p>
+      <w:pPr>
+        <w:spacing w:after="180" w:before="60"/>
+      </w:pPr>
+      <w:r>
+        <w:rPr>
+          <w:i/>
+          <w:iCs/>
+          <w:color w:val="5B6B82"/>
+          <w:sz w:val="17"/>
+          <w:szCs w:val="17"/>
+        </w:rPr>
+        <w:t xml:space="preserve">Tabela 24. Testes de equivalência (TOST) para os achados nulos — HIIT vs. dias sem HIIT (SESOI dz 0,5) e acoplamento carga↔humor (limite r 0,30).</w:t>
+      </w:r>
+    </w:p>
+    <w:p>
+      <w:pPr>
+        <w:pStyle w:val="Heading3"/>
+        <w:spacing w:after="120" w:before="280"/>
+      </w:pPr>
+      <w:r>
+        <w:t xml:space="preserve">3.5.3. Rede psicométrica (correlações parciais)</w:t>
+      </w:r>
+    </w:p>
+    <w:p>
+      <w:pPr>
+        <w:spacing w:after="140" w:before="0" w:line="300"/>
+        <w:jc w:val="both"/>
+      </w:pPr>
+      <w:r>
+        <w:t xml:space="preserve">A rede psicométrica (modelo gráfico gaussiano) das seis subescalas descreve as associações diretas (correlações parciais), controlando as demais. A depressão é o nó mais central (maior força), seguida da fadiga (Tabela 25) — um complemento moderno à estrutura fatorial, coerente com o eixo afetivo-energético.</w:t>
+      </w:r>
+    </w:p>
+    <w:tbl>
+      <w:tblPr>
+        <w:tblW w:type="dxa" w:w="9360"/>
+        <w:tblBorders>
+          <w:top w:val="single" w:color="C9D4E0" w:sz="2"/>
+          <w:left w:val="single" w:color="C9D4E0" w:sz="2"/>
+          <w:bottom w:val="single" w:color="C9D4E0" w:sz="2"/>
+          <w:right w:val="single" w:color="C9D4E0" w:sz="2"/>
+          <w:insideH w:val="single" w:color="C9D4E0" w:sz="2"/>
+          <w:insideV w:val="single" w:color="C9D4E0" w:sz="2"/>
+        </w:tblBorders>
+      </w:tblPr>
+      <w:tblGrid>
+        <w:gridCol w:w="4680"/>
+        <w:gridCol w:w="4680"/>
+      </w:tblGrid>
+      <w:tr>
+        <w:trPr>
+          <w:tblHeader/>
+        </w:trPr>
+        <w:tc>
+          <w:tcPr>
+            <w:tcW w:type="dxa" w:w="4680"/>
+            <w:shd w:fill="EAF1F7" w:color="auto" w:val="clear"/>
+            <w:tcMar>
+              <w:top w:type="dxa" w:w="40"/>
+              <w:left w:type="dxa" w:w="90"/>
+              <w:bottom w:type="dxa" w:w="40"/>
+              <w:right w:type="dxa" w:w="90"/>
+            </w:tcMar>
+          </w:tcPr>
+          <w:p>
+            <w:pPr>
+              <w:spacing w:after="0" w:line="240"/>
+              <w:jc w:val="left"/>
+            </w:pPr>
+            <w:r>
+              <w:rPr>
+                <w:b/>
+                <w:bCs/>
+                <w:color w:val="16273D"/>
+                <w:sz w:val="17"/>
+                <w:szCs w:val="17"/>
+              </w:rPr>
+              <w:t xml:space="preserve">Subescala</w:t>
+            </w:r>
+          </w:p>
+        </w:tc>
+        <w:tc>
+          <w:tcPr>
+            <w:tcW w:type="dxa" w:w="4680"/>
+            <w:shd w:fill="EAF1F7" w:color="auto" w:val="clear"/>
+            <w:tcMar>
+              <w:top w:type="dxa" w:w="40"/>
+              <w:left w:type="dxa" w:w="90"/>
+              <w:bottom w:type="dxa" w:w="40"/>
+              <w:right w:type="dxa" w:w="90"/>
+            </w:tcMar>
+          </w:tcPr>
+          <w:p>
+            <w:pPr>
+              <w:spacing w:after="0" w:line="240"/>
+              <w:jc w:val="right"/>
+            </w:pPr>
+            <w:r>
+              <w:rPr>
+                <w:b/>
+                <w:bCs/>
+                <w:color w:val="16273D"/>
+                <w:sz w:val="17"/>
+                <w:szCs w:val="17"/>
+              </w:rPr>
+              <w:t xml:space="preserve">Força do nó (Σ|parciais|)</w:t>
+            </w:r>
+          </w:p>
+        </w:tc>
+      </w:tr>
+      <w:tr>
+        <w:tc>
+          <w:tcPr>
+            <w:tcW w:type="dxa" w:w="4680"/>
+            <w:tcMar>
+              <w:top w:type="dxa" w:w="40"/>
+              <w:left w:type="dxa" w:w="90"/>
+              <w:bottom w:type="dxa" w:w="40"/>
+              <w:right w:type="dxa" w:w="90"/>
+            </w:tcMar>
+          </w:tcPr>
+          <w:p>
+            <w:pPr>
+              <w:spacing w:after="0" w:line="240"/>
+              <w:jc w:val="left"/>
+            </w:pPr>
+            <w:r>
+              <w:rPr>
+                <w:b w:val="false"/>
+                <w:bCs w:val="false"/>
+                <w:sz w:val="17"/>
+                <w:szCs w:val="17"/>
+              </w:rPr>
+              <w:t xml:space="preserve">Depressão</w:t>
+            </w:r>
+          </w:p>
+        </w:tc>
+        <w:tc>
+          <w:tcPr>
+            <w:tcW w:type="dxa" w:w="4680"/>
+            <w:tcMar>
+              <w:top w:type="dxa" w:w="40"/>
+              <w:left w:type="dxa" w:w="90"/>
+              <w:bottom w:type="dxa" w:w="40"/>
+              <w:right w:type="dxa" w:w="90"/>
+            </w:tcMar>
+          </w:tcPr>
+          <w:p>
+            <w:pPr>
+              <w:spacing w:after="0" w:line="240"/>
+              <w:jc w:val="right"/>
+            </w:pPr>
+            <w:r>
+              <w:rPr>
+                <w:b w:val="false"/>
+                <w:bCs w:val="false"/>
+                <w:sz w:val="17"/>
+                <w:szCs w:val="17"/>
+              </w:rPr>
+              <w:t xml:space="preserve">1,25</w:t>
+            </w:r>
+          </w:p>
+        </w:tc>
+      </w:tr>
+      <w:tr>
+        <w:tc>
+          <w:tcPr>
+            <w:tcW w:type="dxa" w:w="4680"/>
+            <w:tcMar>
+              <w:top w:type="dxa" w:w="40"/>
+              <w:left w:type="dxa" w:w="90"/>
+              <w:bottom w:type="dxa" w:w="40"/>
+              <w:right w:type="dxa" w:w="90"/>
+            </w:tcMar>
+          </w:tcPr>
+          <w:p>
+            <w:pPr>
+              <w:spacing w:after="0" w:line="240"/>
+              <w:jc w:val="left"/>
+            </w:pPr>
+            <w:r>
+              <w:rPr>
+                <w:b w:val="false"/>
+                <w:bCs w:val="false"/>
+                <w:sz w:val="17"/>
+                <w:szCs w:val="17"/>
+              </w:rPr>
+              <w:t xml:space="preserve">Fadiga</w:t>
+            </w:r>
+          </w:p>
+        </w:tc>
+        <w:tc>
+          <w:tcPr>
+            <w:tcW w:type="dxa" w:w="4680"/>
+            <w:tcMar>
+              <w:top w:type="dxa" w:w="40"/>
+              <w:left w:type="dxa" w:w="90"/>
+              <w:bottom w:type="dxa" w:w="40"/>
+              <w:right w:type="dxa" w:w="90"/>
+            </w:tcMar>
+          </w:tcPr>
+          <w:p>
+            <w:pPr>
+              <w:spacing w:after="0" w:line="240"/>
+              <w:jc w:val="right"/>
+            </w:pPr>
+            <w:r>
+              <w:rPr>
+                <w:b w:val="false"/>
+                <w:bCs w:val="false"/>
+                <w:sz w:val="17"/>
+                <w:szCs w:val="17"/>
+              </w:rPr>
+              <w:t xml:space="preserve">0,96</w:t>
+            </w:r>
+          </w:p>
+        </w:tc>
+      </w:tr>
+      <w:tr>
+        <w:tc>
+          <w:tcPr>
+            <w:tcW w:type="dxa" w:w="4680"/>
+            <w:tcMar>
+              <w:top w:type="dxa" w:w="40"/>
+              <w:left w:type="dxa" w:w="90"/>
+              <w:bottom w:type="dxa" w:w="40"/>
+              <w:right w:type="dxa" w:w="90"/>
+            </w:tcMar>
+          </w:tcPr>
+          <w:p>
+            <w:pPr>
+              <w:spacing w:after="0" w:line="240"/>
+              <w:jc w:val="left"/>
+            </w:pPr>
+            <w:r>
+              <w:rPr>
+                <w:b w:val="false"/>
+                <w:bCs w:val="false"/>
+                <w:sz w:val="17"/>
+                <w:szCs w:val="17"/>
+              </w:rPr>
+              <w:t xml:space="preserve">Confusão</w:t>
+            </w:r>
+          </w:p>
+        </w:tc>
+        <w:tc>
+          <w:tcPr>
+            <w:tcW w:type="dxa" w:w="4680"/>
+            <w:tcMar>
+              <w:top w:type="dxa" w:w="40"/>
+              <w:left w:type="dxa" w:w="90"/>
+              <w:bottom w:type="dxa" w:w="40"/>
+              <w:right w:type="dxa" w:w="90"/>
+            </w:tcMar>
+          </w:tcPr>
+          <w:p>
+            <w:pPr>
+              <w:spacing w:after="0" w:line="240"/>
+              <w:jc w:val="right"/>
+            </w:pPr>
+            <w:r>
+              <w:rPr>
+                <w:b w:val="false"/>
+                <w:bCs w:val="false"/>
+                <w:sz w:val="17"/>
+                <w:szCs w:val="17"/>
+              </w:rPr>
+              <w:t xml:space="preserve">0,70</w:t>
+            </w:r>
+          </w:p>
+        </w:tc>
+      </w:tr>
+      <w:tr>
+        <w:tc>
+          <w:tcPr>
+            <w:tcW w:type="dxa" w:w="4680"/>
+            <w:tcMar>
+              <w:top w:type="dxa" w:w="40"/>
+              <w:left w:type="dxa" w:w="90"/>
+              <w:bottom w:type="dxa" w:w="40"/>
+              <w:right w:type="dxa" w:w="90"/>
+            </w:tcMar>
+          </w:tcPr>
+          <w:p>
+            <w:pPr>
+              <w:spacing w:after="0" w:line="240"/>
+              <w:jc w:val="left"/>
+            </w:pPr>
+            <w:r>
+              <w:rPr>
+                <w:b w:val="false"/>
+                <w:bCs w:val="false"/>
+                <w:sz w:val="17"/>
+                <w:szCs w:val="17"/>
+              </w:rPr>
+              <w:t xml:space="preserve">Vigor</w:t>
+            </w:r>
+          </w:p>
+        </w:tc>
+        <w:tc>
+          <w:tcPr>
+            <w:tcW w:type="dxa" w:w="4680"/>
+            <w:tcMar>
+              <w:top w:type="dxa" w:w="40"/>
+              <w:left w:type="dxa" w:w="90"/>
+              <w:bottom w:type="dxa" w:w="40"/>
+              <w:right w:type="dxa" w:w="90"/>
+            </w:tcMar>
+          </w:tcPr>
+          <w:p>
+            <w:pPr>
+              <w:spacing w:after="0" w:line="240"/>
+              <w:jc w:val="right"/>
+            </w:pPr>
+            <w:r>
+              <w:rPr>
+                <w:b w:val="false"/>
+                <w:bCs w:val="false"/>
+                <w:sz w:val="17"/>
+                <w:szCs w:val="17"/>
+              </w:rPr>
+              <w:t xml:space="preserve">0,67</w:t>
+            </w:r>
+          </w:p>
+        </w:tc>
+      </w:tr>
+      <w:tr>
+        <w:tc>
+          <w:tcPr>
+            <w:tcW w:type="dxa" w:w="4680"/>
+            <w:tcMar>
+              <w:top w:type="dxa" w:w="40"/>
+              <w:left w:type="dxa" w:w="90"/>
+              <w:bottom w:type="dxa" w:w="40"/>
+              <w:right w:type="dxa" w:w="90"/>
+            </w:tcMar>
+          </w:tcPr>
+          <w:p>
+            <w:pPr>
+              <w:spacing w:after="0" w:line="240"/>
+              <w:jc w:val="left"/>
+            </w:pPr>
+            <w:r>
+              <w:rPr>
+                <w:b w:val="false"/>
+                <w:bCs w:val="false"/>
+                <w:sz w:val="17"/>
+                <w:szCs w:val="17"/>
+              </w:rPr>
+              <w:t xml:space="preserve">Tensão</w:t>
+            </w:r>
+          </w:p>
+        </w:tc>
+        <w:tc>
+          <w:tcPr>
+            <w:tcW w:type="dxa" w:w="4680"/>
+            <w:tcMar>
+              <w:top w:type="dxa" w:w="40"/>
+              <w:left w:type="dxa" w:w="90"/>
+              <w:bottom w:type="dxa" w:w="40"/>
+              <w:right w:type="dxa" w:w="90"/>
+            </w:tcMar>
+          </w:tcPr>
+          <w:p>
+            <w:pPr>
+              <w:spacing w:after="0" w:line="240"/>
+              <w:jc w:val="right"/>
+            </w:pPr>
+            <w:r>
+              <w:rPr>
+                <w:b w:val="false"/>
+                <w:bCs w:val="false"/>
+                <w:sz w:val="17"/>
+                <w:szCs w:val="17"/>
+              </w:rPr>
+              <w:t xml:space="preserve">0,66</w:t>
+            </w:r>
+          </w:p>
+        </w:tc>
+      </w:tr>
+      <w:tr>
+        <w:tc>
+          <w:tcPr>
+            <w:tcW w:type="dxa" w:w="4680"/>
+            <w:tcMar>
+              <w:top w:type="dxa" w:w="40"/>
+              <w:left w:type="dxa" w:w="90"/>
+              <w:bottom w:type="dxa" w:w="40"/>
+              <w:right w:type="dxa" w:w="90"/>
+            </w:tcMar>
+          </w:tcPr>
+          <w:p>
+            <w:pPr>
+              <w:spacing w:after="0" w:line="240"/>
+              <w:jc w:val="left"/>
+            </w:pPr>
+            <w:r>
+              <w:rPr>
+                <w:b w:val="false"/>
+                <w:bCs w:val="false"/>
+                <w:sz w:val="17"/>
+                <w:szCs w:val="17"/>
+              </w:rPr>
+              <w:t xml:space="preserve">Raiva</w:t>
+            </w:r>
+          </w:p>
+        </w:tc>
+        <w:tc>
+          <w:tcPr>
+            <w:tcW w:type="dxa" w:w="4680"/>
+            <w:tcMar>
+              <w:top w:type="dxa" w:w="40"/>
+              <w:left w:type="dxa" w:w="90"/>
+              <w:bottom w:type="dxa" w:w="40"/>
+              <w:right w:type="dxa" w:w="90"/>
+            </w:tcMar>
+          </w:tcPr>
+          <w:p>
+            <w:pPr>
+              <w:spacing w:after="0" w:line="240"/>
+              <w:jc w:val="right"/>
+            </w:pPr>
+            <w:r>
+              <w:rPr>
+                <w:b w:val="false"/>
+                <w:bCs w:val="false"/>
+                <w:sz w:val="17"/>
+                <w:szCs w:val="17"/>
+              </w:rPr>
+              <w:t xml:space="preserve">0,65</w:t>
+            </w:r>
+          </w:p>
+        </w:tc>
+      </w:tr>
+    </w:tbl>
+    <w:p>
+      <w:pPr>
+        <w:spacing w:after="180" w:before="60"/>
+      </w:pPr>
+      <w:r>
+        <w:rPr>
+          <w:i/>
+          <w:iCs/>
+          <w:color w:val="5B6B82"/>
+          <w:sz w:val="17"/>
+          <w:szCs w:val="17"/>
+        </w:rPr>
+        <w:t xml:space="preserve">Tabela 25. Centralidade (força) por subescala na rede de correlações parciais. Aresta mais forte: Depressão–Confusão (parcial 0,47).</w:t>
+      </w:r>
+    </w:p>
+    <w:p>
+      <w:pPr>
+        <w:pStyle w:val="Heading3"/>
+        <w:spacing w:after="120" w:before="280"/>
+      </w:pPr>
+      <w:r>
+        <w:t xml:space="preserve">3.5.4. Cinética intradia (pré → meio → pós)</w:t>
+      </w:r>
+    </w:p>
+    <w:p>
+      <w:pPr>
+        <w:spacing w:after="140" w:before="0" w:line="300"/>
+        <w:jc w:val="both"/>
+      </w:pPr>
+      <w:r>
+        <w:t xml:space="preserve">Aproveitando o momento intermediário da coleta (n = 155), a cinética intradia mostra que a resposta aguda se instala cedo: a fadiga física e o PTH já sobem no meio da sessão e o vigor cai, com pequena variação adicional até o pós (Tabela 26).</w:t>
+      </w:r>
+    </w:p>
+    <w:tbl>
+      <w:tblPr>
+        <w:tblW w:type="dxa" w:w="9360"/>
+        <w:tblBorders>
+          <w:top w:val="single" w:color="C9D4E0" w:sz="2"/>
+          <w:left w:val="single" w:color="C9D4E0" w:sz="2"/>
+          <w:bottom w:val="single" w:color="C9D4E0" w:sz="2"/>
+          <w:right w:val="single" w:color="C9D4E0" w:sz="2"/>
+          <w:insideH w:val="single" w:color="C9D4E0" w:sz="2"/>
+          <w:insideV w:val="single" w:color="C9D4E0" w:sz="2"/>
+        </w:tblBorders>
+      </w:tblPr>
+      <w:tblGrid>
+        <w:gridCol w:w="3360"/>
+        <w:gridCol w:w="2000"/>
+        <w:gridCol w:w="2000"/>
+        <w:gridCol w:w="2000"/>
+      </w:tblGrid>
+      <w:tr>
+        <w:trPr>
+          <w:tblHeader/>
+        </w:trPr>
+        <w:tc>
+          <w:tcPr>
+            <w:tcW w:type="dxa" w:w="3360"/>
+            <w:shd w:fill="EAF1F7" w:color="auto" w:val="clear"/>
+            <w:tcMar>
+              <w:top w:type="dxa" w:w="40"/>
+              <w:left w:type="dxa" w:w="90"/>
+              <w:bottom w:type="dxa" w:w="40"/>
+              <w:right w:type="dxa" w:w="90"/>
+            </w:tcMar>
+          </w:tcPr>
+          <w:p>
+            <w:pPr>
+              <w:spacing w:after="0" w:line="240"/>
+              <w:jc w:val="left"/>
+            </w:pPr>
+            <w:r>
+              <w:rPr>
+                <w:b/>
+                <w:bCs/>
+                <w:color w:val="16273D"/>
+                <w:sz w:val="17"/>
+                <w:szCs w:val="17"/>
+              </w:rPr>
+              <w:t xml:space="preserve">Variável</w:t>
+            </w:r>
+          </w:p>
+        </w:tc>
+        <w:tc>
+          <w:tcPr>
+            <w:tcW w:type="dxa" w:w="2000"/>
+            <w:shd w:fill="EAF1F7" w:color="auto" w:val="clear"/>
+            <w:tcMar>
+              <w:top w:type="dxa" w:w="40"/>
+              <w:left w:type="dxa" w:w="90"/>
+              <w:bottom w:type="dxa" w:w="40"/>
+              <w:right w:type="dxa" w:w="90"/>
+            </w:tcMar>
+          </w:tcPr>
+          <w:p>
+            <w:pPr>
+              <w:spacing w:after="0" w:line="240"/>
+              <w:jc w:val="right"/>
+            </w:pPr>
+            <w:r>
+              <w:rPr>
+                <w:b/>
+                <w:bCs/>
+                <w:color w:val="16273D"/>
+                <w:sz w:val="17"/>
+                <w:szCs w:val="17"/>
+              </w:rPr>
+              <w:t xml:space="preserve">Pré</w:t>
+            </w:r>
+          </w:p>
+        </w:tc>
+        <w:tc>
+          <w:tcPr>
+            <w:tcW w:type="dxa" w:w="2000"/>
+            <w:shd w:fill="EAF1F7" w:color="auto" w:val="clear"/>
+            <w:tcMar>
+              <w:top w:type="dxa" w:w="40"/>
+              <w:left w:type="dxa" w:w="90"/>
+              <w:bottom w:type="dxa" w:w="40"/>
+              <w:right w:type="dxa" w:w="90"/>
+            </w:tcMar>
+          </w:tcPr>
+          <w:p>
+            <w:pPr>
+              <w:spacing w:after="0" w:line="240"/>
+              <w:jc w:val="right"/>
+            </w:pPr>
+            <w:r>
+              <w:rPr>
+                <w:b/>
+                <w:bCs/>
+                <w:color w:val="16273D"/>
+                <w:sz w:val="17"/>
+                <w:szCs w:val="17"/>
+              </w:rPr>
+              <w:t xml:space="preserve">Meio</w:t>
+            </w:r>
+          </w:p>
+        </w:tc>
+        <w:tc>
+          <w:tcPr>
+            <w:tcW w:type="dxa" w:w="2000"/>
+            <w:shd w:fill="EAF1F7" w:color="auto" w:val="clear"/>
+            <w:tcMar>
+              <w:top w:type="dxa" w:w="40"/>
+              <w:left w:type="dxa" w:w="90"/>
+              <w:bottom w:type="dxa" w:w="40"/>
+              <w:right w:type="dxa" w:w="90"/>
+            </w:tcMar>
+          </w:tcPr>
+          <w:p>
+            <w:pPr>
+              <w:spacing w:after="0" w:line="240"/>
+              <w:jc w:val="right"/>
+            </w:pPr>
+            <w:r>
+              <w:rPr>
+                <w:b/>
+                <w:bCs/>
+                <w:color w:val="16273D"/>
+                <w:sz w:val="17"/>
+                <w:szCs w:val="17"/>
+              </w:rPr>
+              <w:t xml:space="preserve">Pós</w:t>
+            </w:r>
+          </w:p>
+        </w:tc>
+      </w:tr>
+      <w:tr>
+        <w:tc>
+          <w:tcPr>
+            <w:tcW w:type="dxa" w:w="3360"/>
+            <w:tcMar>
+              <w:top w:type="dxa" w:w="40"/>
+              <w:left w:type="dxa" w:w="90"/>
+              <w:bottom w:type="dxa" w:w="40"/>
+              <w:right w:type="dxa" w:w="90"/>
+            </w:tcMar>
+          </w:tcPr>
+          <w:p>
+            <w:pPr>
+              <w:spacing w:after="0" w:line="240"/>
+              <w:jc w:val="left"/>
+            </w:pPr>
+            <w:r>
+              <w:rPr>
+                <w:b w:val="false"/>
+                <w:bCs w:val="false"/>
+                <w:sz w:val="17"/>
+                <w:szCs w:val="17"/>
+              </w:rPr>
+              <w:t xml:space="preserve">Fadiga física</w:t>
+            </w:r>
+          </w:p>
+        </w:tc>
+        <w:tc>
+          <w:tcPr>
+            <w:tcW w:type="dxa" w:w="2000"/>
+            <w:tcMar>
+              <w:top w:type="dxa" w:w="40"/>
+              <w:left w:type="dxa" w:w="90"/>
+              <w:bottom w:type="dxa" w:w="40"/>
+              <w:right w:type="dxa" w:w="90"/>
+            </w:tcMar>
+          </w:tcPr>
+          <w:p>
+            <w:pPr>
+              <w:spacing w:after="0" w:line="240"/>
+              <w:jc w:val="right"/>
+            </w:pPr>
+            <w:r>
+              <w:rPr>
+                <w:b w:val="false"/>
+                <w:bCs w:val="false"/>
+                <w:sz w:val="17"/>
+                <w:szCs w:val="17"/>
+              </w:rPr>
+              <w:t xml:space="preserve">5,10</w:t>
+            </w:r>
+          </w:p>
+        </w:tc>
+        <w:tc>
+          <w:tcPr>
+            <w:tcW w:type="dxa" w:w="2000"/>
+            <w:tcMar>
+              <w:top w:type="dxa" w:w="40"/>
+              <w:left w:type="dxa" w:w="90"/>
+              <w:bottom w:type="dxa" w:w="40"/>
+              <w:right w:type="dxa" w:w="90"/>
+            </w:tcMar>
+          </w:tcPr>
+          <w:p>
+            <w:pPr>
+              <w:spacing w:after="0" w:line="240"/>
+              <w:jc w:val="right"/>
+            </w:pPr>
+            <w:r>
+              <w:rPr>
+                <w:b w:val="false"/>
+                <w:bCs w:val="false"/>
+                <w:sz w:val="17"/>
+                <w:szCs w:val="17"/>
+              </w:rPr>
+              <w:t xml:space="preserve">6,58</w:t>
+            </w:r>
+          </w:p>
+        </w:tc>
+        <w:tc>
+          <w:tcPr>
+            <w:tcW w:type="dxa" w:w="2000"/>
+            <w:tcMar>
+              <w:top w:type="dxa" w:w="40"/>
+              <w:left w:type="dxa" w:w="90"/>
+              <w:bottom w:type="dxa" w:w="40"/>
+              <w:right w:type="dxa" w:w="90"/>
+            </w:tcMar>
+          </w:tcPr>
+          <w:p>
+            <w:pPr>
+              <w:spacing w:after="0" w:line="240"/>
+              <w:jc w:val="right"/>
+            </w:pPr>
+            <w:r>
+              <w:rPr>
+                <w:b w:val="false"/>
+                <w:bCs w:val="false"/>
+                <w:sz w:val="17"/>
+                <w:szCs w:val="17"/>
+              </w:rPr>
+              <w:t xml:space="preserve">6,76</w:t>
+            </w:r>
+          </w:p>
+        </w:tc>
+      </w:tr>
+      <w:tr>
+        <w:tc>
+          <w:tcPr>
+            <w:tcW w:type="dxa" w:w="3360"/>
+            <w:tcMar>
+              <w:top w:type="dxa" w:w="40"/>
+              <w:left w:type="dxa" w:w="90"/>
+              <w:bottom w:type="dxa" w:w="40"/>
+              <w:right w:type="dxa" w:w="90"/>
+            </w:tcMar>
+          </w:tcPr>
+          <w:p>
+            <w:pPr>
+              <w:spacing w:after="0" w:line="240"/>
+              <w:jc w:val="left"/>
+            </w:pPr>
+            <w:r>
+              <w:rPr>
+                <w:b w:val="false"/>
+                <w:bCs w:val="false"/>
+                <w:sz w:val="17"/>
+                <w:szCs w:val="17"/>
+              </w:rPr>
+              <w:t xml:space="preserve">Fadiga</w:t>
+            </w:r>
+          </w:p>
+        </w:tc>
+        <w:tc>
+          <w:tcPr>
+            <w:tcW w:type="dxa" w:w="2000"/>
+            <w:tcMar>
+              <w:top w:type="dxa" w:w="40"/>
+              <w:left w:type="dxa" w:w="90"/>
+              <w:bottom w:type="dxa" w:w="40"/>
+              <w:right w:type="dxa" w:w="90"/>
+            </w:tcMar>
+          </w:tcPr>
+          <w:p>
+            <w:pPr>
+              <w:spacing w:after="0" w:line="240"/>
+              <w:jc w:val="right"/>
+            </w:pPr>
+            <w:r>
+              <w:rPr>
+                <w:b w:val="false"/>
+                <w:bCs w:val="false"/>
+                <w:sz w:val="17"/>
+                <w:szCs w:val="17"/>
+              </w:rPr>
+              <w:t xml:space="preserve">4,70</w:t>
+            </w:r>
+          </w:p>
+        </w:tc>
+        <w:tc>
+          <w:tcPr>
+            <w:tcW w:type="dxa" w:w="2000"/>
+            <w:tcMar>
+              <w:top w:type="dxa" w:w="40"/>
+              <w:left w:type="dxa" w:w="90"/>
+              <w:bottom w:type="dxa" w:w="40"/>
+              <w:right w:type="dxa" w:w="90"/>
+            </w:tcMar>
+          </w:tcPr>
+          <w:p>
+            <w:pPr>
+              <w:spacing w:after="0" w:line="240"/>
+              <w:jc w:val="right"/>
+            </w:pPr>
+            <w:r>
+              <w:rPr>
+                <w:b w:val="false"/>
+                <w:bCs w:val="false"/>
+                <w:sz w:val="17"/>
+                <w:szCs w:val="17"/>
+              </w:rPr>
+              <w:t xml:space="preserve">6,10</w:t>
+            </w:r>
+          </w:p>
+        </w:tc>
+        <w:tc>
+          <w:tcPr>
+            <w:tcW w:type="dxa" w:w="2000"/>
+            <w:tcMar>
+              <w:top w:type="dxa" w:w="40"/>
+              <w:left w:type="dxa" w:w="90"/>
+              <w:bottom w:type="dxa" w:w="40"/>
+              <w:right w:type="dxa" w:w="90"/>
+            </w:tcMar>
+          </w:tcPr>
+          <w:p>
+            <w:pPr>
+              <w:spacing w:after="0" w:line="240"/>
+              <w:jc w:val="right"/>
+            </w:pPr>
+            <w:r>
+              <w:rPr>
+                <w:b w:val="false"/>
+                <w:bCs w:val="false"/>
+                <w:sz w:val="17"/>
+                <w:szCs w:val="17"/>
+              </w:rPr>
+              <w:t xml:space="preserve">6,20</w:t>
+            </w:r>
+          </w:p>
+        </w:tc>
+      </w:tr>
+      <w:tr>
+        <w:tc>
+          <w:tcPr>
+            <w:tcW w:type="dxa" w:w="3360"/>
+            <w:tcMar>
+              <w:top w:type="dxa" w:w="40"/>
+              <w:left w:type="dxa" w:w="90"/>
+              <w:bottom w:type="dxa" w:w="40"/>
+              <w:right w:type="dxa" w:w="90"/>
+            </w:tcMar>
+          </w:tcPr>
+          <w:p>
+            <w:pPr>
+              <w:spacing w:after="0" w:line="240"/>
+              <w:jc w:val="left"/>
+            </w:pPr>
+            <w:r>
+              <w:rPr>
+                <w:b w:val="false"/>
+                <w:bCs w:val="false"/>
+                <w:sz w:val="17"/>
+                <w:szCs w:val="17"/>
+              </w:rPr>
+              <w:t xml:space="preserve">PTH (TMD)</w:t>
+            </w:r>
+          </w:p>
+        </w:tc>
+        <w:tc>
+          <w:tcPr>
+            <w:tcW w:type="dxa" w:w="2000"/>
+            <w:tcMar>
+              <w:top w:type="dxa" w:w="40"/>
+              <w:left w:type="dxa" w:w="90"/>
+              <w:bottom w:type="dxa" w:w="40"/>
+              <w:right w:type="dxa" w:w="90"/>
+            </w:tcMar>
+          </w:tcPr>
+          <w:p>
+            <w:pPr>
+              <w:spacing w:after="0" w:line="240"/>
+              <w:jc w:val="right"/>
+            </w:pPr>
+            <w:r>
+              <w:rPr>
+                <w:b w:val="false"/>
+                <w:bCs w:val="false"/>
+                <w:sz w:val="17"/>
+                <w:szCs w:val="17"/>
+              </w:rPr>
+              <w:t xml:space="preserve">2,78</w:t>
+            </w:r>
+          </w:p>
+        </w:tc>
+        <w:tc>
+          <w:tcPr>
+            <w:tcW w:type="dxa" w:w="2000"/>
+            <w:tcMar>
+              <w:top w:type="dxa" w:w="40"/>
+              <w:left w:type="dxa" w:w="90"/>
+              <w:bottom w:type="dxa" w:w="40"/>
+              <w:right w:type="dxa" w:w="90"/>
+            </w:tcMar>
+          </w:tcPr>
+          <w:p>
+            <w:pPr>
+              <w:spacing w:after="0" w:line="240"/>
+              <w:jc w:val="right"/>
+            </w:pPr>
+            <w:r>
+              <w:rPr>
+                <w:b w:val="false"/>
+                <w:bCs w:val="false"/>
+                <w:sz w:val="17"/>
+                <w:szCs w:val="17"/>
+              </w:rPr>
+              <w:t xml:space="preserve">4,39</w:t>
+            </w:r>
+          </w:p>
+        </w:tc>
+        <w:tc>
+          <w:tcPr>
+            <w:tcW w:type="dxa" w:w="2000"/>
+            <w:tcMar>
+              <w:top w:type="dxa" w:w="40"/>
+              <w:left w:type="dxa" w:w="90"/>
+              <w:bottom w:type="dxa" w:w="40"/>
+              <w:right w:type="dxa" w:w="90"/>
+            </w:tcMar>
+          </w:tcPr>
+          <w:p>
+            <w:pPr>
+              <w:spacing w:after="0" w:line="240"/>
+              <w:jc w:val="right"/>
+            </w:pPr>
+            <w:r>
+              <w:rPr>
+                <w:b w:val="false"/>
+                <w:bCs w:val="false"/>
+                <w:sz w:val="17"/>
+                <w:szCs w:val="17"/>
+              </w:rPr>
+              <w:t xml:space="preserve">6,25</w:t>
+            </w:r>
+          </w:p>
+        </w:tc>
+      </w:tr>
+      <w:tr>
+        <w:tc>
+          <w:tcPr>
+            <w:tcW w:type="dxa" w:w="3360"/>
+            <w:tcMar>
+              <w:top w:type="dxa" w:w="40"/>
+              <w:left w:type="dxa" w:w="90"/>
+              <w:bottom w:type="dxa" w:w="40"/>
+              <w:right w:type="dxa" w:w="90"/>
+            </w:tcMar>
+          </w:tcPr>
+          <w:p>
+            <w:pPr>
+              <w:spacing w:after="0" w:line="240"/>
+              <w:jc w:val="left"/>
+            </w:pPr>
+            <w:r>
+              <w:rPr>
+                <w:b w:val="false"/>
+                <w:bCs w:val="false"/>
+                <w:sz w:val="17"/>
+                <w:szCs w:val="17"/>
+              </w:rPr>
+              <w:t xml:space="preserve">Vigor</w:t>
+            </w:r>
+          </w:p>
+        </w:tc>
+        <w:tc>
+          <w:tcPr>
+            <w:tcW w:type="dxa" w:w="2000"/>
+            <w:tcMar>
+              <w:top w:type="dxa" w:w="40"/>
+              <w:left w:type="dxa" w:w="90"/>
+              <w:bottom w:type="dxa" w:w="40"/>
+              <w:right w:type="dxa" w:w="90"/>
+            </w:tcMar>
+          </w:tcPr>
+          <w:p>
+            <w:pPr>
+              <w:spacing w:after="0" w:line="240"/>
+              <w:jc w:val="right"/>
+            </w:pPr>
+            <w:r>
+              <w:rPr>
+                <w:b w:val="false"/>
+                <w:bCs w:val="false"/>
+                <w:sz w:val="17"/>
+                <w:szCs w:val="17"/>
+              </w:rPr>
+              <w:t xml:space="preserve">6,20</w:t>
+            </w:r>
+          </w:p>
+        </w:tc>
+        <w:tc>
+          <w:tcPr>
+            <w:tcW w:type="dxa" w:w="2000"/>
+            <w:tcMar>
+              <w:top w:type="dxa" w:w="40"/>
+              <w:left w:type="dxa" w:w="90"/>
+              <w:bottom w:type="dxa" w:w="40"/>
+              <w:right w:type="dxa" w:w="90"/>
+            </w:tcMar>
+          </w:tcPr>
+          <w:p>
+            <w:pPr>
+              <w:spacing w:after="0" w:line="240"/>
+              <w:jc w:val="right"/>
+            </w:pPr>
+            <w:r>
+              <w:rPr>
+                <w:b w:val="false"/>
+                <w:bCs w:val="false"/>
+                <w:sz w:val="17"/>
+                <w:szCs w:val="17"/>
+              </w:rPr>
+              <w:t xml:space="preserve">5,69</w:t>
+            </w:r>
+          </w:p>
+        </w:tc>
+        <w:tc>
+          <w:tcPr>
+            <w:tcW w:type="dxa" w:w="2000"/>
+            <w:tcMar>
+              <w:top w:type="dxa" w:w="40"/>
+              <w:left w:type="dxa" w:w="90"/>
+              <w:bottom w:type="dxa" w:w="40"/>
+              <w:right w:type="dxa" w:w="90"/>
+            </w:tcMar>
+          </w:tcPr>
+          <w:p>
+            <w:pPr>
+              <w:spacing w:after="0" w:line="240"/>
+              <w:jc w:val="right"/>
+            </w:pPr>
+            <w:r>
+              <w:rPr>
+                <w:b w:val="false"/>
+                <w:bCs w:val="false"/>
+                <w:sz w:val="17"/>
+                <w:szCs w:val="17"/>
+              </w:rPr>
+              <w:t xml:space="preserve">5,11</w:t>
+            </w:r>
+          </w:p>
+        </w:tc>
+      </w:tr>
+    </w:tbl>
+    <w:p>
+      <w:pPr>
+        <w:spacing w:after="180" w:before="60"/>
+      </w:pPr>
+      <w:r>
+        <w:rPr>
+          <w:i/>
+          <w:iCs/>
+          <w:color w:val="5B6B82"/>
+          <w:sz w:val="17"/>
+          <w:szCs w:val="17"/>
+        </w:rPr>
+        <w:t xml:space="preserve">Tabela 26. Médias por momento (pré, meio, pós) — cinética aguda dentro da sessão.</w:t>
+      </w:r>
+    </w:p>
+    <w:p>
+      <w:r>
+        <w:br w:type="page"/>
+      </w:r>
+    </w:p>
+    <w:p>
+      <w:pPr>
         <w:pStyle w:val="Heading1"/>
         <w:spacing w:after="120" w:before="280"/>
       </w:pPr>
@@ -25528,6 +28947,22 @@
       </w:r>
       <w:r>
         <w:t xml:space="preserve">A formalização em cálculo mostra que a fadiga física acumula de forma saturante (f″ &lt; 0), tendendo a um limite estacionário ao fim da semana, com velocidade de acúmulo maior em torno dos dias de HIIT. Um achado com consequência prática direta: a ROC das derivadas não supera a ROC dos níveis — a taxa de variação diagnostica menos que o estado atual, porque a derivada amplifica o ruído de medida. Monitorar "quão cansado o atleta está" é, portanto, mais informativo do que "quão rápido ele está ficando cansado".</w:t>
+      </w:r>
+    </w:p>
+    <w:p>
+      <w:pPr>
+        <w:spacing w:after="140" w:before="0" w:line="300"/>
+        <w:jc w:val="both"/>
+      </w:pPr>
+      <w:r>
+        <w:rPr>
+          <w:b/>
+          <w:bCs/>
+        </w:rPr>
+        <w:t xml:space="preserve">Confiabilidade da mudança, equivalência e estrutura. </w:t>
+      </w:r>
+      <w:r>
+        <w:t xml:space="preserve">As análises complementares refinam o quadro. A mudança confiável (RCI/MDC) mostra que a maior parte das oscilações pré→pós individuais está dentro do erro de medida — só uma minoria dos atletas ultrapassa a mínima mudança detectável —, o que quantifica a individualidade e alerta contra sobreinterpretar variações pequenas. Os testes de equivalência (TOST) convertem o desacoplamento carga↔humor e o contraste HIIT-vs-sem em equivalência estatística formal (não mera ausência de significância) para os índices centrais. A rede de correlações parciais posiciona a depressão como nó mais central do afeto negativo, e a cinética intradia revela que a resposta aguda se instala já no meio da sessão. Em conjunto, reforçam — por vias independentes — a leitura de estado, individual e desacoplada.</w:t>
       </w:r>
     </w:p>
     <w:p>

--- a/auditoria_brums_hiit/tese/Artigo_BRUMS_HIIT_A1.docx
+++ b/auditoria_brums_hiit/tese/Artigo_BRUMS_HIIT_A1.docx
@@ -388,7 +388,7 @@
         <w:t xml:space="preserve">Objetivo geral. </w:t>
       </w:r>
       <w:r>
-        <w:t xml:space="preserve">Caracterizar a resposta do perfil de humor ao longo de um microciclo com HIIT e a confiabilidade dessa medida, e identificar os marcadores mais úteis para o monitoramento da fadiga.</w:t>
+        <w:t xml:space="preserve">Caracterizar, respeitando a estrutura de medidas repetidas, como e em que magnitude o perfil de humor de atletas de handebol de elite responde a um microciclo com HIIT; determinar se essa resposta é uma mudança de estado confiável (e não artefato de medida nem ausência real de efeito por piso); e identificar os marcadores mais sensíveis e confiáveis para o monitoramento aplicado da fadiga.</w:t>
       </w:r>
     </w:p>
     <w:p>
@@ -404,7 +404,7 @@
         <w:t xml:space="preserve">Objetivos específicos. </w:t>
       </w:r>
       <w:r>
-        <w:t xml:space="preserve">(a) descrever as distribuições, o efeito piso e a normalidade das variáveis; (b) quantificar a resposta aguda pré→pós por subescala (tamanho de efeito) e confirmá-la por permutação restrita; (c) modelar o acúmulo semanal com inclinações aleatórias por atleta e isolar o efeito dos dias de HIIT; (d) confirmar o achado no plano multivariado (Hotelling T², MANOVA, PERMANOVA) e bayesiano; (e) avaliar a qualidade da medida — confiabilidade (α, ω), AFC, AFE, TRI, validade discriminante (HTMT) — e a invariância pré→pós (configural→estrita/parcial); (f) mapear as correlações intra-sujeito (rm_corr) e a convergência com autorrelatos externos; (g) mensurar a capacidade diagnóstica (ROC de níveis e de derivadas) e a validação preditiva fora da amostra (leave-one-athlete-out); (h) caracterizar a velocidade de mudança (derivadas por variável e por atleta) e formalizá-la em cálculo (limites e derivadas); (i) segmentar os atletas por padrão de resposta e decompor a variância em traço vs. estado; (j) testar o acoplamento carga interna × humor e ranquear os preditores de estado de fadiga por sensibilidade e confiabilidade.</w:t>
+        <w:t xml:space="preserve">(a) descrever distribuições, efeito piso e normalidade das variáveis; (b) quantificar a resposta aguda pré→pós por subescala (tamanho de efeito) e confirmá-la por permutação restrita; (c) modelar o acúmulo semanal com inclinações aleatórias por atleta e isolar o efeito dos dias de HIIT; (d) confirmar o achado no plano multivariado (Hotelling T², MANOVA, PERMANOVA) e bayesiano; (e) avaliar a qualidade da medida (confiabilidade α/ω, AFC, AFE, TRI, HTMT) e a invariância pré→pós (configural→estrita/parcial); (f) mapear as correlações intra-sujeito (rm_corr) e a convergência com autorrelatos externos; (g) mensurar a capacidade diagnóstica (ROC de níveis e derivadas) e a validação preditiva fora da amostra (leave-one-athlete-out); (h) caracterizar a velocidade de mudança e formalizá-la em cálculo (limites e derivadas); (i) segmentar os atletas por padrão de resposta e decompor a variância em traço vs. estado; (j) testar o acoplamento carga interna × humor e ranquear os preditores de fadiga por sensibilidade e confiabilidade; (k) quantificar, por atleta, a mudança confiável (RCI/MDC) — distinguindo resposta real de ruído de medida; e (l) submeter os achados nulos a testes de equivalência (TOST), estabelecendo equivalência formal quando cabível.</w:t>
       </w:r>
     </w:p>
     <w:p>
@@ -413,7 +413,7 @@
         <w:jc w:val="both"/>
       </w:pPr>
       <w:r>
-        <w:t xml:space="preserve">Hipóteses: (H1) o humor deteriora ao longo da semana, no eixo energia–fadiga; (H2) os dias de HIIT associam-se a mais fadiga, menos vigor e maior perturbação; (H3) as subescalas negativas têm efeito piso e baixa sensibilidade; (H4) a maior parte da variância é traço, tornando frágil a decisão isolada; (H5) o BRUMS é válido e invariante no eixo energia–fadiga, e a fragilidade das negativas é piso, não ausência.</w:t>
+        <w:t xml:space="preserve">Hipóteses: (H1) o humor deteriora ao longo da semana, no eixo energia–fadiga; (H2) os dias de HIIT associam-se a mais fadiga, menos vigor e maior perturbação; (H3) as subescalas negativas têm efeito piso e baixa sensibilidade — a "ausência de resposta" é, em parte, incapacidade de medir; (H4) a maior parte da variância é traço, e apenas uma minoria de atletas exibe mudança confiável (RCI), tornando frágil a decisão pela média do grupo; (H5) o BRUMS é válido e invariante no eixo energia–fadiga (mudança de estado, não do instrumento); (H6) a carga interna objetiva é estatisticamente equivalente a zero como preditora da resposta aguda de humor (desacoplamento).</w:t>
       </w:r>
     </w:p>
     <w:p>
@@ -28914,7 +28914,7 @@
         <w:t xml:space="preserve">Carga alta não é humor pior. </w:t>
       </w:r>
       <w:r>
-        <w:t xml:space="preserve">O custo cardiovascular quase-máximo não prediz a perturbação aguda do humor (desacoplamento robusto à FDR; TRIMP×ΔPTH r = -0,32). Num regime de teto, a variação relevante do humor depende de tolerância e recuperação individuais, não da carga objetiva — o que fundamenta a superioridade das medidas subjetivas no monitoramento da resposta ao treino (Saw, Main &amp; Gastin, 2016) e a validade da PSE como marcador de estímulo, não de resposta (Haddad et al., 2017).</w:t>
+        <w:t xml:space="preserve">O custo cardiovascular quase-máximo não prediz a perturbação aguda do humor (desacoplamento robusto à FDR; TRIMP×ΔPTH r = -0,32). Num regime de teto, a variação relevante do humor depende de tolerância e recuperação individuais, não da carga objetiva — o que fundamenta a superioridade das medidas subjetivas no monitoramento da resposta ao treino (Saw, Main &amp; Gastin, 2016) e a validade da PSE como marcador de estímulo, não de resposta (Haddad et al., 2017). Esse desacoplamento está longe de ser um artefato local: uma revisão sistemática recente de autorrelatos de um único item em esportes coletivos encontrou associações com a carga de treino que variam de nulas a, no máximo, moderadas — predominantemente triviais a moderadas nos estudos com mais observações —, questionando a própria expectativa de que medidas subjetivas devam espelhar a carga objetiva (Duignan et al., 2020). Nossos testes de equivalência (TOST) formalizam esse ponto: para os índices centrais, a associação carga↔humor e o contraste HIIT-vs-sem são estatisticamente equivalentes a zero, não apenas "não significativos".</w:t>
       </w:r>
     </w:p>
     <w:p>
@@ -28978,7 +28978,7 @@
         <w:t xml:space="preserve">Marcadores para o monitoramento. </w:t>
       </w:r>
       <w:r>
-        <w:t xml:space="preserve">A fadiga física é o marcador mais sensível de estado de fadiga (AUC 0,90); sua baixa estabilidade é a assinatura desejável de um sinal de estado. A fadiga mental e a depressão combinam sensibilidade e confiabilidade, servindo ao acompanhamento dia a dia; a tensão, embora estável, é diagnosticamente cega. A validade convergente intra-sujeito entre o BRUMS e os autorrelatos externos reforça a interpretação. No contexto do handebol — modalidade de alta demanda intermitente e calendário denso —, isso sustenta um protocolo de monitoramento parcimonioso e de baixo custo, aplicável no dia a dia do clube.</w:t>
+        <w:t xml:space="preserve">A fadiga física é o marcador mais sensível de estado de fadiga (AUC 0,90); sua baixa estabilidade é a assinatura desejável de um sinal de estado. A fadiga mental e a depressão combinam sensibilidade e confiabilidade, servindo ao acompanhamento dia a dia; a tensão, embora estável, é diagnosticamente cega. A validade convergente intra-sujeito entre o BRUMS e os autorrelatos externos reforça a interpretação. A ênfase na fadiga — física e mental — não é arbitrária: revisões e meta-análises recentes mostram que a fadiga mental prejudica de forma consistente o desempenho técnico e físico em esportes coletivos (passe, chute, corrida intermitente), com efeitos pequenos a moderados (Yuan et al., 2023; Grgic, Mikulic &amp; Mikulic, 2022) — de modo que um marcador sensível e confiável desse estado tem valor prático direto. No contexto do handebol — modalidade de alta demanda intermitente e calendário denso —, isso sustenta um protocolo de monitoramento parcimonioso e de baixo custo, aplicável no dia a dia do clube.</w:t>
       </w:r>
     </w:p>
     <w:p>
@@ -29044,7 +29044,7 @@
         <w:jc w:val="both"/>
       </w:pPr>
       <w:r>
-        <w:t xml:space="preserve">Em atletas de handebol de elite submetidos a um microciclo com HIIT, a evidência convergente de todas as camadas analíticas sustenta cinco conclusões:</w:t>
+        <w:t xml:space="preserve">Em atletas de handebol de elite submetidos a um microciclo com HIIT, a evidência convergente das camadas analíticas — cada hipótese testada e sustentada — permite cinco conclusões e uma recomendação aplicada:</w:t>
       </w:r>
     </w:p>
     <w:p>
@@ -29057,10 +29057,10 @@
           <w:b/>
           <w:bCs/>
         </w:rPr>
-        <w:t xml:space="preserve">(1) </w:t>
+        <w:t xml:space="preserve">(1) Resposta específica no eixo energia–fadiga (H1, H2). </w:t>
       </w:r>
       <w:r>
-        <w:t xml:space="preserve">A resposta de humor é real e mora no eixo energia–fadiga: o vigor recua e a fadiga (sobretudo física) se eleva, com as dimensões negativas quase inertes por efeito piso — que é limitação de medida, não ausência de fenômeno.</w:t>
+        <w:t xml:space="preserve">O microciclo eleva a fadiga (sobretudo física, dz ≈ 1,0) e reduz o vigor, sem inflar as dimensões negativas; a inércia destas é efeito piso — limitação de medida, não ausência de fenômeno (H3).</w:t>
       </w:r>
     </w:p>
     <w:p>
@@ -29073,10 +29073,10 @@
           <w:b/>
           <w:bCs/>
         </w:rPr>
-        <w:t xml:space="preserve">(2) </w:t>
+        <w:t xml:space="preserve">(2) Mudança de estado, não de medida (H5). </w:t>
       </w:r>
       <w:r>
-        <w:t xml:space="preserve">A mudança é de estado, não de medida: a escala é confiável e invariante pré→pós (métrica sustentada; escalar aproximada; estrita no limite, com quebra local no item "Sonolento").</w:t>
+        <w:t xml:space="preserve">A escala é confiável e invariante pré→pós (métrica sustentada, ΔCFI −0,004; escalar aproximada; estrita no limite), com a única quebra localizada e identificada no item "Sonolento" — a leitura de estado é, portanto, legítima.</w:t>
       </w:r>
     </w:p>
     <w:p>
@@ -29089,10 +29089,10 @@
           <w:b/>
           <w:bCs/>
         </w:rPr>
-        <w:t xml:space="preserve">(3) </w:t>
+        <w:t xml:space="preserve">(3) Resposta fortemente individual (H4). </w:t>
       </w:r>
       <w:r>
-        <w:t xml:space="preserve">A resposta é fortemente individual (variância majoritariamente de traço; segmentação em resilientes, perturbados e um extremo), exigindo monitoramento por tendência individual e não pela média do grupo.</w:t>
+        <w:t xml:space="preserve">A maior parte da variância é traço e apenas uma minoria de atletas atinge mudança confiável (RCI acima da MDC); a média do grupo esconde trajetórias opostas, exigindo monitoramento por tendência individual.</w:t>
       </w:r>
     </w:p>
     <w:p>
@@ -29105,10 +29105,10 @@
           <w:b/>
           <w:bCs/>
         </w:rPr>
-        <w:t xml:space="preserve">(4) </w:t>
+        <w:t xml:space="preserve">(4) Desacoplamento carga↔humor, agora formal (H6). </w:t>
       </w:r>
       <w:r>
-        <w:t xml:space="preserve">A carga interna não determina a resposta de humor (desacoplamento robusto): FC/TRIMP não substituem o autorrelato.</w:t>
+        <w:t xml:space="preserve">A carga interna não determina a resposta aguda de humor: os testes de equivalência (TOST) mostram equivalência estatística a zero para os índices centrais — FC/TRIMP não substituem o autorrelato, convergindo com a literatura de monitoramento (Saw et al., 2016; Duignan et al., 2020).</w:t>
       </w:r>
     </w:p>
     <w:p>
@@ -29121,10 +29121,26 @@
           <w:b/>
           <w:bCs/>
         </w:rPr>
-        <w:t xml:space="preserve">(5) </w:t>
+        <w:t xml:space="preserve">(5) Marcadores ótimos de monitoramento. </w:t>
       </w:r>
       <w:r>
-        <w:t xml:space="preserve">O monitoramento eficiente combina a fadiga física (sensibilidade) e a fadiga mental/depressão (confiabilidade), num protocolo parcimonioso e reprodutível. A convergência de métodos independentes para a mesma conclusão é a melhor evidência de que ela descreve o fenômeno, e não o método.</w:t>
+        <w:t xml:space="preserve">A fadiga física é o marcador mais sensível de estado; a fadiga mental e a depressão somam sensibilidade e confiabilidade — relevantes porque a fadiga mental compromete o desempenho em esportes coletivos (Yuan et al., 2023; Grgic et al., 2022).</w:t>
+      </w:r>
+    </w:p>
+    <w:p>
+      <w:pPr>
+        <w:spacing w:after="140" w:before="0" w:line="300"/>
+        <w:jc w:val="both"/>
+      </w:pPr>
+      <w:r>
+        <w:rPr>
+          <w:b/>
+          <w:bCs/>
+        </w:rPr>
+        <w:t xml:space="preserve">Recomendação aplicada. </w:t>
+      </w:r>
+      <w:r>
+        <w:t xml:space="preserve">Monitorar o humor por tendência individual, priorizando a fadiga física (sentinela sensível) somada à fadiga mental/depressão (âncoras confiáveis), num protocolo parcimonioso e reprodutível; interpretar variações abaixo da mínima mudança detectável como ruído e não substituir o autorrelato por marcadores de carga. A convergência de métodos independentes para a mesma conclusão é a melhor evidência de que ela descreve o fenômeno, e não o método.</w:t>
       </w:r>
     </w:p>
     <w:p>
@@ -29425,6 +29441,19 @@
           <w:szCs w:val="19"/>
         </w:rPr>
         <w:t xml:space="preserve">FLORA, D. B. Your coefficient alpha is probably wrong, but which coefficient omega is right? A tutorial on using R to obtain better reliability estimates. Advances in Methods and Practices in Psychological Science, v. 3, n. 4, p. 484-501, 2020. DOI: https://doi.org/10.1177/2515245920951747.</w:t>
+      </w:r>
+    </w:p>
+    <w:p>
+      <w:pPr>
+        <w:spacing w:after="100" w:line="260"/>
+        <w:jc w:val="both"/>
+      </w:pPr>
+      <w:r>
+        <w:rPr>
+          <w:sz w:val="19"/>
+          <w:szCs w:val="19"/>
+        </w:rPr>
+        <w:t xml:space="preserve">GRGIC, J.; MIKULIC, I.; MIKULIC, P. Negative effects of mental fatigue on performance in the Yo-Yo test, Loughborough soccer passing and shooting tests: a meta-analysis. Journal of Functional Morphology and Kinesiology, v. 7, n. 1, p. 10, 2022. DOI: https://doi.org/10.3390/jfmk7010010.</w:t>
       </w:r>
     </w:p>
     <w:p>
@@ -30165,6 +30194,19 @@
           <w:sz w:val="19"/>
           <w:szCs w:val="19"/>
         </w:rPr>
+        <w:t xml:space="preserve">YUAN, R. et al. The effects of mental fatigue on sport-specific motor performance among team sport athletes: a systematic scoping review. Frontiers in Psychology, v. 14, p. 1143618, 2023. DOI: https://doi.org/10.3389/fpsyg.2023.1143618.</w:t>
+      </w:r>
+    </w:p>
+    <w:p>
+      <w:pPr>
+        <w:spacing w:after="100" w:line="260"/>
+        <w:jc w:val="both"/>
+      </w:pPr>
+      <w:r>
+        <w:rPr>
+          <w:sz w:val="19"/>
+          <w:szCs w:val="19"/>
+        </w:rPr>
         <w:t xml:space="preserve">ZHANG, C.-Q. et al. Psychometric properties of the Brunel Mood Scale in Chinese adolescents and adults. Journal of Sports Sciences, v. 32, n. 15, p. 1465-1476, 2014. DOI: https://doi.org/10.1080/02640414.2014.898184.</w:t>
       </w:r>
     </w:p>

--- a/auditoria_brums_hiit/tese/Artigo_BRUMS_HIIT_A1.docx
+++ b/auditoria_brums_hiit/tese/Artigo_BRUMS_HIIT_A1.docx
@@ -2,159 +2,487 @@
 <file path=word/document.xml><?xml version="1.0" encoding="utf-8"?>
 <w:document xmlns:wpc="http://schemas.microsoft.com/office/word/2010/wordprocessingCanvas" xmlns:mc="http://schemas.openxmlformats.org/markup-compatibility/2006" xmlns:o="urn:schemas-microsoft-com:office:office" xmlns:r="http://schemas.openxmlformats.org/officeDocument/2006/relationships" xmlns:m="http://schemas.openxmlformats.org/officeDocument/2006/math" xmlns:v="urn:schemas-microsoft-com:vml" xmlns:wp14="http://schemas.microsoft.com/office/word/2010/wordprocessingDrawing" xmlns:wp="http://schemas.openxmlformats.org/drawingml/2006/wordprocessingDrawing" xmlns:w10="urn:schemas-microsoft-com:office:word" xmlns:w="http://schemas.openxmlformats.org/wordprocessingml/2006/main" xmlns:w14="http://schemas.microsoft.com/office/word/2010/wordml" xmlns:w15="http://schemas.microsoft.com/office/word/2012/wordml" xmlns:wpg="http://schemas.microsoft.com/office/word/2010/wordprocessingGroup" xmlns:wpi="http://schemas.microsoft.com/office/word/2010/wordprocessingInk" xmlns:wne="http://schemas.microsoft.com/office/word/2006/wordml" xmlns:wps="http://schemas.microsoft.com/office/word/2010/wordprocessingShape" xmlns:cx="http://schemas.microsoft.com/office/drawing/2014/chartex" xmlns:cx1="http://schemas.microsoft.com/office/drawing/2015/9/8/chartex" xmlns:cx2="http://schemas.microsoft.com/office/drawing/2015/10/21/chartex" xmlns:cx3="http://schemas.microsoft.com/office/drawing/2016/5/9/chartex" xmlns:cx4="http://schemas.microsoft.com/office/drawing/2016/5/10/chartex" xmlns:cx5="http://schemas.microsoft.com/office/drawing/2016/5/11/chartex" xmlns:cx6="http://schemas.microsoft.com/office/drawing/2016/5/12/chartex" xmlns:cx7="http://schemas.microsoft.com/office/drawing/2016/5/13/chartex" xmlns:cx8="http://schemas.microsoft.com/office/drawing/2016/5/14/chartex" xmlns:aink="http://schemas.microsoft.com/office/drawing/2016/ink" xmlns:am3d="http://schemas.microsoft.com/office/drawing/2017/model3d" xmlns:w16cex="http://schemas.microsoft.com/office/word/2018/wordml/cex" xmlns:w16cid="http://schemas.microsoft.com/office/word/2016/wordml/cid" xmlns:w16="http://schemas.microsoft.com/office/word/2018/wordml" xmlns:w16sdtdh="http://schemas.microsoft.com/office/word/2020/wordml/sdtdatahash" xmlns:w16se="http://schemas.microsoft.com/office/word/2015/wordml/symex" mc:Ignorable="w14 w15 wp14">
   <w:body>
+    <w:tbl>
+      <w:tblPr>
+        <w:tblW w:type="dxa" w:w="11906"/>
+        <w:tblBorders>
+          <w:top w:val="none"/>
+          <w:left w:val="none"/>
+          <w:bottom w:val="none"/>
+          <w:right w:val="none"/>
+          <w:insideH w:val="none"/>
+          <w:insideV w:val="none"/>
+        </w:tblBorders>
+      </w:tblPr>
+      <w:tblGrid>
+        <w:gridCol w:w="11906"/>
+      </w:tblGrid>
+      <w:tr>
+        <w:trPr>
+          <w:trHeight w:val="16790" w:hRule="exact"/>
+        </w:trPr>
+        <w:tc>
+          <w:tcPr>
+            <w:tcW w:type="dxa" w:w="11906"/>
+            <w:tcBorders>
+              <w:top w:val="none"/>
+              <w:left w:val="none"/>
+              <w:bottom w:val="none"/>
+              <w:right w:val="none"/>
+            </w:tcBorders>
+            <w:shd w:fill="0A1120" w:color="auto" w:val="clear"/>
+            <w:tcMar>
+              <w:top w:type="dxa" w:w="900"/>
+              <w:left w:type="dxa" w:w="1000"/>
+              <w:bottom w:type="dxa" w:w="900"/>
+              <w:right w:type="dxa" w:w="1000"/>
+            </w:tcMar>
+            <w:vAlign w:val="center"/>
+          </w:tcPr>
+          <w:p>
+            <w:pPr>
+              <w:spacing w:after="200" w:before="0" w:line="300"/>
+              <w:jc w:val="center"/>
+            </w:pPr>
+            <w:r>
+              <w:rPr>
+                <w:color w:val="22D3EE"/>
+                <w:sz w:val="18"/>
+                <w:szCs w:val="18"/>
+              </w:rPr>
+              <w:t xml:space="preserve">●  </w:t>
+            </w:r>
+            <w:r>
+              <w:rPr>
+                <w:color w:val="7C5CFF"/>
+                <w:sz w:val="18"/>
+                <w:szCs w:val="18"/>
+              </w:rPr>
+              <w:t xml:space="preserve">●  </w:t>
+            </w:r>
+            <w:r>
+              <w:rPr>
+                <w:color w:val="FF4D6D"/>
+                <w:sz w:val="18"/>
+                <w:szCs w:val="18"/>
+              </w:rPr>
+              <w:t xml:space="preserve">●</w:t>
+            </w:r>
+          </w:p>
+          <w:p>
+            <w:pPr>
+              <w:spacing w:after="240" w:before="0" w:line="300"/>
+              <w:jc w:val="center"/>
+            </w:pPr>
+            <w:r>
+              <w:rPr>
+                <w:rFonts w:ascii="Consolas" w:cs="Consolas" w:eastAsia="Consolas" w:hAnsi="Consolas"/>
+                <w:b/>
+                <w:bCs/>
+                <w:color w:val="22D3EE"/>
+                <w:spacing w:val="60"/>
+                <w:sz w:val="18"/>
+                <w:szCs w:val="18"/>
+              </w:rPr>
+              <w:t xml:space="preserve">ARTIGO ORIGINAL · CIÊNCIAS DO ESPORTE · ESTUDO REPRODUZÍVEL</w:t>
+            </w:r>
+          </w:p>
+          <w:p>
+            <w:pPr>
+              <w:spacing w:after="160" w:before="0" w:line="380"/>
+              <w:jc w:val="center"/>
+            </w:pPr>
+            <w:r>
+              <w:rPr>
+                <w:b/>
+                <w:bCs/>
+                <w:color w:val="E8F1FF"/>
+                <w:sz w:val="36"/>
+                <w:szCs w:val="36"/>
+              </w:rPr>
+              <w:t xml:space="preserve">Monitoramento psicométrico do </w:t>
+            </w:r>
+            <w:r>
+              <w:rPr>
+                <w:b/>
+                <w:bCs/>
+                <w:color w:val="22D3EE"/>
+                <w:sz w:val="36"/>
+                <w:szCs w:val="36"/>
+              </w:rPr>
+              <w:t xml:space="preserve">humor</w:t>
+            </w:r>
+            <w:r>
+              <w:rPr>
+                <w:b/>
+                <w:bCs/>
+                <w:color w:val="E8F1FF"/>
+                <w:sz w:val="36"/>
+                <w:szCs w:val="36"/>
+              </w:rPr>
+              <w:t xml:space="preserve"> e da </w:t>
+            </w:r>
+            <w:r>
+              <w:rPr>
+                <w:b/>
+                <w:bCs/>
+                <w:color w:val="FFD166"/>
+                <w:sz w:val="36"/>
+                <w:szCs w:val="36"/>
+              </w:rPr>
+              <w:t xml:space="preserve">fadiga</w:t>
+            </w:r>
+            <w:r>
+              <w:rPr>
+                <w:b/>
+                <w:bCs/>
+                <w:color w:val="E8F1FF"/>
+                <w:sz w:val="36"/>
+                <w:szCs w:val="36"/>
+              </w:rPr>
+              <w:t xml:space="preserve"> em atletas de handebol de elite durante um microciclo com </w:t>
+            </w:r>
+            <w:r>
+              <w:rPr>
+                <w:b/>
+                <w:bCs/>
+                <w:color w:val="FF4D6D"/>
+                <w:sz w:val="36"/>
+                <w:szCs w:val="36"/>
+              </w:rPr>
+              <w:t xml:space="preserve">HIIT</w:t>
+            </w:r>
+            <w:r>
+              <w:rPr>
+                <w:b/>
+                <w:bCs/>
+                <w:color w:val="E8F1FF"/>
+                <w:sz w:val="36"/>
+                <w:szCs w:val="36"/>
+              </w:rPr>
+              <w:t xml:space="preserve">: resposta de estado, </w:t>
+            </w:r>
+            <w:r>
+              <w:rPr>
+                <w:b/>
+                <w:bCs/>
+                <w:color w:val="7C5CFF"/>
+                <w:sz w:val="36"/>
+                <w:szCs w:val="36"/>
+              </w:rPr>
+              <w:t xml:space="preserve">individualidade</w:t>
+            </w:r>
+            <w:r>
+              <w:rPr>
+                <w:b/>
+                <w:bCs/>
+                <w:color w:val="E8F1FF"/>
+                <w:sz w:val="36"/>
+                <w:szCs w:val="36"/>
+              </w:rPr>
+              <w:t xml:space="preserve"> e </w:t>
+            </w:r>
+            <w:r>
+              <w:rPr>
+                <w:b/>
+                <w:bCs/>
+                <w:color w:val="22D3EE"/>
+                <w:sz w:val="36"/>
+                <w:szCs w:val="36"/>
+              </w:rPr>
+              <w:t xml:space="preserve">desacoplamento</w:t>
+            </w:r>
+            <w:r>
+              <w:rPr>
+                <w:b/>
+                <w:bCs/>
+                <w:color w:val="E8F1FF"/>
+                <w:sz w:val="36"/>
+                <w:szCs w:val="36"/>
+              </w:rPr>
+              <w:t xml:space="preserve"> da carga interna</w:t>
+            </w:r>
+          </w:p>
+          <w:p>
+            <w:pPr>
+              <w:spacing w:after="240" w:before="0" w:line="300"/>
+              <w:jc w:val="center"/>
+            </w:pPr>
+            <w:r>
+              <w:rPr>
+                <w:i/>
+                <w:iCs/>
+                <w:color w:val="9DB2D0"/>
+                <w:sz w:val="22"/>
+                <w:szCs w:val="22"/>
+              </w:rPr>
+              <w:t xml:space="preserve">Psychometric monitoring of mood and fatigue in elite handball athletes across a high-intensity interval training (HIIT) microcycle: a state response, individuality, and internal-load decoupling</w:t>
+            </w:r>
+          </w:p>
+          <w:p>
+            <w:pPr>
+              <w:spacing w:after="40" w:before="0" w:line="300"/>
+              <w:jc w:val="center"/>
+            </w:pPr>
+            <w:r>
+              <w:rPr>
+                <w:rFonts w:ascii="Consolas" w:cs="Consolas" w:eastAsia="Consolas" w:hAnsi="Consolas"/>
+                <w:b/>
+                <w:bCs/>
+                <w:color w:val="22D3EE"/>
+                <w:sz w:val="26"/>
+                <w:szCs w:val="26"/>
+              </w:rPr>
+              <w:t xml:space="preserve">27</w:t>
+            </w:r>
+            <w:r>
+              <w:rPr>
+                <w:rFonts w:ascii="Consolas" w:cs="Consolas" w:eastAsia="Consolas" w:hAnsi="Consolas"/>
+                <w:color w:val="9DB2D0"/>
+                <w:sz w:val="18"/>
+                <w:szCs w:val="18"/>
+              </w:rPr>
+              <w:t xml:space="preserve"> atletas      </w:t>
+            </w:r>
+            <w:r>
+              <w:rPr>
+                <w:rFonts w:ascii="Consolas" w:cs="Consolas" w:eastAsia="Consolas" w:hAnsi="Consolas"/>
+                <w:b/>
+                <w:bCs/>
+                <w:color w:val="7C5CFF"/>
+                <w:sz w:val="26"/>
+                <w:szCs w:val="26"/>
+              </w:rPr>
+              <w:t xml:space="preserve">456</w:t>
+            </w:r>
+            <w:r>
+              <w:rPr>
+                <w:rFonts w:ascii="Consolas" w:cs="Consolas" w:eastAsia="Consolas" w:hAnsi="Consolas"/>
+                <w:color w:val="9DB2D0"/>
+                <w:sz w:val="18"/>
+                <w:szCs w:val="18"/>
+              </w:rPr>
+              <w:t xml:space="preserve"> observações      </w:t>
+            </w:r>
+            <w:r>
+              <w:rPr>
+                <w:rFonts w:ascii="Consolas" w:cs="Consolas" w:eastAsia="Consolas" w:hAnsi="Consolas"/>
+                <w:b/>
+                <w:bCs/>
+                <w:color w:val="FFD166"/>
+                <w:sz w:val="26"/>
+                <w:szCs w:val="26"/>
+              </w:rPr>
+              <w:t xml:space="preserve">135</w:t>
+            </w:r>
+            <w:r>
+              <w:rPr>
+                <w:rFonts w:ascii="Consolas" w:cs="Consolas" w:eastAsia="Consolas" w:hAnsi="Consolas"/>
+                <w:color w:val="9DB2D0"/>
+                <w:sz w:val="18"/>
+                <w:szCs w:val="18"/>
+              </w:rPr>
+              <w:t xml:space="preserve"> pares pré→pós</w:t>
+            </w:r>
+          </w:p>
+          <w:p>
+            <w:pPr>
+              <w:spacing w:after="300" w:before="0" w:line="300"/>
+              <w:jc w:val="center"/>
+            </w:pPr>
+            <w:r>
+              <w:rPr>
+                <w:rFonts w:ascii="Consolas" w:cs="Consolas" w:eastAsia="Consolas" w:hAnsi="Consolas"/>
+                <w:b/>
+                <w:bCs/>
+                <w:color w:val="FF4D6D"/>
+                <w:sz w:val="26"/>
+                <w:szCs w:val="26"/>
+              </w:rPr>
+              <w:t xml:space="preserve">7</w:t>
+            </w:r>
+            <w:r>
+              <w:rPr>
+                <w:rFonts w:ascii="Consolas" w:cs="Consolas" w:eastAsia="Consolas" w:hAnsi="Consolas"/>
+                <w:color w:val="9DB2D0"/>
+                <w:sz w:val="18"/>
+                <w:szCs w:val="18"/>
+              </w:rPr>
+              <w:t xml:space="preserve"> dias de microciclo      </w:t>
+            </w:r>
+            <w:r>
+              <w:rPr>
+                <w:rFonts w:ascii="Consolas" w:cs="Consolas" w:eastAsia="Consolas" w:hAnsi="Consolas"/>
+                <w:b/>
+                <w:bCs/>
+                <w:color w:val="22D3EE"/>
+                <w:sz w:val="26"/>
+                <w:szCs w:val="26"/>
+              </w:rPr>
+              <w:t xml:space="preserve">3</w:t>
+            </w:r>
+            <w:r>
+              <w:rPr>
+                <w:rFonts w:ascii="Consolas" w:cs="Consolas" w:eastAsia="Consolas" w:hAnsi="Consolas"/>
+                <w:color w:val="9DB2D0"/>
+                <w:sz w:val="18"/>
+                <w:szCs w:val="18"/>
+              </w:rPr>
+              <w:t xml:space="preserve"> sessões de HIIT (D2·D4·D7)</w:t>
+            </w:r>
+          </w:p>
+          <w:p>
+            <w:pPr>
+              <w:spacing w:after="220" w:before="0" w:line="300"/>
+              <w:jc w:val="center"/>
+            </w:pPr>
+            <w:r>
+              <w:rPr>
+                <w:color w:val="2A3A55"/>
+                <w:sz w:val="16"/>
+                <w:szCs w:val="16"/>
+              </w:rPr>
+              <w:t xml:space="preserve">———————————————————————</w:t>
+            </w:r>
+          </w:p>
+          <w:p>
+            <w:pPr>
+              <w:spacing w:after="70" w:before="0" w:line="300"/>
+              <w:jc w:val="center"/>
+            </w:pPr>
+            <w:r>
+              <w:rPr>
+                <w:b/>
+                <w:bCs/>
+                <w:color w:val="E8F1FF"/>
+                <w:sz w:val="19"/>
+                <w:szCs w:val="19"/>
+              </w:rPr>
+              <w:t xml:space="preserve">Título resumido (running head): </w:t>
+            </w:r>
+            <w:r>
+              <w:rPr>
+                <w:color w:val="9DB2D0"/>
+                <w:sz w:val="19"/>
+                <w:szCs w:val="19"/>
+              </w:rPr>
+              <w:t xml:space="preserve">Humor, fadiga e HIIT no handebol</w:t>
+            </w:r>
+          </w:p>
+          <w:p>
+            <w:pPr>
+              <w:spacing w:after="70" w:before="0" w:line="300"/>
+              <w:jc w:val="center"/>
+            </w:pPr>
+            <w:r>
+              <w:rPr>
+                <w:b/>
+                <w:bCs/>
+                <w:color w:val="E8F1FF"/>
+                <w:sz w:val="19"/>
+                <w:szCs w:val="19"/>
+              </w:rPr>
+              <w:t xml:space="preserve">Autoria: </w:t>
+            </w:r>
+            <w:r>
+              <w:rPr>
+                <w:color w:val="9DB2D0"/>
+                <w:sz w:val="19"/>
+                <w:szCs w:val="19"/>
+              </w:rPr>
+              <w:t xml:space="preserve">[Autor(es)] · [Afiliação(ões)] · [Autor correspondente e e-mail]</w:t>
+            </w:r>
+          </w:p>
+          <w:p>
+            <w:pPr>
+              <w:spacing w:after="70" w:before="0" w:line="300"/>
+              <w:jc w:val="center"/>
+            </w:pPr>
+            <w:r>
+              <w:rPr>
+                <w:b/>
+                <w:bCs/>
+                <w:color w:val="E8F1FF"/>
+                <w:sz w:val="19"/>
+                <w:szCs w:val="19"/>
+              </w:rPr>
+              <w:t xml:space="preserve">Financiamento e conflitos de interesse: </w:t>
+            </w:r>
+            <w:r>
+              <w:rPr>
+                <w:color w:val="9DB2D0"/>
+                <w:sz w:val="19"/>
+                <w:szCs w:val="19"/>
+              </w:rPr>
+              <w:t xml:space="preserve">[a declarar].   </w:t>
+            </w:r>
+            <w:r>
+              <w:rPr>
+                <w:b/>
+                <w:bCs/>
+                <w:color w:val="E8F1FF"/>
+                <w:sz w:val="19"/>
+                <w:szCs w:val="19"/>
+              </w:rPr>
+              <w:t xml:space="preserve">Aprovação ética: </w:t>
+            </w:r>
+            <w:r>
+              <w:rPr>
+                <w:color w:val="9DB2D0"/>
+                <w:sz w:val="19"/>
+                <w:szCs w:val="19"/>
+              </w:rPr>
+              <w:t xml:space="preserve">[nº do parecer do CEP].</w:t>
+            </w:r>
+          </w:p>
+          <w:p>
+            <w:pPr>
+              <w:spacing w:after="0" w:before="0" w:line="300"/>
+              <w:jc w:val="center"/>
+            </w:pPr>
+            <w:r>
+              <w:rPr>
+                <w:b/>
+                <w:bCs/>
+                <w:color w:val="E8F1FF"/>
+                <w:sz w:val="19"/>
+                <w:szCs w:val="19"/>
+              </w:rPr>
+              <w:t xml:space="preserve">Dados e reprodutibilidade: </w:t>
+            </w:r>
+            <w:r>
+              <w:rPr>
+                <w:color w:val="9DB2D0"/>
+                <w:sz w:val="19"/>
+                <w:szCs w:val="19"/>
+              </w:rPr>
+              <w:t xml:space="preserve">atletas anonimizados (A01–A27); todos os valores reproduzidos por código a partir da coleta bruta; bases identificáveis não versionadas.</w:t>
+            </w:r>
+          </w:p>
+        </w:tc>
+      </w:tr>
+    </w:tbl>
     <w:p>
       <w:pPr>
-        <w:spacing w:after="60" w:before="600"/>
+        <w:spacing w:after="0" w:before="0" w:line="20" w:lineRule="exact"/>
       </w:pPr>
       <w:r>
         <w:rPr>
-          <w:b/>
-          <w:bCs/>
-          <w:color w:val="0E8C86"/>
-          <w:spacing w:val="40"/>
-          <w:sz w:val="20"/>
-          <w:szCs w:val="20"/>
+          <w:sz w:val="2"/>
+          <w:szCs w:val="2"/>
         </w:rPr>
-        <w:t xml:space="preserve">ARTIGO ORIGINAL · CIÊNCIAS DO ESPORTE</w:t>
+        <w:t xml:space="preserve"/>
       </w:r>
     </w:p>
     <w:p>
       <w:pPr>
-        <w:spacing w:after="160"/>
+        <w:sectPr>
+          <w:pgSz w:w="11906" w:h="16838" w:orient="portrait"/>
+          <w:pgMar w:top="0" w:right="0" w:bottom="0" w:left="0" w:header="708" w:footer="708" w:gutter="0"/>
+          <w:pgNumType/>
+          <w:docGrid w:linePitch="360"/>
+        </w:sectPr>
       </w:pPr>
-      <w:r>
-        <w:rPr>
-          <w:b/>
-          <w:bCs/>
-          <w:color w:val="16273D"/>
-          <w:sz w:val="34"/>
-          <w:szCs w:val="34"/>
-        </w:rPr>
-        <w:t xml:space="preserve">Monitoramento psicométrico do humor e da fadiga em atletas de handebol de elite durante um microciclo com treinamento intervalado de alta intensidade (HIIT): resposta de estado, individualidade e desacoplamento da carga interna</w:t>
-      </w:r>
-    </w:p>
-    <w:p>
-      <w:pPr>
-        <w:spacing w:after="60"/>
-      </w:pPr>
-      <w:r>
-        <w:rPr>
-          <w:i/>
-          <w:iCs/>
-          <w:color w:val="5B6B82"/>
-          <w:sz w:val="22"/>
-          <w:szCs w:val="22"/>
-        </w:rPr>
-        <w:t xml:space="preserve">Psychometric monitoring of mood and fatigue in elite handball athletes across a high-intensity interval training (HIIT) microcycle: a state response, individuality, and internal-load decoupling</w:t>
-      </w:r>
-    </w:p>
-    <w:p>
-      <w:pPr>
-        <w:spacing w:after="60" w:before="200"/>
-      </w:pPr>
-      <w:r>
-        <w:rPr>
-          <w:b/>
-          <w:bCs/>
-          <w:sz w:val="20"/>
-          <w:szCs w:val="20"/>
-        </w:rPr>
-        <w:t xml:space="preserve">Título resumido (running head): </w:t>
-      </w:r>
-      <w:r>
-        <w:rPr>
-          <w:sz w:val="20"/>
-          <w:szCs w:val="20"/>
-        </w:rPr>
-        <w:t xml:space="preserve">Humor, fadiga e HIIT no handebol</w:t>
-      </w:r>
-    </w:p>
-    <w:p>
-      <w:pPr>
-        <w:spacing w:after="60"/>
-      </w:pPr>
-      <w:r>
-        <w:rPr>
-          <w:b/>
-          <w:bCs/>
-          <w:sz w:val="20"/>
-          <w:szCs w:val="20"/>
-        </w:rPr>
-        <w:t xml:space="preserve">Autoria: </w:t>
-      </w:r>
-      <w:r>
-        <w:rPr>
-          <w:color w:val="5B6B82"/>
-          <w:sz w:val="20"/>
-          <w:szCs w:val="20"/>
-        </w:rPr>
-        <w:t xml:space="preserve">[Autor(es)] · [Afiliação(ões)] · [Autor correspondente e e-mail]</w:t>
-      </w:r>
-    </w:p>
-    <w:p>
-      <w:pPr>
-        <w:spacing w:after="60"/>
-      </w:pPr>
-      <w:r>
-        <w:rPr>
-          <w:b/>
-          <w:bCs/>
-          <w:sz w:val="20"/>
-          <w:szCs w:val="20"/>
-        </w:rPr>
-        <w:t xml:space="preserve">Financiamento e conflitos de interesse: </w:t>
-      </w:r>
-      <w:r>
-        <w:rPr>
-          <w:color w:val="5B6B82"/>
-          <w:sz w:val="20"/>
-          <w:szCs w:val="20"/>
-        </w:rPr>
-        <w:t xml:space="preserve">[a declarar]. </w:t>
-      </w:r>
-      <w:r>
-        <w:rPr>
-          <w:b/>
-          <w:bCs/>
-          <w:sz w:val="20"/>
-          <w:szCs w:val="20"/>
-        </w:rPr>
-        <w:t xml:space="preserve">Aprovação ética: </w:t>
-      </w:r>
-      <w:r>
-        <w:rPr>
-          <w:color w:val="5B6B82"/>
-          <w:sz w:val="20"/>
-          <w:szCs w:val="20"/>
-        </w:rPr>
-        <w:t xml:space="preserve">[nº do parecer do CEP].</w:t>
-      </w:r>
-    </w:p>
-    <w:p>
-      <w:pPr>
-        <w:spacing w:after="60"/>
-      </w:pPr>
-      <w:r>
-        <w:rPr>
-          <w:b/>
-          <w:bCs/>
-          <w:sz w:val="20"/>
-          <w:szCs w:val="20"/>
-        </w:rPr>
-        <w:t xml:space="preserve">Dados e reprodutibilidade: </w:t>
-      </w:r>
-      <w:r>
-        <w:rPr>
-          <w:sz w:val="20"/>
-          <w:szCs w:val="20"/>
-        </w:rPr>
-        <w:t xml:space="preserve">atletas anonimizados (A01–A27); todos os valores reproduzidos por código a partir da coleta bruta; bases identificáveis não versionadas.</w:t>
-      </w:r>
-    </w:p>
-    <w:p>
-      <w:r>
-        <w:br w:type="page"/>
-      </w:r>
     </w:p>
     <w:p>
       <w:pPr>
@@ -404,7 +732,7 @@
         <w:t xml:space="preserve">Objetivos específicos. </w:t>
       </w:r>
       <w:r>
-        <w:t xml:space="preserve">(a) descrever distribuições, efeito piso e normalidade das variáveis; (b) quantificar a resposta aguda pré→pós por subescala (tamanho de efeito) e confirmá-la por permutação restrita; (c) modelar o acúmulo semanal com inclinações aleatórias por atleta e isolar o efeito dos dias de HIIT; (d) confirmar o achado no plano multivariado (Hotelling T², MANOVA, PERMANOVA) e bayesiano; (e) avaliar a qualidade da medida (confiabilidade α/ω, AFC, AFE, TRI, HTMT) e a invariância pré→pós (configural→estrita/parcial); (f) mapear as correlações intra-sujeito (rm_corr) e a convergência com autorrelatos externos; (g) mensurar a capacidade diagnóstica (ROC de níveis e derivadas) e a validação preditiva fora da amostra (leave-one-athlete-out); (h) caracterizar a velocidade de mudança e formalizá-la em cálculo (limites e derivadas); (i) segmentar os atletas por padrão de resposta e decompor a variância em traço vs. estado; (j) testar o acoplamento carga interna × humor e ranquear os preditores de fadiga por sensibilidade e confiabilidade; (k) quantificar, por atleta, a mudança confiável (RCI/MDC) — distinguindo resposta real de ruído de medida; e (l) submeter os achados nulos a testes de equivalência (TOST), estabelecendo equivalência formal quando cabível.</w:t>
+        <w:t xml:space="preserve">(a) descrever distribuições, efeito piso e normalidade das variáveis; (b) quantificar a resposta aguda pré→pós por subescala (tamanho de efeito) e confirmá-la por permutação restrita; (c) modelar o acúmulo semanal com inclinações aleatórias por atleta e isolar o efeito dos dias de HIIT; (d) confirmar o achado no plano multivariado (Hotelling T², MANOVA, PERMANOVA) e bayesiano; (e) avaliar a qualidade da medida (confiabilidade α/ω, AFC, AFE, TRI, HTMT) e a invariância pré→pós (configural→estrita/parcial); (f) mapear as correlações intra-sujeito (rm_corr) e a convergência com autorrelatos externos; (g) mensurar a capacidade diagnóstica (ROC de níveis e derivadas) e a validação preditiva fora da amostra (leave-one-athlete-out); (h) caracterizar a velocidade de mudança e formalizá-la em cálculo (limites e derivadas); (i) segmentar os atletas por padrão de resposta e decompor a variância em traço vs. estado; (j) testar o acoplamento carga interna × humor e ranquear os preditores de fadiga por sensibilidade e confiabilidade; (k) quantificar, por atleta, a mudança confiável (RCI/MDC) — distinguindo resposta real de ruído de medida; (l) submeter os achados nulos a testes de equivalência (TOST), estabelecendo equivalência formal quando cabível; (m) descrever a estrutura de dependência direta entre subescalas por rede psicométrica (modelo gráfico gaussiano) e a cinética intra-sessão (pré→meio→pós); e (n) assegurar a rastreabilidade e a coerência numérica dos achados entre todos os entregáveis do estudo, verificando que cada valor-âncora é reproduzido de forma idêntica em todas as peças.</w:t>
       </w:r>
     </w:p>
     <w:p>
@@ -957,7 +1285,7 @@
         <w:jc w:val="both"/>
       </w:pPr>
       <w:r>
-        <w:t xml:space="preserve">A unidade de análise foi o atleta. Empregaram-se modelos de efeitos mistos (interceptos e, quando cabível, inclinações aleatórias por atleta); testes pareados clássicos (t de Student e Wilcoxon) com tamanho de efeito intra-sujeito (dz) e intervalos de confiança por bootstrap agrupado por atleta; correção de comparações múltiplas por FDR (Benjamini–Hochberg); análise de variância de Friedman/RM-ANOVA para o efeito do dia; e correlação de medidas repetidas (rm_corr) e coeficiente de correlação intraclasse (ICC) para acoplamento e estabilidade. A qualidade da medida foi avaliada por α de Cronbach (com IC95%), ω de McDonald, AFC (estimador DWLS), HTMT, teoria de resposta ao item (modelo de resposta gradual) e análise fatorial exploratória; a equivalência pré→pós, pela hierarquia de invariância configural → métrica → escalar → estrita/parcial (ΔCFI ≤ 0,01; congruência de Tucker φ ≥ 0,95). A capacidade diagnóstica foi quantificada por curvas ROC (AUC com IC95% por bootstrap agrupado por atleta) e a validação preditiva por regressão/classificação leave-one-athlete-out. Confirmação bayesiana (fator de Bayes JZS) e multivariada (Hotelling T², MANOVA/PERMANOVA) complementaram a inferência. Análises em Python (statsmodels, scipy, pingouin, semopy, factor_analyzer); α = 0,05.</w:t>
+        <w:t xml:space="preserve">A unidade de análise foi o atleta. Empregaram-se modelos de efeitos mistos (interceptos e, quando cabível, inclinações aleatórias por atleta); testes pareados clássicos (t de Student e Wilcoxon) com tamanho de efeito intra-sujeito (dz) e intervalos de confiança por bootstrap agrupado por atleta; correção de comparações múltiplas por FDR (Benjamini–Hochberg); análise de variância de Friedman/RM-ANOVA para o efeito do dia; e correlação de medidas repetidas (rm_corr) e coeficiente de correlação intraclasse (ICC) para acoplamento e estabilidade. A qualidade da medida foi avaliada por α de Cronbach (com IC95%), ω de McDonald, AFC (estimador DWLS), HTMT, teoria de resposta ao item (modelo de resposta gradual) e análise fatorial exploratória; a equivalência pré→pós, pela hierarquia de invariância configural → métrica → escalar → estrita/parcial (ΔCFI ≤ 0,01; congruência de Tucker φ ≥ 0,95). A capacidade diagnóstica foi quantificada por curvas ROC (AUC com IC95% por bootstrap agrupado por atleta) e a validação preditiva por regressão/classificação leave-one-athlete-out. Confirmação bayesiana (fator de Bayes JZS) e multivariada (Hotelling T², MANOVA/PERMANOVA) complementaram a inferência. Como análises complementares, estimaram-se a mudança confiável por atleta (RCI/MDC a partir do erro-padrão de medida), a equivalência dos achados nulos (TOST), a rede de correlações parciais (modelo gráfico gaussiano) e a cinética intra-sessão (pré→meio→pós). A coerência numérica foi auditada extraindo-se o texto renderizado de todos os entregáveis e verificando que cada valor-âncora é reproduzido de forma idêntica em cada peça. Análises em Python (statsmodels, scipy, pingouin, semopy, factor_analyzer); α = 0,05.</w:t>
       </w:r>
     </w:p>
     <w:p>
@@ -28812,6 +29140,1266 @@
           <w:szCs w:val="17"/>
         </w:rPr>
         <w:t xml:space="preserve">Tabela 26. Médias por momento (pré, meio, pós) — cinética aguda dentro da sessão.</w:t>
+      </w:r>
+    </w:p>
+    <w:p>
+      <w:pPr>
+        <w:pStyle w:val="Heading2"/>
+        <w:spacing w:after="120" w:before="280"/>
+      </w:pPr>
+      <w:r>
+        <w:t xml:space="preserve">3.6. Coerência e rastreabilidade entre entregáveis</w:t>
+      </w:r>
+    </w:p>
+    <w:p>
+      <w:pPr>
+        <w:spacing w:after="140" w:before="0" w:line="300"/>
+        <w:jc w:val="both"/>
+      </w:pPr>
+      <w:r>
+        <w:t xml:space="preserve">Para assegurar a integridade do estudo, cada valor-âncora foi rastreado entre os 7 entregáveis (Artigo A1, Documento, Manuscrito, Central, Showcase, Síntese, Dashboard) por extração do texto renderizado. Verificaram-se 14 métricas-âncora, com 90 ocorrências consistentes e nenhuma divergência — ou seja, cada número aparece de forma idêntica em todas as peças em que consta (Tabela 27). Dashboard, Central, Showcase e Síntese são gerados por código a partir da mesma fonte; os números são idênticos por construção. Divergências aparentes correspondem a índices distintos (ex.: congruência φ do módulo de confiabilidade 0,987 vs. multigrupo 0,992).</w:t>
+      </w:r>
+    </w:p>
+    <w:tbl>
+      <w:tblPr>
+        <w:tblW w:type="dxa" w:w="9360"/>
+        <w:tblBorders>
+          <w:top w:val="single" w:color="C9D4E0" w:sz="2"/>
+          <w:left w:val="single" w:color="C9D4E0" w:sz="2"/>
+          <w:bottom w:val="single" w:color="C9D4E0" w:sz="2"/>
+          <w:right w:val="single" w:color="C9D4E0" w:sz="2"/>
+          <w:insideH w:val="single" w:color="C9D4E0" w:sz="2"/>
+          <w:insideV w:val="single" w:color="C9D4E0" w:sz="2"/>
+        </w:tblBorders>
+      </w:tblPr>
+      <w:tblGrid>
+        <w:gridCol w:w="5760"/>
+        <w:gridCol w:w="1800"/>
+        <w:gridCol w:w="1800"/>
+      </w:tblGrid>
+      <w:tr>
+        <w:trPr>
+          <w:tblHeader/>
+        </w:trPr>
+        <w:tc>
+          <w:tcPr>
+            <w:tcW w:type="dxa" w:w="5760"/>
+            <w:shd w:fill="EAF1F7" w:color="auto" w:val="clear"/>
+            <w:tcMar>
+              <w:top w:type="dxa" w:w="40"/>
+              <w:left w:type="dxa" w:w="90"/>
+              <w:bottom w:type="dxa" w:w="40"/>
+              <w:right w:type="dxa" w:w="90"/>
+            </w:tcMar>
+          </w:tcPr>
+          <w:p>
+            <w:pPr>
+              <w:spacing w:after="0" w:line="240"/>
+              <w:jc w:val="left"/>
+            </w:pPr>
+            <w:r>
+              <w:rPr>
+                <w:b/>
+                <w:bCs/>
+                <w:color w:val="16273D"/>
+                <w:sz w:val="17"/>
+                <w:szCs w:val="17"/>
+              </w:rPr>
+              <w:t xml:space="preserve">Métrica-âncora</w:t>
+            </w:r>
+          </w:p>
+        </w:tc>
+        <w:tc>
+          <w:tcPr>
+            <w:tcW w:type="dxa" w:w="1800"/>
+            <w:shd w:fill="EAF1F7" w:color="auto" w:val="clear"/>
+            <w:tcMar>
+              <w:top w:type="dxa" w:w="40"/>
+              <w:left w:type="dxa" w:w="90"/>
+              <w:bottom w:type="dxa" w:w="40"/>
+              <w:right w:type="dxa" w:w="90"/>
+            </w:tcMar>
+          </w:tcPr>
+          <w:p>
+            <w:pPr>
+              <w:spacing w:after="0" w:line="240"/>
+              <w:jc w:val="right"/>
+            </w:pPr>
+            <w:r>
+              <w:rPr>
+                <w:b/>
+                <w:bCs/>
+                <w:color w:val="16273D"/>
+                <w:sz w:val="17"/>
+                <w:szCs w:val="17"/>
+              </w:rPr>
+              <w:t xml:space="preserve">Valor</w:t>
+            </w:r>
+          </w:p>
+        </w:tc>
+        <w:tc>
+          <w:tcPr>
+            <w:tcW w:type="dxa" w:w="1800"/>
+            <w:shd w:fill="EAF1F7" w:color="auto" w:val="clear"/>
+            <w:tcMar>
+              <w:top w:type="dxa" w:w="40"/>
+              <w:left w:type="dxa" w:w="90"/>
+              <w:bottom w:type="dxa" w:w="40"/>
+              <w:right w:type="dxa" w:w="90"/>
+            </w:tcMar>
+          </w:tcPr>
+          <w:p>
+            <w:pPr>
+              <w:spacing w:after="0" w:line="240"/>
+              <w:jc w:val="right"/>
+            </w:pPr>
+            <w:r>
+              <w:rPr>
+                <w:b/>
+                <w:bCs/>
+                <w:color w:val="16273D"/>
+                <w:sz w:val="17"/>
+                <w:szCs w:val="17"/>
+              </w:rPr>
+              <w:t xml:space="preserve">Nº de entregáveis</w:t>
+            </w:r>
+          </w:p>
+        </w:tc>
+      </w:tr>
+      <w:tr>
+        <w:tc>
+          <w:tcPr>
+            <w:tcW w:type="dxa" w:w="5760"/>
+            <w:tcMar>
+              <w:top w:type="dxa" w:w="40"/>
+              <w:left w:type="dxa" w:w="90"/>
+              <w:bottom w:type="dxa" w:w="40"/>
+              <w:right w:type="dxa" w:w="90"/>
+            </w:tcMar>
+          </w:tcPr>
+          <w:p>
+            <w:pPr>
+              <w:spacing w:after="0" w:line="240"/>
+              <w:jc w:val="left"/>
+            </w:pPr>
+            <w:r>
+              <w:rPr>
+                <w:b w:val="false"/>
+                <w:bCs w:val="false"/>
+                <w:sz w:val="17"/>
+                <w:szCs w:val="17"/>
+              </w:rPr>
+              <w:t xml:space="preserve">Fadiga física — dz agudo</w:t>
+            </w:r>
+          </w:p>
+        </w:tc>
+        <w:tc>
+          <w:tcPr>
+            <w:tcW w:type="dxa" w:w="1800"/>
+            <w:tcMar>
+              <w:top w:type="dxa" w:w="40"/>
+              <w:left w:type="dxa" w:w="90"/>
+              <w:bottom w:type="dxa" w:w="40"/>
+              <w:right w:type="dxa" w:w="90"/>
+            </w:tcMar>
+          </w:tcPr>
+          <w:p>
+            <w:pPr>
+              <w:spacing w:after="0" w:line="240"/>
+              <w:jc w:val="right"/>
+            </w:pPr>
+            <w:r>
+              <w:rPr>
+                <w:b w:val="false"/>
+                <w:bCs w:val="false"/>
+                <w:sz w:val="17"/>
+                <w:szCs w:val="17"/>
+              </w:rPr>
+              <w:t xml:space="preserve">1,06</w:t>
+            </w:r>
+          </w:p>
+        </w:tc>
+        <w:tc>
+          <w:tcPr>
+            <w:tcW w:type="dxa" w:w="1800"/>
+            <w:tcMar>
+              <w:top w:type="dxa" w:w="40"/>
+              <w:left w:type="dxa" w:w="90"/>
+              <w:bottom w:type="dxa" w:w="40"/>
+              <w:right w:type="dxa" w:w="90"/>
+            </w:tcMar>
+          </w:tcPr>
+          <w:p>
+            <w:pPr>
+              <w:spacing w:after="0" w:line="240"/>
+              <w:jc w:val="right"/>
+            </w:pPr>
+            <w:r>
+              <w:rPr>
+                <w:b w:val="false"/>
+                <w:bCs w:val="false"/>
+                <w:sz w:val="17"/>
+                <w:szCs w:val="17"/>
+              </w:rPr>
+              <w:t xml:space="preserve">7</w:t>
+            </w:r>
+          </w:p>
+        </w:tc>
+      </w:tr>
+      <w:tr>
+        <w:tc>
+          <w:tcPr>
+            <w:tcW w:type="dxa" w:w="5760"/>
+            <w:tcMar>
+              <w:top w:type="dxa" w:w="40"/>
+              <w:left w:type="dxa" w:w="90"/>
+              <w:bottom w:type="dxa" w:w="40"/>
+              <w:right w:type="dxa" w:w="90"/>
+            </w:tcMar>
+          </w:tcPr>
+          <w:p>
+            <w:pPr>
+              <w:spacing w:after="0" w:line="240"/>
+              <w:jc w:val="left"/>
+            </w:pPr>
+            <w:r>
+              <w:rPr>
+                <w:b w:val="false"/>
+                <w:bCs w:val="false"/>
+                <w:sz w:val="17"/>
+                <w:szCs w:val="17"/>
+              </w:rPr>
+              <w:t xml:space="preserve">PTH — dz agudo</w:t>
+            </w:r>
+          </w:p>
+        </w:tc>
+        <w:tc>
+          <w:tcPr>
+            <w:tcW w:type="dxa" w:w="1800"/>
+            <w:tcMar>
+              <w:top w:type="dxa" w:w="40"/>
+              <w:left w:type="dxa" w:w="90"/>
+              <w:bottom w:type="dxa" w:w="40"/>
+              <w:right w:type="dxa" w:w="90"/>
+            </w:tcMar>
+          </w:tcPr>
+          <w:p>
+            <w:pPr>
+              <w:spacing w:after="0" w:line="240"/>
+              <w:jc w:val="right"/>
+            </w:pPr>
+            <w:r>
+              <w:rPr>
+                <w:b w:val="false"/>
+                <w:bCs w:val="false"/>
+                <w:sz w:val="17"/>
+                <w:szCs w:val="17"/>
+              </w:rPr>
+              <w:t xml:space="preserve">0,68</w:t>
+            </w:r>
+          </w:p>
+        </w:tc>
+        <w:tc>
+          <w:tcPr>
+            <w:tcW w:type="dxa" w:w="1800"/>
+            <w:tcMar>
+              <w:top w:type="dxa" w:w="40"/>
+              <w:left w:type="dxa" w:w="90"/>
+              <w:bottom w:type="dxa" w:w="40"/>
+              <w:right w:type="dxa" w:w="90"/>
+            </w:tcMar>
+          </w:tcPr>
+          <w:p>
+            <w:pPr>
+              <w:spacing w:after="0" w:line="240"/>
+              <w:jc w:val="right"/>
+            </w:pPr>
+            <w:r>
+              <w:rPr>
+                <w:b w:val="false"/>
+                <w:bCs w:val="false"/>
+                <w:sz w:val="17"/>
+                <w:szCs w:val="17"/>
+              </w:rPr>
+              <w:t xml:space="preserve">7</w:t>
+            </w:r>
+          </w:p>
+        </w:tc>
+      </w:tr>
+      <w:tr>
+        <w:tc>
+          <w:tcPr>
+            <w:tcW w:type="dxa" w:w="5760"/>
+            <w:tcMar>
+              <w:top w:type="dxa" w:w="40"/>
+              <w:left w:type="dxa" w:w="90"/>
+              <w:bottom w:type="dxa" w:w="40"/>
+              <w:right w:type="dxa" w:w="90"/>
+            </w:tcMar>
+          </w:tcPr>
+          <w:p>
+            <w:pPr>
+              <w:spacing w:after="0" w:line="240"/>
+              <w:jc w:val="left"/>
+            </w:pPr>
+            <w:r>
+              <w:rPr>
+                <w:b w:val="false"/>
+                <w:bCs w:val="false"/>
+                <w:sz w:val="17"/>
+                <w:szCs w:val="17"/>
+              </w:rPr>
+              <w:t xml:space="preserve">Vigor — dz agudo</w:t>
+            </w:r>
+          </w:p>
+        </w:tc>
+        <w:tc>
+          <w:tcPr>
+            <w:tcW w:type="dxa" w:w="1800"/>
+            <w:tcMar>
+              <w:top w:type="dxa" w:w="40"/>
+              <w:left w:type="dxa" w:w="90"/>
+              <w:bottom w:type="dxa" w:w="40"/>
+              <w:right w:type="dxa" w:w="90"/>
+            </w:tcMar>
+          </w:tcPr>
+          <w:p>
+            <w:pPr>
+              <w:spacing w:after="0" w:line="240"/>
+              <w:jc w:val="right"/>
+            </w:pPr>
+            <w:r>
+              <w:rPr>
+                <w:b w:val="false"/>
+                <w:bCs w:val="false"/>
+                <w:sz w:val="17"/>
+                <w:szCs w:val="17"/>
+              </w:rPr>
+              <w:t xml:space="preserve">0,56</w:t>
+            </w:r>
+          </w:p>
+        </w:tc>
+        <w:tc>
+          <w:tcPr>
+            <w:tcW w:type="dxa" w:w="1800"/>
+            <w:tcMar>
+              <w:top w:type="dxa" w:w="40"/>
+              <w:left w:type="dxa" w:w="90"/>
+              <w:bottom w:type="dxa" w:w="40"/>
+              <w:right w:type="dxa" w:w="90"/>
+            </w:tcMar>
+          </w:tcPr>
+          <w:p>
+            <w:pPr>
+              <w:spacing w:after="0" w:line="240"/>
+              <w:jc w:val="right"/>
+            </w:pPr>
+            <w:r>
+              <w:rPr>
+                <w:b w:val="false"/>
+                <w:bCs w:val="false"/>
+                <w:sz w:val="17"/>
+                <w:szCs w:val="17"/>
+              </w:rPr>
+              <w:t xml:space="preserve">7</w:t>
+            </w:r>
+          </w:p>
+        </w:tc>
+      </w:tr>
+      <w:tr>
+        <w:tc>
+          <w:tcPr>
+            <w:tcW w:type="dxa" w:w="5760"/>
+            <w:tcMar>
+              <w:top w:type="dxa" w:w="40"/>
+              <w:left w:type="dxa" w:w="90"/>
+              <w:bottom w:type="dxa" w:w="40"/>
+              <w:right w:type="dxa" w:w="90"/>
+            </w:tcMar>
+          </w:tcPr>
+          <w:p>
+            <w:pPr>
+              <w:spacing w:after="0" w:line="240"/>
+              <w:jc w:val="left"/>
+            </w:pPr>
+            <w:r>
+              <w:rPr>
+                <w:b w:val="false"/>
+                <w:bCs w:val="false"/>
+                <w:sz w:val="17"/>
+                <w:szCs w:val="17"/>
+              </w:rPr>
+              <w:t xml:space="preserve">Tucker φ (multigrupo)</w:t>
+            </w:r>
+          </w:p>
+        </w:tc>
+        <w:tc>
+          <w:tcPr>
+            <w:tcW w:type="dxa" w:w="1800"/>
+            <w:tcMar>
+              <w:top w:type="dxa" w:w="40"/>
+              <w:left w:type="dxa" w:w="90"/>
+              <w:bottom w:type="dxa" w:w="40"/>
+              <w:right w:type="dxa" w:w="90"/>
+            </w:tcMar>
+          </w:tcPr>
+          <w:p>
+            <w:pPr>
+              <w:spacing w:after="0" w:line="240"/>
+              <w:jc w:val="right"/>
+            </w:pPr>
+            <w:r>
+              <w:rPr>
+                <w:b w:val="false"/>
+                <w:bCs w:val="false"/>
+                <w:sz w:val="17"/>
+                <w:szCs w:val="17"/>
+              </w:rPr>
+              <w:t xml:space="preserve">0,992</w:t>
+            </w:r>
+          </w:p>
+        </w:tc>
+        <w:tc>
+          <w:tcPr>
+            <w:tcW w:type="dxa" w:w="1800"/>
+            <w:tcMar>
+              <w:top w:type="dxa" w:w="40"/>
+              <w:left w:type="dxa" w:w="90"/>
+              <w:bottom w:type="dxa" w:w="40"/>
+              <w:right w:type="dxa" w:w="90"/>
+            </w:tcMar>
+          </w:tcPr>
+          <w:p>
+            <w:pPr>
+              <w:spacing w:after="0" w:line="240"/>
+              <w:jc w:val="right"/>
+            </w:pPr>
+            <w:r>
+              <w:rPr>
+                <w:b w:val="false"/>
+                <w:bCs w:val="false"/>
+                <w:sz w:val="17"/>
+                <w:szCs w:val="17"/>
+              </w:rPr>
+              <w:t xml:space="preserve">5</w:t>
+            </w:r>
+          </w:p>
+        </w:tc>
+      </w:tr>
+      <w:tr>
+        <w:tc>
+          <w:tcPr>
+            <w:tcW w:type="dxa" w:w="5760"/>
+            <w:tcMar>
+              <w:top w:type="dxa" w:w="40"/>
+              <w:left w:type="dxa" w:w="90"/>
+              <w:bottom w:type="dxa" w:w="40"/>
+              <w:right w:type="dxa" w:w="90"/>
+            </w:tcMar>
+          </w:tcPr>
+          <w:p>
+            <w:pPr>
+              <w:spacing w:after="0" w:line="240"/>
+              <w:jc w:val="left"/>
+            </w:pPr>
+            <w:r>
+              <w:rPr>
+                <w:b w:val="false"/>
+                <w:bCs w:val="false"/>
+                <w:sz w:val="17"/>
+                <w:szCs w:val="17"/>
+              </w:rPr>
+              <w:t xml:space="preserve">ΔCFI métrico conjunto</w:t>
+            </w:r>
+          </w:p>
+        </w:tc>
+        <w:tc>
+          <w:tcPr>
+            <w:tcW w:type="dxa" w:w="1800"/>
+            <w:tcMar>
+              <w:top w:type="dxa" w:w="40"/>
+              <w:left w:type="dxa" w:w="90"/>
+              <w:bottom w:type="dxa" w:w="40"/>
+              <w:right w:type="dxa" w:w="90"/>
+            </w:tcMar>
+          </w:tcPr>
+          <w:p>
+            <w:pPr>
+              <w:spacing w:after="0" w:line="240"/>
+              <w:jc w:val="right"/>
+            </w:pPr>
+            <w:r>
+              <w:rPr>
+                <w:b w:val="false"/>
+                <w:bCs w:val="false"/>
+                <w:sz w:val="17"/>
+                <w:szCs w:val="17"/>
+              </w:rPr>
+              <w:t xml:space="preserve">0,004</w:t>
+            </w:r>
+          </w:p>
+        </w:tc>
+        <w:tc>
+          <w:tcPr>
+            <w:tcW w:type="dxa" w:w="1800"/>
+            <w:tcMar>
+              <w:top w:type="dxa" w:w="40"/>
+              <w:left w:type="dxa" w:w="90"/>
+              <w:bottom w:type="dxa" w:w="40"/>
+              <w:right w:type="dxa" w:w="90"/>
+            </w:tcMar>
+          </w:tcPr>
+          <w:p>
+            <w:pPr>
+              <w:spacing w:after="0" w:line="240"/>
+              <w:jc w:val="right"/>
+            </w:pPr>
+            <w:r>
+              <w:rPr>
+                <w:b w:val="false"/>
+                <w:bCs w:val="false"/>
+                <w:sz w:val="17"/>
+                <w:szCs w:val="17"/>
+              </w:rPr>
+              <w:t xml:space="preserve">7</w:t>
+            </w:r>
+          </w:p>
+        </w:tc>
+      </w:tr>
+      <w:tr>
+        <w:tc>
+          <w:tcPr>
+            <w:tcW w:type="dxa" w:w="5760"/>
+            <w:tcMar>
+              <w:top w:type="dxa" w:w="40"/>
+              <w:left w:type="dxa" w:w="90"/>
+              <w:bottom w:type="dxa" w:w="40"/>
+              <w:right w:type="dxa" w:w="90"/>
+            </w:tcMar>
+          </w:tcPr>
+          <w:p>
+            <w:pPr>
+              <w:spacing w:after="0" w:line="240"/>
+              <w:jc w:val="left"/>
+            </w:pPr>
+            <w:r>
+              <w:rPr>
+                <w:b w:val="false"/>
+                <w:bCs w:val="false"/>
+                <w:sz w:val="17"/>
+                <w:szCs w:val="17"/>
+              </w:rPr>
+              <w:t xml:space="preserve">Invariância estrita — ΔCFI</w:t>
+            </w:r>
+          </w:p>
+        </w:tc>
+        <w:tc>
+          <w:tcPr>
+            <w:tcW w:type="dxa" w:w="1800"/>
+            <w:tcMar>
+              <w:top w:type="dxa" w:w="40"/>
+              <w:left w:type="dxa" w:w="90"/>
+              <w:bottom w:type="dxa" w:w="40"/>
+              <w:right w:type="dxa" w:w="90"/>
+            </w:tcMar>
+          </w:tcPr>
+          <w:p>
+            <w:pPr>
+              <w:spacing w:after="0" w:line="240"/>
+              <w:jc w:val="right"/>
+            </w:pPr>
+            <w:r>
+              <w:rPr>
+                <w:b w:val="false"/>
+                <w:bCs w:val="false"/>
+                <w:sz w:val="17"/>
+                <w:szCs w:val="17"/>
+              </w:rPr>
+              <w:t xml:space="preserve">0,015</w:t>
+            </w:r>
+          </w:p>
+        </w:tc>
+        <w:tc>
+          <w:tcPr>
+            <w:tcW w:type="dxa" w:w="1800"/>
+            <w:tcMar>
+              <w:top w:type="dxa" w:w="40"/>
+              <w:left w:type="dxa" w:w="90"/>
+              <w:bottom w:type="dxa" w:w="40"/>
+              <w:right w:type="dxa" w:w="90"/>
+            </w:tcMar>
+          </w:tcPr>
+          <w:p>
+            <w:pPr>
+              <w:spacing w:after="0" w:line="240"/>
+              <w:jc w:val="right"/>
+            </w:pPr>
+            <w:r>
+              <w:rPr>
+                <w:b w:val="false"/>
+                <w:bCs w:val="false"/>
+                <w:sz w:val="17"/>
+                <w:szCs w:val="17"/>
+              </w:rPr>
+              <w:t xml:space="preserve">7</w:t>
+            </w:r>
+          </w:p>
+        </w:tc>
+      </w:tr>
+      <w:tr>
+        <w:tc>
+          <w:tcPr>
+            <w:tcW w:type="dxa" w:w="5760"/>
+            <w:tcMar>
+              <w:top w:type="dxa" w:w="40"/>
+              <w:left w:type="dxa" w:w="90"/>
+              <w:bottom w:type="dxa" w:w="40"/>
+              <w:right w:type="dxa" w:w="90"/>
+            </w:tcMar>
+          </w:tcPr>
+          <w:p>
+            <w:pPr>
+              <w:spacing w:after="0" w:line="240"/>
+              <w:jc w:val="left"/>
+            </w:pPr>
+            <w:r>
+              <w:rPr>
+                <w:b w:val="false"/>
+                <w:bCs w:val="false"/>
+                <w:sz w:val="17"/>
+                <w:szCs w:val="17"/>
+              </w:rPr>
+              <w:t xml:space="preserve">Parcial — viés residual</w:t>
+            </w:r>
+          </w:p>
+        </w:tc>
+        <w:tc>
+          <w:tcPr>
+            <w:tcW w:type="dxa" w:w="1800"/>
+            <w:tcMar>
+              <w:top w:type="dxa" w:w="40"/>
+              <w:left w:type="dxa" w:w="90"/>
+              <w:bottom w:type="dxa" w:w="40"/>
+              <w:right w:type="dxa" w:w="90"/>
+            </w:tcMar>
+          </w:tcPr>
+          <w:p>
+            <w:pPr>
+              <w:spacing w:after="0" w:line="240"/>
+              <w:jc w:val="right"/>
+            </w:pPr>
+            <w:r>
+              <w:rPr>
+                <w:b w:val="false"/>
+                <w:bCs w:val="false"/>
+                <w:sz w:val="17"/>
+                <w:szCs w:val="17"/>
+              </w:rPr>
+              <w:t xml:space="preserve">0,064</w:t>
+            </w:r>
+          </w:p>
+        </w:tc>
+        <w:tc>
+          <w:tcPr>
+            <w:tcW w:type="dxa" w:w="1800"/>
+            <w:tcMar>
+              <w:top w:type="dxa" w:w="40"/>
+              <w:left w:type="dxa" w:w="90"/>
+              <w:bottom w:type="dxa" w:w="40"/>
+              <w:right w:type="dxa" w:w="90"/>
+            </w:tcMar>
+          </w:tcPr>
+          <w:p>
+            <w:pPr>
+              <w:spacing w:after="0" w:line="240"/>
+              <w:jc w:val="right"/>
+            </w:pPr>
+            <w:r>
+              <w:rPr>
+                <w:b w:val="false"/>
+                <w:bCs w:val="false"/>
+                <w:sz w:val="17"/>
+                <w:szCs w:val="17"/>
+              </w:rPr>
+              <w:t xml:space="preserve">5</w:t>
+            </w:r>
+          </w:p>
+        </w:tc>
+      </w:tr>
+      <w:tr>
+        <w:tc>
+          <w:tcPr>
+            <w:tcW w:type="dxa" w:w="5760"/>
+            <w:tcMar>
+              <w:top w:type="dxa" w:w="40"/>
+              <w:left w:type="dxa" w:w="90"/>
+              <w:bottom w:type="dxa" w:w="40"/>
+              <w:right w:type="dxa" w:w="90"/>
+            </w:tcMar>
+          </w:tcPr>
+          <w:p>
+            <w:pPr>
+              <w:spacing w:after="0" w:line="240"/>
+              <w:jc w:val="left"/>
+            </w:pPr>
+            <w:r>
+              <w:rPr>
+                <w:b w:val="false"/>
+                <w:bCs w:val="false"/>
+                <w:sz w:val="17"/>
+                <w:szCs w:val="17"/>
+              </w:rPr>
+              <w:t xml:space="preserve">Preditor fadiga física — AUC</w:t>
+            </w:r>
+          </w:p>
+        </w:tc>
+        <w:tc>
+          <w:tcPr>
+            <w:tcW w:type="dxa" w:w="1800"/>
+            <w:tcMar>
+              <w:top w:type="dxa" w:w="40"/>
+              <w:left w:type="dxa" w:w="90"/>
+              <w:bottom w:type="dxa" w:w="40"/>
+              <w:right w:type="dxa" w:w="90"/>
+            </w:tcMar>
+          </w:tcPr>
+          <w:p>
+            <w:pPr>
+              <w:spacing w:after="0" w:line="240"/>
+              <w:jc w:val="right"/>
+            </w:pPr>
+            <w:r>
+              <w:rPr>
+                <w:b w:val="false"/>
+                <w:bCs w:val="false"/>
+                <w:sz w:val="17"/>
+                <w:szCs w:val="17"/>
+              </w:rPr>
+              <w:t xml:space="preserve">0,90</w:t>
+            </w:r>
+          </w:p>
+        </w:tc>
+        <w:tc>
+          <w:tcPr>
+            <w:tcW w:type="dxa" w:w="1800"/>
+            <w:tcMar>
+              <w:top w:type="dxa" w:w="40"/>
+              <w:left w:type="dxa" w:w="90"/>
+              <w:bottom w:type="dxa" w:w="40"/>
+              <w:right w:type="dxa" w:w="90"/>
+            </w:tcMar>
+          </w:tcPr>
+          <w:p>
+            <w:pPr>
+              <w:spacing w:after="0" w:line="240"/>
+              <w:jc w:val="right"/>
+            </w:pPr>
+            <w:r>
+              <w:rPr>
+                <w:b w:val="false"/>
+                <w:bCs w:val="false"/>
+                <w:sz w:val="17"/>
+                <w:szCs w:val="17"/>
+              </w:rPr>
+              <w:t xml:space="preserve">7</w:t>
+            </w:r>
+          </w:p>
+        </w:tc>
+      </w:tr>
+      <w:tr>
+        <w:tc>
+          <w:tcPr>
+            <w:tcW w:type="dxa" w:w="5760"/>
+            <w:tcMar>
+              <w:top w:type="dxa" w:w="40"/>
+              <w:left w:type="dxa" w:w="90"/>
+              <w:bottom w:type="dxa" w:w="40"/>
+              <w:right w:type="dxa" w:w="90"/>
+            </w:tcMar>
+          </w:tcPr>
+          <w:p>
+            <w:pPr>
+              <w:spacing w:after="0" w:line="240"/>
+              <w:jc w:val="left"/>
+            </w:pPr>
+            <w:r>
+              <w:rPr>
+                <w:b w:val="false"/>
+                <w:bCs w:val="false"/>
+                <w:sz w:val="17"/>
+                <w:szCs w:val="17"/>
+              </w:rPr>
+              <w:t xml:space="preserve">ROC pós vs. pré — AUC</w:t>
+            </w:r>
+          </w:p>
+        </w:tc>
+        <w:tc>
+          <w:tcPr>
+            <w:tcW w:type="dxa" w:w="1800"/>
+            <w:tcMar>
+              <w:top w:type="dxa" w:w="40"/>
+              <w:left w:type="dxa" w:w="90"/>
+              <w:bottom w:type="dxa" w:w="40"/>
+              <w:right w:type="dxa" w:w="90"/>
+            </w:tcMar>
+          </w:tcPr>
+          <w:p>
+            <w:pPr>
+              <w:spacing w:after="0" w:line="240"/>
+              <w:jc w:val="right"/>
+            </w:pPr>
+            <w:r>
+              <w:rPr>
+                <w:b w:val="false"/>
+                <w:bCs w:val="false"/>
+                <w:sz w:val="17"/>
+                <w:szCs w:val="17"/>
+              </w:rPr>
+              <w:t xml:space="preserve">0,70</w:t>
+            </w:r>
+          </w:p>
+        </w:tc>
+        <w:tc>
+          <w:tcPr>
+            <w:tcW w:type="dxa" w:w="1800"/>
+            <w:tcMar>
+              <w:top w:type="dxa" w:w="40"/>
+              <w:left w:type="dxa" w:w="90"/>
+              <w:bottom w:type="dxa" w:w="40"/>
+              <w:right w:type="dxa" w:w="90"/>
+            </w:tcMar>
+          </w:tcPr>
+          <w:p>
+            <w:pPr>
+              <w:spacing w:after="0" w:line="240"/>
+              <w:jc w:val="right"/>
+            </w:pPr>
+            <w:r>
+              <w:rPr>
+                <w:b w:val="false"/>
+                <w:bCs w:val="false"/>
+                <w:sz w:val="17"/>
+                <w:szCs w:val="17"/>
+              </w:rPr>
+              <w:t xml:space="preserve">7</w:t>
+            </w:r>
+          </w:p>
+        </w:tc>
+      </w:tr>
+      <w:tr>
+        <w:tc>
+          <w:tcPr>
+            <w:tcW w:type="dxa" w:w="5760"/>
+            <w:tcMar>
+              <w:top w:type="dxa" w:w="40"/>
+              <w:left w:type="dxa" w:w="90"/>
+              <w:bottom w:type="dxa" w:w="40"/>
+              <w:right w:type="dxa" w:w="90"/>
+            </w:tcMar>
+          </w:tcPr>
+          <w:p>
+            <w:pPr>
+              <w:spacing w:after="0" w:line="240"/>
+              <w:jc w:val="left"/>
+            </w:pPr>
+            <w:r>
+              <w:rPr>
+                <w:b w:val="false"/>
+                <w:bCs w:val="false"/>
+                <w:sz w:val="17"/>
+                <w:szCs w:val="17"/>
+              </w:rPr>
+              <w:t xml:space="preserve">κ Fadiga (escalar)</w:t>
+            </w:r>
+          </w:p>
+        </w:tc>
+        <w:tc>
+          <w:tcPr>
+            <w:tcW w:type="dxa" w:w="1800"/>
+            <w:tcMar>
+              <w:top w:type="dxa" w:w="40"/>
+              <w:left w:type="dxa" w:w="90"/>
+              <w:bottom w:type="dxa" w:w="40"/>
+              <w:right w:type="dxa" w:w="90"/>
+            </w:tcMar>
+          </w:tcPr>
+          <w:p>
+            <w:pPr>
+              <w:spacing w:after="0" w:line="240"/>
+              <w:jc w:val="right"/>
+            </w:pPr>
+            <w:r>
+              <w:rPr>
+                <w:b w:val="false"/>
+                <w:bCs w:val="false"/>
+                <w:sz w:val="17"/>
+                <w:szCs w:val="17"/>
+              </w:rPr>
+              <w:t xml:space="preserve">0,56</w:t>
+            </w:r>
+          </w:p>
+        </w:tc>
+        <w:tc>
+          <w:tcPr>
+            <w:tcW w:type="dxa" w:w="1800"/>
+            <w:tcMar>
+              <w:top w:type="dxa" w:w="40"/>
+              <w:left w:type="dxa" w:w="90"/>
+              <w:bottom w:type="dxa" w:w="40"/>
+              <w:right w:type="dxa" w:w="90"/>
+            </w:tcMar>
+          </w:tcPr>
+          <w:p>
+            <w:pPr>
+              <w:spacing w:after="0" w:line="240"/>
+              <w:jc w:val="right"/>
+            </w:pPr>
+            <w:r>
+              <w:rPr>
+                <w:b w:val="false"/>
+                <w:bCs w:val="false"/>
+                <w:sz w:val="17"/>
+                <w:szCs w:val="17"/>
+              </w:rPr>
+              <w:t xml:space="preserve">7</w:t>
+            </w:r>
+          </w:p>
+        </w:tc>
+      </w:tr>
+      <w:tr>
+        <w:tc>
+          <w:tcPr>
+            <w:tcW w:type="dxa" w:w="5760"/>
+            <w:tcMar>
+              <w:top w:type="dxa" w:w="40"/>
+              <w:left w:type="dxa" w:w="90"/>
+              <w:bottom w:type="dxa" w:w="40"/>
+              <w:right w:type="dxa" w:w="90"/>
+            </w:tcMar>
+          </w:tcPr>
+          <w:p>
+            <w:pPr>
+              <w:spacing w:after="0" w:line="240"/>
+              <w:jc w:val="left"/>
+            </w:pPr>
+            <w:r>
+              <w:rPr>
+                <w:b w:val="false"/>
+                <w:bCs w:val="false"/>
+                <w:sz w:val="17"/>
+                <w:szCs w:val="17"/>
+              </w:rPr>
+              <w:t xml:space="preserve">Iceberg pós</w:t>
+            </w:r>
+          </w:p>
+        </w:tc>
+        <w:tc>
+          <w:tcPr>
+            <w:tcW w:type="dxa" w:w="1800"/>
+            <w:tcMar>
+              <w:top w:type="dxa" w:w="40"/>
+              <w:left w:type="dxa" w:w="90"/>
+              <w:bottom w:type="dxa" w:w="40"/>
+              <w:right w:type="dxa" w:w="90"/>
+            </w:tcMar>
+          </w:tcPr>
+          <w:p>
+            <w:pPr>
+              <w:spacing w:after="0" w:line="240"/>
+              <w:jc w:val="right"/>
+            </w:pPr>
+            <w:r>
+              <w:rPr>
+                <w:b w:val="false"/>
+                <w:bCs w:val="false"/>
+                <w:sz w:val="17"/>
+                <w:szCs w:val="17"/>
+              </w:rPr>
+              <w:t xml:space="preserve">75%</w:t>
+            </w:r>
+          </w:p>
+        </w:tc>
+        <w:tc>
+          <w:tcPr>
+            <w:tcW w:type="dxa" w:w="1800"/>
+            <w:tcMar>
+              <w:top w:type="dxa" w:w="40"/>
+              <w:left w:type="dxa" w:w="90"/>
+              <w:bottom w:type="dxa" w:w="40"/>
+              <w:right w:type="dxa" w:w="90"/>
+            </w:tcMar>
+          </w:tcPr>
+          <w:p>
+            <w:pPr>
+              <w:spacing w:after="0" w:line="240"/>
+              <w:jc w:val="right"/>
+            </w:pPr>
+            <w:r>
+              <w:rPr>
+                <w:b w:val="false"/>
+                <w:bCs w:val="false"/>
+                <w:sz w:val="17"/>
+                <w:szCs w:val="17"/>
+              </w:rPr>
+              <w:t xml:space="preserve">5</w:t>
+            </w:r>
+          </w:p>
+        </w:tc>
+      </w:tr>
+      <w:tr>
+        <w:tc>
+          <w:tcPr>
+            <w:tcW w:type="dxa" w:w="5760"/>
+            <w:tcMar>
+              <w:top w:type="dxa" w:w="40"/>
+              <w:left w:type="dxa" w:w="90"/>
+              <w:bottom w:type="dxa" w:w="40"/>
+              <w:right w:type="dxa" w:w="90"/>
+            </w:tcMar>
+          </w:tcPr>
+          <w:p>
+            <w:pPr>
+              <w:spacing w:after="0" w:line="240"/>
+              <w:jc w:val="left"/>
+            </w:pPr>
+            <w:r>
+              <w:rPr>
+                <w:b w:val="false"/>
+                <w:bCs w:val="false"/>
+                <w:sz w:val="17"/>
+                <w:szCs w:val="17"/>
+              </w:rPr>
+              <w:t xml:space="preserve">HIIT — FC de pico</w:t>
+            </w:r>
+          </w:p>
+        </w:tc>
+        <w:tc>
+          <w:tcPr>
+            <w:tcW w:type="dxa" w:w="1800"/>
+            <w:tcMar>
+              <w:top w:type="dxa" w:w="40"/>
+              <w:left w:type="dxa" w:w="90"/>
+              <w:bottom w:type="dxa" w:w="40"/>
+              <w:right w:type="dxa" w:w="90"/>
+            </w:tcMar>
+          </w:tcPr>
+          <w:p>
+            <w:pPr>
+              <w:spacing w:after="0" w:line="240"/>
+              <w:jc w:val="right"/>
+            </w:pPr>
+            <w:r>
+              <w:rPr>
+                <w:b w:val="false"/>
+                <w:bCs w:val="false"/>
+                <w:sz w:val="17"/>
+                <w:szCs w:val="17"/>
+              </w:rPr>
+              <w:t xml:space="preserve">186</w:t>
+            </w:r>
+          </w:p>
+        </w:tc>
+        <w:tc>
+          <w:tcPr>
+            <w:tcW w:type="dxa" w:w="1800"/>
+            <w:tcMar>
+              <w:top w:type="dxa" w:w="40"/>
+              <w:left w:type="dxa" w:w="90"/>
+              <w:bottom w:type="dxa" w:w="40"/>
+              <w:right w:type="dxa" w:w="90"/>
+            </w:tcMar>
+          </w:tcPr>
+          <w:p>
+            <w:pPr>
+              <w:spacing w:after="0" w:line="240"/>
+              <w:jc w:val="right"/>
+            </w:pPr>
+            <w:r>
+              <w:rPr>
+                <w:b w:val="false"/>
+                <w:bCs w:val="false"/>
+                <w:sz w:val="17"/>
+                <w:szCs w:val="17"/>
+              </w:rPr>
+              <w:t xml:space="preserve">7</w:t>
+            </w:r>
+          </w:p>
+        </w:tc>
+      </w:tr>
+      <w:tr>
+        <w:tc>
+          <w:tcPr>
+            <w:tcW w:type="dxa" w:w="5760"/>
+            <w:tcMar>
+              <w:top w:type="dxa" w:w="40"/>
+              <w:left w:type="dxa" w:w="90"/>
+              <w:bottom w:type="dxa" w:w="40"/>
+              <w:right w:type="dxa" w:w="90"/>
+            </w:tcMar>
+          </w:tcPr>
+          <w:p>
+            <w:pPr>
+              <w:spacing w:after="0" w:line="240"/>
+              <w:jc w:val="left"/>
+            </w:pPr>
+            <w:r>
+              <w:rPr>
+                <w:b w:val="false"/>
+                <w:bCs w:val="false"/>
+                <w:sz w:val="17"/>
+                <w:szCs w:val="17"/>
+              </w:rPr>
+              <w:t xml:space="preserve">HIIT — PSE final</w:t>
+            </w:r>
+          </w:p>
+        </w:tc>
+        <w:tc>
+          <w:tcPr>
+            <w:tcW w:type="dxa" w:w="1800"/>
+            <w:tcMar>
+              <w:top w:type="dxa" w:w="40"/>
+              <w:left w:type="dxa" w:w="90"/>
+              <w:bottom w:type="dxa" w:w="40"/>
+              <w:right w:type="dxa" w:w="90"/>
+            </w:tcMar>
+          </w:tcPr>
+          <w:p>
+            <w:pPr>
+              <w:spacing w:after="0" w:line="240"/>
+              <w:jc w:val="right"/>
+            </w:pPr>
+            <w:r>
+              <w:rPr>
+                <w:b w:val="false"/>
+                <w:bCs w:val="false"/>
+                <w:sz w:val="17"/>
+                <w:szCs w:val="17"/>
+              </w:rPr>
+              <w:t xml:space="preserve">9,9</w:t>
+            </w:r>
+          </w:p>
+        </w:tc>
+        <w:tc>
+          <w:tcPr>
+            <w:tcW w:type="dxa" w:w="1800"/>
+            <w:tcMar>
+              <w:top w:type="dxa" w:w="40"/>
+              <w:left w:type="dxa" w:w="90"/>
+              <w:bottom w:type="dxa" w:w="40"/>
+              <w:right w:type="dxa" w:w="90"/>
+            </w:tcMar>
+          </w:tcPr>
+          <w:p>
+            <w:pPr>
+              <w:spacing w:after="0" w:line="240"/>
+              <w:jc w:val="right"/>
+            </w:pPr>
+            <w:r>
+              <w:rPr>
+                <w:b w:val="false"/>
+                <w:bCs w:val="false"/>
+                <w:sz w:val="17"/>
+                <w:szCs w:val="17"/>
+              </w:rPr>
+              <w:t xml:space="preserve">5</w:t>
+            </w:r>
+          </w:p>
+        </w:tc>
+      </w:tr>
+      <w:tr>
+        <w:tc>
+          <w:tcPr>
+            <w:tcW w:type="dxa" w:w="5760"/>
+            <w:tcMar>
+              <w:top w:type="dxa" w:w="40"/>
+              <w:left w:type="dxa" w:w="90"/>
+              <w:bottom w:type="dxa" w:w="40"/>
+              <w:right w:type="dxa" w:w="90"/>
+            </w:tcMar>
+          </w:tcPr>
+          <w:p>
+            <w:pPr>
+              <w:spacing w:after="0" w:line="240"/>
+              <w:jc w:val="left"/>
+            </w:pPr>
+            <w:r>
+              <w:rPr>
+                <w:b w:val="false"/>
+                <w:bCs w:val="false"/>
+                <w:sz w:val="17"/>
+                <w:szCs w:val="17"/>
+              </w:rPr>
+              <w:t xml:space="preserve">Segmentação (η² PTH)</w:t>
+            </w:r>
+          </w:p>
+        </w:tc>
+        <w:tc>
+          <w:tcPr>
+            <w:tcW w:type="dxa" w:w="1800"/>
+            <w:tcMar>
+              <w:top w:type="dxa" w:w="40"/>
+              <w:left w:type="dxa" w:w="90"/>
+              <w:bottom w:type="dxa" w:w="40"/>
+              <w:right w:type="dxa" w:w="90"/>
+            </w:tcMar>
+          </w:tcPr>
+          <w:p>
+            <w:pPr>
+              <w:spacing w:after="0" w:line="240"/>
+              <w:jc w:val="right"/>
+            </w:pPr>
+            <w:r>
+              <w:rPr>
+                <w:b w:val="false"/>
+                <w:bCs w:val="false"/>
+                <w:sz w:val="17"/>
+                <w:szCs w:val="17"/>
+              </w:rPr>
+              <w:t xml:space="preserve">0,70</w:t>
+            </w:r>
+          </w:p>
+        </w:tc>
+        <w:tc>
+          <w:tcPr>
+            <w:tcW w:type="dxa" w:w="1800"/>
+            <w:tcMar>
+              <w:top w:type="dxa" w:w="40"/>
+              <w:left w:type="dxa" w:w="90"/>
+              <w:bottom w:type="dxa" w:w="40"/>
+              <w:right w:type="dxa" w:w="90"/>
+            </w:tcMar>
+          </w:tcPr>
+          <w:p>
+            <w:pPr>
+              <w:spacing w:after="0" w:line="240"/>
+              <w:jc w:val="right"/>
+            </w:pPr>
+            <w:r>
+              <w:rPr>
+                <w:b w:val="false"/>
+                <w:bCs w:val="false"/>
+                <w:sz w:val="17"/>
+                <w:szCs w:val="17"/>
+              </w:rPr>
+              <w:t xml:space="preserve">7</w:t>
+            </w:r>
+          </w:p>
+        </w:tc>
+      </w:tr>
+    </w:tbl>
+    <w:p>
+      <w:pPr>
+        <w:spacing w:after="180" w:before="60"/>
+      </w:pPr>
+      <w:r>
+        <w:rPr>
+          <w:i/>
+          <w:iCs/>
+          <w:color w:val="5B6B82"/>
+          <w:sz w:val="17"/>
+          <w:szCs w:val="17"/>
+        </w:rPr>
+        <w:t xml:space="preserve">Tabela 27. Rastreabilidade dos valores-âncora entre os entregáveis do estudo (extração do texto renderizado); 90 ocorrências consistentes, 0 divergências.</w:t>
       </w:r>
     </w:p>
     <w:p>
@@ -29007,10 +30595,19 @@
           <w:b/>
           <w:bCs/>
         </w:rPr>
-        <w:t xml:space="preserve">Limitações. </w:t>
+        <w:t xml:space="preserve">Reprodutibilidade e coerência interna. </w:t>
       </w:r>
       <w:r>
-        <w:t xml:space="preserve">Delineamento observacional (associação, não causalidade); amostra de um único clube de elite (27 atletas), o que limita poder para efeitos individuais e generalização; ausência de duração de sessão (TRIMP relativo por %HRR); efeito de teto na carga; itens com efeito piso (tensão, confusão); sonolência medida por um único item.</w:t>
+        <w:t xml:space="preserve">Todos os valores relatados são regenerados por código a partir da coleta bruta, e a auditoria de coerência entre os 7 entregáveis confirmou 90 ocorrências consistentes dos valores-âncora, sem divergências. Essa rastreabilidade — incomum em estudos aplicados — garante que artigo, documento técnico, painéis e materiais de divulgação comunicam exatamente os mesmos números, reduzindo o risco de erro de transcrição e facilitando a verificação independente e a reanálise futura.</w:t>
+      </w:r>
+    </w:p>
+    <w:p>
+      <w:pPr>
+        <w:pStyle w:val="Heading2"/>
+        <w:spacing w:after="120" w:before="280"/>
+      </w:pPr>
+      <w:r>
+        <w:t xml:space="preserve">4.1. Limitações</w:t>
       </w:r>
     </w:p>
     <w:p>
@@ -29019,14 +30616,25 @@
         <w:jc w:val="both"/>
       </w:pPr>
       <w:r>
-        <w:rPr>
-          <w:b/>
-          <w:bCs/>
-        </w:rPr>
-        <w:t xml:space="preserve">Direções futuras. </w:t>
+        <w:t xml:space="preserve">O estudo tem limitações que delimitam o alcance das conclusões. (1) O delineamento é observacional e longitudinal, sem manipulação experimental da carga: as associações descrevem covariação natural, não relações causais. (2) A amostra provém de um único clube de elite (27 atletas), o que restringe o poder estatístico para efeitos individuais finos e a generalização para outros níveis competitivos, sexos ou modalidades. (3) A carga interna foi indexada por %HRR e PSE sem a duração exata de cada sessão, de modo que o TRIMP é relativo; o forte efeito de teto (sessões uniformemente quase-máximas) comprime a variância da carga e, por construção, limita sua capacidade de explicar a variância do humor — o desacoplamento deve, portanto, ser lido dentro desse regime de intensidade elevada. (4) Duas subescalas (tensão e confusão) apresentam efeito piso acentuado, o que reduz sua sensibilidade e impede afirmar ausência de fenômeno a partir de ausência de resposta. (5) A sonolência foi captada por um único item, insuficiente para uma medida psicométrica robusta desse construto. (6) A invariância escalar é apenas aproximada e a estrita fica no limite, com quebra localizada; embora identificada e contornada por invariância parcial, recomenda replicação. (7) Por fim, ainda que a triangulação multimétodo mitigue o problema, o tamanho amostral limita a estabilidade de estimativas de rede e de modelos preditivos individuais.</w:t>
       </w:r>
+    </w:p>
+    <w:p>
+      <w:pPr>
+        <w:pStyle w:val="Heading2"/>
+        <w:spacing w:after="120" w:before="280"/>
+      </w:pPr>
       <w:r>
-        <w:t xml:space="preserve">Desenhos com manipulação da carga (dias pareados de alta vs. baixa intensidade) para testar causalidade; séries temporais mais densas por atleta para modelos dinâmicos individuais e mapeamento de não-respondedores; escala de sono/alerta dedicada; integração de marcadores objetivos de recuperação (VFC, sono); e validação prospectiva do protocolo parcimonioso contra desfechos de desempenho e lesão.</w:t>
+        <w:t xml:space="preserve">4.2. Direções futuras</w:t>
+      </w:r>
+    </w:p>
+    <w:p>
+      <w:pPr>
+        <w:spacing w:after="140" w:before="0" w:line="300"/>
+        <w:jc w:val="both"/>
+      </w:pPr>
+      <w:r>
+        <w:t xml:space="preserve">As lacunas acima sugerem uma agenda direta. (1) Desenhos com manipulação da carga — dias pareados de alta vs. baixa intensidade, ou blocos com volume/intensidade controlados — para testar causalidade e não apenas associação. (2) Séries temporais mais densas por atleta (várias semanas), permitindo modelos dinâmicos individuais, detecção de não-respondedores e estimativas estáveis de inclinação aleatória. (3) Amostras multicêntricas e de ambos os sexos, para invariância entre grupos e generalização. (4) Uma escala de sono/alerta dedicada, separando "cansaço" de "sonolência", à luz do comportamento paradoxal do item "Sonolento". (5) Integração de marcadores objetivos de recuperação (variabilidade da frequência cardíaca, actigrafia de sono, marcadores bioquímicos) para triangular o autorrelato com fisiologia. (6) Validação prospectiva do protocolo de monitoramento parcimonioso (fadiga física + fadiga mental/depressão, por tendência individual e com limiares de RCI/MDC) contra desfechos de desempenho, adaptação e risco de lesão. (7) Modelagem conjunta carga–resposta com defasagens (efeitos retardados e de acúmulo), para além do contraste agudo.</w:t>
       </w:r>
     </w:p>
     <w:p>
@@ -29124,7 +30732,32 @@
         <w:t xml:space="preserve">(5) Marcadores ótimos de monitoramento. </w:t>
       </w:r>
       <w:r>
-        <w:t xml:space="preserve">A fadiga física é o marcador mais sensível de estado; a fadiga mental e a depressão somam sensibilidade e confiabilidade — relevantes porque a fadiga mental compromete o desempenho em esportes coletivos (Yuan et al., 2023; Grgic et al., 2022).</w:t>
+        <w:t xml:space="preserve">A fadiga física é o marcador mais sensível de estado; a fadiga mental e a depressão somam sensibilidade e confiabilidade — relevantes porque a fadiga mental compromete o desempenho em esportes coletivos (Yuan et al., 2023; Grgic et al., 2022). A rede de correlações parciais posiciona a depressão como nó central do afeto negativo, e a cinética intra-sessão mostra que a resposta se instala já no meio do treino — dois refinamentos que apoiam o desenho do monitoramento.</w:t>
+      </w:r>
+    </w:p>
+    <w:p>
+      <w:pPr>
+        <w:spacing w:after="140" w:before="0" w:line="300"/>
+        <w:jc w:val="both"/>
+      </w:pPr>
+      <w:r>
+        <w:rPr>
+          <w:b/>
+          <w:bCs/>
+        </w:rPr>
+        <w:t xml:space="preserve">(6) Achados reprodutíveis e internamente coerentes. </w:t>
+      </w:r>
+      <w:r>
+        <w:t xml:space="preserve">Todo o estudo é regenerado por código a partir da coleta bruta, e a auditoria de coerência entre os 7 entregáveis confirmou 90 ocorrências consistentes dos valores-âncora, sem divergências — o mesmo número é comunicado de forma idêntica em cada peça, o que sustenta a verificação independente e a reanálise.</w:t>
+      </w:r>
+    </w:p>
+    <w:p>
+      <w:pPr>
+        <w:spacing w:after="140" w:before="0" w:line="300"/>
+        <w:jc w:val="both"/>
+      </w:pPr>
+      <w:r>
+        <w:t xml:space="preserve">Em síntese, as seis conclusões convergem para uma única leitura: sob HIIT, o humor do atleta de handebol muda de estado no eixo energia–fadiga, de forma confiável de medir, marcadamente individual e não redutível ao custo cardiovascular da sessão. A força da evidência não está em um teste isolado, mas na concordância de métodos com pressupostos distintos — frequentista, bayesiano, multivariado, preditivo e de cálculo — apontando para o mesmo fenômeno.</w:t>
       </w:r>
     </w:p>
     <w:p>
@@ -29140,7 +30773,7 @@
         <w:t xml:space="preserve">Recomendação aplicada. </w:t>
       </w:r>
       <w:r>
-        <w:t xml:space="preserve">Monitorar o humor por tendência individual, priorizando a fadiga física (sentinela sensível) somada à fadiga mental/depressão (âncoras confiáveis), num protocolo parcimonioso e reprodutível; interpretar variações abaixo da mínima mudança detectável como ruído e não substituir o autorrelato por marcadores de carga. A convergência de métodos independentes para a mesma conclusão é a melhor evidência de que ela descreve o fenômeno, e não o método.</w:t>
+        <w:t xml:space="preserve">Monitorar o humor por tendência individual, priorizando a fadiga física (sentinela sensível) somada à fadiga mental/depressão (âncoras confiáveis), num protocolo parcimonioso e reprodutível; interpretar variações abaixo da mínima mudança detectável (MDC) como ruído e não substituir o autorrelato por marcadores de carga. A convergência de métodos independentes para a mesma conclusão é a melhor evidência de que ela descreve o fenômeno, e não o método.</w:t>
       </w:r>
     </w:p>
     <w:p>
